--- a/propuesta-clt/Propuesta_Distribucion_CLT_Mexico_ES.docx
+++ b/propuesta-clt/Propuesta_Distribucion_CLT_Mexico_ES.docx
@@ -6709,7 +6709,7 @@
                 <w:sz w:val="19"/>
                 <w:szCs w:val="19"/>
               </w:rPr>
-              <w:t xml:space="preserve">Firma de acuerdo, capacitación en China, inventario inicial, venta de siliconas y pastas a talleres, lanzamiento en FESPA México</w:t>
+              <w:t xml:space="preserve">Firma de acuerdo, contratación de vendedor, atención al cliente y técnico, capacitación en China, inventario inicial, venta de siliconas y pastas a talleres, lanzamiento en FESPA México</w:t>
             </w:r>
           </w:p>
         </w:tc>
@@ -7069,6 +7069,1292 @@
       </w:r>
     </w:p>
     <w:p>
+      <w:pPr>
+        <w:pStyle w:val="Heading1"/>
+      </w:pPr>
+      <w:r>
+        <w:t xml:space="preserve">12. Estructura del equipo y capacitación</w:t>
+      </w:r>
+    </w:p>
+    <w:p>
+      <w:pPr>
+        <w:spacing w:after="160"/>
+      </w:pPr>
+      <w:r>
+        <w:t xml:space="preserve">La división textil operará con un equipo dedicado, apoyado por la estructura actual de TID (2 técnicos), VSP (1 técnico) y CEB (importación y logística).</w:t>
+      </w:r>
+    </w:p>
+    <w:tbl>
+      <w:tblPr>
+        <w:tblW w:type="dxa" w:w="9360"/>
+        <w:tblBorders>
+          <w:top w:val="single" w:color="auto" w:sz="4"/>
+          <w:left w:val="single" w:color="auto" w:sz="4"/>
+          <w:bottom w:val="single" w:color="auto" w:sz="4"/>
+          <w:right w:val="single" w:color="auto" w:sz="4"/>
+          <w:insideH w:val="single" w:color="auto" w:sz="4"/>
+          <w:insideV w:val="single" w:color="auto" w:sz="4"/>
+        </w:tblBorders>
+      </w:tblPr>
+      <w:tblGrid>
+        <w:gridCol w:w="2000"/>
+        <w:gridCol w:w="4260"/>
+        <w:gridCol w:w="1300"/>
+        <w:gridCol w:w="1800"/>
+      </w:tblGrid>
+      <w:tr>
+        <w:trPr>
+          <w:cantSplit/>
+          <w:tblHeader/>
+        </w:trPr>
+        <w:tc>
+          <w:tcPr>
+            <w:tcW w:type="dxa" w:w="2000"/>
+            <w:tcBorders>
+              <w:top w:val="single" w:color="C9D1DC" w:sz="4"/>
+              <w:left w:val="single" w:color="C9D1DC" w:sz="4"/>
+              <w:bottom w:val="single" w:color="C9D1DC" w:sz="4"/>
+              <w:right w:val="single" w:color="C9D1DC" w:sz="4"/>
+            </w:tcBorders>
+            <w:shd w:fill="1B1F3B" w:color="auto" w:val="clear"/>
+            <w:tcMar>
+              <w:top w:type="dxa" w:w="80"/>
+              <w:left w:type="dxa" w:w="110"/>
+              <w:bottom w:type="dxa" w:w="80"/>
+              <w:right w:type="dxa" w:w="110"/>
+            </w:tcMar>
+          </w:tcPr>
+          <w:p>
+            <w:pPr>
+              <w:keepNext/>
+            </w:pPr>
+            <w:r>
+              <w:rPr>
+                <w:rFonts w:ascii="Calibri" w:cs="Calibri" w:eastAsia="Calibri" w:hAnsi="Calibri"/>
+                <w:b/>
+                <w:bCs/>
+                <w:color w:val="FFFFFF"/>
+                <w:sz w:val="19"/>
+                <w:szCs w:val="19"/>
+              </w:rPr>
+              <w:t xml:space="preserve">Puesto</w:t>
+            </w:r>
+          </w:p>
+        </w:tc>
+        <w:tc>
+          <w:tcPr>
+            <w:tcW w:type="dxa" w:w="4260"/>
+            <w:tcBorders>
+              <w:top w:val="single" w:color="C9D1DC" w:sz="4"/>
+              <w:left w:val="single" w:color="C9D1DC" w:sz="4"/>
+              <w:bottom w:val="single" w:color="C9D1DC" w:sz="4"/>
+              <w:right w:val="single" w:color="C9D1DC" w:sz="4"/>
+            </w:tcBorders>
+            <w:shd w:fill="1B1F3B" w:color="auto" w:val="clear"/>
+            <w:tcMar>
+              <w:top w:type="dxa" w:w="80"/>
+              <w:left w:type="dxa" w:w="110"/>
+              <w:bottom w:type="dxa" w:w="80"/>
+              <w:right w:type="dxa" w:w="110"/>
+            </w:tcMar>
+          </w:tcPr>
+          <w:p>
+            <w:pPr>
+              <w:keepNext/>
+            </w:pPr>
+            <w:r>
+              <w:rPr>
+                <w:rFonts w:ascii="Calibri" w:cs="Calibri" w:eastAsia="Calibri" w:hAnsi="Calibri"/>
+                <w:b/>
+                <w:bCs/>
+                <w:color w:val="FFFFFF"/>
+                <w:sz w:val="19"/>
+                <w:szCs w:val="19"/>
+              </w:rPr>
+              <w:t xml:space="preserve">Funciones</w:t>
+            </w:r>
+          </w:p>
+        </w:tc>
+        <w:tc>
+          <w:tcPr>
+            <w:tcW w:type="dxa" w:w="1300"/>
+            <w:tcBorders>
+              <w:top w:val="single" w:color="C9D1DC" w:sz="4"/>
+              <w:left w:val="single" w:color="C9D1DC" w:sz="4"/>
+              <w:bottom w:val="single" w:color="C9D1DC" w:sz="4"/>
+              <w:right w:val="single" w:color="C9D1DC" w:sz="4"/>
+            </w:tcBorders>
+            <w:shd w:fill="1B1F3B" w:color="auto" w:val="clear"/>
+            <w:tcMar>
+              <w:top w:type="dxa" w:w="80"/>
+              <w:left w:type="dxa" w:w="110"/>
+              <w:bottom w:type="dxa" w:w="80"/>
+              <w:right w:type="dxa" w:w="110"/>
+            </w:tcMar>
+          </w:tcPr>
+          <w:p>
+            <w:pPr>
+              <w:keepNext/>
+            </w:pPr>
+            <w:r>
+              <w:rPr>
+                <w:rFonts w:ascii="Calibri" w:cs="Calibri" w:eastAsia="Calibri" w:hAnsi="Calibri"/>
+                <w:b/>
+                <w:bCs/>
+                <w:color w:val="FFFFFF"/>
+                <w:sz w:val="19"/>
+                <w:szCs w:val="19"/>
+              </w:rPr>
+              <w:t xml:space="preserve">Cuándo</w:t>
+            </w:r>
+          </w:p>
+        </w:tc>
+        <w:tc>
+          <w:tcPr>
+            <w:tcW w:type="dxa" w:w="1800"/>
+            <w:tcBorders>
+              <w:top w:val="single" w:color="C9D1DC" w:sz="4"/>
+              <w:left w:val="single" w:color="C9D1DC" w:sz="4"/>
+              <w:bottom w:val="single" w:color="C9D1DC" w:sz="4"/>
+              <w:right w:val="single" w:color="C9D1DC" w:sz="4"/>
+            </w:tcBorders>
+            <w:shd w:fill="1B1F3B" w:color="auto" w:val="clear"/>
+            <w:tcMar>
+              <w:top w:type="dxa" w:w="80"/>
+              <w:left w:type="dxa" w:w="110"/>
+              <w:bottom w:type="dxa" w:w="80"/>
+              <w:right w:type="dxa" w:w="110"/>
+            </w:tcMar>
+          </w:tcPr>
+          <w:p>
+            <w:pPr>
+              <w:keepNext/>
+            </w:pPr>
+            <w:r>
+              <w:rPr>
+                <w:rFonts w:ascii="Calibri" w:cs="Calibri" w:eastAsia="Calibri" w:hAnsi="Calibri"/>
+                <w:b/>
+                <w:bCs/>
+                <w:color w:val="FFFFFF"/>
+                <w:sz w:val="19"/>
+                <w:szCs w:val="19"/>
+              </w:rPr>
+              <w:t xml:space="preserve">Costo mensual aprox.</w:t>
+            </w:r>
+          </w:p>
+        </w:tc>
+      </w:tr>
+      <w:tr>
+        <w:trPr>
+          <w:cantSplit/>
+        </w:trPr>
+        <w:tc>
+          <w:tcPr>
+            <w:tcW w:type="dxa" w:w="2000"/>
+            <w:tcBorders>
+              <w:top w:val="single" w:color="C9D1DC" w:sz="4"/>
+              <w:left w:val="single" w:color="C9D1DC" w:sz="4"/>
+              <w:bottom w:val="single" w:color="C9D1DC" w:sz="4"/>
+              <w:right w:val="single" w:color="C9D1DC" w:sz="4"/>
+            </w:tcBorders>
+            <w:tcMar>
+              <w:top w:type="dxa" w:w="80"/>
+              <w:left w:type="dxa" w:w="110"/>
+              <w:bottom w:type="dxa" w:w="80"/>
+              <w:right w:type="dxa" w:w="110"/>
+            </w:tcMar>
+          </w:tcPr>
+          <w:p>
+            <w:pPr>
+              <w:keepNext/>
+            </w:pPr>
+            <w:r>
+              <w:rPr>
+                <w:rFonts w:ascii="Calibri" w:cs="Calibri" w:eastAsia="Calibri" w:hAnsi="Calibri"/>
+                <w:b/>
+                <w:bCs/>
+                <w:sz w:val="19"/>
+                <w:szCs w:val="19"/>
+              </w:rPr>
+              <w:t xml:space="preserve">Vendedor especializado textil</w:t>
+            </w:r>
+          </w:p>
+        </w:tc>
+        <w:tc>
+          <w:tcPr>
+            <w:tcW w:type="dxa" w:w="4260"/>
+            <w:tcBorders>
+              <w:top w:val="single" w:color="C9D1DC" w:sz="4"/>
+              <w:left w:val="single" w:color="C9D1DC" w:sz="4"/>
+              <w:bottom w:val="single" w:color="C9D1DC" w:sz="4"/>
+              <w:right w:val="single" w:color="C9D1DC" w:sz="4"/>
+            </w:tcBorders>
+            <w:tcMar>
+              <w:top w:type="dxa" w:w="80"/>
+              <w:left w:type="dxa" w:w="110"/>
+              <w:bottom w:type="dxa" w:w="80"/>
+              <w:right w:type="dxa" w:w="110"/>
+            </w:tcMar>
+          </w:tcPr>
+          <w:p>
+            <w:pPr>
+              <w:keepNext/>
+            </w:pPr>
+            <w:r>
+              <w:rPr>
+                <w:rFonts w:ascii="Calibri" w:cs="Calibri" w:eastAsia="Calibri" w:hAnsi="Calibri"/>
+                <w:b w:val="false"/>
+                <w:bCs w:val="false"/>
+                <w:sz w:val="19"/>
+                <w:szCs w:val="19"/>
+              </w:rPr>
+              <w:t xml:space="preserve">Prospección por zonas, visitas y demostraciones, cotizaciones llave en mano, cálculo de retorno por cliente y cierre de ventas</w:t>
+            </w:r>
+          </w:p>
+        </w:tc>
+        <w:tc>
+          <w:tcPr>
+            <w:tcW w:type="dxa" w:w="1300"/>
+            <w:tcBorders>
+              <w:top w:val="single" w:color="C9D1DC" w:sz="4"/>
+              <w:left w:val="single" w:color="C9D1DC" w:sz="4"/>
+              <w:bottom w:val="single" w:color="C9D1DC" w:sz="4"/>
+              <w:right w:val="single" w:color="C9D1DC" w:sz="4"/>
+            </w:tcBorders>
+            <w:tcMar>
+              <w:top w:type="dxa" w:w="80"/>
+              <w:left w:type="dxa" w:w="110"/>
+              <w:bottom w:type="dxa" w:w="80"/>
+              <w:right w:type="dxa" w:w="110"/>
+            </w:tcMar>
+          </w:tcPr>
+          <w:p>
+            <w:pPr>
+              <w:keepNext/>
+            </w:pPr>
+            <w:r>
+              <w:rPr>
+                <w:rFonts w:ascii="Calibri" w:cs="Calibri" w:eastAsia="Calibri" w:hAnsi="Calibri"/>
+                <w:b w:val="false"/>
+                <w:bCs w:val="false"/>
+                <w:sz w:val="19"/>
+                <w:szCs w:val="19"/>
+              </w:rPr>
+              <w:t xml:space="preserve">Año 1</w:t>
+            </w:r>
+          </w:p>
+        </w:tc>
+        <w:tc>
+          <w:tcPr>
+            <w:tcW w:type="dxa" w:w="1800"/>
+            <w:tcBorders>
+              <w:top w:val="single" w:color="C9D1DC" w:sz="4"/>
+              <w:left w:val="single" w:color="C9D1DC" w:sz="4"/>
+              <w:bottom w:val="single" w:color="C9D1DC" w:sz="4"/>
+              <w:right w:val="single" w:color="C9D1DC" w:sz="4"/>
+            </w:tcBorders>
+            <w:tcMar>
+              <w:top w:type="dxa" w:w="80"/>
+              <w:left w:type="dxa" w:w="110"/>
+              <w:bottom w:type="dxa" w:w="80"/>
+              <w:right w:type="dxa" w:w="110"/>
+            </w:tcMar>
+          </w:tcPr>
+          <w:p>
+            <w:pPr>
+              <w:keepNext/>
+            </w:pPr>
+            <w:r>
+              <w:rPr>
+                <w:rFonts w:ascii="Calibri" w:cs="Calibri" w:eastAsia="Calibri" w:hAnsi="Calibri"/>
+                <w:b w:val="false"/>
+                <w:bCs w:val="false"/>
+                <w:sz w:val="19"/>
+                <w:szCs w:val="19"/>
+              </w:rPr>
+              <w:t xml:space="preserve">~$40,000 MXN + comisión</w:t>
+            </w:r>
+          </w:p>
+        </w:tc>
+      </w:tr>
+      <w:tr>
+        <w:trPr>
+          <w:cantSplit/>
+        </w:trPr>
+        <w:tc>
+          <w:tcPr>
+            <w:tcW w:type="dxa" w:w="2000"/>
+            <w:tcBorders>
+              <w:top w:val="single" w:color="C9D1DC" w:sz="4"/>
+              <w:left w:val="single" w:color="C9D1DC" w:sz="4"/>
+              <w:bottom w:val="single" w:color="C9D1DC" w:sz="4"/>
+              <w:right w:val="single" w:color="C9D1DC" w:sz="4"/>
+            </w:tcBorders>
+            <w:shd w:fill="EEF2F7" w:color="auto" w:val="clear"/>
+            <w:tcMar>
+              <w:top w:type="dxa" w:w="80"/>
+              <w:left w:type="dxa" w:w="110"/>
+              <w:bottom w:type="dxa" w:w="80"/>
+              <w:right w:type="dxa" w:w="110"/>
+            </w:tcMar>
+          </w:tcPr>
+          <w:p>
+            <w:pPr>
+              <w:keepNext/>
+            </w:pPr>
+            <w:r>
+              <w:rPr>
+                <w:rFonts w:ascii="Calibri" w:cs="Calibri" w:eastAsia="Calibri" w:hAnsi="Calibri"/>
+                <w:b/>
+                <w:bCs/>
+                <w:sz w:val="19"/>
+                <w:szCs w:val="19"/>
+              </w:rPr>
+              <w:t xml:space="preserve">Atención al cliente</w:t>
+            </w:r>
+          </w:p>
+        </w:tc>
+        <w:tc>
+          <w:tcPr>
+            <w:tcW w:type="dxa" w:w="4260"/>
+            <w:tcBorders>
+              <w:top w:val="single" w:color="C9D1DC" w:sz="4"/>
+              <w:left w:val="single" w:color="C9D1DC" w:sz="4"/>
+              <w:bottom w:val="single" w:color="C9D1DC" w:sz="4"/>
+              <w:right w:val="single" w:color="C9D1DC" w:sz="4"/>
+            </w:tcBorders>
+            <w:shd w:fill="EEF2F7" w:color="auto" w:val="clear"/>
+            <w:tcMar>
+              <w:top w:type="dxa" w:w="80"/>
+              <w:left w:type="dxa" w:w="110"/>
+              <w:bottom w:type="dxa" w:w="80"/>
+              <w:right w:type="dxa" w:w="110"/>
+            </w:tcMar>
+          </w:tcPr>
+          <w:p>
+            <w:pPr>
+              <w:keepNext/>
+            </w:pPr>
+            <w:r>
+              <w:rPr>
+                <w:rFonts w:ascii="Calibri" w:cs="Calibri" w:eastAsia="Calibri" w:hAnsi="Calibri"/>
+                <w:b w:val="false"/>
+                <w:bCs w:val="false"/>
+                <w:sz w:val="19"/>
+                <w:szCs w:val="19"/>
+              </w:rPr>
+              <w:t xml:space="preserve">Pedidos y reabasto de consumibles, seguimiento posventa, garantías, agenda de servicio técnico y de capacitaciones, encuestas de satisfacción</w:t>
+            </w:r>
+          </w:p>
+        </w:tc>
+        <w:tc>
+          <w:tcPr>
+            <w:tcW w:type="dxa" w:w="1300"/>
+            <w:tcBorders>
+              <w:top w:val="single" w:color="C9D1DC" w:sz="4"/>
+              <w:left w:val="single" w:color="C9D1DC" w:sz="4"/>
+              <w:bottom w:val="single" w:color="C9D1DC" w:sz="4"/>
+              <w:right w:val="single" w:color="C9D1DC" w:sz="4"/>
+            </w:tcBorders>
+            <w:shd w:fill="EEF2F7" w:color="auto" w:val="clear"/>
+            <w:tcMar>
+              <w:top w:type="dxa" w:w="80"/>
+              <w:left w:type="dxa" w:w="110"/>
+              <w:bottom w:type="dxa" w:w="80"/>
+              <w:right w:type="dxa" w:w="110"/>
+            </w:tcMar>
+          </w:tcPr>
+          <w:p>
+            <w:pPr>
+              <w:keepNext/>
+            </w:pPr>
+            <w:r>
+              <w:rPr>
+                <w:rFonts w:ascii="Calibri" w:cs="Calibri" w:eastAsia="Calibri" w:hAnsi="Calibri"/>
+                <w:b w:val="false"/>
+                <w:bCs w:val="false"/>
+                <w:sz w:val="19"/>
+                <w:szCs w:val="19"/>
+              </w:rPr>
+              <w:t xml:space="preserve">Año 1</w:t>
+            </w:r>
+          </w:p>
+        </w:tc>
+        <w:tc>
+          <w:tcPr>
+            <w:tcW w:type="dxa" w:w="1800"/>
+            <w:tcBorders>
+              <w:top w:val="single" w:color="C9D1DC" w:sz="4"/>
+              <w:left w:val="single" w:color="C9D1DC" w:sz="4"/>
+              <w:bottom w:val="single" w:color="C9D1DC" w:sz="4"/>
+              <w:right w:val="single" w:color="C9D1DC" w:sz="4"/>
+            </w:tcBorders>
+            <w:shd w:fill="EEF2F7" w:color="auto" w:val="clear"/>
+            <w:tcMar>
+              <w:top w:type="dxa" w:w="80"/>
+              <w:left w:type="dxa" w:w="110"/>
+              <w:bottom w:type="dxa" w:w="80"/>
+              <w:right w:type="dxa" w:w="110"/>
+            </w:tcMar>
+          </w:tcPr>
+          <w:p>
+            <w:pPr>
+              <w:keepNext/>
+            </w:pPr>
+            <w:r>
+              <w:rPr>
+                <w:rFonts w:ascii="Calibri" w:cs="Calibri" w:eastAsia="Calibri" w:hAnsi="Calibri"/>
+                <w:b w:val="false"/>
+                <w:bCs w:val="false"/>
+                <w:sz w:val="19"/>
+                <w:szCs w:val="19"/>
+              </w:rPr>
+              <w:t xml:space="preserve">~$20,000 MXN</w:t>
+            </w:r>
+          </w:p>
+        </w:tc>
+      </w:tr>
+      <w:tr>
+        <w:trPr>
+          <w:cantSplit/>
+        </w:trPr>
+        <w:tc>
+          <w:tcPr>
+            <w:tcW w:type="dxa" w:w="2000"/>
+            <w:tcBorders>
+              <w:top w:val="single" w:color="C9D1DC" w:sz="4"/>
+              <w:left w:val="single" w:color="C9D1DC" w:sz="4"/>
+              <w:bottom w:val="single" w:color="C9D1DC" w:sz="4"/>
+              <w:right w:val="single" w:color="C9D1DC" w:sz="4"/>
+            </w:tcBorders>
+            <w:tcMar>
+              <w:top w:type="dxa" w:w="80"/>
+              <w:left w:type="dxa" w:w="110"/>
+              <w:bottom w:type="dxa" w:w="80"/>
+              <w:right w:type="dxa" w:w="110"/>
+            </w:tcMar>
+          </w:tcPr>
+          <w:p>
+            <w:pPr>
+              <w:keepNext/>
+            </w:pPr>
+            <w:r>
+              <w:rPr>
+                <w:rFonts w:ascii="Calibri" w:cs="Calibri" w:eastAsia="Calibri" w:hAnsi="Calibri"/>
+                <w:b/>
+                <w:bCs/>
+                <w:sz w:val="19"/>
+                <w:szCs w:val="19"/>
+              </w:rPr>
+              <w:t xml:space="preserve">Técnico textil</w:t>
+            </w:r>
+          </w:p>
+        </w:tc>
+        <w:tc>
+          <w:tcPr>
+            <w:tcW w:type="dxa" w:w="4260"/>
+            <w:tcBorders>
+              <w:top w:val="single" w:color="C9D1DC" w:sz="4"/>
+              <w:left w:val="single" w:color="C9D1DC" w:sz="4"/>
+              <w:bottom w:val="single" w:color="C9D1DC" w:sz="4"/>
+              <w:right w:val="single" w:color="C9D1DC" w:sz="4"/>
+            </w:tcBorders>
+            <w:tcMar>
+              <w:top w:type="dxa" w:w="80"/>
+              <w:left w:type="dxa" w:w="110"/>
+              <w:bottom w:type="dxa" w:w="80"/>
+              <w:right w:type="dxa" w:w="110"/>
+            </w:tcMar>
+          </w:tcPr>
+          <w:p>
+            <w:pPr>
+              <w:keepNext/>
+            </w:pPr>
+            <w:r>
+              <w:rPr>
+                <w:rFonts w:ascii="Calibri" w:cs="Calibri" w:eastAsia="Calibri" w:hAnsi="Calibri"/>
+                <w:b w:val="false"/>
+                <w:bCs w:val="false"/>
+                <w:sz w:val="19"/>
+                <w:szCs w:val="19"/>
+              </w:rPr>
+              <w:t xml:space="preserve">Instalación, puesta en marcha, mantenimiento preventivo y correctivo, soporte en pruebas de producción</w:t>
+            </w:r>
+          </w:p>
+        </w:tc>
+        <w:tc>
+          <w:tcPr>
+            <w:tcW w:type="dxa" w:w="1300"/>
+            <w:tcBorders>
+              <w:top w:val="single" w:color="C9D1DC" w:sz="4"/>
+              <w:left w:val="single" w:color="C9D1DC" w:sz="4"/>
+              <w:bottom w:val="single" w:color="C9D1DC" w:sz="4"/>
+              <w:right w:val="single" w:color="C9D1DC" w:sz="4"/>
+            </w:tcBorders>
+            <w:tcMar>
+              <w:top w:type="dxa" w:w="80"/>
+              <w:left w:type="dxa" w:w="110"/>
+              <w:bottom w:type="dxa" w:w="80"/>
+              <w:right w:type="dxa" w:w="110"/>
+            </w:tcMar>
+          </w:tcPr>
+          <w:p>
+            <w:pPr>
+              <w:keepNext/>
+            </w:pPr>
+            <w:r>
+              <w:rPr>
+                <w:rFonts w:ascii="Calibri" w:cs="Calibri" w:eastAsia="Calibri" w:hAnsi="Calibri"/>
+                <w:b w:val="false"/>
+                <w:bCs w:val="false"/>
+                <w:sz w:val="19"/>
+                <w:szCs w:val="19"/>
+              </w:rPr>
+              <w:t xml:space="preserve">Año 1 (+1 en año 2)</w:t>
+            </w:r>
+          </w:p>
+        </w:tc>
+        <w:tc>
+          <w:tcPr>
+            <w:tcW w:type="dxa" w:w="1800"/>
+            <w:tcBorders>
+              <w:top w:val="single" w:color="C9D1DC" w:sz="4"/>
+              <w:left w:val="single" w:color="C9D1DC" w:sz="4"/>
+              <w:bottom w:val="single" w:color="C9D1DC" w:sz="4"/>
+              <w:right w:val="single" w:color="C9D1DC" w:sz="4"/>
+            </w:tcBorders>
+            <w:tcMar>
+              <w:top w:type="dxa" w:w="80"/>
+              <w:left w:type="dxa" w:w="110"/>
+              <w:bottom w:type="dxa" w:w="80"/>
+              <w:right w:type="dxa" w:w="110"/>
+            </w:tcMar>
+          </w:tcPr>
+          <w:p>
+            <w:pPr>
+              <w:keepNext/>
+            </w:pPr>
+            <w:r>
+              <w:rPr>
+                <w:rFonts w:ascii="Calibri" w:cs="Calibri" w:eastAsia="Calibri" w:hAnsi="Calibri"/>
+                <w:b w:val="false"/>
+                <w:bCs w:val="false"/>
+                <w:sz w:val="19"/>
+                <w:szCs w:val="19"/>
+              </w:rPr>
+              <w:t xml:space="preserve">~$30,000 MXN</w:t>
+            </w:r>
+          </w:p>
+        </w:tc>
+      </w:tr>
+      <w:tr>
+        <w:trPr>
+          <w:cantSplit/>
+        </w:trPr>
+        <w:tc>
+          <w:tcPr>
+            <w:tcW w:type="dxa" w:w="2000"/>
+            <w:tcBorders>
+              <w:top w:val="single" w:color="C9D1DC" w:sz="4"/>
+              <w:left w:val="single" w:color="C9D1DC" w:sz="4"/>
+              <w:bottom w:val="single" w:color="C9D1DC" w:sz="4"/>
+              <w:right w:val="single" w:color="C9D1DC" w:sz="4"/>
+            </w:tcBorders>
+            <w:shd w:fill="EEF2F7" w:color="auto" w:val="clear"/>
+            <w:tcMar>
+              <w:top w:type="dxa" w:w="80"/>
+              <w:left w:type="dxa" w:w="110"/>
+              <w:bottom w:type="dxa" w:w="80"/>
+              <w:right w:type="dxa" w:w="110"/>
+            </w:tcMar>
+          </w:tcPr>
+          <w:p>
+            <w:pPr>
+              <w:keepNext w:val="false"/>
+            </w:pPr>
+            <w:r>
+              <w:rPr>
+                <w:rFonts w:ascii="Calibri" w:cs="Calibri" w:eastAsia="Calibri" w:hAnsi="Calibri"/>
+                <w:b/>
+                <w:bCs/>
+                <w:sz w:val="19"/>
+                <w:szCs w:val="19"/>
+              </w:rPr>
+              <w:t xml:space="preserve">Soporte del grupo</w:t>
+            </w:r>
+          </w:p>
+        </w:tc>
+        <w:tc>
+          <w:tcPr>
+            <w:tcW w:type="dxa" w:w="4260"/>
+            <w:tcBorders>
+              <w:top w:val="single" w:color="C9D1DC" w:sz="4"/>
+              <w:left w:val="single" w:color="C9D1DC" w:sz="4"/>
+              <w:bottom w:val="single" w:color="C9D1DC" w:sz="4"/>
+              <w:right w:val="single" w:color="C9D1DC" w:sz="4"/>
+            </w:tcBorders>
+            <w:shd w:fill="EEF2F7" w:color="auto" w:val="clear"/>
+            <w:tcMar>
+              <w:top w:type="dxa" w:w="80"/>
+              <w:left w:type="dxa" w:w="110"/>
+              <w:bottom w:type="dxa" w:w="80"/>
+              <w:right w:type="dxa" w:w="110"/>
+            </w:tcMar>
+          </w:tcPr>
+          <w:p>
+            <w:pPr>
+              <w:keepNext w:val="false"/>
+            </w:pPr>
+            <w:r>
+              <w:rPr>
+                <w:rFonts w:ascii="Calibri" w:cs="Calibri" w:eastAsia="Calibri" w:hAnsi="Calibri"/>
+                <w:b w:val="false"/>
+                <w:bCs w:val="false"/>
+                <w:sz w:val="19"/>
+                <w:szCs w:val="19"/>
+              </w:rPr>
+              <w:t xml:space="preserve">Técnicos de TID (2) y VSP (1), importación y logística (CEB), administración</w:t>
+            </w:r>
+          </w:p>
+        </w:tc>
+        <w:tc>
+          <w:tcPr>
+            <w:tcW w:type="dxa" w:w="1300"/>
+            <w:tcBorders>
+              <w:top w:val="single" w:color="C9D1DC" w:sz="4"/>
+              <w:left w:val="single" w:color="C9D1DC" w:sz="4"/>
+              <w:bottom w:val="single" w:color="C9D1DC" w:sz="4"/>
+              <w:right w:val="single" w:color="C9D1DC" w:sz="4"/>
+            </w:tcBorders>
+            <w:shd w:fill="EEF2F7" w:color="auto" w:val="clear"/>
+            <w:tcMar>
+              <w:top w:type="dxa" w:w="80"/>
+              <w:left w:type="dxa" w:w="110"/>
+              <w:bottom w:type="dxa" w:w="80"/>
+              <w:right w:type="dxa" w:w="110"/>
+            </w:tcMar>
+          </w:tcPr>
+          <w:p>
+            <w:pPr>
+              <w:keepNext w:val="false"/>
+            </w:pPr>
+            <w:r>
+              <w:rPr>
+                <w:rFonts w:ascii="Calibri" w:cs="Calibri" w:eastAsia="Calibri" w:hAnsi="Calibri"/>
+                <w:b w:val="false"/>
+                <w:bCs w:val="false"/>
+                <w:sz w:val="19"/>
+                <w:szCs w:val="19"/>
+              </w:rPr>
+              <w:t xml:space="preserve">Existente</w:t>
+            </w:r>
+          </w:p>
+        </w:tc>
+        <w:tc>
+          <w:tcPr>
+            <w:tcW w:type="dxa" w:w="1800"/>
+            <w:tcBorders>
+              <w:top w:val="single" w:color="C9D1DC" w:sz="4"/>
+              <w:left w:val="single" w:color="C9D1DC" w:sz="4"/>
+              <w:bottom w:val="single" w:color="C9D1DC" w:sz="4"/>
+              <w:right w:val="single" w:color="C9D1DC" w:sz="4"/>
+            </w:tcBorders>
+            <w:shd w:fill="EEF2F7" w:color="auto" w:val="clear"/>
+            <w:tcMar>
+              <w:top w:type="dxa" w:w="80"/>
+              <w:left w:type="dxa" w:w="110"/>
+              <w:bottom w:type="dxa" w:w="80"/>
+              <w:right w:type="dxa" w:w="110"/>
+            </w:tcMar>
+          </w:tcPr>
+          <w:p>
+            <w:pPr>
+              <w:keepNext w:val="false"/>
+            </w:pPr>
+            <w:r>
+              <w:rPr>
+                <w:rFonts w:ascii="Calibri" w:cs="Calibri" w:eastAsia="Calibri" w:hAnsi="Calibri"/>
+                <w:b w:val="false"/>
+                <w:bCs w:val="false"/>
+                <w:sz w:val="19"/>
+                <w:szCs w:val="19"/>
+              </w:rPr>
+              <w:t xml:space="preserve">—</w:t>
+            </w:r>
+          </w:p>
+        </w:tc>
+      </w:tr>
+    </w:tbl>
+    <w:p>
+      <w:pPr>
+        <w:spacing w:after="120"/>
+      </w:pPr>
+    </w:p>
+    <w:p>
+      <w:pPr>
+        <w:pStyle w:val="Heading2"/>
+      </w:pPr>
+      <w:r>
+        <w:t xml:space="preserve">Programa de capacitación en máquinas y productos</w:t>
+      </w:r>
+    </w:p>
+    <w:tbl>
+      <w:tblPr>
+        <w:tblW w:type="dxa" w:w="9360"/>
+        <w:tblBorders>
+          <w:top w:val="single" w:color="auto" w:sz="4"/>
+          <w:left w:val="single" w:color="auto" w:sz="4"/>
+          <w:bottom w:val="single" w:color="auto" w:sz="4"/>
+          <w:right w:val="single" w:color="auto" w:sz="4"/>
+          <w:insideH w:val="single" w:color="auto" w:sz="4"/>
+          <w:insideV w:val="single" w:color="auto" w:sz="4"/>
+        </w:tblBorders>
+      </w:tblPr>
+      <w:tblGrid>
+        <w:gridCol w:w="2200"/>
+        <w:gridCol w:w="2300"/>
+        <w:gridCol w:w="4860"/>
+      </w:tblGrid>
+      <w:tr>
+        <w:trPr>
+          <w:cantSplit/>
+          <w:tblHeader/>
+        </w:trPr>
+        <w:tc>
+          <w:tcPr>
+            <w:tcW w:type="dxa" w:w="2200"/>
+            <w:tcBorders>
+              <w:top w:val="single" w:color="C9D1DC" w:sz="4"/>
+              <w:left w:val="single" w:color="C9D1DC" w:sz="4"/>
+              <w:bottom w:val="single" w:color="C9D1DC" w:sz="4"/>
+              <w:right w:val="single" w:color="C9D1DC" w:sz="4"/>
+            </w:tcBorders>
+            <w:shd w:fill="1B1F3B" w:color="auto" w:val="clear"/>
+            <w:tcMar>
+              <w:top w:type="dxa" w:w="80"/>
+              <w:left w:type="dxa" w:w="110"/>
+              <w:bottom w:type="dxa" w:w="80"/>
+              <w:right w:type="dxa" w:w="110"/>
+            </w:tcMar>
+          </w:tcPr>
+          <w:p>
+            <w:pPr>
+              <w:keepNext/>
+            </w:pPr>
+            <w:r>
+              <w:rPr>
+                <w:rFonts w:ascii="Calibri" w:cs="Calibri" w:eastAsia="Calibri" w:hAnsi="Calibri"/>
+                <w:b/>
+                <w:bCs/>
+                <w:color w:val="FFFFFF"/>
+                <w:sz w:val="19"/>
+                <w:szCs w:val="19"/>
+              </w:rPr>
+              <w:t xml:space="preserve">Capacitación</w:t>
+            </w:r>
+          </w:p>
+        </w:tc>
+        <w:tc>
+          <w:tcPr>
+            <w:tcW w:type="dxa" w:w="2300"/>
+            <w:tcBorders>
+              <w:top w:val="single" w:color="C9D1DC" w:sz="4"/>
+              <w:left w:val="single" w:color="C9D1DC" w:sz="4"/>
+              <w:bottom w:val="single" w:color="C9D1DC" w:sz="4"/>
+              <w:right w:val="single" w:color="C9D1DC" w:sz="4"/>
+            </w:tcBorders>
+            <w:shd w:fill="1B1F3B" w:color="auto" w:val="clear"/>
+            <w:tcMar>
+              <w:top w:type="dxa" w:w="80"/>
+              <w:left w:type="dxa" w:w="110"/>
+              <w:bottom w:type="dxa" w:w="80"/>
+              <w:right w:type="dxa" w:w="110"/>
+            </w:tcMar>
+          </w:tcPr>
+          <w:p>
+            <w:pPr>
+              <w:keepNext/>
+            </w:pPr>
+            <w:r>
+              <w:rPr>
+                <w:rFonts w:ascii="Calibri" w:cs="Calibri" w:eastAsia="Calibri" w:hAnsi="Calibri"/>
+                <w:b/>
+                <w:bCs/>
+                <w:color w:val="FFFFFF"/>
+                <w:sz w:val="19"/>
+                <w:szCs w:val="19"/>
+              </w:rPr>
+              <w:t xml:space="preserve">Dirigida a</w:t>
+            </w:r>
+          </w:p>
+        </w:tc>
+        <w:tc>
+          <w:tcPr>
+            <w:tcW w:type="dxa" w:w="4860"/>
+            <w:tcBorders>
+              <w:top w:val="single" w:color="C9D1DC" w:sz="4"/>
+              <w:left w:val="single" w:color="C9D1DC" w:sz="4"/>
+              <w:bottom w:val="single" w:color="C9D1DC" w:sz="4"/>
+              <w:right w:val="single" w:color="C9D1DC" w:sz="4"/>
+            </w:tcBorders>
+            <w:shd w:fill="1B1F3B" w:color="auto" w:val="clear"/>
+            <w:tcMar>
+              <w:top w:type="dxa" w:w="80"/>
+              <w:left w:type="dxa" w:w="110"/>
+              <w:bottom w:type="dxa" w:w="80"/>
+              <w:right w:type="dxa" w:w="110"/>
+            </w:tcMar>
+          </w:tcPr>
+          <w:p>
+            <w:pPr>
+              <w:keepNext/>
+            </w:pPr>
+            <w:r>
+              <w:rPr>
+                <w:rFonts w:ascii="Calibri" w:cs="Calibri" w:eastAsia="Calibri" w:hAnsi="Calibri"/>
+                <w:b/>
+                <w:bCs/>
+                <w:color w:val="FFFFFF"/>
+                <w:sz w:val="19"/>
+                <w:szCs w:val="19"/>
+              </w:rPr>
+              <w:t xml:space="preserve">Contenido</w:t>
+            </w:r>
+          </w:p>
+        </w:tc>
+      </w:tr>
+      <w:tr>
+        <w:trPr>
+          <w:cantSplit/>
+        </w:trPr>
+        <w:tc>
+          <w:tcPr>
+            <w:tcW w:type="dxa" w:w="2200"/>
+            <w:tcBorders>
+              <w:top w:val="single" w:color="C9D1DC" w:sz="4"/>
+              <w:left w:val="single" w:color="C9D1DC" w:sz="4"/>
+              <w:bottom w:val="single" w:color="C9D1DC" w:sz="4"/>
+              <w:right w:val="single" w:color="C9D1DC" w:sz="4"/>
+            </w:tcBorders>
+            <w:tcMar>
+              <w:top w:type="dxa" w:w="80"/>
+              <w:left w:type="dxa" w:w="110"/>
+              <w:bottom w:type="dxa" w:w="80"/>
+              <w:right w:type="dxa" w:w="110"/>
+            </w:tcMar>
+          </w:tcPr>
+          <w:p>
+            <w:pPr>
+              <w:keepNext/>
+            </w:pPr>
+            <w:r>
+              <w:rPr>
+                <w:rFonts w:ascii="Calibri" w:cs="Calibri" w:eastAsia="Calibri" w:hAnsi="Calibri"/>
+                <w:b/>
+                <w:bCs/>
+                <w:sz w:val="19"/>
+                <w:szCs w:val="19"/>
+              </w:rPr>
+              <w:t xml:space="preserve">Inicial en planta CLT</w:t>
+            </w:r>
+          </w:p>
+        </w:tc>
+        <w:tc>
+          <w:tcPr>
+            <w:tcW w:type="dxa" w:w="2300"/>
+            <w:tcBorders>
+              <w:top w:val="single" w:color="C9D1DC" w:sz="4"/>
+              <w:left w:val="single" w:color="C9D1DC" w:sz="4"/>
+              <w:bottom w:val="single" w:color="C9D1DC" w:sz="4"/>
+              <w:right w:val="single" w:color="C9D1DC" w:sz="4"/>
+            </w:tcBorders>
+            <w:tcMar>
+              <w:top w:type="dxa" w:w="80"/>
+              <w:left w:type="dxa" w:w="110"/>
+              <w:bottom w:type="dxa" w:w="80"/>
+              <w:right w:type="dxa" w:w="110"/>
+            </w:tcMar>
+          </w:tcPr>
+          <w:p>
+            <w:pPr>
+              <w:keepNext/>
+            </w:pPr>
+            <w:r>
+              <w:rPr>
+                <w:rFonts w:ascii="Calibri" w:cs="Calibri" w:eastAsia="Calibri" w:hAnsi="Calibri"/>
+                <w:b w:val="false"/>
+                <w:bCs w:val="false"/>
+                <w:sz w:val="19"/>
+                <w:szCs w:val="19"/>
+              </w:rPr>
+              <w:t xml:space="preserve">Vendedor, técnicos y atención al cliente</w:t>
+            </w:r>
+          </w:p>
+        </w:tc>
+        <w:tc>
+          <w:tcPr>
+            <w:tcW w:type="dxa" w:w="4860"/>
+            <w:tcBorders>
+              <w:top w:val="single" w:color="C9D1DC" w:sz="4"/>
+              <w:left w:val="single" w:color="C9D1DC" w:sz="4"/>
+              <w:bottom w:val="single" w:color="C9D1DC" w:sz="4"/>
+              <w:right w:val="single" w:color="C9D1DC" w:sz="4"/>
+            </w:tcBorders>
+            <w:tcMar>
+              <w:top w:type="dxa" w:w="80"/>
+              <w:left w:type="dxa" w:w="110"/>
+              <w:bottom w:type="dxa" w:w="80"/>
+              <w:right w:type="dxa" w:w="110"/>
+            </w:tcMar>
+          </w:tcPr>
+          <w:p>
+            <w:pPr>
+              <w:keepNext/>
+            </w:pPr>
+            <w:r>
+              <w:rPr>
+                <w:rFonts w:ascii="Calibri" w:cs="Calibri" w:eastAsia="Calibri" w:hAnsi="Calibri"/>
+                <w:b w:val="false"/>
+                <w:bCs w:val="false"/>
+                <w:sz w:val="19"/>
+                <w:szCs w:val="19"/>
+              </w:rPr>
+              <w:t xml:space="preserve">Operación y mantenimiento de híbridas, pulpos y DTG; química textil (siliconas, pastas, tintas); efectos especiales; certificación técnica</w:t>
+            </w:r>
+          </w:p>
+        </w:tc>
+      </w:tr>
+      <w:tr>
+        <w:trPr>
+          <w:cantSplit/>
+        </w:trPr>
+        <w:tc>
+          <w:tcPr>
+            <w:tcW w:type="dxa" w:w="2200"/>
+            <w:tcBorders>
+              <w:top w:val="single" w:color="C9D1DC" w:sz="4"/>
+              <w:left w:val="single" w:color="C9D1DC" w:sz="4"/>
+              <w:bottom w:val="single" w:color="C9D1DC" w:sz="4"/>
+              <w:right w:val="single" w:color="C9D1DC" w:sz="4"/>
+            </w:tcBorders>
+            <w:shd w:fill="EEF2F7" w:color="auto" w:val="clear"/>
+            <w:tcMar>
+              <w:top w:type="dxa" w:w="80"/>
+              <w:left w:type="dxa" w:w="110"/>
+              <w:bottom w:type="dxa" w:w="80"/>
+              <w:right w:type="dxa" w:w="110"/>
+            </w:tcMar>
+          </w:tcPr>
+          <w:p>
+            <w:pPr>
+              <w:keepNext/>
+            </w:pPr>
+            <w:r>
+              <w:rPr>
+                <w:rFonts w:ascii="Calibri" w:cs="Calibri" w:eastAsia="Calibri" w:hAnsi="Calibri"/>
+                <w:b/>
+                <w:bCs/>
+                <w:sz w:val="19"/>
+                <w:szCs w:val="19"/>
+              </w:rPr>
+              <w:t xml:space="preserve">En máquinas para clientes</w:t>
+            </w:r>
+          </w:p>
+        </w:tc>
+        <w:tc>
+          <w:tcPr>
+            <w:tcW w:type="dxa" w:w="2300"/>
+            <w:tcBorders>
+              <w:top w:val="single" w:color="C9D1DC" w:sz="4"/>
+              <w:left w:val="single" w:color="C9D1DC" w:sz="4"/>
+              <w:bottom w:val="single" w:color="C9D1DC" w:sz="4"/>
+              <w:right w:val="single" w:color="C9D1DC" w:sz="4"/>
+            </w:tcBorders>
+            <w:shd w:fill="EEF2F7" w:color="auto" w:val="clear"/>
+            <w:tcMar>
+              <w:top w:type="dxa" w:w="80"/>
+              <w:left w:type="dxa" w:w="110"/>
+              <w:bottom w:type="dxa" w:w="80"/>
+              <w:right w:type="dxa" w:w="110"/>
+            </w:tcMar>
+          </w:tcPr>
+          <w:p>
+            <w:pPr>
+              <w:keepNext/>
+            </w:pPr>
+            <w:r>
+              <w:rPr>
+                <w:rFonts w:ascii="Calibri" w:cs="Calibri" w:eastAsia="Calibri" w:hAnsi="Calibri"/>
+                <w:b w:val="false"/>
+                <w:bCs w:val="false"/>
+                <w:sz w:val="19"/>
+                <w:szCs w:val="19"/>
+              </w:rPr>
+              <w:t xml:space="preserve">Operadores y supervisores del cliente</w:t>
+            </w:r>
+          </w:p>
+        </w:tc>
+        <w:tc>
+          <w:tcPr>
+            <w:tcW w:type="dxa" w:w="4860"/>
+            <w:tcBorders>
+              <w:top w:val="single" w:color="C9D1DC" w:sz="4"/>
+              <w:left w:val="single" w:color="C9D1DC" w:sz="4"/>
+              <w:bottom w:val="single" w:color="C9D1DC" w:sz="4"/>
+              <w:right w:val="single" w:color="C9D1DC" w:sz="4"/>
+            </w:tcBorders>
+            <w:shd w:fill="EEF2F7" w:color="auto" w:val="clear"/>
+            <w:tcMar>
+              <w:top w:type="dxa" w:w="80"/>
+              <w:left w:type="dxa" w:w="110"/>
+              <w:bottom w:type="dxa" w:w="80"/>
+              <w:right w:type="dxa" w:w="110"/>
+            </w:tcMar>
+          </w:tcPr>
+          <w:p>
+            <w:pPr>
+              <w:keepNext/>
+            </w:pPr>
+            <w:r>
+              <w:rPr>
+                <w:rFonts w:ascii="Calibri" w:cs="Calibri" w:eastAsia="Calibri" w:hAnsi="Calibri"/>
+                <w:b w:val="false"/>
+                <w:bCs w:val="false"/>
+                <w:sz w:val="19"/>
+                <w:szCs w:val="19"/>
+              </w:rPr>
+              <w:t xml:space="preserve">Instalación, operación, calibración, limpieza de cabezales, mantenimiento preventivo y solución de fallas; incluida en el paquete llave en mano</w:t>
+            </w:r>
+          </w:p>
+        </w:tc>
+      </w:tr>
+      <w:tr>
+        <w:trPr>
+          <w:cantSplit/>
+        </w:trPr>
+        <w:tc>
+          <w:tcPr>
+            <w:tcW w:type="dxa" w:w="2200"/>
+            <w:tcBorders>
+              <w:top w:val="single" w:color="C9D1DC" w:sz="4"/>
+              <w:left w:val="single" w:color="C9D1DC" w:sz="4"/>
+              <w:bottom w:val="single" w:color="C9D1DC" w:sz="4"/>
+              <w:right w:val="single" w:color="C9D1DC" w:sz="4"/>
+            </w:tcBorders>
+            <w:tcMar>
+              <w:top w:type="dxa" w:w="80"/>
+              <w:left w:type="dxa" w:w="110"/>
+              <w:bottom w:type="dxa" w:w="80"/>
+              <w:right w:type="dxa" w:w="110"/>
+            </w:tcMar>
+          </w:tcPr>
+          <w:p>
+            <w:pPr>
+              <w:keepNext/>
+            </w:pPr>
+            <w:r>
+              <w:rPr>
+                <w:rFonts w:ascii="Calibri" w:cs="Calibri" w:eastAsia="Calibri" w:hAnsi="Calibri"/>
+                <w:b/>
+                <w:bCs/>
+                <w:sz w:val="19"/>
+                <w:szCs w:val="19"/>
+              </w:rPr>
+              <w:t xml:space="preserve">En productos (consumibles)</w:t>
+            </w:r>
+          </w:p>
+        </w:tc>
+        <w:tc>
+          <w:tcPr>
+            <w:tcW w:type="dxa" w:w="2300"/>
+            <w:tcBorders>
+              <w:top w:val="single" w:color="C9D1DC" w:sz="4"/>
+              <w:left w:val="single" w:color="C9D1DC" w:sz="4"/>
+              <w:bottom w:val="single" w:color="C9D1DC" w:sz="4"/>
+              <w:right w:val="single" w:color="C9D1DC" w:sz="4"/>
+            </w:tcBorders>
+            <w:tcMar>
+              <w:top w:type="dxa" w:w="80"/>
+              <w:left w:type="dxa" w:w="110"/>
+              <w:bottom w:type="dxa" w:w="80"/>
+              <w:right w:type="dxa" w:w="110"/>
+            </w:tcMar>
+          </w:tcPr>
+          <w:p>
+            <w:pPr>
+              <w:keepNext/>
+            </w:pPr>
+            <w:r>
+              <w:rPr>
+                <w:rFonts w:ascii="Calibri" w:cs="Calibri" w:eastAsia="Calibri" w:hAnsi="Calibri"/>
+                <w:b w:val="false"/>
+                <w:bCs w:val="false"/>
+                <w:sz w:val="19"/>
+                <w:szCs w:val="19"/>
+              </w:rPr>
+              <w:t xml:space="preserve">Clientes y prospectos</w:t>
+            </w:r>
+          </w:p>
+        </w:tc>
+        <w:tc>
+          <w:tcPr>
+            <w:tcW w:type="dxa" w:w="4860"/>
+            <w:tcBorders>
+              <w:top w:val="single" w:color="C9D1DC" w:sz="4"/>
+              <w:left w:val="single" w:color="C9D1DC" w:sz="4"/>
+              <w:bottom w:val="single" w:color="C9D1DC" w:sz="4"/>
+              <w:right w:val="single" w:color="C9D1DC" w:sz="4"/>
+            </w:tcBorders>
+            <w:tcMar>
+              <w:top w:type="dxa" w:w="80"/>
+              <w:left w:type="dxa" w:w="110"/>
+              <w:bottom w:type="dxa" w:w="80"/>
+              <w:right w:type="dxa" w:w="110"/>
+            </w:tcMar>
+          </w:tcPr>
+          <w:p>
+            <w:pPr>
+              <w:keepNext/>
+            </w:pPr>
+            <w:r>
+              <w:rPr>
+                <w:rFonts w:ascii="Calibri" w:cs="Calibri" w:eastAsia="Calibri" w:hAnsi="Calibri"/>
+                <w:b w:val="false"/>
+                <w:bCs w:val="false"/>
+                <w:sz w:val="19"/>
+                <w:szCs w:val="19"/>
+              </w:rPr>
+              <w:t xml:space="preserve">Uso de siliconas (3D, vidrio, bordado), pastas base agua, curado, pruebas de lavado y recetas de efectos; talleres en la sala de demostración</w:t>
+            </w:r>
+          </w:p>
+        </w:tc>
+      </w:tr>
+      <w:tr>
+        <w:trPr>
+          <w:cantSplit/>
+        </w:trPr>
+        <w:tc>
+          <w:tcPr>
+            <w:tcW w:type="dxa" w:w="2200"/>
+            <w:tcBorders>
+              <w:top w:val="single" w:color="C9D1DC" w:sz="4"/>
+              <w:left w:val="single" w:color="C9D1DC" w:sz="4"/>
+              <w:bottom w:val="single" w:color="C9D1DC" w:sz="4"/>
+              <w:right w:val="single" w:color="C9D1DC" w:sz="4"/>
+            </w:tcBorders>
+            <w:shd w:fill="EEF2F7" w:color="auto" w:val="clear"/>
+            <w:tcMar>
+              <w:top w:type="dxa" w:w="80"/>
+              <w:left w:type="dxa" w:w="110"/>
+              <w:bottom w:type="dxa" w:w="80"/>
+              <w:right w:type="dxa" w:w="110"/>
+            </w:tcMar>
+          </w:tcPr>
+          <w:p>
+            <w:pPr>
+              <w:keepNext w:val="false"/>
+            </w:pPr>
+            <w:r>
+              <w:rPr>
+                <w:rFonts w:ascii="Calibri" w:cs="Calibri" w:eastAsia="Calibri" w:hAnsi="Calibri"/>
+                <w:b/>
+                <w:bCs/>
+                <w:sz w:val="19"/>
+                <w:szCs w:val="19"/>
+              </w:rPr>
+              <w:t xml:space="preserve">Actualización continua</w:t>
+            </w:r>
+          </w:p>
+        </w:tc>
+        <w:tc>
+          <w:tcPr>
+            <w:tcW w:type="dxa" w:w="2300"/>
+            <w:tcBorders>
+              <w:top w:val="single" w:color="C9D1DC" w:sz="4"/>
+              <w:left w:val="single" w:color="C9D1DC" w:sz="4"/>
+              <w:bottom w:val="single" w:color="C9D1DC" w:sz="4"/>
+              <w:right w:val="single" w:color="C9D1DC" w:sz="4"/>
+            </w:tcBorders>
+            <w:shd w:fill="EEF2F7" w:color="auto" w:val="clear"/>
+            <w:tcMar>
+              <w:top w:type="dxa" w:w="80"/>
+              <w:left w:type="dxa" w:w="110"/>
+              <w:bottom w:type="dxa" w:w="80"/>
+              <w:right w:type="dxa" w:w="110"/>
+            </w:tcMar>
+          </w:tcPr>
+          <w:p>
+            <w:pPr>
+              <w:keepNext w:val="false"/>
+            </w:pPr>
+            <w:r>
+              <w:rPr>
+                <w:rFonts w:ascii="Calibri" w:cs="Calibri" w:eastAsia="Calibri" w:hAnsi="Calibri"/>
+                <w:b w:val="false"/>
+                <w:bCs w:val="false"/>
+                <w:sz w:val="19"/>
+                <w:szCs w:val="19"/>
+              </w:rPr>
+              <w:t xml:space="preserve">Equipo interno y clientes</w:t>
+            </w:r>
+          </w:p>
+        </w:tc>
+        <w:tc>
+          <w:tcPr>
+            <w:tcW w:type="dxa" w:w="4860"/>
+            <w:tcBorders>
+              <w:top w:val="single" w:color="C9D1DC" w:sz="4"/>
+              <w:left w:val="single" w:color="C9D1DC" w:sz="4"/>
+              <w:bottom w:val="single" w:color="C9D1DC" w:sz="4"/>
+              <w:right w:val="single" w:color="C9D1DC" w:sz="4"/>
+            </w:tcBorders>
+            <w:shd w:fill="EEF2F7" w:color="auto" w:val="clear"/>
+            <w:tcMar>
+              <w:top w:type="dxa" w:w="80"/>
+              <w:left w:type="dxa" w:w="110"/>
+              <w:bottom w:type="dxa" w:w="80"/>
+              <w:right w:type="dxa" w:w="110"/>
+            </w:tcMar>
+          </w:tcPr>
+          <w:p>
+            <w:pPr>
+              <w:keepNext w:val="false"/>
+            </w:pPr>
+            <w:r>
+              <w:rPr>
+                <w:rFonts w:ascii="Calibri" w:cs="Calibri" w:eastAsia="Calibri" w:hAnsi="Calibri"/>
+                <w:b w:val="false"/>
+                <w:bCs w:val="false"/>
+                <w:sz w:val="19"/>
+                <w:szCs w:val="19"/>
+              </w:rPr>
+              <w:t xml:space="preserve">Nuevos productos y modelos de CLT, sesiones remotas con ingenieros de CLT, actualización anual</w:t>
+            </w:r>
+          </w:p>
+        </w:tc>
+      </w:tr>
+    </w:tbl>
+    <w:p>
+      <w:pPr>
+        <w:spacing w:after="120"/>
+      </w:pPr>
+    </w:p>
+    <w:p>
+      <w:pPr>
+        <w:spacing w:after="200" w:before="80"/>
+      </w:pPr>
+      <w:r>
+        <w:rPr>
+          <w:i/>
+          <w:iCs/>
+          <w:color w:val="555555"/>
+          <w:sz w:val="18"/>
+          <w:szCs w:val="18"/>
+        </w:rPr>
+        <w:t xml:space="preserve">Sueldos mensuales antes de prestaciones (~35%). La capacitación puede ofrecerse con costo a clientes cuyas máquinas no se adquirieron con el grupo.</w:t>
+      </w:r>
+    </w:p>
+    <w:p>
       <w:r>
         <w:br w:type="page"/>
       </w:r>
@@ -7078,7 +8364,7 @@
         <w:pStyle w:val="Heading1"/>
       </w:pPr>
       <w:r>
-        <w:t xml:space="preserve">12. Inversión inicial (estimación)</w:t>
+        <w:t xml:space="preserve">13. Inversión inicial (estimación)</w:t>
       </w:r>
     </w:p>
     <w:tbl>
@@ -8332,7 +9618,7 @@
         <w:spacing w:after="160"/>
       </w:pPr>
       <w:r>
-        <w:t xml:space="preserve">Gastos de operación año 1 (escenario base): ~US$120 mil, que incluyen gerente comercial textil (~$50,000 MXN/mes), técnico textil (~$30,000 MXN/mes), prestaciones, ferias, espacio y viáticos. El IVA de importación es acreditable pero afecta el flujo de efectivo.</w:t>
+        <w:t xml:space="preserve">Gastos de operación año 1 (escenario base): ~US$131 mil, que incluyen vendedor especializado textil (~$40,000 MXN/mes más comisión), atención al cliente (~$20,000 MXN/mes), técnico textil (~$30,000 MXN/mes), prestaciones, capacitación continua, ferias, espacio y viáticos. El IVA de importación es acreditable pero afecta el flujo de efectivo.</w:t>
       </w:r>
     </w:p>
     <w:p>
@@ -8340,7 +9626,7 @@
         <w:pStyle w:val="Heading1"/>
       </w:pPr>
       <w:r>
-        <w:t xml:space="preserve">13. Proyección financiera (escenario base, estimación)</w:t>
+        <w:t xml:space="preserve">14. Proyección financiera (escenario base, estimación)</w:t>
       </w:r>
     </w:p>
     <w:tbl>
@@ -8972,7 +10258,7 @@
                 <w:sz w:val="19"/>
                 <w:szCs w:val="19"/>
               </w:rPr>
-              <w:t xml:space="preserve">-US$122k</w:t>
+              <w:t xml:space="preserve">-US$131k</w:t>
             </w:r>
           </w:p>
         </w:tc>
@@ -9005,7 +10291,7 @@
                 <w:sz w:val="19"/>
                 <w:szCs w:val="19"/>
               </w:rPr>
-              <w:t xml:space="preserve">-US$140k</w:t>
+              <w:t xml:space="preserve">-US$160k</w:t>
             </w:r>
           </w:p>
         </w:tc>
@@ -9038,7 +10324,7 @@
                 <w:sz w:val="19"/>
                 <w:szCs w:val="19"/>
               </w:rPr>
-              <w:t xml:space="preserve">-US$160k</w:t>
+              <w:t xml:space="preserve">-US$180k</w:t>
             </w:r>
           </w:p>
         </w:tc>
@@ -9109,7 +10395,7 @@
                 <w:sz w:val="19"/>
                 <w:szCs w:val="19"/>
               </w:rPr>
-              <w:t xml:space="preserve">-US$28k</w:t>
+              <w:t xml:space="preserve">-US$37k</w:t>
             </w:r>
           </w:p>
         </w:tc>
@@ -9142,7 +10428,7 @@
                 <w:sz w:val="19"/>
                 <w:szCs w:val="19"/>
               </w:rPr>
-              <w:t xml:space="preserve">+US$109k</w:t>
+              <w:t xml:space="preserve">+US$89k</w:t>
             </w:r>
           </w:p>
         </w:tc>
@@ -9175,7 +10461,7 @@
                 <w:sz w:val="19"/>
                 <w:szCs w:val="19"/>
               </w:rPr>
-              <w:t xml:space="preserve">+US$289k</w:t>
+              <w:t xml:space="preserve">+US$269k</w:t>
             </w:r>
           </w:p>
         </w:tc>
@@ -9246,7 +10532,7 @@
                 <w:sz w:val="19"/>
                 <w:szCs w:val="19"/>
               </w:rPr>
-              <w:t xml:space="preserve">-US$28k</w:t>
+              <w:t xml:space="preserve">-US$37k</w:t>
             </w:r>
           </w:p>
         </w:tc>
@@ -9279,7 +10565,7 @@
                 <w:sz w:val="19"/>
                 <w:szCs w:val="19"/>
               </w:rPr>
-              <w:t xml:space="preserve">+US$81k</w:t>
+              <w:t xml:space="preserve">+US$52k</w:t>
             </w:r>
           </w:p>
         </w:tc>
@@ -9312,7 +10598,7 @@
                 <w:sz w:val="19"/>
                 <w:szCs w:val="19"/>
               </w:rPr>
-              <w:t xml:space="preserve">+US$370k</w:t>
+              <w:t xml:space="preserve">+US$321k</w:t>
             </w:r>
           </w:p>
         </w:tc>
@@ -9367,7 +10653,7 @@
         <w:pStyle w:val="Heading1"/>
       </w:pPr>
       <w:r>
-        <w:t xml:space="preserve">14. Propuesta de términos con CLT</w:t>
+        <w:t xml:space="preserve">15. Propuesta de términos con CLT</w:t>
       </w:r>
     </w:p>
     <w:p>
@@ -9513,7 +10799,7 @@
         <w:spacing w:after="80"/>
       </w:pPr>
       <w:r>
-        <w:t xml:space="preserve">División textil con personal dedicado.</w:t>
+        <w:t xml:space="preserve">Equipo textil dedicado: vendedor especializado, atención al cliente y técnico.</w:t>
       </w:r>
     </w:p>
     <w:p>
@@ -9526,7 +10812,7 @@
         <w:spacing w:after="80"/>
       </w:pPr>
       <w:r>
-        <w:t xml:space="preserve">Metas mínimas de venta propuestas: 2 líneas en el año 1, 5 en el año 2 y 8 en el año 3, más volumen de consumibles por acordar.</w:t>
+        <w:t xml:space="preserve">Programa de capacitación en máquinas y productos para clientes.</w:t>
       </w:r>
     </w:p>
     <w:p>
@@ -9539,6 +10825,19 @@
         <w:spacing w:after="80"/>
       </w:pPr>
       <w:r>
+        <w:t xml:space="preserve">Metas mínimas de venta propuestas: 2 líneas en el año 1, 5 en el año 2 y 8 en el año 3, más volumen de consumibles por acordar.</w:t>
+      </w:r>
+    </w:p>
+    <w:p>
+      <w:pPr>
+        <w:pStyle w:val="ListParagraph"/>
+        <w:numPr>
+          <w:ilvl w:val="0"/>
+          <w:numId w:val="2"/>
+        </w:numPr>
+        <w:spacing w:after="80"/>
+      </w:pPr>
+      <w:r>
         <w:t xml:space="preserve">Reportes trimestrales de mercado, pipeline y satisfacción de clientes.</w:t>
       </w:r>
     </w:p>
@@ -9547,7 +10846,7 @@
         <w:pStyle w:val="Heading1"/>
       </w:pPr>
       <w:r>
-        <w:t xml:space="preserve">15. Riesgos y mitigación</w:t>
+        <w:t xml:space="preserve">16. Riesgos y mitigación</w:t>
       </w:r>
     </w:p>
     <w:tbl>
@@ -10071,7 +11370,7 @@
         <w:pStyle w:val="Heading1"/>
       </w:pPr>
       <w:r>
-        <w:t xml:space="preserve">16. Expansión: Estados Unidos y Latinoamérica</w:t>
+        <w:t xml:space="preserve">17. Expansión: Estados Unidos y Latinoamérica</w:t>
       </w:r>
     </w:p>
     <w:p>
@@ -10105,7 +11404,7 @@
         <w:pStyle w:val="Heading1"/>
       </w:pPr>
       <w:r>
-        <w:t xml:space="preserve">17. Próximos pasos</w:t>
+        <w:t xml:space="preserve">18. Próximos pasos</w:t>
       </w:r>
     </w:p>
     <w:p>

--- a/propuesta-clt/Propuesta_Distribucion_CLT_Mexico_ES.docx
+++ b/propuesta-clt/Propuesta_Distribucion_CLT_Mexico_ES.docx
@@ -11470,6 +11470,844 @@
       </w:pPr>
       <w:r>
         <w:t xml:space="preserve">Firmar carta de intención y definir el plan de arranque de 6 meses.</w:t>
+      </w:r>
+    </w:p>
+    <w:p>
+      <w:r>
+        <w:br w:type="page"/>
+      </w:r>
+    </w:p>
+    <w:p>
+      <w:pPr>
+        <w:pStyle w:val="Heading1"/>
+      </w:pPr>
+      <w:r>
+        <w:t xml:space="preserve">Anexo: muestras de CLT</w:t>
+      </w:r>
+    </w:p>
+    <w:p>
+      <w:pPr>
+        <w:spacing w:after="160"/>
+      </w:pPr>
+      <w:r>
+        <w:t xml:space="preserve">Fotografías tomadas por el equipo TID / VSP en el stand de CLT en PRINTING United 2026 (Las Vegas) y de muestras de producción de CLT.</w:t>
+      </w:r>
+    </w:p>
+    <w:tbl>
+      <w:tblPr>
+        <w:tblW w:type="dxa" w:w="9360"/>
+        <w:tblBorders>
+          <w:top w:val="single" w:color="auto" w:sz="4"/>
+          <w:left w:val="single" w:color="auto" w:sz="4"/>
+          <w:bottom w:val="single" w:color="auto" w:sz="4"/>
+          <w:right w:val="single" w:color="auto" w:sz="4"/>
+          <w:insideH w:val="single" w:color="auto" w:sz="4"/>
+          <w:insideV w:val="single" w:color="auto" w:sz="4"/>
+        </w:tblBorders>
+      </w:tblPr>
+      <w:tblGrid>
+        <w:gridCol w:w="4680"/>
+        <w:gridCol w:w="4680"/>
+      </w:tblGrid>
+      <w:tr>
+        <w:trPr>
+          <w:cantSplit/>
+        </w:trPr>
+        <w:tc>
+          <w:tcPr>
+            <w:tcW w:type="dxa" w:w="4680"/>
+            <w:tcBorders>
+              <w:top w:val="none"/>
+              <w:left w:val="none"/>
+              <w:bottom w:val="none"/>
+              <w:right w:val="none"/>
+            </w:tcBorders>
+            <w:tcMar>
+              <w:top w:type="dxa" w:w="80"/>
+              <w:left w:type="dxa" w:w="80"/>
+              <w:bottom w:type="dxa" w:w="160"/>
+              <w:right w:type="dxa" w:w="80"/>
+            </w:tcMar>
+          </w:tcPr>
+          <w:p>
+            <w:pPr>
+              <w:jc w:val="center"/>
+            </w:pPr>
+            <w:r>
+              <w:drawing>
+                <wp:inline distT="0" distB="0" distL="0" distR="0">
+                  <wp:extent cx="2667000" cy="2667000"/>
+                  <wp:effectExtent t="0" r="0" b="0" l="0"/>
+                  <wp:docPr id="1" name="06-stand-printing-united.jpg" descr="Stand C3397: pulpo automático con estación digital en operación" title="Stand C3397: pulpo automático con estación digital en operación"/>
+                  <wp:cNvGraphicFramePr>
+                    <a:graphicFrameLocks xmlns:a="http://schemas.openxmlformats.org/drawingml/2006/main" noChangeAspect="1"/>
+                  </wp:cNvGraphicFramePr>
+                  <a:graphic xmlns:a="http://schemas.openxmlformats.org/drawingml/2006/main">
+                    <a:graphicData uri="http://schemas.openxmlformats.org/drawingml/2006/picture">
+                      <pic:pic xmlns:pic="http://schemas.openxmlformats.org/drawingml/2006/picture">
+                        <pic:nvPicPr>
+                          <pic:cNvPr id="0" name="" descr=""/>
+                          <pic:cNvPicPr>
+                            <a:picLocks noChangeAspect="1" noChangeArrowheads="1"/>
+                          </pic:cNvPicPr>
+                        </pic:nvPicPr>
+                        <pic:blipFill>
+                          <a:blip r:embed="rId9" cstate="none"/>
+                          <a:srcRect/>
+                          <a:stretch>
+                            <a:fillRect/>
+                          </a:stretch>
+                        </pic:blipFill>
+                        <pic:spPr bwMode="auto">
+                          <a:xfrm>
+                            <a:off x="0" y="0"/>
+                            <a:ext cx="2667000" cy="2667000"/>
+                          </a:xfrm>
+                          <a:prstGeom prst="rect">
+                            <a:avLst/>
+                          </a:prstGeom>
+                        </pic:spPr>
+                      </pic:pic>
+                    </a:graphicData>
+                  </a:graphic>
+                </wp:inline>
+              </w:drawing>
+            </w:r>
+          </w:p>
+          <w:p>
+            <w:pPr>
+              <w:spacing w:before="60"/>
+              <w:jc w:val="center"/>
+            </w:pPr>
+            <w:r>
+              <w:rPr>
+                <w:color w:val="555555"/>
+                <w:sz w:val="18"/>
+                <w:szCs w:val="18"/>
+              </w:rPr>
+              <w:t xml:space="preserve">Stand C3397: pulpo automático con estación digital en operación</w:t>
+            </w:r>
+          </w:p>
+        </w:tc>
+        <w:tc>
+          <w:tcPr>
+            <w:tcW w:type="dxa" w:w="4680"/>
+            <w:tcBorders>
+              <w:top w:val="none"/>
+              <w:left w:val="none"/>
+              <w:bottom w:val="none"/>
+              <w:right w:val="none"/>
+            </w:tcBorders>
+            <w:tcMar>
+              <w:top w:type="dxa" w:w="80"/>
+              <w:left w:type="dxa" w:w="80"/>
+              <w:bottom w:type="dxa" w:w="160"/>
+              <w:right w:type="dxa" w:w="80"/>
+            </w:tcMar>
+          </w:tcPr>
+          <w:p>
+            <w:pPr>
+              <w:jc w:val="center"/>
+            </w:pPr>
+            <w:r>
+              <w:drawing>
+                <wp:inline distT="0" distB="0" distL="0" distR="0">
+                  <wp:extent cx="2667000" cy="2667000"/>
+                  <wp:effectExtent t="0" r="0" b="0" l="0"/>
+                  <wp:docPr id="2" name="08-folleto-clt.jpg" descr="Folleto corporativo de CLT (clave 301618)" title="Folleto corporativo de CLT (clave 301618)"/>
+                  <wp:cNvGraphicFramePr>
+                    <a:graphicFrameLocks xmlns:a="http://schemas.openxmlformats.org/drawingml/2006/main" noChangeAspect="1"/>
+                  </wp:cNvGraphicFramePr>
+                  <a:graphic xmlns:a="http://schemas.openxmlformats.org/drawingml/2006/main">
+                    <a:graphicData uri="http://schemas.openxmlformats.org/drawingml/2006/picture">
+                      <pic:pic xmlns:pic="http://schemas.openxmlformats.org/drawingml/2006/picture">
+                        <pic:nvPicPr>
+                          <pic:cNvPr id="0" name="" descr=""/>
+                          <pic:cNvPicPr>
+                            <a:picLocks noChangeAspect="1" noChangeArrowheads="1"/>
+                          </pic:cNvPicPr>
+                        </pic:nvPicPr>
+                        <pic:blipFill>
+                          <a:blip r:embed="rId10" cstate="none"/>
+                          <a:srcRect/>
+                          <a:stretch>
+                            <a:fillRect/>
+                          </a:stretch>
+                        </pic:blipFill>
+                        <pic:spPr bwMode="auto">
+                          <a:xfrm>
+                            <a:off x="0" y="0"/>
+                            <a:ext cx="2667000" cy="2667000"/>
+                          </a:xfrm>
+                          <a:prstGeom prst="rect">
+                            <a:avLst/>
+                          </a:prstGeom>
+                        </pic:spPr>
+                      </pic:pic>
+                    </a:graphicData>
+                  </a:graphic>
+                </wp:inline>
+              </w:drawing>
+            </w:r>
+          </w:p>
+          <w:p>
+            <w:pPr>
+              <w:spacing w:before="60"/>
+              <w:jc w:val="center"/>
+            </w:pPr>
+            <w:r>
+              <w:rPr>
+                <w:color w:val="555555"/>
+                <w:sz w:val="18"/>
+                <w:szCs w:val="18"/>
+              </w:rPr>
+              <w:t xml:space="preserve">Folleto corporativo de CLT (clave 301618)</w:t>
+            </w:r>
+          </w:p>
+        </w:tc>
+      </w:tr>
+      <w:tr>
+        <w:trPr>
+          <w:cantSplit/>
+        </w:trPr>
+        <w:tc>
+          <w:tcPr>
+            <w:tcW w:type="dxa" w:w="4680"/>
+            <w:tcBorders>
+              <w:top w:val="none"/>
+              <w:left w:val="none"/>
+              <w:bottom w:val="none"/>
+              <w:right w:val="none"/>
+            </w:tcBorders>
+            <w:tcMar>
+              <w:top w:type="dxa" w:w="80"/>
+              <w:left w:type="dxa" w:w="80"/>
+              <w:bottom w:type="dxa" w:w="160"/>
+              <w:right w:type="dxa" w:w="80"/>
+            </w:tcMar>
+          </w:tcPr>
+          <w:p>
+            <w:pPr>
+              <w:jc w:val="center"/>
+            </w:pPr>
+            <w:r>
+              <w:drawing>
+                <wp:inline distT="0" distB="0" distL="0" distR="0">
+                  <wp:extent cx="2667000" cy="2667000"/>
+                  <wp:effectExtent t="0" r="0" b="0" l="0"/>
+                  <wp:docPr id="3" name="01-vineyard.jpg" descr="Acuarela digital sobre base blanca en prenda de color" title="Acuarela digital sobre base blanca en prenda de color"/>
+                  <wp:cNvGraphicFramePr>
+                    <a:graphicFrameLocks xmlns:a="http://schemas.openxmlformats.org/drawingml/2006/main" noChangeAspect="1"/>
+                  </wp:cNvGraphicFramePr>
+                  <a:graphic xmlns:a="http://schemas.openxmlformats.org/drawingml/2006/main">
+                    <a:graphicData uri="http://schemas.openxmlformats.org/drawingml/2006/picture">
+                      <pic:pic xmlns:pic="http://schemas.openxmlformats.org/drawingml/2006/picture">
+                        <pic:nvPicPr>
+                          <pic:cNvPr id="0" name="" descr=""/>
+                          <pic:cNvPicPr>
+                            <a:picLocks noChangeAspect="1" noChangeArrowheads="1"/>
+                          </pic:cNvPicPr>
+                        </pic:nvPicPr>
+                        <pic:blipFill>
+                          <a:blip r:embed="rId11" cstate="none"/>
+                          <a:srcRect/>
+                          <a:stretch>
+                            <a:fillRect/>
+                          </a:stretch>
+                        </pic:blipFill>
+                        <pic:spPr bwMode="auto">
+                          <a:xfrm>
+                            <a:off x="0" y="0"/>
+                            <a:ext cx="2667000" cy="2667000"/>
+                          </a:xfrm>
+                          <a:prstGeom prst="rect">
+                            <a:avLst/>
+                          </a:prstGeom>
+                        </pic:spPr>
+                      </pic:pic>
+                    </a:graphicData>
+                  </a:graphic>
+                </wp:inline>
+              </w:drawing>
+            </w:r>
+          </w:p>
+          <w:p>
+            <w:pPr>
+              <w:spacing w:before="60"/>
+              <w:jc w:val="center"/>
+            </w:pPr>
+            <w:r>
+              <w:rPr>
+                <w:color w:val="555555"/>
+                <w:sz w:val="18"/>
+                <w:szCs w:val="18"/>
+              </w:rPr>
+              <w:t xml:space="preserve">Acuarela digital sobre base blanca en prenda de color</w:t>
+            </w:r>
+          </w:p>
+        </w:tc>
+        <w:tc>
+          <w:tcPr>
+            <w:tcW w:type="dxa" w:w="4680"/>
+            <w:tcBorders>
+              <w:top w:val="none"/>
+              <w:left w:val="none"/>
+              <w:bottom w:val="none"/>
+              <w:right w:val="none"/>
+            </w:tcBorders>
+            <w:tcMar>
+              <w:top w:type="dxa" w:w="80"/>
+              <w:left w:type="dxa" w:w="80"/>
+              <w:bottom w:type="dxa" w:w="160"/>
+              <w:right w:type="dxa" w:w="80"/>
+            </w:tcMar>
+          </w:tcPr>
+          <w:p>
+            <w:pPr>
+              <w:jc w:val="center"/>
+            </w:pPr>
+            <w:r>
+              <w:drawing>
+                <wp:inline distT="0" distB="0" distL="0" distR="0">
+                  <wp:extent cx="2667000" cy="2667000"/>
+                  <wp:effectExtent t="0" r="0" b="0" l="0"/>
+                  <wp:docPr id="4" name="02-perro.jpg" descr="Fotorrealismo digital sobre prenda oscura" title="Fotorrealismo digital sobre prenda oscura"/>
+                  <wp:cNvGraphicFramePr>
+                    <a:graphicFrameLocks xmlns:a="http://schemas.openxmlformats.org/drawingml/2006/main" noChangeAspect="1"/>
+                  </wp:cNvGraphicFramePr>
+                  <a:graphic xmlns:a="http://schemas.openxmlformats.org/drawingml/2006/main">
+                    <a:graphicData uri="http://schemas.openxmlformats.org/drawingml/2006/picture">
+                      <pic:pic xmlns:pic="http://schemas.openxmlformats.org/drawingml/2006/picture">
+                        <pic:nvPicPr>
+                          <pic:cNvPr id="0" name="" descr=""/>
+                          <pic:cNvPicPr>
+                            <a:picLocks noChangeAspect="1" noChangeArrowheads="1"/>
+                          </pic:cNvPicPr>
+                        </pic:nvPicPr>
+                        <pic:blipFill>
+                          <a:blip r:embed="rId12" cstate="none"/>
+                          <a:srcRect/>
+                          <a:stretch>
+                            <a:fillRect/>
+                          </a:stretch>
+                        </pic:blipFill>
+                        <pic:spPr bwMode="auto">
+                          <a:xfrm>
+                            <a:off x="0" y="0"/>
+                            <a:ext cx="2667000" cy="2667000"/>
+                          </a:xfrm>
+                          <a:prstGeom prst="rect">
+                            <a:avLst/>
+                          </a:prstGeom>
+                        </pic:spPr>
+                      </pic:pic>
+                    </a:graphicData>
+                  </a:graphic>
+                </wp:inline>
+              </w:drawing>
+            </w:r>
+          </w:p>
+          <w:p>
+            <w:pPr>
+              <w:spacing w:before="60"/>
+              <w:jc w:val="center"/>
+            </w:pPr>
+            <w:r>
+              <w:rPr>
+                <w:color w:val="555555"/>
+                <w:sz w:val="18"/>
+                <w:szCs w:val="18"/>
+              </w:rPr>
+              <w:t xml:space="preserve">Fotorrealismo digital sobre prenda oscura</w:t>
+            </w:r>
+          </w:p>
+        </w:tc>
+      </w:tr>
+      <w:tr>
+        <w:trPr>
+          <w:cantSplit/>
+        </w:trPr>
+        <w:tc>
+          <w:tcPr>
+            <w:tcW w:type="dxa" w:w="4680"/>
+            <w:tcBorders>
+              <w:top w:val="none"/>
+              <w:left w:val="none"/>
+              <w:bottom w:val="none"/>
+              <w:right w:val="none"/>
+            </w:tcBorders>
+            <w:tcMar>
+              <w:top w:type="dxa" w:w="80"/>
+              <w:left w:type="dxa" w:w="80"/>
+              <w:bottom w:type="dxa" w:w="160"/>
+              <w:right w:type="dxa" w:w="80"/>
+            </w:tcMar>
+          </w:tcPr>
+          <w:p>
+            <w:pPr>
+              <w:jc w:val="center"/>
+            </w:pPr>
+            <w:r>
+              <w:drawing>
+                <wp:inline distT="0" distB="0" distL="0" distR="0">
+                  <wp:extent cx="2667000" cy="2667000"/>
+                  <wp:effectExtent t="0" r="0" b="0" l="0"/>
+                  <wp:docPr id="5" name="03-living.jpg" descr="Collage fotográfico a todo color" title="Collage fotográfico a todo color"/>
+                  <wp:cNvGraphicFramePr>
+                    <a:graphicFrameLocks xmlns:a="http://schemas.openxmlformats.org/drawingml/2006/main" noChangeAspect="1"/>
+                  </wp:cNvGraphicFramePr>
+                  <a:graphic xmlns:a="http://schemas.openxmlformats.org/drawingml/2006/main">
+                    <a:graphicData uri="http://schemas.openxmlformats.org/drawingml/2006/picture">
+                      <pic:pic xmlns:pic="http://schemas.openxmlformats.org/drawingml/2006/picture">
+                        <pic:nvPicPr>
+                          <pic:cNvPr id="0" name="" descr=""/>
+                          <pic:cNvPicPr>
+                            <a:picLocks noChangeAspect="1" noChangeArrowheads="1"/>
+                          </pic:cNvPicPr>
+                        </pic:nvPicPr>
+                        <pic:blipFill>
+                          <a:blip r:embed="rId13" cstate="none"/>
+                          <a:srcRect/>
+                          <a:stretch>
+                            <a:fillRect/>
+                          </a:stretch>
+                        </pic:blipFill>
+                        <pic:spPr bwMode="auto">
+                          <a:xfrm>
+                            <a:off x="0" y="0"/>
+                            <a:ext cx="2667000" cy="2667000"/>
+                          </a:xfrm>
+                          <a:prstGeom prst="rect">
+                            <a:avLst/>
+                          </a:prstGeom>
+                        </pic:spPr>
+                      </pic:pic>
+                    </a:graphicData>
+                  </a:graphic>
+                </wp:inline>
+              </w:drawing>
+            </w:r>
+          </w:p>
+          <w:p>
+            <w:pPr>
+              <w:spacing w:before="60"/>
+              <w:jc w:val="center"/>
+            </w:pPr>
+            <w:r>
+              <w:rPr>
+                <w:color w:val="555555"/>
+                <w:sz w:val="18"/>
+                <w:szCs w:val="18"/>
+              </w:rPr>
+              <w:t xml:space="preserve">Collage fotográfico a todo color</w:t>
+            </w:r>
+          </w:p>
+        </w:tc>
+        <w:tc>
+          <w:tcPr>
+            <w:tcW w:type="dxa" w:w="4680"/>
+            <w:tcBorders>
+              <w:top w:val="none"/>
+              <w:left w:val="none"/>
+              <w:bottom w:val="none"/>
+              <w:right w:val="none"/>
+            </w:tcBorders>
+            <w:tcMar>
+              <w:top w:type="dxa" w:w="80"/>
+              <w:left w:type="dxa" w:w="80"/>
+              <w:bottom w:type="dxa" w:w="160"/>
+              <w:right w:type="dxa" w:w="80"/>
+            </w:tcMar>
+          </w:tcPr>
+          <w:p>
+            <w:pPr>
+              <w:jc w:val="center"/>
+            </w:pPr>
+            <w:r>
+              <w:drawing>
+                <wp:inline distT="0" distB="0" distL="0" distR="0">
+                  <wp:extent cx="2667000" cy="2667000"/>
+                  <wp:effectExtent t="0" r="0" b="0" l="0"/>
+                  <wp:docPr id="6" name="10-aguila.jpg" descr="Impresión digital transpirable sobre prenda oscura" title="Impresión digital transpirable sobre prenda oscura"/>
+                  <wp:cNvGraphicFramePr>
+                    <a:graphicFrameLocks xmlns:a="http://schemas.openxmlformats.org/drawingml/2006/main" noChangeAspect="1"/>
+                  </wp:cNvGraphicFramePr>
+                  <a:graphic xmlns:a="http://schemas.openxmlformats.org/drawingml/2006/main">
+                    <a:graphicData uri="http://schemas.openxmlformats.org/drawingml/2006/picture">
+                      <pic:pic xmlns:pic="http://schemas.openxmlformats.org/drawingml/2006/picture">
+                        <pic:nvPicPr>
+                          <pic:cNvPr id="0" name="" descr=""/>
+                          <pic:cNvPicPr>
+                            <a:picLocks noChangeAspect="1" noChangeArrowheads="1"/>
+                          </pic:cNvPicPr>
+                        </pic:nvPicPr>
+                        <pic:blipFill>
+                          <a:blip r:embed="rId14" cstate="none"/>
+                          <a:srcRect/>
+                          <a:stretch>
+                            <a:fillRect/>
+                          </a:stretch>
+                        </pic:blipFill>
+                        <pic:spPr bwMode="auto">
+                          <a:xfrm>
+                            <a:off x="0" y="0"/>
+                            <a:ext cx="2667000" cy="2667000"/>
+                          </a:xfrm>
+                          <a:prstGeom prst="rect">
+                            <a:avLst/>
+                          </a:prstGeom>
+                        </pic:spPr>
+                      </pic:pic>
+                    </a:graphicData>
+                  </a:graphic>
+                </wp:inline>
+              </w:drawing>
+            </w:r>
+          </w:p>
+          <w:p>
+            <w:pPr>
+              <w:spacing w:before="60"/>
+              <w:jc w:val="center"/>
+            </w:pPr>
+            <w:r>
+              <w:rPr>
+                <w:color w:val="555555"/>
+                <w:sz w:val="18"/>
+                <w:szCs w:val="18"/>
+              </w:rPr>
+              <w:t xml:space="preserve">Impresión digital transpirable sobre prenda oscura</w:t>
+            </w:r>
+          </w:p>
+        </w:tc>
+      </w:tr>
+      <w:tr>
+        <w:trPr>
+          <w:cantSplit/>
+        </w:trPr>
+        <w:tc>
+          <w:tcPr>
+            <w:tcW w:type="dxa" w:w="4680"/>
+            <w:tcBorders>
+              <w:top w:val="none"/>
+              <w:left w:val="none"/>
+              <w:bottom w:val="none"/>
+              <w:right w:val="none"/>
+            </w:tcBorders>
+            <w:tcMar>
+              <w:top w:type="dxa" w:w="80"/>
+              <w:left w:type="dxa" w:w="80"/>
+              <w:bottom w:type="dxa" w:w="160"/>
+              <w:right w:type="dxa" w:w="80"/>
+            </w:tcMar>
+          </w:tcPr>
+          <w:p>
+            <w:pPr>
+              <w:jc w:val="center"/>
+            </w:pPr>
+            <w:r>
+              <w:drawing>
+                <wp:inline distT="0" distB="0" distL="0" distR="0">
+                  <wp:extent cx="2667000" cy="2667000"/>
+                  <wp:effectExtent t="0" r="0" b="0" l="0"/>
+                  <wp:docPr id="7" name="04-clt-pastas.jpg" descr="Pastas CLT: alto relieve 511-1, espumante MP399, foil en frío 105-3" title="Pastas CLT: alto relieve 511-1, espumante MP399, foil en frío 105-3"/>
+                  <wp:cNvGraphicFramePr>
+                    <a:graphicFrameLocks xmlns:a="http://schemas.openxmlformats.org/drawingml/2006/main" noChangeAspect="1"/>
+                  </wp:cNvGraphicFramePr>
+                  <a:graphic xmlns:a="http://schemas.openxmlformats.org/drawingml/2006/main">
+                    <a:graphicData uri="http://schemas.openxmlformats.org/drawingml/2006/picture">
+                      <pic:pic xmlns:pic="http://schemas.openxmlformats.org/drawingml/2006/picture">
+                        <pic:nvPicPr>
+                          <pic:cNvPr id="0" name="" descr=""/>
+                          <pic:cNvPicPr>
+                            <a:picLocks noChangeAspect="1" noChangeArrowheads="1"/>
+                          </pic:cNvPicPr>
+                        </pic:nvPicPr>
+                        <pic:blipFill>
+                          <a:blip r:embed="rId15" cstate="none"/>
+                          <a:srcRect/>
+                          <a:stretch>
+                            <a:fillRect/>
+                          </a:stretch>
+                        </pic:blipFill>
+                        <pic:spPr bwMode="auto">
+                          <a:xfrm>
+                            <a:off x="0" y="0"/>
+                            <a:ext cx="2667000" cy="2667000"/>
+                          </a:xfrm>
+                          <a:prstGeom prst="rect">
+                            <a:avLst/>
+                          </a:prstGeom>
+                        </pic:spPr>
+                      </pic:pic>
+                    </a:graphicData>
+                  </a:graphic>
+                </wp:inline>
+              </w:drawing>
+            </w:r>
+          </w:p>
+          <w:p>
+            <w:pPr>
+              <w:spacing w:before="60"/>
+              <w:jc w:val="center"/>
+            </w:pPr>
+            <w:r>
+              <w:rPr>
+                <w:color w:val="555555"/>
+                <w:sz w:val="18"/>
+                <w:szCs w:val="18"/>
+              </w:rPr>
+              <w:t xml:space="preserve">Pastas CLT: alto relieve 511-1, espumante MP399, foil en frío 105-3</w:t>
+            </w:r>
+          </w:p>
+        </w:tc>
+        <w:tc>
+          <w:tcPr>
+            <w:tcW w:type="dxa" w:w="4680"/>
+            <w:tcBorders>
+              <w:top w:val="none"/>
+              <w:left w:val="none"/>
+              <w:bottom w:val="none"/>
+              <w:right w:val="none"/>
+            </w:tcBorders>
+            <w:tcMar>
+              <w:top w:type="dxa" w:w="80"/>
+              <w:left w:type="dxa" w:w="80"/>
+              <w:bottom w:type="dxa" w:w="160"/>
+              <w:right w:type="dxa" w:w="80"/>
+            </w:tcMar>
+          </w:tcPr>
+          <w:p>
+            <w:pPr>
+              <w:jc w:val="center"/>
+            </w:pPr>
+            <w:r>
+              <w:drawing>
+                <wp:inline distT="0" distB="0" distL="0" distR="0">
+                  <wp:extent cx="2667000" cy="2667000"/>
+                  <wp:effectExtent t="0" r="0" b="0" l="0"/>
+                  <wp:docPr id="8" name="05-escudo.jpg" descr="Escudo deportivo con relieve y brillo en poliéster" title="Escudo deportivo con relieve y brillo en poliéster"/>
+                  <wp:cNvGraphicFramePr>
+                    <a:graphicFrameLocks xmlns:a="http://schemas.openxmlformats.org/drawingml/2006/main" noChangeAspect="1"/>
+                  </wp:cNvGraphicFramePr>
+                  <a:graphic xmlns:a="http://schemas.openxmlformats.org/drawingml/2006/main">
+                    <a:graphicData uri="http://schemas.openxmlformats.org/drawingml/2006/picture">
+                      <pic:pic xmlns:pic="http://schemas.openxmlformats.org/drawingml/2006/picture">
+                        <pic:nvPicPr>
+                          <pic:cNvPr id="0" name="" descr=""/>
+                          <pic:cNvPicPr>
+                            <a:picLocks noChangeAspect="1" noChangeArrowheads="1"/>
+                          </pic:cNvPicPr>
+                        </pic:nvPicPr>
+                        <pic:blipFill>
+                          <a:blip r:embed="rId16" cstate="none"/>
+                          <a:srcRect/>
+                          <a:stretch>
+                            <a:fillRect/>
+                          </a:stretch>
+                        </pic:blipFill>
+                        <pic:spPr bwMode="auto">
+                          <a:xfrm>
+                            <a:off x="0" y="0"/>
+                            <a:ext cx="2667000" cy="2667000"/>
+                          </a:xfrm>
+                          <a:prstGeom prst="rect">
+                            <a:avLst/>
+                          </a:prstGeom>
+                        </pic:spPr>
+                      </pic:pic>
+                    </a:graphicData>
+                  </a:graphic>
+                </wp:inline>
+              </w:drawing>
+            </w:r>
+          </w:p>
+          <w:p>
+            <w:pPr>
+              <w:spacing w:before="60"/>
+              <w:jc w:val="center"/>
+            </w:pPr>
+            <w:r>
+              <w:rPr>
+                <w:color w:val="555555"/>
+                <w:sz w:val="18"/>
+                <w:szCs w:val="18"/>
+              </w:rPr>
+              <w:t xml:space="preserve">Escudo deportivo con relieve y brillo en poliéster</w:t>
+            </w:r>
+          </w:p>
+        </w:tc>
+      </w:tr>
+      <w:tr>
+        <w:trPr>
+          <w:cantSplit/>
+        </w:trPr>
+        <w:tc>
+          <w:tcPr>
+            <w:tcW w:type="dxa" w:w="4680"/>
+            <w:tcBorders>
+              <w:top w:val="none"/>
+              <w:left w:val="none"/>
+              <w:bottom w:val="none"/>
+              <w:right w:val="none"/>
+            </w:tcBorders>
+            <w:tcMar>
+              <w:top w:type="dxa" w:w="80"/>
+              <w:left w:type="dxa" w:w="80"/>
+              <w:bottom w:type="dxa" w:w="160"/>
+              <w:right w:type="dxa" w:w="80"/>
+            </w:tcMar>
+          </w:tcPr>
+          <w:p>
+            <w:pPr>
+              <w:jc w:val="center"/>
+            </w:pPr>
+            <w:r>
+              <w:drawing>
+                <wp:inline distT="0" distB="0" distL="0" distR="0">
+                  <wp:extent cx="2667000" cy="2667000"/>
+                  <wp:effectExtent t="0" r="0" b="0" l="0"/>
+                  <wp:docPr id="9" name="07-tigre.jpg" descr="Serigrafía de tintas planas en prenda de color" title="Serigrafía de tintas planas en prenda de color"/>
+                  <wp:cNvGraphicFramePr>
+                    <a:graphicFrameLocks xmlns:a="http://schemas.openxmlformats.org/drawingml/2006/main" noChangeAspect="1"/>
+                  </wp:cNvGraphicFramePr>
+                  <a:graphic xmlns:a="http://schemas.openxmlformats.org/drawingml/2006/main">
+                    <a:graphicData uri="http://schemas.openxmlformats.org/drawingml/2006/picture">
+                      <pic:pic xmlns:pic="http://schemas.openxmlformats.org/drawingml/2006/picture">
+                        <pic:nvPicPr>
+                          <pic:cNvPr id="0" name="" descr=""/>
+                          <pic:cNvPicPr>
+                            <a:picLocks noChangeAspect="1" noChangeArrowheads="1"/>
+                          </pic:cNvPicPr>
+                        </pic:nvPicPr>
+                        <pic:blipFill>
+                          <a:blip r:embed="rId17" cstate="none"/>
+                          <a:srcRect/>
+                          <a:stretch>
+                            <a:fillRect/>
+                          </a:stretch>
+                        </pic:blipFill>
+                        <pic:spPr bwMode="auto">
+                          <a:xfrm>
+                            <a:off x="0" y="0"/>
+                            <a:ext cx="2667000" cy="2667000"/>
+                          </a:xfrm>
+                          <a:prstGeom prst="rect">
+                            <a:avLst/>
+                          </a:prstGeom>
+                        </pic:spPr>
+                      </pic:pic>
+                    </a:graphicData>
+                  </a:graphic>
+                </wp:inline>
+              </w:drawing>
+            </w:r>
+          </w:p>
+          <w:p>
+            <w:pPr>
+              <w:spacing w:before="60"/>
+              <w:jc w:val="center"/>
+            </w:pPr>
+            <w:r>
+              <w:rPr>
+                <w:color w:val="555555"/>
+                <w:sz w:val="18"/>
+                <w:szCs w:val="18"/>
+              </w:rPr>
+              <w:t xml:space="preserve">Serigrafía de tintas planas en prenda de color</w:t>
+            </w:r>
+          </w:p>
+        </w:tc>
+        <w:tc>
+          <w:tcPr>
+            <w:tcW w:type="dxa" w:w="4680"/>
+            <w:tcBorders>
+              <w:top w:val="none"/>
+              <w:left w:val="none"/>
+              <w:bottom w:val="none"/>
+              <w:right w:val="none"/>
+            </w:tcBorders>
+            <w:tcMar>
+              <w:top w:type="dxa" w:w="80"/>
+              <w:left w:type="dxa" w:w="80"/>
+              <w:bottom w:type="dxa" w:w="160"/>
+              <w:right w:type="dxa" w:w="80"/>
+            </w:tcMar>
+          </w:tcPr>
+          <w:p>
+            <w:pPr>
+              <w:jc w:val="center"/>
+            </w:pPr>
+            <w:r>
+              <w:drawing>
+                <wp:inline distT="0" distB="0" distL="0" distR="0">
+                  <wp:extent cx="2667000" cy="2667000"/>
+                  <wp:effectExtent t="0" r="0" b="0" l="0"/>
+                  <wp:docPr id="10" name="09-huskies.jpg" descr="Relieve, foil dorado y destellos metálicos combinados" title="Relieve, foil dorado y destellos metálicos combinados"/>
+                  <wp:cNvGraphicFramePr>
+                    <a:graphicFrameLocks xmlns:a="http://schemas.openxmlformats.org/drawingml/2006/main" noChangeAspect="1"/>
+                  </wp:cNvGraphicFramePr>
+                  <a:graphic xmlns:a="http://schemas.openxmlformats.org/drawingml/2006/main">
+                    <a:graphicData uri="http://schemas.openxmlformats.org/drawingml/2006/picture">
+                      <pic:pic xmlns:pic="http://schemas.openxmlformats.org/drawingml/2006/picture">
+                        <pic:nvPicPr>
+                          <pic:cNvPr id="0" name="" descr=""/>
+                          <pic:cNvPicPr>
+                            <a:picLocks noChangeAspect="1" noChangeArrowheads="1"/>
+                          </pic:cNvPicPr>
+                        </pic:nvPicPr>
+                        <pic:blipFill>
+                          <a:blip r:embed="rId18" cstate="none"/>
+                          <a:srcRect/>
+                          <a:stretch>
+                            <a:fillRect/>
+                          </a:stretch>
+                        </pic:blipFill>
+                        <pic:spPr bwMode="auto">
+                          <a:xfrm>
+                            <a:off x="0" y="0"/>
+                            <a:ext cx="2667000" cy="2667000"/>
+                          </a:xfrm>
+                          <a:prstGeom prst="rect">
+                            <a:avLst/>
+                          </a:prstGeom>
+                        </pic:spPr>
+                      </pic:pic>
+                    </a:graphicData>
+                  </a:graphic>
+                </wp:inline>
+              </w:drawing>
+            </w:r>
+          </w:p>
+          <w:p>
+            <w:pPr>
+              <w:spacing w:before="60"/>
+              <w:jc w:val="center"/>
+            </w:pPr>
+            <w:r>
+              <w:rPr>
+                <w:color w:val="555555"/>
+                <w:sz w:val="18"/>
+                <w:szCs w:val="18"/>
+              </w:rPr>
+              <w:t xml:space="preserve">Relieve, foil dorado y destellos metálicos combinados</w:t>
+            </w:r>
+          </w:p>
+        </w:tc>
+      </w:tr>
+    </w:tbl>
+    <w:p>
+      <w:pPr>
+        <w:spacing w:after="200" w:before="80"/>
+      </w:pPr>
+      <w:r>
+        <w:rPr>
+          <w:i/>
+          <w:iCs/>
+          <w:color w:val="555555"/>
+          <w:sz w:val="18"/>
+          <w:szCs w:val="18"/>
+        </w:rPr>
+        <w:t xml:space="preserve">Las técnicas indicadas se identificaron visualmente y deben confirmarse con CLT.</w:t>
       </w:r>
     </w:p>
     <w:p>

--- a/propuesta-clt/Propuesta_Distribucion_CLT_Mexico_ES.docx
+++ b/propuesta-clt/Propuesta_Distribucion_CLT_Mexico_ES.docx
@@ -600,7 +600,7 @@
                 <w:sz w:val="19"/>
                 <w:szCs w:val="19"/>
               </w:rPr>
-              <w:t xml:space="preserve">Clústeres: Edomex/CDMX, Jalisco, Puebla/Tlaxcala, Guanajuato, La Laguna, Aguascalientes, Nuevo León, Yucatán</w:t>
+              <w:t xml:space="preserve">Clústeres: Edomex/CDMX, Jalisco, Puebla/Tlaxcala, Guanajuato, Baja California, La Laguna, Aguascalientes, Nuevo León, Yucatán</w:t>
             </w:r>
           </w:p>
         </w:tc>
@@ -4341,7 +4341,7 @@
                 <w:sz w:val="19"/>
                 <w:szCs w:val="19"/>
               </w:rPr>
-              <w:t xml:space="preserve">2</w:t>
+              <w:t xml:space="preserve">1</w:t>
             </w:r>
           </w:p>
         </w:tc>
@@ -4373,7 +4373,7 @@
                 <w:sz w:val="19"/>
                 <w:szCs w:val="19"/>
               </w:rPr>
-              <w:t xml:space="preserve">Puebla y Tlaxcala</w:t>
+              <w:t xml:space="preserve">Baja California (Tijuana, Ensenada, Tecate)</w:t>
             </w:r>
           </w:p>
         </w:tc>
@@ -4405,7 +4405,7 @@
                 <w:sz w:val="19"/>
                 <w:szCs w:val="19"/>
               </w:rPr>
-              <w:t xml:space="preserve">Maquila de exportación y tejido de punto</w:t>
+              <w:t xml:space="preserve">Serigrafía de exportación para marcas de EE. UU. (Disney, Fanatics, Columbia); cobertura conjunta TID + VSP desde la frontera</w:t>
             </w:r>
           </w:p>
         </w:tc>
@@ -4476,7 +4476,7 @@
                 <w:sz w:val="19"/>
                 <w:szCs w:val="19"/>
               </w:rPr>
-              <w:t xml:space="preserve">Guanajuato (Moroleón, Uriangato, León)</w:t>
+              <w:t xml:space="preserve">Puebla y Tlaxcala</w:t>
             </w:r>
           </w:p>
         </w:tc>
@@ -4509,7 +4509,7 @@
                 <w:sz w:val="19"/>
                 <w:szCs w:val="19"/>
               </w:rPr>
-              <w:t xml:space="preserve">Tejido de punto y mayoreo; a 1–2 horas de TID en Querétaro</w:t>
+              <w:t xml:space="preserve">Maquila de exportación y tejido de punto</w:t>
             </w:r>
           </w:p>
         </w:tc>
@@ -4536,6 +4536,108 @@
           </w:tcPr>
           <w:p>
             <w:pPr>
+              <w:keepNext/>
+            </w:pPr>
+            <w:r>
+              <w:rPr>
+                <w:rFonts w:ascii="Calibri" w:cs="Calibri" w:eastAsia="Calibri" w:hAnsi="Calibri"/>
+                <w:b/>
+                <w:bCs/>
+                <w:sz w:val="19"/>
+                <w:szCs w:val="19"/>
+              </w:rPr>
+              <w:t xml:space="preserve">2</w:t>
+            </w:r>
+          </w:p>
+        </w:tc>
+        <w:tc>
+          <w:tcPr>
+            <w:tcW w:type="dxa" w:w="3000"/>
+            <w:tcBorders>
+              <w:top w:val="single" w:color="C9D1DC" w:sz="4"/>
+              <w:left w:val="single" w:color="C9D1DC" w:sz="4"/>
+              <w:bottom w:val="single" w:color="C9D1DC" w:sz="4"/>
+              <w:right w:val="single" w:color="C9D1DC" w:sz="4"/>
+            </w:tcBorders>
+            <w:tcMar>
+              <w:top w:type="dxa" w:w="80"/>
+              <w:left w:type="dxa" w:w="110"/>
+              <w:bottom w:type="dxa" w:w="80"/>
+              <w:right w:type="dxa" w:w="110"/>
+            </w:tcMar>
+          </w:tcPr>
+          <w:p>
+            <w:pPr>
+              <w:keepNext/>
+            </w:pPr>
+            <w:r>
+              <w:rPr>
+                <w:rFonts w:ascii="Calibri" w:cs="Calibri" w:eastAsia="Calibri" w:hAnsi="Calibri"/>
+                <w:b w:val="false"/>
+                <w:bCs w:val="false"/>
+                <w:sz w:val="19"/>
+                <w:szCs w:val="19"/>
+              </w:rPr>
+              <w:t xml:space="preserve">Guanajuato (Moroleón, Uriangato, León)</w:t>
+            </w:r>
+          </w:p>
+        </w:tc>
+        <w:tc>
+          <w:tcPr>
+            <w:tcW w:type="dxa" w:w="5060"/>
+            <w:tcBorders>
+              <w:top w:val="single" w:color="C9D1DC" w:sz="4"/>
+              <w:left w:val="single" w:color="C9D1DC" w:sz="4"/>
+              <w:bottom w:val="single" w:color="C9D1DC" w:sz="4"/>
+              <w:right w:val="single" w:color="C9D1DC" w:sz="4"/>
+            </w:tcBorders>
+            <w:tcMar>
+              <w:top w:type="dxa" w:w="80"/>
+              <w:left w:type="dxa" w:w="110"/>
+              <w:bottom w:type="dxa" w:w="80"/>
+              <w:right w:type="dxa" w:w="110"/>
+            </w:tcMar>
+          </w:tcPr>
+          <w:p>
+            <w:pPr>
+              <w:keepNext/>
+            </w:pPr>
+            <w:r>
+              <w:rPr>
+                <w:rFonts w:ascii="Calibri" w:cs="Calibri" w:eastAsia="Calibri" w:hAnsi="Calibri"/>
+                <w:b w:val="false"/>
+                <w:bCs w:val="false"/>
+                <w:sz w:val="19"/>
+                <w:szCs w:val="19"/>
+              </w:rPr>
+              <w:t xml:space="preserve">Tejido de punto y mayoreo; a 1–2 horas de TID en Querétaro</w:t>
+            </w:r>
+          </w:p>
+        </w:tc>
+      </w:tr>
+      <w:tr>
+        <w:trPr>
+          <w:cantSplit/>
+        </w:trPr>
+        <w:tc>
+          <w:tcPr>
+            <w:tcW w:type="dxa" w:w="1300"/>
+            <w:tcBorders>
+              <w:top w:val="single" w:color="C9D1DC" w:sz="4"/>
+              <w:left w:val="single" w:color="C9D1DC" w:sz="4"/>
+              <w:bottom w:val="single" w:color="C9D1DC" w:sz="4"/>
+              <w:right w:val="single" w:color="C9D1DC" w:sz="4"/>
+            </w:tcBorders>
+            <w:shd w:fill="EEF2F7" w:color="auto" w:val="clear"/>
+            <w:tcMar>
+              <w:top w:type="dxa" w:w="80"/>
+              <w:left w:type="dxa" w:w="110"/>
+              <w:bottom w:type="dxa" w:w="80"/>
+              <w:right w:type="dxa" w:w="110"/>
+            </w:tcMar>
+          </w:tcPr>
+          <w:p>
+            <w:pPr>
               <w:keepNext w:val="false"/>
             </w:pPr>
             <w:r>
@@ -4559,6 +4661,7 @@
               <w:bottom w:val="single" w:color="C9D1DC" w:sz="4"/>
               <w:right w:val="single" w:color="C9D1DC" w:sz="4"/>
             </w:tcBorders>
+            <w:shd w:fill="EEF2F7" w:color="auto" w:val="clear"/>
             <w:tcMar>
               <w:top w:type="dxa" w:w="80"/>
               <w:left w:type="dxa" w:w="110"/>
@@ -4591,6 +4694,7 @@
               <w:bottom w:val="single" w:color="C9D1DC" w:sz="4"/>
               <w:right w:val="single" w:color="C9D1DC" w:sz="4"/>
             </w:tcBorders>
+            <w:shd w:fill="EEF2F7" w:color="auto" w:val="clear"/>
             <w:tcMar>
               <w:top w:type="dxa" w:w="80"/>
               <w:left w:type="dxa" w:w="110"/>
@@ -4634,6 +4738,2686 @@
           <w:szCs w:val="18"/>
         </w:rPr>
         <w:t xml:space="preserve">Priorización preliminar por concentración de industria mediana y grande; se validará con el directorio DENUE de INEGI.</w:t>
+      </w:r>
+    </w:p>
+    <w:p>
+      <w:pPr>
+        <w:pStyle w:val="Heading2"/>
+      </w:pPr>
+      <w:r>
+        <w:t xml:space="preserve">Cuentas prioritarias: regla 80/20</w:t>
+      </w:r>
+    </w:p>
+    <w:p>
+      <w:pPr>
+        <w:spacing w:after="160"/>
+      </w:pPr>
+      <w:r>
+        <w:t xml:space="preserve">De los 82 prospectos identificados en México (47 estampadores y fabricantes, y 35 OEM y maquiladoras), seleccionamos el 20% con mayor potencial: volumen de producción, decoración propia, exportación y encaje con la línea híbrida. Estas 17 cuentas recibirán el 80% del esfuerzo comercial del primer año (visitas, demostraciones y pruebas con su tela).</w:t>
+      </w:r>
+    </w:p>
+    <w:p>
+      <w:pPr>
+        <w:pStyle w:val="Heading2"/>
+      </w:pPr>
+      <w:r>
+        <w:t xml:space="preserve">Prospectos prioritarios: estampadores y fabricantes (9 de 47)</w:t>
+      </w:r>
+    </w:p>
+    <w:tbl>
+      <w:tblPr>
+        <w:tblW w:type="dxa" w:w="9360"/>
+        <w:tblBorders>
+          <w:top w:val="single" w:color="auto" w:sz="4"/>
+          <w:left w:val="single" w:color="auto" w:sz="4"/>
+          <w:bottom w:val="single" w:color="auto" w:sz="4"/>
+          <w:right w:val="single" w:color="auto" w:sz="4"/>
+          <w:insideH w:val="single" w:color="auto" w:sz="4"/>
+          <w:insideV w:val="single" w:color="auto" w:sz="4"/>
+        </w:tblBorders>
+      </w:tblPr>
+      <w:tblGrid>
+        <w:gridCol w:w="2200"/>
+        <w:gridCol w:w="1500"/>
+        <w:gridCol w:w="3860"/>
+        <w:gridCol w:w="1800"/>
+      </w:tblGrid>
+      <w:tr>
+        <w:trPr>
+          <w:cantSplit/>
+          <w:tblHeader/>
+        </w:trPr>
+        <w:tc>
+          <w:tcPr>
+            <w:tcW w:type="dxa" w:w="2200"/>
+            <w:tcBorders>
+              <w:top w:val="single" w:color="C9D1DC" w:sz="4"/>
+              <w:left w:val="single" w:color="C9D1DC" w:sz="4"/>
+              <w:bottom w:val="single" w:color="C9D1DC" w:sz="4"/>
+              <w:right w:val="single" w:color="C9D1DC" w:sz="4"/>
+            </w:tcBorders>
+            <w:shd w:fill="1B1F3B" w:color="auto" w:val="clear"/>
+            <w:tcMar>
+              <w:top w:type="dxa" w:w="80"/>
+              <w:left w:type="dxa" w:w="110"/>
+              <w:bottom w:type="dxa" w:w="80"/>
+              <w:right w:type="dxa" w:w="110"/>
+            </w:tcMar>
+          </w:tcPr>
+          <w:p>
+            <w:pPr>
+              <w:keepNext/>
+            </w:pPr>
+            <w:r>
+              <w:rPr>
+                <w:rFonts w:ascii="Calibri" w:cs="Calibri" w:eastAsia="Calibri" w:hAnsi="Calibri"/>
+                <w:b/>
+                <w:bCs/>
+                <w:color w:val="FFFFFF"/>
+                <w:sz w:val="19"/>
+                <w:szCs w:val="19"/>
+              </w:rPr>
+              <w:t xml:space="preserve">Empresa</w:t>
+            </w:r>
+          </w:p>
+        </w:tc>
+        <w:tc>
+          <w:tcPr>
+            <w:tcW w:type="dxa" w:w="1500"/>
+            <w:tcBorders>
+              <w:top w:val="single" w:color="C9D1DC" w:sz="4"/>
+              <w:left w:val="single" w:color="C9D1DC" w:sz="4"/>
+              <w:bottom w:val="single" w:color="C9D1DC" w:sz="4"/>
+              <w:right w:val="single" w:color="C9D1DC" w:sz="4"/>
+            </w:tcBorders>
+            <w:shd w:fill="1B1F3B" w:color="auto" w:val="clear"/>
+            <w:tcMar>
+              <w:top w:type="dxa" w:w="80"/>
+              <w:left w:type="dxa" w:w="110"/>
+              <w:bottom w:type="dxa" w:w="80"/>
+              <w:right w:type="dxa" w:w="110"/>
+            </w:tcMar>
+          </w:tcPr>
+          <w:p>
+            <w:pPr>
+              <w:keepNext/>
+            </w:pPr>
+            <w:r>
+              <w:rPr>
+                <w:rFonts w:ascii="Calibri" w:cs="Calibri" w:eastAsia="Calibri" w:hAnsi="Calibri"/>
+                <w:b/>
+                <w:bCs/>
+                <w:color w:val="FFFFFF"/>
+                <w:sz w:val="19"/>
+                <w:szCs w:val="19"/>
+              </w:rPr>
+              <w:t xml:space="preserve">Ciudad</w:t>
+            </w:r>
+          </w:p>
+        </w:tc>
+        <w:tc>
+          <w:tcPr>
+            <w:tcW w:type="dxa" w:w="3860"/>
+            <w:tcBorders>
+              <w:top w:val="single" w:color="C9D1DC" w:sz="4"/>
+              <w:left w:val="single" w:color="C9D1DC" w:sz="4"/>
+              <w:bottom w:val="single" w:color="C9D1DC" w:sz="4"/>
+              <w:right w:val="single" w:color="C9D1DC" w:sz="4"/>
+            </w:tcBorders>
+            <w:shd w:fill="1B1F3B" w:color="auto" w:val="clear"/>
+            <w:tcMar>
+              <w:top w:type="dxa" w:w="80"/>
+              <w:left w:type="dxa" w:w="110"/>
+              <w:bottom w:type="dxa" w:w="80"/>
+              <w:right w:type="dxa" w:w="110"/>
+            </w:tcMar>
+          </w:tcPr>
+          <w:p>
+            <w:pPr>
+              <w:keepNext/>
+            </w:pPr>
+            <w:r>
+              <w:rPr>
+                <w:rFonts w:ascii="Calibri" w:cs="Calibri" w:eastAsia="Calibri" w:hAnsi="Calibri"/>
+                <w:b/>
+                <w:bCs/>
+                <w:color w:val="FFFFFF"/>
+                <w:sz w:val="19"/>
+                <w:szCs w:val="19"/>
+              </w:rPr>
+              <w:t xml:space="preserve">A qué se dedica</w:t>
+            </w:r>
+          </w:p>
+        </w:tc>
+        <w:tc>
+          <w:tcPr>
+            <w:tcW w:type="dxa" w:w="1800"/>
+            <w:tcBorders>
+              <w:top w:val="single" w:color="C9D1DC" w:sz="4"/>
+              <w:left w:val="single" w:color="C9D1DC" w:sz="4"/>
+              <w:bottom w:val="single" w:color="C9D1DC" w:sz="4"/>
+              <w:right w:val="single" w:color="C9D1DC" w:sz="4"/>
+            </w:tcBorders>
+            <w:shd w:fill="1B1F3B" w:color="auto" w:val="clear"/>
+            <w:tcMar>
+              <w:top w:type="dxa" w:w="80"/>
+              <w:left w:type="dxa" w:w="110"/>
+              <w:bottom w:type="dxa" w:w="80"/>
+              <w:right w:type="dxa" w:w="110"/>
+            </w:tcMar>
+          </w:tcPr>
+          <w:p>
+            <w:pPr>
+              <w:keepNext/>
+            </w:pPr>
+            <w:r>
+              <w:rPr>
+                <w:rFonts w:ascii="Calibri" w:cs="Calibri" w:eastAsia="Calibri" w:hAnsi="Calibri"/>
+                <w:b/>
+                <w:bCs/>
+                <w:color w:val="FFFFFF"/>
+                <w:sz w:val="19"/>
+                <w:szCs w:val="19"/>
+              </w:rPr>
+              <w:t xml:space="preserve">Subsector</w:t>
+            </w:r>
+          </w:p>
+        </w:tc>
+      </w:tr>
+      <w:tr>
+        <w:trPr>
+          <w:cantSplit/>
+        </w:trPr>
+        <w:tc>
+          <w:tcPr>
+            <w:tcW w:type="dxa" w:w="2200"/>
+            <w:tcBorders>
+              <w:top w:val="single" w:color="C9D1DC" w:sz="4"/>
+              <w:left w:val="single" w:color="C9D1DC" w:sz="4"/>
+              <w:bottom w:val="single" w:color="C9D1DC" w:sz="4"/>
+              <w:right w:val="single" w:color="C9D1DC" w:sz="4"/>
+            </w:tcBorders>
+            <w:tcMar>
+              <w:top w:type="dxa" w:w="80"/>
+              <w:left w:type="dxa" w:w="110"/>
+              <w:bottom w:type="dxa" w:w="80"/>
+              <w:right w:type="dxa" w:w="110"/>
+            </w:tcMar>
+          </w:tcPr>
+          <w:p>
+            <w:pPr>
+              <w:keepNext/>
+            </w:pPr>
+            <w:r>
+              <w:rPr>
+                <w:rFonts w:ascii="Calibri" w:cs="Calibri" w:eastAsia="Calibri" w:hAnsi="Calibri"/>
+                <w:b/>
+                <w:bCs/>
+                <w:sz w:val="19"/>
+                <w:szCs w:val="19"/>
+              </w:rPr>
+              <w:t xml:space="preserve">ADN Serigrafía</w:t>
+            </w:r>
+          </w:p>
+        </w:tc>
+        <w:tc>
+          <w:tcPr>
+            <w:tcW w:type="dxa" w:w="1500"/>
+            <w:tcBorders>
+              <w:top w:val="single" w:color="C9D1DC" w:sz="4"/>
+              <w:left w:val="single" w:color="C9D1DC" w:sz="4"/>
+              <w:bottom w:val="single" w:color="C9D1DC" w:sz="4"/>
+              <w:right w:val="single" w:color="C9D1DC" w:sz="4"/>
+            </w:tcBorders>
+            <w:tcMar>
+              <w:top w:type="dxa" w:w="80"/>
+              <w:left w:type="dxa" w:w="110"/>
+              <w:bottom w:type="dxa" w:w="80"/>
+              <w:right w:type="dxa" w:w="110"/>
+            </w:tcMar>
+          </w:tcPr>
+          <w:p>
+            <w:pPr>
+              <w:keepNext/>
+            </w:pPr>
+            <w:r>
+              <w:rPr>
+                <w:rFonts w:ascii="Calibri" w:cs="Calibri" w:eastAsia="Calibri" w:hAnsi="Calibri"/>
+                <w:b w:val="false"/>
+                <w:bCs w:val="false"/>
+                <w:sz w:val="19"/>
+                <w:szCs w:val="19"/>
+              </w:rPr>
+              <w:t xml:space="preserve">Naucalpan, Edo. Méx.</w:t>
+            </w:r>
+          </w:p>
+        </w:tc>
+        <w:tc>
+          <w:tcPr>
+            <w:tcW w:type="dxa" w:w="3860"/>
+            <w:tcBorders>
+              <w:top w:val="single" w:color="C9D1DC" w:sz="4"/>
+              <w:left w:val="single" w:color="C9D1DC" w:sz="4"/>
+              <w:bottom w:val="single" w:color="C9D1DC" w:sz="4"/>
+              <w:right w:val="single" w:color="C9D1DC" w:sz="4"/>
+            </w:tcBorders>
+            <w:tcMar>
+              <w:top w:type="dxa" w:w="80"/>
+              <w:left w:type="dxa" w:w="110"/>
+              <w:bottom w:type="dxa" w:w="80"/>
+              <w:right w:type="dxa" w:w="110"/>
+            </w:tcMar>
+          </w:tcPr>
+          <w:p>
+            <w:pPr>
+              <w:keepNext/>
+            </w:pPr>
+            <w:r>
+              <w:rPr>
+                <w:rFonts w:ascii="Calibri" w:cs="Calibri" w:eastAsia="Calibri" w:hAnsi="Calibri"/>
+                <w:b w:val="false"/>
+                <w:bCs w:val="false"/>
+                <w:sz w:val="19"/>
+                <w:szCs w:val="19"/>
+              </w:rPr>
+              <w:t xml:space="preserve">Maquila de serigrafía: 130,000+ piezas/semana, hasta 18 tintas, producción para EE. UU. y Canadá</w:t>
+            </w:r>
+          </w:p>
+        </w:tc>
+        <w:tc>
+          <w:tcPr>
+            <w:tcW w:type="dxa" w:w="1800"/>
+            <w:tcBorders>
+              <w:top w:val="single" w:color="C9D1DC" w:sz="4"/>
+              <w:left w:val="single" w:color="C9D1DC" w:sz="4"/>
+              <w:bottom w:val="single" w:color="C9D1DC" w:sz="4"/>
+              <w:right w:val="single" w:color="C9D1DC" w:sz="4"/>
+            </w:tcBorders>
+            <w:tcMar>
+              <w:top w:type="dxa" w:w="80"/>
+              <w:left w:type="dxa" w:w="110"/>
+              <w:bottom w:type="dxa" w:w="80"/>
+              <w:right w:type="dxa" w:w="110"/>
+            </w:tcMar>
+          </w:tcPr>
+          <w:p>
+            <w:pPr>
+              <w:keepNext/>
+            </w:pPr>
+            <w:r>
+              <w:rPr>
+                <w:rFonts w:ascii="Calibri" w:cs="Calibri" w:eastAsia="Calibri" w:hAnsi="Calibri"/>
+                <w:b w:val="false"/>
+                <w:bCs w:val="false"/>
+                <w:sz w:val="19"/>
+                <w:szCs w:val="19"/>
+              </w:rPr>
+              <w:t xml:space="preserve">Estampado y serigrafía</w:t>
+            </w:r>
+          </w:p>
+        </w:tc>
+      </w:tr>
+      <w:tr>
+        <w:trPr>
+          <w:cantSplit/>
+        </w:trPr>
+        <w:tc>
+          <w:tcPr>
+            <w:tcW w:type="dxa" w:w="2200"/>
+            <w:tcBorders>
+              <w:top w:val="single" w:color="C9D1DC" w:sz="4"/>
+              <w:left w:val="single" w:color="C9D1DC" w:sz="4"/>
+              <w:bottom w:val="single" w:color="C9D1DC" w:sz="4"/>
+              <w:right w:val="single" w:color="C9D1DC" w:sz="4"/>
+            </w:tcBorders>
+            <w:shd w:fill="EEF2F7" w:color="auto" w:val="clear"/>
+            <w:tcMar>
+              <w:top w:type="dxa" w:w="80"/>
+              <w:left w:type="dxa" w:w="110"/>
+              <w:bottom w:type="dxa" w:w="80"/>
+              <w:right w:type="dxa" w:w="110"/>
+            </w:tcMar>
+          </w:tcPr>
+          <w:p>
+            <w:pPr>
+              <w:keepNext/>
+            </w:pPr>
+            <w:r>
+              <w:rPr>
+                <w:rFonts w:ascii="Calibri" w:cs="Calibri" w:eastAsia="Calibri" w:hAnsi="Calibri"/>
+                <w:b/>
+                <w:bCs/>
+                <w:sz w:val="19"/>
+                <w:szCs w:val="19"/>
+              </w:rPr>
+              <w:t xml:space="preserve">Serigrafía Textil Automatizada (KW)</w:t>
+            </w:r>
+          </w:p>
+        </w:tc>
+        <w:tc>
+          <w:tcPr>
+            <w:tcW w:type="dxa" w:w="1500"/>
+            <w:tcBorders>
+              <w:top w:val="single" w:color="C9D1DC" w:sz="4"/>
+              <w:left w:val="single" w:color="C9D1DC" w:sz="4"/>
+              <w:bottom w:val="single" w:color="C9D1DC" w:sz="4"/>
+              <w:right w:val="single" w:color="C9D1DC" w:sz="4"/>
+            </w:tcBorders>
+            <w:shd w:fill="EEF2F7" w:color="auto" w:val="clear"/>
+            <w:tcMar>
+              <w:top w:type="dxa" w:w="80"/>
+              <w:left w:type="dxa" w:w="110"/>
+              <w:bottom w:type="dxa" w:w="80"/>
+              <w:right w:type="dxa" w:w="110"/>
+            </w:tcMar>
+          </w:tcPr>
+          <w:p>
+            <w:pPr>
+              <w:keepNext/>
+            </w:pPr>
+            <w:r>
+              <w:rPr>
+                <w:rFonts w:ascii="Calibri" w:cs="Calibri" w:eastAsia="Calibri" w:hAnsi="Calibri"/>
+                <w:b w:val="false"/>
+                <w:bCs w:val="false"/>
+                <w:sz w:val="19"/>
+                <w:szCs w:val="19"/>
+              </w:rPr>
+              <w:t xml:space="preserve">Puebla, Pue.</w:t>
+            </w:r>
+          </w:p>
+        </w:tc>
+        <w:tc>
+          <w:tcPr>
+            <w:tcW w:type="dxa" w:w="3860"/>
+            <w:tcBorders>
+              <w:top w:val="single" w:color="C9D1DC" w:sz="4"/>
+              <w:left w:val="single" w:color="C9D1DC" w:sz="4"/>
+              <w:bottom w:val="single" w:color="C9D1DC" w:sz="4"/>
+              <w:right w:val="single" w:color="C9D1DC" w:sz="4"/>
+            </w:tcBorders>
+            <w:shd w:fill="EEF2F7" w:color="auto" w:val="clear"/>
+            <w:tcMar>
+              <w:top w:type="dxa" w:w="80"/>
+              <w:left w:type="dxa" w:w="110"/>
+              <w:bottom w:type="dxa" w:w="80"/>
+              <w:right w:type="dxa" w:w="110"/>
+            </w:tcMar>
+          </w:tcPr>
+          <w:p>
+            <w:pPr>
+              <w:keepNext/>
+            </w:pPr>
+            <w:r>
+              <w:rPr>
+                <w:rFonts w:ascii="Calibri" w:cs="Calibri" w:eastAsia="Calibri" w:hAnsi="Calibri"/>
+                <w:b w:val="false"/>
+                <w:bCs w:val="false"/>
+                <w:sz w:val="19"/>
+                <w:szCs w:val="19"/>
+              </w:rPr>
+              <w:t xml:space="preserve">Serigrafía automatizada por volumen: campañas, deportivo y promocional; 30+ años</w:t>
+            </w:r>
+          </w:p>
+        </w:tc>
+        <w:tc>
+          <w:tcPr>
+            <w:tcW w:type="dxa" w:w="1800"/>
+            <w:tcBorders>
+              <w:top w:val="single" w:color="C9D1DC" w:sz="4"/>
+              <w:left w:val="single" w:color="C9D1DC" w:sz="4"/>
+              <w:bottom w:val="single" w:color="C9D1DC" w:sz="4"/>
+              <w:right w:val="single" w:color="C9D1DC" w:sz="4"/>
+            </w:tcBorders>
+            <w:shd w:fill="EEF2F7" w:color="auto" w:val="clear"/>
+            <w:tcMar>
+              <w:top w:type="dxa" w:w="80"/>
+              <w:left w:type="dxa" w:w="110"/>
+              <w:bottom w:type="dxa" w:w="80"/>
+              <w:right w:type="dxa" w:w="110"/>
+            </w:tcMar>
+          </w:tcPr>
+          <w:p>
+            <w:pPr>
+              <w:keepNext/>
+            </w:pPr>
+            <w:r>
+              <w:rPr>
+                <w:rFonts w:ascii="Calibri" w:cs="Calibri" w:eastAsia="Calibri" w:hAnsi="Calibri"/>
+                <w:b w:val="false"/>
+                <w:bCs w:val="false"/>
+                <w:sz w:val="19"/>
+                <w:szCs w:val="19"/>
+              </w:rPr>
+              <w:t xml:space="preserve">Estampado y serigrafía</w:t>
+            </w:r>
+          </w:p>
+        </w:tc>
+      </w:tr>
+      <w:tr>
+        <w:trPr>
+          <w:cantSplit/>
+        </w:trPr>
+        <w:tc>
+          <w:tcPr>
+            <w:tcW w:type="dxa" w:w="2200"/>
+            <w:tcBorders>
+              <w:top w:val="single" w:color="C9D1DC" w:sz="4"/>
+              <w:left w:val="single" w:color="C9D1DC" w:sz="4"/>
+              <w:bottom w:val="single" w:color="C9D1DC" w:sz="4"/>
+              <w:right w:val="single" w:color="C9D1DC" w:sz="4"/>
+            </w:tcBorders>
+            <w:tcMar>
+              <w:top w:type="dxa" w:w="80"/>
+              <w:left w:type="dxa" w:w="110"/>
+              <w:bottom w:type="dxa" w:w="80"/>
+              <w:right w:type="dxa" w:w="110"/>
+            </w:tcMar>
+          </w:tcPr>
+          <w:p>
+            <w:pPr>
+              <w:keepNext/>
+            </w:pPr>
+            <w:r>
+              <w:rPr>
+                <w:rFonts w:ascii="Calibri" w:cs="Calibri" w:eastAsia="Calibri" w:hAnsi="Calibri"/>
+                <w:b/>
+                <w:bCs/>
+                <w:sz w:val="19"/>
+                <w:szCs w:val="19"/>
+              </w:rPr>
+              <w:t xml:space="preserve">Manufacturas Textiles RF (Reitex)</w:t>
+            </w:r>
+          </w:p>
+        </w:tc>
+        <w:tc>
+          <w:tcPr>
+            <w:tcW w:type="dxa" w:w="1500"/>
+            <w:tcBorders>
+              <w:top w:val="single" w:color="C9D1DC" w:sz="4"/>
+              <w:left w:val="single" w:color="C9D1DC" w:sz="4"/>
+              <w:bottom w:val="single" w:color="C9D1DC" w:sz="4"/>
+              <w:right w:val="single" w:color="C9D1DC" w:sz="4"/>
+            </w:tcBorders>
+            <w:tcMar>
+              <w:top w:type="dxa" w:w="80"/>
+              <w:left w:type="dxa" w:w="110"/>
+              <w:bottom w:type="dxa" w:w="80"/>
+              <w:right w:type="dxa" w:w="110"/>
+            </w:tcMar>
+          </w:tcPr>
+          <w:p>
+            <w:pPr>
+              <w:keepNext/>
+            </w:pPr>
+            <w:r>
+              <w:rPr>
+                <w:rFonts w:ascii="Calibri" w:cs="Calibri" w:eastAsia="Calibri" w:hAnsi="Calibri"/>
+                <w:b w:val="false"/>
+                <w:bCs w:val="false"/>
+                <w:sz w:val="19"/>
+                <w:szCs w:val="19"/>
+              </w:rPr>
+              <w:t xml:space="preserve">Guadalupe, N.L.</w:t>
+            </w:r>
+          </w:p>
+        </w:tc>
+        <w:tc>
+          <w:tcPr>
+            <w:tcW w:type="dxa" w:w="3860"/>
+            <w:tcBorders>
+              <w:top w:val="single" w:color="C9D1DC" w:sz="4"/>
+              <w:left w:val="single" w:color="C9D1DC" w:sz="4"/>
+              <w:bottom w:val="single" w:color="C9D1DC" w:sz="4"/>
+              <w:right w:val="single" w:color="C9D1DC" w:sz="4"/>
+            </w:tcBorders>
+            <w:tcMar>
+              <w:top w:type="dxa" w:w="80"/>
+              <w:left w:type="dxa" w:w="110"/>
+              <w:bottom w:type="dxa" w:w="80"/>
+              <w:right w:type="dxa" w:w="110"/>
+            </w:tcMar>
+          </w:tcPr>
+          <w:p>
+            <w:pPr>
+              <w:keepNext/>
+            </w:pPr>
+            <w:r>
+              <w:rPr>
+                <w:rFonts w:ascii="Calibri" w:cs="Calibri" w:eastAsia="Calibri" w:hAnsi="Calibri"/>
+                <w:b w:val="false"/>
+                <w:bCs w:val="false"/>
+                <w:sz w:val="19"/>
+                <w:szCs w:val="19"/>
+              </w:rPr>
+              <w:t xml:space="preserve">Fábrica integrada de hilo a prenda; playeras de campaña y publicitarias de alto volumen</w:t>
+            </w:r>
+          </w:p>
+        </w:tc>
+        <w:tc>
+          <w:tcPr>
+            <w:tcW w:type="dxa" w:w="1800"/>
+            <w:tcBorders>
+              <w:top w:val="single" w:color="C9D1DC" w:sz="4"/>
+              <w:left w:val="single" w:color="C9D1DC" w:sz="4"/>
+              <w:bottom w:val="single" w:color="C9D1DC" w:sz="4"/>
+              <w:right w:val="single" w:color="C9D1DC" w:sz="4"/>
+            </w:tcBorders>
+            <w:tcMar>
+              <w:top w:type="dxa" w:w="80"/>
+              <w:left w:type="dxa" w:w="110"/>
+              <w:bottom w:type="dxa" w:w="80"/>
+              <w:right w:type="dxa" w:w="110"/>
+            </w:tcMar>
+          </w:tcPr>
+          <w:p>
+            <w:pPr>
+              <w:keepNext/>
+            </w:pPr>
+            <w:r>
+              <w:rPr>
+                <w:rFonts w:ascii="Calibri" w:cs="Calibri" w:eastAsia="Calibri" w:hAnsi="Calibri"/>
+                <w:b w:val="false"/>
+                <w:bCs w:val="false"/>
+                <w:sz w:val="19"/>
+                <w:szCs w:val="19"/>
+              </w:rPr>
+              <w:t xml:space="preserve">Promocionales</w:t>
+            </w:r>
+          </w:p>
+        </w:tc>
+      </w:tr>
+      <w:tr>
+        <w:trPr>
+          <w:cantSplit/>
+        </w:trPr>
+        <w:tc>
+          <w:tcPr>
+            <w:tcW w:type="dxa" w:w="2200"/>
+            <w:tcBorders>
+              <w:top w:val="single" w:color="C9D1DC" w:sz="4"/>
+              <w:left w:val="single" w:color="C9D1DC" w:sz="4"/>
+              <w:bottom w:val="single" w:color="C9D1DC" w:sz="4"/>
+              <w:right w:val="single" w:color="C9D1DC" w:sz="4"/>
+            </w:tcBorders>
+            <w:shd w:fill="EEF2F7" w:color="auto" w:val="clear"/>
+            <w:tcMar>
+              <w:top w:type="dxa" w:w="80"/>
+              <w:left w:type="dxa" w:w="110"/>
+              <w:bottom w:type="dxa" w:w="80"/>
+              <w:right w:type="dxa" w:w="110"/>
+            </w:tcMar>
+          </w:tcPr>
+          <w:p>
+            <w:pPr>
+              <w:keepNext/>
+            </w:pPr>
+            <w:r>
+              <w:rPr>
+                <w:rFonts w:ascii="Calibri" w:cs="Calibri" w:eastAsia="Calibri" w:hAnsi="Calibri"/>
+                <w:b/>
+                <w:bCs/>
+                <w:sz w:val="19"/>
+                <w:szCs w:val="19"/>
+              </w:rPr>
+              <w:t xml:space="preserve">Diermi (Playeras Mindy)</w:t>
+            </w:r>
+          </w:p>
+        </w:tc>
+        <w:tc>
+          <w:tcPr>
+            <w:tcW w:type="dxa" w:w="1500"/>
+            <w:tcBorders>
+              <w:top w:val="single" w:color="C9D1DC" w:sz="4"/>
+              <w:left w:val="single" w:color="C9D1DC" w:sz="4"/>
+              <w:bottom w:val="single" w:color="C9D1DC" w:sz="4"/>
+              <w:right w:val="single" w:color="C9D1DC" w:sz="4"/>
+            </w:tcBorders>
+            <w:shd w:fill="EEF2F7" w:color="auto" w:val="clear"/>
+            <w:tcMar>
+              <w:top w:type="dxa" w:w="80"/>
+              <w:left w:type="dxa" w:w="110"/>
+              <w:bottom w:type="dxa" w:w="80"/>
+              <w:right w:type="dxa" w:w="110"/>
+            </w:tcMar>
+          </w:tcPr>
+          <w:p>
+            <w:pPr>
+              <w:keepNext/>
+            </w:pPr>
+            <w:r>
+              <w:rPr>
+                <w:rFonts w:ascii="Calibri" w:cs="Calibri" w:eastAsia="Calibri" w:hAnsi="Calibri"/>
+                <w:b w:val="false"/>
+                <w:bCs w:val="false"/>
+                <w:sz w:val="19"/>
+                <w:szCs w:val="19"/>
+              </w:rPr>
+              <w:t xml:space="preserve">Zapopan, Jal.</w:t>
+            </w:r>
+          </w:p>
+        </w:tc>
+        <w:tc>
+          <w:tcPr>
+            <w:tcW w:type="dxa" w:w="3860"/>
+            <w:tcBorders>
+              <w:top w:val="single" w:color="C9D1DC" w:sz="4"/>
+              <w:left w:val="single" w:color="C9D1DC" w:sz="4"/>
+              <w:bottom w:val="single" w:color="C9D1DC" w:sz="4"/>
+              <w:right w:val="single" w:color="C9D1DC" w:sz="4"/>
+            </w:tcBorders>
+            <w:shd w:fill="EEF2F7" w:color="auto" w:val="clear"/>
+            <w:tcMar>
+              <w:top w:type="dxa" w:w="80"/>
+              <w:left w:type="dxa" w:w="110"/>
+              <w:bottom w:type="dxa" w:w="80"/>
+              <w:right w:type="dxa" w:w="110"/>
+            </w:tcMar>
+          </w:tcPr>
+          <w:p>
+            <w:pPr>
+              <w:keepNext/>
+            </w:pPr>
+            <w:r>
+              <w:rPr>
+                <w:rFonts w:ascii="Calibri" w:cs="Calibri" w:eastAsia="Calibri" w:hAnsi="Calibri"/>
+                <w:b w:val="false"/>
+                <w:bCs w:val="false"/>
+                <w:sz w:val="19"/>
+                <w:szCs w:val="19"/>
+              </w:rPr>
+              <w:t xml:space="preserve">Playeras deportivas y publicitarias en nave automatizada de 5,000 m²; exporta a EE. UU.</w:t>
+            </w:r>
+          </w:p>
+        </w:tc>
+        <w:tc>
+          <w:tcPr>
+            <w:tcW w:type="dxa" w:w="1800"/>
+            <w:tcBorders>
+              <w:top w:val="single" w:color="C9D1DC" w:sz="4"/>
+              <w:left w:val="single" w:color="C9D1DC" w:sz="4"/>
+              <w:bottom w:val="single" w:color="C9D1DC" w:sz="4"/>
+              <w:right w:val="single" w:color="C9D1DC" w:sz="4"/>
+            </w:tcBorders>
+            <w:shd w:fill="EEF2F7" w:color="auto" w:val="clear"/>
+            <w:tcMar>
+              <w:top w:type="dxa" w:w="80"/>
+              <w:left w:type="dxa" w:w="110"/>
+              <w:bottom w:type="dxa" w:w="80"/>
+              <w:right w:type="dxa" w:w="110"/>
+            </w:tcMar>
+          </w:tcPr>
+          <w:p>
+            <w:pPr>
+              <w:keepNext/>
+            </w:pPr>
+            <w:r>
+              <w:rPr>
+                <w:rFonts w:ascii="Calibri" w:cs="Calibri" w:eastAsia="Calibri" w:hAnsi="Calibri"/>
+                <w:b w:val="false"/>
+                <w:bCs w:val="false"/>
+                <w:sz w:val="19"/>
+                <w:szCs w:val="19"/>
+              </w:rPr>
+              <w:t xml:space="preserve">Ropa deportiva</w:t>
+            </w:r>
+          </w:p>
+        </w:tc>
+      </w:tr>
+      <w:tr>
+        <w:trPr>
+          <w:cantSplit/>
+        </w:trPr>
+        <w:tc>
+          <w:tcPr>
+            <w:tcW w:type="dxa" w:w="2200"/>
+            <w:tcBorders>
+              <w:top w:val="single" w:color="C9D1DC" w:sz="4"/>
+              <w:left w:val="single" w:color="C9D1DC" w:sz="4"/>
+              <w:bottom w:val="single" w:color="C9D1DC" w:sz="4"/>
+              <w:right w:val="single" w:color="C9D1DC" w:sz="4"/>
+            </w:tcBorders>
+            <w:tcMar>
+              <w:top w:type="dxa" w:w="80"/>
+              <w:left w:type="dxa" w:w="110"/>
+              <w:bottom w:type="dxa" w:w="80"/>
+              <w:right w:type="dxa" w:w="110"/>
+            </w:tcMar>
+          </w:tcPr>
+          <w:p>
+            <w:pPr>
+              <w:keepNext/>
+            </w:pPr>
+            <w:r>
+              <w:rPr>
+                <w:rFonts w:ascii="Calibri" w:cs="Calibri" w:eastAsia="Calibri" w:hAnsi="Calibri"/>
+                <w:b/>
+                <w:bCs/>
+                <w:sz w:val="19"/>
+                <w:szCs w:val="19"/>
+              </w:rPr>
+              <w:t xml:space="preserve">GOCA'S</w:t>
+            </w:r>
+          </w:p>
+        </w:tc>
+        <w:tc>
+          <w:tcPr>
+            <w:tcW w:type="dxa" w:w="1500"/>
+            <w:tcBorders>
+              <w:top w:val="single" w:color="C9D1DC" w:sz="4"/>
+              <w:left w:val="single" w:color="C9D1DC" w:sz="4"/>
+              <w:bottom w:val="single" w:color="C9D1DC" w:sz="4"/>
+              <w:right w:val="single" w:color="C9D1DC" w:sz="4"/>
+            </w:tcBorders>
+            <w:tcMar>
+              <w:top w:type="dxa" w:w="80"/>
+              <w:left w:type="dxa" w:w="110"/>
+              <w:bottom w:type="dxa" w:w="80"/>
+              <w:right w:type="dxa" w:w="110"/>
+            </w:tcMar>
+          </w:tcPr>
+          <w:p>
+            <w:pPr>
+              <w:keepNext/>
+            </w:pPr>
+            <w:r>
+              <w:rPr>
+                <w:rFonts w:ascii="Calibri" w:cs="Calibri" w:eastAsia="Calibri" w:hAnsi="Calibri"/>
+                <w:b w:val="false"/>
+                <w:bCs w:val="false"/>
+                <w:sz w:val="19"/>
+                <w:szCs w:val="19"/>
+              </w:rPr>
+              <w:t xml:space="preserve">Ciudad de México</w:t>
+            </w:r>
+          </w:p>
+        </w:tc>
+        <w:tc>
+          <w:tcPr>
+            <w:tcW w:type="dxa" w:w="3860"/>
+            <w:tcBorders>
+              <w:top w:val="single" w:color="C9D1DC" w:sz="4"/>
+              <w:left w:val="single" w:color="C9D1DC" w:sz="4"/>
+              <w:bottom w:val="single" w:color="C9D1DC" w:sz="4"/>
+              <w:right w:val="single" w:color="C9D1DC" w:sz="4"/>
+            </w:tcBorders>
+            <w:tcMar>
+              <w:top w:type="dxa" w:w="80"/>
+              <w:left w:type="dxa" w:w="110"/>
+              <w:bottom w:type="dxa" w:w="80"/>
+              <w:right w:type="dxa" w:w="110"/>
+            </w:tcMar>
+          </w:tcPr>
+          <w:p>
+            <w:pPr>
+              <w:keepNext/>
+            </w:pPr>
+            <w:r>
+              <w:rPr>
+                <w:rFonts w:ascii="Calibri" w:cs="Calibri" w:eastAsia="Calibri" w:hAnsi="Calibri"/>
+                <w:b w:val="false"/>
+                <w:bCs w:val="false"/>
+                <w:sz w:val="19"/>
+                <w:szCs w:val="19"/>
+              </w:rPr>
+              <w:t xml:space="preserve">Playeras y sudaderas a gran escala con serigrafía, sublimación y bordado propios; 25+ años</w:t>
+            </w:r>
+          </w:p>
+        </w:tc>
+        <w:tc>
+          <w:tcPr>
+            <w:tcW w:type="dxa" w:w="1800"/>
+            <w:tcBorders>
+              <w:top w:val="single" w:color="C9D1DC" w:sz="4"/>
+              <w:left w:val="single" w:color="C9D1DC" w:sz="4"/>
+              <w:bottom w:val="single" w:color="C9D1DC" w:sz="4"/>
+              <w:right w:val="single" w:color="C9D1DC" w:sz="4"/>
+            </w:tcBorders>
+            <w:tcMar>
+              <w:top w:type="dxa" w:w="80"/>
+              <w:left w:type="dxa" w:w="110"/>
+              <w:bottom w:type="dxa" w:w="80"/>
+              <w:right w:type="dxa" w:w="110"/>
+            </w:tcMar>
+          </w:tcPr>
+          <w:p>
+            <w:pPr>
+              <w:keepNext/>
+            </w:pPr>
+            <w:r>
+              <w:rPr>
+                <w:rFonts w:ascii="Calibri" w:cs="Calibri" w:eastAsia="Calibri" w:hAnsi="Calibri"/>
+                <w:b w:val="false"/>
+                <w:bCs w:val="false"/>
+                <w:sz w:val="19"/>
+                <w:szCs w:val="19"/>
+              </w:rPr>
+              <w:t xml:space="preserve">Promocionales</w:t>
+            </w:r>
+          </w:p>
+        </w:tc>
+      </w:tr>
+      <w:tr>
+        <w:trPr>
+          <w:cantSplit/>
+        </w:trPr>
+        <w:tc>
+          <w:tcPr>
+            <w:tcW w:type="dxa" w:w="2200"/>
+            <w:tcBorders>
+              <w:top w:val="single" w:color="C9D1DC" w:sz="4"/>
+              <w:left w:val="single" w:color="C9D1DC" w:sz="4"/>
+              <w:bottom w:val="single" w:color="C9D1DC" w:sz="4"/>
+              <w:right w:val="single" w:color="C9D1DC" w:sz="4"/>
+            </w:tcBorders>
+            <w:shd w:fill="EEF2F7" w:color="auto" w:val="clear"/>
+            <w:tcMar>
+              <w:top w:type="dxa" w:w="80"/>
+              <w:left w:type="dxa" w:w="110"/>
+              <w:bottom w:type="dxa" w:w="80"/>
+              <w:right w:type="dxa" w:w="110"/>
+            </w:tcMar>
+          </w:tcPr>
+          <w:p>
+            <w:pPr>
+              <w:keepNext/>
+            </w:pPr>
+            <w:r>
+              <w:rPr>
+                <w:rFonts w:ascii="Calibri" w:cs="Calibri" w:eastAsia="Calibri" w:hAnsi="Calibri"/>
+                <w:b/>
+                <w:bCs/>
+                <w:sz w:val="19"/>
+                <w:szCs w:val="19"/>
+              </w:rPr>
+              <w:t xml:space="preserve">SerigrafiarteSP</w:t>
+            </w:r>
+          </w:p>
+        </w:tc>
+        <w:tc>
+          <w:tcPr>
+            <w:tcW w:type="dxa" w:w="1500"/>
+            <w:tcBorders>
+              <w:top w:val="single" w:color="C9D1DC" w:sz="4"/>
+              <w:left w:val="single" w:color="C9D1DC" w:sz="4"/>
+              <w:bottom w:val="single" w:color="C9D1DC" w:sz="4"/>
+              <w:right w:val="single" w:color="C9D1DC" w:sz="4"/>
+            </w:tcBorders>
+            <w:shd w:fill="EEF2F7" w:color="auto" w:val="clear"/>
+            <w:tcMar>
+              <w:top w:type="dxa" w:w="80"/>
+              <w:left w:type="dxa" w:w="110"/>
+              <w:bottom w:type="dxa" w:w="80"/>
+              <w:right w:type="dxa" w:w="110"/>
+            </w:tcMar>
+          </w:tcPr>
+          <w:p>
+            <w:pPr>
+              <w:keepNext/>
+            </w:pPr>
+            <w:r>
+              <w:rPr>
+                <w:rFonts w:ascii="Calibri" w:cs="Calibri" w:eastAsia="Calibri" w:hAnsi="Calibri"/>
+                <w:b w:val="false"/>
+                <w:bCs w:val="false"/>
+                <w:sz w:val="19"/>
+                <w:szCs w:val="19"/>
+              </w:rPr>
+              <w:t xml:space="preserve">Ciudad de México</w:t>
+            </w:r>
+          </w:p>
+        </w:tc>
+        <w:tc>
+          <w:tcPr>
+            <w:tcW w:type="dxa" w:w="3860"/>
+            <w:tcBorders>
+              <w:top w:val="single" w:color="C9D1DC" w:sz="4"/>
+              <w:left w:val="single" w:color="C9D1DC" w:sz="4"/>
+              <w:bottom w:val="single" w:color="C9D1DC" w:sz="4"/>
+              <w:right w:val="single" w:color="C9D1DC" w:sz="4"/>
+            </w:tcBorders>
+            <w:shd w:fill="EEF2F7" w:color="auto" w:val="clear"/>
+            <w:tcMar>
+              <w:top w:type="dxa" w:w="80"/>
+              <w:left w:type="dxa" w:w="110"/>
+              <w:bottom w:type="dxa" w:w="80"/>
+              <w:right w:type="dxa" w:w="110"/>
+            </w:tcMar>
+          </w:tcPr>
+          <w:p>
+            <w:pPr>
+              <w:keepNext/>
+            </w:pPr>
+            <w:r>
+              <w:rPr>
+                <w:rFonts w:ascii="Calibri" w:cs="Calibri" w:eastAsia="Calibri" w:hAnsi="Calibri"/>
+                <w:b w:val="false"/>
+                <w:bCs w:val="false"/>
+                <w:sz w:val="19"/>
+                <w:szCs w:val="19"/>
+              </w:rPr>
+              <w:t xml:space="preserve">Maquila de serigrafía (plastisol, base agua, corrosión), DTF y sublimación para fábricas y marcas</w:t>
+            </w:r>
+          </w:p>
+        </w:tc>
+        <w:tc>
+          <w:tcPr>
+            <w:tcW w:type="dxa" w:w="1800"/>
+            <w:tcBorders>
+              <w:top w:val="single" w:color="C9D1DC" w:sz="4"/>
+              <w:left w:val="single" w:color="C9D1DC" w:sz="4"/>
+              <w:bottom w:val="single" w:color="C9D1DC" w:sz="4"/>
+              <w:right w:val="single" w:color="C9D1DC" w:sz="4"/>
+            </w:tcBorders>
+            <w:shd w:fill="EEF2F7" w:color="auto" w:val="clear"/>
+            <w:tcMar>
+              <w:top w:type="dxa" w:w="80"/>
+              <w:left w:type="dxa" w:w="110"/>
+              <w:bottom w:type="dxa" w:w="80"/>
+              <w:right w:type="dxa" w:w="110"/>
+            </w:tcMar>
+          </w:tcPr>
+          <w:p>
+            <w:pPr>
+              <w:keepNext/>
+            </w:pPr>
+            <w:r>
+              <w:rPr>
+                <w:rFonts w:ascii="Calibri" w:cs="Calibri" w:eastAsia="Calibri" w:hAnsi="Calibri"/>
+                <w:b w:val="false"/>
+                <w:bCs w:val="false"/>
+                <w:sz w:val="19"/>
+                <w:szCs w:val="19"/>
+              </w:rPr>
+              <w:t xml:space="preserve">Estampado y serigrafía</w:t>
+            </w:r>
+          </w:p>
+        </w:tc>
+      </w:tr>
+      <w:tr>
+        <w:trPr>
+          <w:cantSplit/>
+        </w:trPr>
+        <w:tc>
+          <w:tcPr>
+            <w:tcW w:type="dxa" w:w="2200"/>
+            <w:tcBorders>
+              <w:top w:val="single" w:color="C9D1DC" w:sz="4"/>
+              <w:left w:val="single" w:color="C9D1DC" w:sz="4"/>
+              <w:bottom w:val="single" w:color="C9D1DC" w:sz="4"/>
+              <w:right w:val="single" w:color="C9D1DC" w:sz="4"/>
+            </w:tcBorders>
+            <w:tcMar>
+              <w:top w:type="dxa" w:w="80"/>
+              <w:left w:type="dxa" w:w="110"/>
+              <w:bottom w:type="dxa" w:w="80"/>
+              <w:right w:type="dxa" w:w="110"/>
+            </w:tcMar>
+          </w:tcPr>
+          <w:p>
+            <w:pPr>
+              <w:keepNext/>
+            </w:pPr>
+            <w:r>
+              <w:rPr>
+                <w:rFonts w:ascii="Calibri" w:cs="Calibri" w:eastAsia="Calibri" w:hAnsi="Calibri"/>
+                <w:b/>
+                <w:bCs/>
+                <w:sz w:val="19"/>
+                <w:szCs w:val="19"/>
+              </w:rPr>
+              <w:t xml:space="preserve">Grupo Martex</w:t>
+            </w:r>
+          </w:p>
+        </w:tc>
+        <w:tc>
+          <w:tcPr>
+            <w:tcW w:type="dxa" w:w="1500"/>
+            <w:tcBorders>
+              <w:top w:val="single" w:color="C9D1DC" w:sz="4"/>
+              <w:left w:val="single" w:color="C9D1DC" w:sz="4"/>
+              <w:bottom w:val="single" w:color="C9D1DC" w:sz="4"/>
+              <w:right w:val="single" w:color="C9D1DC" w:sz="4"/>
+            </w:tcBorders>
+            <w:tcMar>
+              <w:top w:type="dxa" w:w="80"/>
+              <w:left w:type="dxa" w:w="110"/>
+              <w:bottom w:type="dxa" w:w="80"/>
+              <w:right w:type="dxa" w:w="110"/>
+            </w:tcMar>
+          </w:tcPr>
+          <w:p>
+            <w:pPr>
+              <w:keepNext/>
+            </w:pPr>
+            <w:r>
+              <w:rPr>
+                <w:rFonts w:ascii="Calibri" w:cs="Calibri" w:eastAsia="Calibri" w:hAnsi="Calibri"/>
+                <w:b w:val="false"/>
+                <w:bCs w:val="false"/>
+                <w:sz w:val="19"/>
+                <w:szCs w:val="19"/>
+              </w:rPr>
+              <w:t xml:space="preserve">Naucalpan, Edo. Méx.</w:t>
+            </w:r>
+          </w:p>
+        </w:tc>
+        <w:tc>
+          <w:tcPr>
+            <w:tcW w:type="dxa" w:w="3860"/>
+            <w:tcBorders>
+              <w:top w:val="single" w:color="C9D1DC" w:sz="4"/>
+              <w:left w:val="single" w:color="C9D1DC" w:sz="4"/>
+              <w:bottom w:val="single" w:color="C9D1DC" w:sz="4"/>
+              <w:right w:val="single" w:color="C9D1DC" w:sz="4"/>
+            </w:tcBorders>
+            <w:tcMar>
+              <w:top w:type="dxa" w:w="80"/>
+              <w:left w:type="dxa" w:w="110"/>
+              <w:bottom w:type="dxa" w:w="80"/>
+              <w:right w:type="dxa" w:w="110"/>
+            </w:tcMar>
+          </w:tcPr>
+          <w:p>
+            <w:pPr>
+              <w:keepNext/>
+            </w:pPr>
+            <w:r>
+              <w:rPr>
+                <w:rFonts w:ascii="Calibri" w:cs="Calibri" w:eastAsia="Calibri" w:hAnsi="Calibri"/>
+                <w:b w:val="false"/>
+                <w:bCs w:val="false"/>
+                <w:sz w:val="19"/>
+                <w:szCs w:val="19"/>
+              </w:rPr>
+              <w:t xml:space="preserve">Fabricante textil de gran volumen; uniformes (el directorio menciona uniformes FIFA)</w:t>
+            </w:r>
+          </w:p>
+        </w:tc>
+        <w:tc>
+          <w:tcPr>
+            <w:tcW w:type="dxa" w:w="1800"/>
+            <w:tcBorders>
+              <w:top w:val="single" w:color="C9D1DC" w:sz="4"/>
+              <w:left w:val="single" w:color="C9D1DC" w:sz="4"/>
+              <w:bottom w:val="single" w:color="C9D1DC" w:sz="4"/>
+              <w:right w:val="single" w:color="C9D1DC" w:sz="4"/>
+            </w:tcBorders>
+            <w:tcMar>
+              <w:top w:type="dxa" w:w="80"/>
+              <w:left w:type="dxa" w:w="110"/>
+              <w:bottom w:type="dxa" w:w="80"/>
+              <w:right w:type="dxa" w:w="110"/>
+            </w:tcMar>
+          </w:tcPr>
+          <w:p>
+            <w:pPr>
+              <w:keepNext/>
+            </w:pPr>
+            <w:r>
+              <w:rPr>
+                <w:rFonts w:ascii="Calibri" w:cs="Calibri" w:eastAsia="Calibri" w:hAnsi="Calibri"/>
+                <w:b w:val="false"/>
+                <w:bCs w:val="false"/>
+                <w:sz w:val="19"/>
+                <w:szCs w:val="19"/>
+              </w:rPr>
+              <w:t xml:space="preserve">Uniformes y deportivo</w:t>
+            </w:r>
+          </w:p>
+        </w:tc>
+      </w:tr>
+      <w:tr>
+        <w:trPr>
+          <w:cantSplit/>
+        </w:trPr>
+        <w:tc>
+          <w:tcPr>
+            <w:tcW w:type="dxa" w:w="2200"/>
+            <w:tcBorders>
+              <w:top w:val="single" w:color="C9D1DC" w:sz="4"/>
+              <w:left w:val="single" w:color="C9D1DC" w:sz="4"/>
+              <w:bottom w:val="single" w:color="C9D1DC" w:sz="4"/>
+              <w:right w:val="single" w:color="C9D1DC" w:sz="4"/>
+            </w:tcBorders>
+            <w:shd w:fill="EEF2F7" w:color="auto" w:val="clear"/>
+            <w:tcMar>
+              <w:top w:type="dxa" w:w="80"/>
+              <w:left w:type="dxa" w:w="110"/>
+              <w:bottom w:type="dxa" w:w="80"/>
+              <w:right w:type="dxa" w:w="110"/>
+            </w:tcMar>
+          </w:tcPr>
+          <w:p>
+            <w:pPr>
+              <w:keepNext/>
+            </w:pPr>
+            <w:r>
+              <w:rPr>
+                <w:rFonts w:ascii="Calibri" w:cs="Calibri" w:eastAsia="Calibri" w:hAnsi="Calibri"/>
+                <w:b/>
+                <w:bCs/>
+                <w:sz w:val="19"/>
+                <w:szCs w:val="19"/>
+              </w:rPr>
+              <w:t xml:space="preserve">Uniformes Carmen</w:t>
+            </w:r>
+          </w:p>
+        </w:tc>
+        <w:tc>
+          <w:tcPr>
+            <w:tcW w:type="dxa" w:w="1500"/>
+            <w:tcBorders>
+              <w:top w:val="single" w:color="C9D1DC" w:sz="4"/>
+              <w:left w:val="single" w:color="C9D1DC" w:sz="4"/>
+              <w:bottom w:val="single" w:color="C9D1DC" w:sz="4"/>
+              <w:right w:val="single" w:color="C9D1DC" w:sz="4"/>
+            </w:tcBorders>
+            <w:shd w:fill="EEF2F7" w:color="auto" w:val="clear"/>
+            <w:tcMar>
+              <w:top w:type="dxa" w:w="80"/>
+              <w:left w:type="dxa" w:w="110"/>
+              <w:bottom w:type="dxa" w:w="80"/>
+              <w:right w:type="dxa" w:w="110"/>
+            </w:tcMar>
+          </w:tcPr>
+          <w:p>
+            <w:pPr>
+              <w:keepNext/>
+            </w:pPr>
+            <w:r>
+              <w:rPr>
+                <w:rFonts w:ascii="Calibri" w:cs="Calibri" w:eastAsia="Calibri" w:hAnsi="Calibri"/>
+                <w:b w:val="false"/>
+                <w:bCs w:val="false"/>
+                <w:sz w:val="19"/>
+                <w:szCs w:val="19"/>
+              </w:rPr>
+              <w:t xml:space="preserve">Guadalajara, Jal.</w:t>
+            </w:r>
+          </w:p>
+        </w:tc>
+        <w:tc>
+          <w:tcPr>
+            <w:tcW w:type="dxa" w:w="3860"/>
+            <w:tcBorders>
+              <w:top w:val="single" w:color="C9D1DC" w:sz="4"/>
+              <w:left w:val="single" w:color="C9D1DC" w:sz="4"/>
+              <w:bottom w:val="single" w:color="C9D1DC" w:sz="4"/>
+              <w:right w:val="single" w:color="C9D1DC" w:sz="4"/>
+            </w:tcBorders>
+            <w:shd w:fill="EEF2F7" w:color="auto" w:val="clear"/>
+            <w:tcMar>
+              <w:top w:type="dxa" w:w="80"/>
+              <w:left w:type="dxa" w:w="110"/>
+              <w:bottom w:type="dxa" w:w="80"/>
+              <w:right w:type="dxa" w:w="110"/>
+            </w:tcMar>
+          </w:tcPr>
+          <w:p>
+            <w:pPr>
+              <w:keepNext/>
+            </w:pPr>
+            <w:r>
+              <w:rPr>
+                <w:rFonts w:ascii="Calibri" w:cs="Calibri" w:eastAsia="Calibri" w:hAnsi="Calibri"/>
+                <w:b w:val="false"/>
+                <w:bCs w:val="false"/>
+                <w:sz w:val="19"/>
+                <w:szCs w:val="19"/>
+              </w:rPr>
+              <w:t xml:space="preserve">Uniformes con serigrafía, bordado y transfer; maquila de estampado por volumen; 30+ años</w:t>
+            </w:r>
+          </w:p>
+        </w:tc>
+        <w:tc>
+          <w:tcPr>
+            <w:tcW w:type="dxa" w:w="1800"/>
+            <w:tcBorders>
+              <w:top w:val="single" w:color="C9D1DC" w:sz="4"/>
+              <w:left w:val="single" w:color="C9D1DC" w:sz="4"/>
+              <w:bottom w:val="single" w:color="C9D1DC" w:sz="4"/>
+              <w:right w:val="single" w:color="C9D1DC" w:sz="4"/>
+            </w:tcBorders>
+            <w:shd w:fill="EEF2F7" w:color="auto" w:val="clear"/>
+            <w:tcMar>
+              <w:top w:type="dxa" w:w="80"/>
+              <w:left w:type="dxa" w:w="110"/>
+              <w:bottom w:type="dxa" w:w="80"/>
+              <w:right w:type="dxa" w:w="110"/>
+            </w:tcMar>
+          </w:tcPr>
+          <w:p>
+            <w:pPr>
+              <w:keepNext/>
+            </w:pPr>
+            <w:r>
+              <w:rPr>
+                <w:rFonts w:ascii="Calibri" w:cs="Calibri" w:eastAsia="Calibri" w:hAnsi="Calibri"/>
+                <w:b w:val="false"/>
+                <w:bCs w:val="false"/>
+                <w:sz w:val="19"/>
+                <w:szCs w:val="19"/>
+              </w:rPr>
+              <w:t xml:space="preserve">Uniformes</w:t>
+            </w:r>
+          </w:p>
+        </w:tc>
+      </w:tr>
+      <w:tr>
+        <w:trPr>
+          <w:cantSplit/>
+        </w:trPr>
+        <w:tc>
+          <w:tcPr>
+            <w:tcW w:type="dxa" w:w="2200"/>
+            <w:tcBorders>
+              <w:top w:val="single" w:color="C9D1DC" w:sz="4"/>
+              <w:left w:val="single" w:color="C9D1DC" w:sz="4"/>
+              <w:bottom w:val="single" w:color="C9D1DC" w:sz="4"/>
+              <w:right w:val="single" w:color="C9D1DC" w:sz="4"/>
+            </w:tcBorders>
+            <w:tcMar>
+              <w:top w:type="dxa" w:w="80"/>
+              <w:left w:type="dxa" w:w="110"/>
+              <w:bottom w:type="dxa" w:w="80"/>
+              <w:right w:type="dxa" w:w="110"/>
+            </w:tcMar>
+          </w:tcPr>
+          <w:p>
+            <w:pPr>
+              <w:keepNext w:val="false"/>
+            </w:pPr>
+            <w:r>
+              <w:rPr>
+                <w:rFonts w:ascii="Calibri" w:cs="Calibri" w:eastAsia="Calibri" w:hAnsi="Calibri"/>
+                <w:b/>
+                <w:bCs/>
+                <w:sz w:val="19"/>
+                <w:szCs w:val="19"/>
+              </w:rPr>
+              <w:t xml:space="preserve">Charly (Grupo Charly)</w:t>
+            </w:r>
+          </w:p>
+        </w:tc>
+        <w:tc>
+          <w:tcPr>
+            <w:tcW w:type="dxa" w:w="1500"/>
+            <w:tcBorders>
+              <w:top w:val="single" w:color="C9D1DC" w:sz="4"/>
+              <w:left w:val="single" w:color="C9D1DC" w:sz="4"/>
+              <w:bottom w:val="single" w:color="C9D1DC" w:sz="4"/>
+              <w:right w:val="single" w:color="C9D1DC" w:sz="4"/>
+            </w:tcBorders>
+            <w:tcMar>
+              <w:top w:type="dxa" w:w="80"/>
+              <w:left w:type="dxa" w:w="110"/>
+              <w:bottom w:type="dxa" w:w="80"/>
+              <w:right w:type="dxa" w:w="110"/>
+            </w:tcMar>
+          </w:tcPr>
+          <w:p>
+            <w:pPr>
+              <w:keepNext w:val="false"/>
+            </w:pPr>
+            <w:r>
+              <w:rPr>
+                <w:rFonts w:ascii="Calibri" w:cs="Calibri" w:eastAsia="Calibri" w:hAnsi="Calibri"/>
+                <w:b w:val="false"/>
+                <w:bCs w:val="false"/>
+                <w:sz w:val="19"/>
+                <w:szCs w:val="19"/>
+              </w:rPr>
+              <w:t xml:space="preserve">León, Gto.</w:t>
+            </w:r>
+          </w:p>
+        </w:tc>
+        <w:tc>
+          <w:tcPr>
+            <w:tcW w:type="dxa" w:w="3860"/>
+            <w:tcBorders>
+              <w:top w:val="single" w:color="C9D1DC" w:sz="4"/>
+              <w:left w:val="single" w:color="C9D1DC" w:sz="4"/>
+              <w:bottom w:val="single" w:color="C9D1DC" w:sz="4"/>
+              <w:right w:val="single" w:color="C9D1DC" w:sz="4"/>
+            </w:tcBorders>
+            <w:tcMar>
+              <w:top w:type="dxa" w:w="80"/>
+              <w:left w:type="dxa" w:w="110"/>
+              <w:bottom w:type="dxa" w:w="80"/>
+              <w:right w:type="dxa" w:w="110"/>
+            </w:tcMar>
+          </w:tcPr>
+          <w:p>
+            <w:pPr>
+              <w:keepNext w:val="false"/>
+            </w:pPr>
+            <w:r>
+              <w:rPr>
+                <w:rFonts w:ascii="Calibri" w:cs="Calibri" w:eastAsia="Calibri" w:hAnsi="Calibri"/>
+                <w:b w:val="false"/>
+                <w:bCs w:val="false"/>
+                <w:sz w:val="19"/>
+                <w:szCs w:val="19"/>
+              </w:rPr>
+              <w:t xml:space="preserve">Marca deportiva: jerseys y licencias de clubes de Liga MX (León, Pachuca, Atlas, Santos)</w:t>
+            </w:r>
+          </w:p>
+        </w:tc>
+        <w:tc>
+          <w:tcPr>
+            <w:tcW w:type="dxa" w:w="1800"/>
+            <w:tcBorders>
+              <w:top w:val="single" w:color="C9D1DC" w:sz="4"/>
+              <w:left w:val="single" w:color="C9D1DC" w:sz="4"/>
+              <w:bottom w:val="single" w:color="C9D1DC" w:sz="4"/>
+              <w:right w:val="single" w:color="C9D1DC" w:sz="4"/>
+            </w:tcBorders>
+            <w:tcMar>
+              <w:top w:type="dxa" w:w="80"/>
+              <w:left w:type="dxa" w:w="110"/>
+              <w:bottom w:type="dxa" w:w="80"/>
+              <w:right w:type="dxa" w:w="110"/>
+            </w:tcMar>
+          </w:tcPr>
+          <w:p>
+            <w:pPr>
+              <w:keepNext w:val="false"/>
+            </w:pPr>
+            <w:r>
+              <w:rPr>
+                <w:rFonts w:ascii="Calibri" w:cs="Calibri" w:eastAsia="Calibri" w:hAnsi="Calibri"/>
+                <w:b w:val="false"/>
+                <w:bCs w:val="false"/>
+                <w:sz w:val="19"/>
+                <w:szCs w:val="19"/>
+              </w:rPr>
+              <w:t xml:space="preserve">Ropa deportiva / licencias</w:t>
+            </w:r>
+          </w:p>
+        </w:tc>
+      </w:tr>
+    </w:tbl>
+    <w:p>
+      <w:pPr>
+        <w:spacing w:after="120"/>
+      </w:pPr>
+    </w:p>
+    <w:p>
+      <w:pPr>
+        <w:pStyle w:val="Heading2"/>
+      </w:pPr>
+      <w:r>
+        <w:t xml:space="preserve">OEM prioritarios: maquila de exportación (8 de 35)</w:t>
+      </w:r>
+    </w:p>
+    <w:tbl>
+      <w:tblPr>
+        <w:tblW w:type="dxa" w:w="9360"/>
+        <w:tblBorders>
+          <w:top w:val="single" w:color="auto" w:sz="4"/>
+          <w:left w:val="single" w:color="auto" w:sz="4"/>
+          <w:bottom w:val="single" w:color="auto" w:sz="4"/>
+          <w:right w:val="single" w:color="auto" w:sz="4"/>
+          <w:insideH w:val="single" w:color="auto" w:sz="4"/>
+          <w:insideV w:val="single" w:color="auto" w:sz="4"/>
+        </w:tblBorders>
+      </w:tblPr>
+      <w:tblGrid>
+        <w:gridCol w:w="2200"/>
+        <w:gridCol w:w="1500"/>
+        <w:gridCol w:w="3860"/>
+        <w:gridCol w:w="1800"/>
+      </w:tblGrid>
+      <w:tr>
+        <w:trPr>
+          <w:cantSplit/>
+          <w:tblHeader/>
+        </w:trPr>
+        <w:tc>
+          <w:tcPr>
+            <w:tcW w:type="dxa" w:w="2200"/>
+            <w:tcBorders>
+              <w:top w:val="single" w:color="C9D1DC" w:sz="4"/>
+              <w:left w:val="single" w:color="C9D1DC" w:sz="4"/>
+              <w:bottom w:val="single" w:color="C9D1DC" w:sz="4"/>
+              <w:right w:val="single" w:color="C9D1DC" w:sz="4"/>
+            </w:tcBorders>
+            <w:shd w:fill="1B1F3B" w:color="auto" w:val="clear"/>
+            <w:tcMar>
+              <w:top w:type="dxa" w:w="80"/>
+              <w:left w:type="dxa" w:w="110"/>
+              <w:bottom w:type="dxa" w:w="80"/>
+              <w:right w:type="dxa" w:w="110"/>
+            </w:tcMar>
+          </w:tcPr>
+          <w:p>
+            <w:pPr>
+              <w:keepNext/>
+            </w:pPr>
+            <w:r>
+              <w:rPr>
+                <w:rFonts w:ascii="Calibri" w:cs="Calibri" w:eastAsia="Calibri" w:hAnsi="Calibri"/>
+                <w:b/>
+                <w:bCs/>
+                <w:color w:val="FFFFFF"/>
+                <w:sz w:val="19"/>
+                <w:szCs w:val="19"/>
+              </w:rPr>
+              <w:t xml:space="preserve">Empresa</w:t>
+            </w:r>
+          </w:p>
+        </w:tc>
+        <w:tc>
+          <w:tcPr>
+            <w:tcW w:type="dxa" w:w="1500"/>
+            <w:tcBorders>
+              <w:top w:val="single" w:color="C9D1DC" w:sz="4"/>
+              <w:left w:val="single" w:color="C9D1DC" w:sz="4"/>
+              <w:bottom w:val="single" w:color="C9D1DC" w:sz="4"/>
+              <w:right w:val="single" w:color="C9D1DC" w:sz="4"/>
+            </w:tcBorders>
+            <w:shd w:fill="1B1F3B" w:color="auto" w:val="clear"/>
+            <w:tcMar>
+              <w:top w:type="dxa" w:w="80"/>
+              <w:left w:type="dxa" w:w="110"/>
+              <w:bottom w:type="dxa" w:w="80"/>
+              <w:right w:type="dxa" w:w="110"/>
+            </w:tcMar>
+          </w:tcPr>
+          <w:p>
+            <w:pPr>
+              <w:keepNext/>
+            </w:pPr>
+            <w:r>
+              <w:rPr>
+                <w:rFonts w:ascii="Calibri" w:cs="Calibri" w:eastAsia="Calibri" w:hAnsi="Calibri"/>
+                <w:b/>
+                <w:bCs/>
+                <w:color w:val="FFFFFF"/>
+                <w:sz w:val="19"/>
+                <w:szCs w:val="19"/>
+              </w:rPr>
+              <w:t xml:space="preserve">Ciudad</w:t>
+            </w:r>
+          </w:p>
+        </w:tc>
+        <w:tc>
+          <w:tcPr>
+            <w:tcW w:type="dxa" w:w="3860"/>
+            <w:tcBorders>
+              <w:top w:val="single" w:color="C9D1DC" w:sz="4"/>
+              <w:left w:val="single" w:color="C9D1DC" w:sz="4"/>
+              <w:bottom w:val="single" w:color="C9D1DC" w:sz="4"/>
+              <w:right w:val="single" w:color="C9D1DC" w:sz="4"/>
+            </w:tcBorders>
+            <w:shd w:fill="1B1F3B" w:color="auto" w:val="clear"/>
+            <w:tcMar>
+              <w:top w:type="dxa" w:w="80"/>
+              <w:left w:type="dxa" w:w="110"/>
+              <w:bottom w:type="dxa" w:w="80"/>
+              <w:right w:type="dxa" w:w="110"/>
+            </w:tcMar>
+          </w:tcPr>
+          <w:p>
+            <w:pPr>
+              <w:keepNext/>
+            </w:pPr>
+            <w:r>
+              <w:rPr>
+                <w:rFonts w:ascii="Calibri" w:cs="Calibri" w:eastAsia="Calibri" w:hAnsi="Calibri"/>
+                <w:b/>
+                <w:bCs/>
+                <w:color w:val="FFFFFF"/>
+                <w:sz w:val="19"/>
+                <w:szCs w:val="19"/>
+              </w:rPr>
+              <w:t xml:space="preserve">A qué se dedica</w:t>
+            </w:r>
+          </w:p>
+        </w:tc>
+        <w:tc>
+          <w:tcPr>
+            <w:tcW w:type="dxa" w:w="1800"/>
+            <w:tcBorders>
+              <w:top w:val="single" w:color="C9D1DC" w:sz="4"/>
+              <w:left w:val="single" w:color="C9D1DC" w:sz="4"/>
+              <w:bottom w:val="single" w:color="C9D1DC" w:sz="4"/>
+              <w:right w:val="single" w:color="C9D1DC" w:sz="4"/>
+            </w:tcBorders>
+            <w:shd w:fill="1B1F3B" w:color="auto" w:val="clear"/>
+            <w:tcMar>
+              <w:top w:type="dxa" w:w="80"/>
+              <w:left w:type="dxa" w:w="110"/>
+              <w:bottom w:type="dxa" w:w="80"/>
+              <w:right w:type="dxa" w:w="110"/>
+            </w:tcMar>
+          </w:tcPr>
+          <w:p>
+            <w:pPr>
+              <w:keepNext/>
+            </w:pPr>
+            <w:r>
+              <w:rPr>
+                <w:rFonts w:ascii="Calibri" w:cs="Calibri" w:eastAsia="Calibri" w:hAnsi="Calibri"/>
+                <w:b/>
+                <w:bCs/>
+                <w:color w:val="FFFFFF"/>
+                <w:sz w:val="19"/>
+                <w:szCs w:val="19"/>
+              </w:rPr>
+              <w:t xml:space="preserve">Marcas y clientes</w:t>
+            </w:r>
+          </w:p>
+        </w:tc>
+      </w:tr>
+      <w:tr>
+        <w:trPr>
+          <w:cantSplit/>
+        </w:trPr>
+        <w:tc>
+          <w:tcPr>
+            <w:tcW w:type="dxa" w:w="2200"/>
+            <w:tcBorders>
+              <w:top w:val="single" w:color="C9D1DC" w:sz="4"/>
+              <w:left w:val="single" w:color="C9D1DC" w:sz="4"/>
+              <w:bottom w:val="single" w:color="C9D1DC" w:sz="4"/>
+              <w:right w:val="single" w:color="C9D1DC" w:sz="4"/>
+            </w:tcBorders>
+            <w:tcMar>
+              <w:top w:type="dxa" w:w="80"/>
+              <w:left w:type="dxa" w:w="110"/>
+              <w:bottom w:type="dxa" w:w="80"/>
+              <w:right w:type="dxa" w:w="110"/>
+            </w:tcMar>
+          </w:tcPr>
+          <w:p>
+            <w:pPr>
+              <w:keepNext/>
+            </w:pPr>
+            <w:r>
+              <w:rPr>
+                <w:rFonts w:ascii="Calibri" w:cs="Calibri" w:eastAsia="Calibri" w:hAnsi="Calibri"/>
+                <w:b/>
+                <w:bCs/>
+                <w:sz w:val="19"/>
+                <w:szCs w:val="19"/>
+              </w:rPr>
+              <w:t xml:space="preserve">Vertical Knits</w:t>
+            </w:r>
+          </w:p>
+        </w:tc>
+        <w:tc>
+          <w:tcPr>
+            <w:tcW w:type="dxa" w:w="1500"/>
+            <w:tcBorders>
+              <w:top w:val="single" w:color="C9D1DC" w:sz="4"/>
+              <w:left w:val="single" w:color="C9D1DC" w:sz="4"/>
+              <w:bottom w:val="single" w:color="C9D1DC" w:sz="4"/>
+              <w:right w:val="single" w:color="C9D1DC" w:sz="4"/>
+            </w:tcBorders>
+            <w:tcMar>
+              <w:top w:type="dxa" w:w="80"/>
+              <w:left w:type="dxa" w:w="110"/>
+              <w:bottom w:type="dxa" w:w="80"/>
+              <w:right w:type="dxa" w:w="110"/>
+            </w:tcMar>
+          </w:tcPr>
+          <w:p>
+            <w:pPr>
+              <w:keepNext/>
+            </w:pPr>
+            <w:r>
+              <w:rPr>
+                <w:rFonts w:ascii="Calibri" w:cs="Calibri" w:eastAsia="Calibri" w:hAnsi="Calibri"/>
+                <w:b w:val="false"/>
+                <w:bCs w:val="false"/>
+                <w:sz w:val="19"/>
+                <w:szCs w:val="19"/>
+              </w:rPr>
+              <w:t xml:space="preserve">Baca, Yuc.</w:t>
+            </w:r>
+          </w:p>
+        </w:tc>
+        <w:tc>
+          <w:tcPr>
+            <w:tcW w:type="dxa" w:w="3860"/>
+            <w:tcBorders>
+              <w:top w:val="single" w:color="C9D1DC" w:sz="4"/>
+              <w:left w:val="single" w:color="C9D1DC" w:sz="4"/>
+              <w:bottom w:val="single" w:color="C9D1DC" w:sz="4"/>
+              <w:right w:val="single" w:color="C9D1DC" w:sz="4"/>
+            </w:tcBorders>
+            <w:tcMar>
+              <w:top w:type="dxa" w:w="80"/>
+              <w:left w:type="dxa" w:w="110"/>
+              <w:bottom w:type="dxa" w:w="80"/>
+              <w:right w:type="dxa" w:w="110"/>
+            </w:tcMar>
+          </w:tcPr>
+          <w:p>
+            <w:pPr>
+              <w:keepNext/>
+            </w:pPr>
+            <w:r>
+              <w:rPr>
+                <w:rFonts w:ascii="Calibri" w:cs="Calibri" w:eastAsia="Calibri" w:hAnsi="Calibri"/>
+                <w:b w:val="false"/>
+                <w:bCs w:val="false"/>
+                <w:sz w:val="19"/>
+                <w:szCs w:val="19"/>
+              </w:rPr>
+              <w:t xml:space="preserve">Tejido de punto con serigrafía y bordado internos; 16–25 millones de prendas al año</w:t>
+            </w:r>
+          </w:p>
+        </w:tc>
+        <w:tc>
+          <w:tcPr>
+            <w:tcW w:type="dxa" w:w="1800"/>
+            <w:tcBorders>
+              <w:top w:val="single" w:color="C9D1DC" w:sz="4"/>
+              <w:left w:val="single" w:color="C9D1DC" w:sz="4"/>
+              <w:bottom w:val="single" w:color="C9D1DC" w:sz="4"/>
+              <w:right w:val="single" w:color="C9D1DC" w:sz="4"/>
+            </w:tcBorders>
+            <w:tcMar>
+              <w:top w:type="dxa" w:w="80"/>
+              <w:left w:type="dxa" w:w="110"/>
+              <w:bottom w:type="dxa" w:w="80"/>
+              <w:right w:type="dxa" w:w="110"/>
+            </w:tcMar>
+          </w:tcPr>
+          <w:p>
+            <w:pPr>
+              <w:keepNext/>
+            </w:pPr>
+            <w:r>
+              <w:rPr>
+                <w:rFonts w:ascii="Calibri" w:cs="Calibri" w:eastAsia="Calibri" w:hAnsi="Calibri"/>
+                <w:b w:val="false"/>
+                <w:bCs w:val="false"/>
+                <w:sz w:val="19"/>
+                <w:szCs w:val="19"/>
+              </w:rPr>
+              <w:t xml:space="preserve">Nike, Fanatics, Tommy Hilfiger, Patagonia</w:t>
+            </w:r>
+          </w:p>
+        </w:tc>
+      </w:tr>
+      <w:tr>
+        <w:trPr>
+          <w:cantSplit/>
+        </w:trPr>
+        <w:tc>
+          <w:tcPr>
+            <w:tcW w:type="dxa" w:w="2200"/>
+            <w:tcBorders>
+              <w:top w:val="single" w:color="C9D1DC" w:sz="4"/>
+              <w:left w:val="single" w:color="C9D1DC" w:sz="4"/>
+              <w:bottom w:val="single" w:color="C9D1DC" w:sz="4"/>
+              <w:right w:val="single" w:color="C9D1DC" w:sz="4"/>
+            </w:tcBorders>
+            <w:shd w:fill="EEF2F7" w:color="auto" w:val="clear"/>
+            <w:tcMar>
+              <w:top w:type="dxa" w:w="80"/>
+              <w:left w:type="dxa" w:w="110"/>
+              <w:bottom w:type="dxa" w:w="80"/>
+              <w:right w:type="dxa" w:w="110"/>
+            </w:tcMar>
+          </w:tcPr>
+          <w:p>
+            <w:pPr>
+              <w:keepNext/>
+            </w:pPr>
+            <w:r>
+              <w:rPr>
+                <w:rFonts w:ascii="Calibri" w:cs="Calibri" w:eastAsia="Calibri" w:hAnsi="Calibri"/>
+                <w:b/>
+                <w:bCs/>
+                <w:sz w:val="19"/>
+                <w:szCs w:val="19"/>
+              </w:rPr>
+              <w:t xml:space="preserve">Ink Throwers de México</w:t>
+            </w:r>
+          </w:p>
+        </w:tc>
+        <w:tc>
+          <w:tcPr>
+            <w:tcW w:type="dxa" w:w="1500"/>
+            <w:tcBorders>
+              <w:top w:val="single" w:color="C9D1DC" w:sz="4"/>
+              <w:left w:val="single" w:color="C9D1DC" w:sz="4"/>
+              <w:bottom w:val="single" w:color="C9D1DC" w:sz="4"/>
+              <w:right w:val="single" w:color="C9D1DC" w:sz="4"/>
+            </w:tcBorders>
+            <w:shd w:fill="EEF2F7" w:color="auto" w:val="clear"/>
+            <w:tcMar>
+              <w:top w:type="dxa" w:w="80"/>
+              <w:left w:type="dxa" w:w="110"/>
+              <w:bottom w:type="dxa" w:w="80"/>
+              <w:right w:type="dxa" w:w="110"/>
+            </w:tcMar>
+          </w:tcPr>
+          <w:p>
+            <w:pPr>
+              <w:keepNext/>
+            </w:pPr>
+            <w:r>
+              <w:rPr>
+                <w:rFonts w:ascii="Calibri" w:cs="Calibri" w:eastAsia="Calibri" w:hAnsi="Calibri"/>
+                <w:b w:val="false"/>
+                <w:bCs w:val="false"/>
+                <w:sz w:val="19"/>
+                <w:szCs w:val="19"/>
+              </w:rPr>
+              <w:t xml:space="preserve">Tijuana, B.C.</w:t>
+            </w:r>
+          </w:p>
+        </w:tc>
+        <w:tc>
+          <w:tcPr>
+            <w:tcW w:type="dxa" w:w="3860"/>
+            <w:tcBorders>
+              <w:top w:val="single" w:color="C9D1DC" w:sz="4"/>
+              <w:left w:val="single" w:color="C9D1DC" w:sz="4"/>
+              <w:bottom w:val="single" w:color="C9D1DC" w:sz="4"/>
+              <w:right w:val="single" w:color="C9D1DC" w:sz="4"/>
+            </w:tcBorders>
+            <w:shd w:fill="EEF2F7" w:color="auto" w:val="clear"/>
+            <w:tcMar>
+              <w:top w:type="dxa" w:w="80"/>
+              <w:left w:type="dxa" w:w="110"/>
+              <w:bottom w:type="dxa" w:w="80"/>
+              <w:right w:type="dxa" w:w="110"/>
+            </w:tcMar>
+          </w:tcPr>
+          <w:p>
+            <w:pPr>
+              <w:keepNext/>
+            </w:pPr>
+            <w:r>
+              <w:rPr>
+                <w:rFonts w:ascii="Calibri" w:cs="Calibri" w:eastAsia="Calibri" w:hAnsi="Calibri"/>
+                <w:b w:val="false"/>
+                <w:bCs w:val="false"/>
+                <w:sz w:val="19"/>
+                <w:szCs w:val="19"/>
+              </w:rPr>
+              <w:t xml:space="preserve">Serigrafía por contrato para retail y licencias: ~50,000 impresiones/día, ~538 trabajadores</w:t>
+            </w:r>
+          </w:p>
+        </w:tc>
+        <w:tc>
+          <w:tcPr>
+            <w:tcW w:type="dxa" w:w="1800"/>
+            <w:tcBorders>
+              <w:top w:val="single" w:color="C9D1DC" w:sz="4"/>
+              <w:left w:val="single" w:color="C9D1DC" w:sz="4"/>
+              <w:bottom w:val="single" w:color="C9D1DC" w:sz="4"/>
+              <w:right w:val="single" w:color="C9D1DC" w:sz="4"/>
+            </w:tcBorders>
+            <w:shd w:fill="EEF2F7" w:color="auto" w:val="clear"/>
+            <w:tcMar>
+              <w:top w:type="dxa" w:w="80"/>
+              <w:left w:type="dxa" w:w="110"/>
+              <w:bottom w:type="dxa" w:w="80"/>
+              <w:right w:type="dxa" w:w="110"/>
+            </w:tcMar>
+          </w:tcPr>
+          <w:p>
+            <w:pPr>
+              <w:keepNext/>
+            </w:pPr>
+            <w:r>
+              <w:rPr>
+                <w:rFonts w:ascii="Calibri" w:cs="Calibri" w:eastAsia="Calibri" w:hAnsi="Calibri"/>
+                <w:b w:val="false"/>
+                <w:bCs w:val="false"/>
+                <w:sz w:val="19"/>
+                <w:szCs w:val="19"/>
+              </w:rPr>
+              <w:t xml:space="preserve">Disney, Levi's, Marvel</w:t>
+            </w:r>
+          </w:p>
+        </w:tc>
+      </w:tr>
+      <w:tr>
+        <w:trPr>
+          <w:cantSplit/>
+        </w:trPr>
+        <w:tc>
+          <w:tcPr>
+            <w:tcW w:type="dxa" w:w="2200"/>
+            <w:tcBorders>
+              <w:top w:val="single" w:color="C9D1DC" w:sz="4"/>
+              <w:left w:val="single" w:color="C9D1DC" w:sz="4"/>
+              <w:bottom w:val="single" w:color="C9D1DC" w:sz="4"/>
+              <w:right w:val="single" w:color="C9D1DC" w:sz="4"/>
+            </w:tcBorders>
+            <w:tcMar>
+              <w:top w:type="dxa" w:w="80"/>
+              <w:left w:type="dxa" w:w="110"/>
+              <w:bottom w:type="dxa" w:w="80"/>
+              <w:right w:type="dxa" w:w="110"/>
+            </w:tcMar>
+          </w:tcPr>
+          <w:p>
+            <w:pPr>
+              <w:keepNext/>
+            </w:pPr>
+            <w:r>
+              <w:rPr>
+                <w:rFonts w:ascii="Calibri" w:cs="Calibri" w:eastAsia="Calibri" w:hAnsi="Calibri"/>
+                <w:b/>
+                <w:bCs/>
+                <w:sz w:val="19"/>
+                <w:szCs w:val="19"/>
+              </w:rPr>
+              <w:t xml:space="preserve">MD International Baja</w:t>
+            </w:r>
+          </w:p>
+        </w:tc>
+        <w:tc>
+          <w:tcPr>
+            <w:tcW w:type="dxa" w:w="1500"/>
+            <w:tcBorders>
+              <w:top w:val="single" w:color="C9D1DC" w:sz="4"/>
+              <w:left w:val="single" w:color="C9D1DC" w:sz="4"/>
+              <w:bottom w:val="single" w:color="C9D1DC" w:sz="4"/>
+              <w:right w:val="single" w:color="C9D1DC" w:sz="4"/>
+            </w:tcBorders>
+            <w:tcMar>
+              <w:top w:type="dxa" w:w="80"/>
+              <w:left w:type="dxa" w:w="110"/>
+              <w:bottom w:type="dxa" w:w="80"/>
+              <w:right w:type="dxa" w:w="110"/>
+            </w:tcMar>
+          </w:tcPr>
+          <w:p>
+            <w:pPr>
+              <w:keepNext/>
+            </w:pPr>
+            <w:r>
+              <w:rPr>
+                <w:rFonts w:ascii="Calibri" w:cs="Calibri" w:eastAsia="Calibri" w:hAnsi="Calibri"/>
+                <w:b w:val="false"/>
+                <w:bCs w:val="false"/>
+                <w:sz w:val="19"/>
+                <w:szCs w:val="19"/>
+              </w:rPr>
+              <w:t xml:space="preserve">Ensenada, B.C.</w:t>
+            </w:r>
+          </w:p>
+        </w:tc>
+        <w:tc>
+          <w:tcPr>
+            <w:tcW w:type="dxa" w:w="3860"/>
+            <w:tcBorders>
+              <w:top w:val="single" w:color="C9D1DC" w:sz="4"/>
+              <w:left w:val="single" w:color="C9D1DC" w:sz="4"/>
+              <w:bottom w:val="single" w:color="C9D1DC" w:sz="4"/>
+              <w:right w:val="single" w:color="C9D1DC" w:sz="4"/>
+            </w:tcBorders>
+            <w:tcMar>
+              <w:top w:type="dxa" w:w="80"/>
+              <w:left w:type="dxa" w:w="110"/>
+              <w:bottom w:type="dxa" w:w="80"/>
+              <w:right w:type="dxa" w:w="110"/>
+            </w:tcMar>
+          </w:tcPr>
+          <w:p>
+            <w:pPr>
+              <w:keepNext/>
+            </w:pPr>
+            <w:r>
+              <w:rPr>
+                <w:rFonts w:ascii="Calibri" w:cs="Calibri" w:eastAsia="Calibri" w:hAnsi="Calibri"/>
+                <w:b w:val="false"/>
+                <w:bCs w:val="false"/>
+                <w:sz w:val="19"/>
+                <w:szCs w:val="19"/>
+              </w:rPr>
+              <w:t xml:space="preserve">Estampado masivo y confección; 1,200–1,300 trabajadores</w:t>
+            </w:r>
+          </w:p>
+        </w:tc>
+        <w:tc>
+          <w:tcPr>
+            <w:tcW w:type="dxa" w:w="1800"/>
+            <w:tcBorders>
+              <w:top w:val="single" w:color="C9D1DC" w:sz="4"/>
+              <w:left w:val="single" w:color="C9D1DC" w:sz="4"/>
+              <w:bottom w:val="single" w:color="C9D1DC" w:sz="4"/>
+              <w:right w:val="single" w:color="C9D1DC" w:sz="4"/>
+            </w:tcBorders>
+            <w:tcMar>
+              <w:top w:type="dxa" w:w="80"/>
+              <w:left w:type="dxa" w:w="110"/>
+              <w:bottom w:type="dxa" w:w="80"/>
+              <w:right w:type="dxa" w:w="110"/>
+            </w:tcMar>
+          </w:tcPr>
+          <w:p>
+            <w:pPr>
+              <w:keepNext/>
+            </w:pPr>
+            <w:r>
+              <w:rPr>
+                <w:rFonts w:ascii="Calibri" w:cs="Calibri" w:eastAsia="Calibri" w:hAnsi="Calibri"/>
+                <w:b w:val="false"/>
+                <w:bCs w:val="false"/>
+                <w:sz w:val="19"/>
+                <w:szCs w:val="19"/>
+              </w:rPr>
+              <w:t xml:space="preserve">Fanatics, Hurley, REI</w:t>
+            </w:r>
+          </w:p>
+        </w:tc>
+      </w:tr>
+      <w:tr>
+        <w:trPr>
+          <w:cantSplit/>
+        </w:trPr>
+        <w:tc>
+          <w:tcPr>
+            <w:tcW w:type="dxa" w:w="2200"/>
+            <w:tcBorders>
+              <w:top w:val="single" w:color="C9D1DC" w:sz="4"/>
+              <w:left w:val="single" w:color="C9D1DC" w:sz="4"/>
+              <w:bottom w:val="single" w:color="C9D1DC" w:sz="4"/>
+              <w:right w:val="single" w:color="C9D1DC" w:sz="4"/>
+            </w:tcBorders>
+            <w:shd w:fill="EEF2F7" w:color="auto" w:val="clear"/>
+            <w:tcMar>
+              <w:top w:type="dxa" w:w="80"/>
+              <w:left w:type="dxa" w:w="110"/>
+              <w:bottom w:type="dxa" w:w="80"/>
+              <w:right w:type="dxa" w:w="110"/>
+            </w:tcMar>
+          </w:tcPr>
+          <w:p>
+            <w:pPr>
+              <w:keepNext/>
+            </w:pPr>
+            <w:r>
+              <w:rPr>
+                <w:rFonts w:ascii="Calibri" w:cs="Calibri" w:eastAsia="Calibri" w:hAnsi="Calibri"/>
+                <w:b/>
+                <w:bCs/>
+                <w:sz w:val="19"/>
+                <w:szCs w:val="19"/>
+              </w:rPr>
+              <w:t xml:space="preserve">Fortune Fashions Baja (Mad Engine)</w:t>
+            </w:r>
+          </w:p>
+        </w:tc>
+        <w:tc>
+          <w:tcPr>
+            <w:tcW w:type="dxa" w:w="1500"/>
+            <w:tcBorders>
+              <w:top w:val="single" w:color="C9D1DC" w:sz="4"/>
+              <w:left w:val="single" w:color="C9D1DC" w:sz="4"/>
+              <w:bottom w:val="single" w:color="C9D1DC" w:sz="4"/>
+              <w:right w:val="single" w:color="C9D1DC" w:sz="4"/>
+            </w:tcBorders>
+            <w:shd w:fill="EEF2F7" w:color="auto" w:val="clear"/>
+            <w:tcMar>
+              <w:top w:type="dxa" w:w="80"/>
+              <w:left w:type="dxa" w:w="110"/>
+              <w:bottom w:type="dxa" w:w="80"/>
+              <w:right w:type="dxa" w:w="110"/>
+            </w:tcMar>
+          </w:tcPr>
+          <w:p>
+            <w:pPr>
+              <w:keepNext/>
+            </w:pPr>
+            <w:r>
+              <w:rPr>
+                <w:rFonts w:ascii="Calibri" w:cs="Calibri" w:eastAsia="Calibri" w:hAnsi="Calibri"/>
+                <w:b w:val="false"/>
+                <w:bCs w:val="false"/>
+                <w:sz w:val="19"/>
+                <w:szCs w:val="19"/>
+              </w:rPr>
+              <w:t xml:space="preserve">Ensenada, B.C.</w:t>
+            </w:r>
+          </w:p>
+        </w:tc>
+        <w:tc>
+          <w:tcPr>
+            <w:tcW w:type="dxa" w:w="3860"/>
+            <w:tcBorders>
+              <w:top w:val="single" w:color="C9D1DC" w:sz="4"/>
+              <w:left w:val="single" w:color="C9D1DC" w:sz="4"/>
+              <w:bottom w:val="single" w:color="C9D1DC" w:sz="4"/>
+              <w:right w:val="single" w:color="C9D1DC" w:sz="4"/>
+            </w:tcBorders>
+            <w:shd w:fill="EEF2F7" w:color="auto" w:val="clear"/>
+            <w:tcMar>
+              <w:top w:type="dxa" w:w="80"/>
+              <w:left w:type="dxa" w:w="110"/>
+              <w:bottom w:type="dxa" w:w="80"/>
+              <w:right w:type="dxa" w:w="110"/>
+            </w:tcMar>
+          </w:tcPr>
+          <w:p>
+            <w:pPr>
+              <w:keepNext/>
+            </w:pPr>
+            <w:r>
+              <w:rPr>
+                <w:rFonts w:ascii="Calibri" w:cs="Calibri" w:eastAsia="Calibri" w:hAnsi="Calibri"/>
+                <w:b w:val="false"/>
+                <w:bCs w:val="false"/>
+                <w:sz w:val="19"/>
+                <w:szCs w:val="19"/>
+              </w:rPr>
+              <w:t xml:space="preserve">Planta de serigrafía de playeras licenciadas para retail de EE. UU.</w:t>
+            </w:r>
+          </w:p>
+        </w:tc>
+        <w:tc>
+          <w:tcPr>
+            <w:tcW w:type="dxa" w:w="1800"/>
+            <w:tcBorders>
+              <w:top w:val="single" w:color="C9D1DC" w:sz="4"/>
+              <w:left w:val="single" w:color="C9D1DC" w:sz="4"/>
+              <w:bottom w:val="single" w:color="C9D1DC" w:sz="4"/>
+              <w:right w:val="single" w:color="C9D1DC" w:sz="4"/>
+            </w:tcBorders>
+            <w:shd w:fill="EEF2F7" w:color="auto" w:val="clear"/>
+            <w:tcMar>
+              <w:top w:type="dxa" w:w="80"/>
+              <w:left w:type="dxa" w:w="110"/>
+              <w:bottom w:type="dxa" w:w="80"/>
+              <w:right w:type="dxa" w:w="110"/>
+            </w:tcMar>
+          </w:tcPr>
+          <w:p>
+            <w:pPr>
+              <w:keepNext/>
+            </w:pPr>
+            <w:r>
+              <w:rPr>
+                <w:rFonts w:ascii="Calibri" w:cs="Calibri" w:eastAsia="Calibri" w:hAnsi="Calibri"/>
+                <w:b w:val="false"/>
+                <w:bCs w:val="false"/>
+                <w:sz w:val="19"/>
+                <w:szCs w:val="19"/>
+              </w:rPr>
+              <w:t xml:space="preserve">Mad Engine Global, Disney</w:t>
+            </w:r>
+          </w:p>
+        </w:tc>
+      </w:tr>
+      <w:tr>
+        <w:trPr>
+          <w:cantSplit/>
+        </w:trPr>
+        <w:tc>
+          <w:tcPr>
+            <w:tcW w:type="dxa" w:w="2200"/>
+            <w:tcBorders>
+              <w:top w:val="single" w:color="C9D1DC" w:sz="4"/>
+              <w:left w:val="single" w:color="C9D1DC" w:sz="4"/>
+              <w:bottom w:val="single" w:color="C9D1DC" w:sz="4"/>
+              <w:right w:val="single" w:color="C9D1DC" w:sz="4"/>
+            </w:tcBorders>
+            <w:tcMar>
+              <w:top w:type="dxa" w:w="80"/>
+              <w:left w:type="dxa" w:w="110"/>
+              <w:bottom w:type="dxa" w:w="80"/>
+              <w:right w:type="dxa" w:w="110"/>
+            </w:tcMar>
+          </w:tcPr>
+          <w:p>
+            <w:pPr>
+              <w:keepNext/>
+            </w:pPr>
+            <w:r>
+              <w:rPr>
+                <w:rFonts w:ascii="Calibri" w:cs="Calibri" w:eastAsia="Calibri" w:hAnsi="Calibri"/>
+                <w:b/>
+                <w:bCs/>
+                <w:sz w:val="19"/>
+                <w:szCs w:val="19"/>
+              </w:rPr>
+              <w:t xml:space="preserve">SOIR Textiles (TJ Factory Clothing)</w:t>
+            </w:r>
+          </w:p>
+        </w:tc>
+        <w:tc>
+          <w:tcPr>
+            <w:tcW w:type="dxa" w:w="1500"/>
+            <w:tcBorders>
+              <w:top w:val="single" w:color="C9D1DC" w:sz="4"/>
+              <w:left w:val="single" w:color="C9D1DC" w:sz="4"/>
+              <w:bottom w:val="single" w:color="C9D1DC" w:sz="4"/>
+              <w:right w:val="single" w:color="C9D1DC" w:sz="4"/>
+            </w:tcBorders>
+            <w:tcMar>
+              <w:top w:type="dxa" w:w="80"/>
+              <w:left w:type="dxa" w:w="110"/>
+              <w:bottom w:type="dxa" w:w="80"/>
+              <w:right w:type="dxa" w:w="110"/>
+            </w:tcMar>
+          </w:tcPr>
+          <w:p>
+            <w:pPr>
+              <w:keepNext/>
+            </w:pPr>
+            <w:r>
+              <w:rPr>
+                <w:rFonts w:ascii="Calibri" w:cs="Calibri" w:eastAsia="Calibri" w:hAnsi="Calibri"/>
+                <w:b w:val="false"/>
+                <w:bCs w:val="false"/>
+                <w:sz w:val="19"/>
+                <w:szCs w:val="19"/>
+              </w:rPr>
+              <w:t xml:space="preserve">Ensenada, B.C.</w:t>
+            </w:r>
+          </w:p>
+        </w:tc>
+        <w:tc>
+          <w:tcPr>
+            <w:tcW w:type="dxa" w:w="3860"/>
+            <w:tcBorders>
+              <w:top w:val="single" w:color="C9D1DC" w:sz="4"/>
+              <w:left w:val="single" w:color="C9D1DC" w:sz="4"/>
+              <w:bottom w:val="single" w:color="C9D1DC" w:sz="4"/>
+              <w:right w:val="single" w:color="C9D1DC" w:sz="4"/>
+            </w:tcBorders>
+            <w:tcMar>
+              <w:top w:type="dxa" w:w="80"/>
+              <w:left w:type="dxa" w:w="110"/>
+              <w:bottom w:type="dxa" w:w="80"/>
+              <w:right w:type="dxa" w:w="110"/>
+            </w:tcMar>
+          </w:tcPr>
+          <w:p>
+            <w:pPr>
+              <w:keepNext/>
+            </w:pPr>
+            <w:r>
+              <w:rPr>
+                <w:rFonts w:ascii="Calibri" w:cs="Calibri" w:eastAsia="Calibri" w:hAnsi="Calibri"/>
+                <w:b w:val="false"/>
+                <w:bCs w:val="false"/>
+                <w:sz w:val="19"/>
+                <w:szCs w:val="19"/>
+              </w:rPr>
+              <w:t xml:space="preserve">Estampado de prendas, serigrafía plana y teñido en dos plantas</w:t>
+            </w:r>
+          </w:p>
+        </w:tc>
+        <w:tc>
+          <w:tcPr>
+            <w:tcW w:type="dxa" w:w="1800"/>
+            <w:tcBorders>
+              <w:top w:val="single" w:color="C9D1DC" w:sz="4"/>
+              <w:left w:val="single" w:color="C9D1DC" w:sz="4"/>
+              <w:bottom w:val="single" w:color="C9D1DC" w:sz="4"/>
+              <w:right w:val="single" w:color="C9D1DC" w:sz="4"/>
+            </w:tcBorders>
+            <w:tcMar>
+              <w:top w:type="dxa" w:w="80"/>
+              <w:left w:type="dxa" w:w="110"/>
+              <w:bottom w:type="dxa" w:w="80"/>
+              <w:right w:type="dxa" w:w="110"/>
+            </w:tcMar>
+          </w:tcPr>
+          <w:p>
+            <w:pPr>
+              <w:keepNext/>
+            </w:pPr>
+            <w:r>
+              <w:rPr>
+                <w:rFonts w:ascii="Calibri" w:cs="Calibri" w:eastAsia="Calibri" w:hAnsi="Calibri"/>
+                <w:b w:val="false"/>
+                <w:bCs w:val="false"/>
+                <w:sz w:val="19"/>
+                <w:szCs w:val="19"/>
+              </w:rPr>
+              <w:t xml:space="preserve">Columbia, Disney</w:t>
+            </w:r>
+          </w:p>
+        </w:tc>
+      </w:tr>
+      <w:tr>
+        <w:trPr>
+          <w:cantSplit/>
+        </w:trPr>
+        <w:tc>
+          <w:tcPr>
+            <w:tcW w:type="dxa" w:w="2200"/>
+            <w:tcBorders>
+              <w:top w:val="single" w:color="C9D1DC" w:sz="4"/>
+              <w:left w:val="single" w:color="C9D1DC" w:sz="4"/>
+              <w:bottom w:val="single" w:color="C9D1DC" w:sz="4"/>
+              <w:right w:val="single" w:color="C9D1DC" w:sz="4"/>
+            </w:tcBorders>
+            <w:shd w:fill="EEF2F7" w:color="auto" w:val="clear"/>
+            <w:tcMar>
+              <w:top w:type="dxa" w:w="80"/>
+              <w:left w:type="dxa" w:w="110"/>
+              <w:bottom w:type="dxa" w:w="80"/>
+              <w:right w:type="dxa" w:w="110"/>
+            </w:tcMar>
+          </w:tcPr>
+          <w:p>
+            <w:pPr>
+              <w:keepNext/>
+            </w:pPr>
+            <w:r>
+              <w:rPr>
+                <w:rFonts w:ascii="Calibri" w:cs="Calibri" w:eastAsia="Calibri" w:hAnsi="Calibri"/>
+                <w:b/>
+                <w:bCs/>
+                <w:sz w:val="19"/>
+                <w:szCs w:val="19"/>
+              </w:rPr>
+              <w:t xml:space="preserve">Factory 1 (Factory1 Group)</w:t>
+            </w:r>
+          </w:p>
+        </w:tc>
+        <w:tc>
+          <w:tcPr>
+            <w:tcW w:type="dxa" w:w="1500"/>
+            <w:tcBorders>
+              <w:top w:val="single" w:color="C9D1DC" w:sz="4"/>
+              <w:left w:val="single" w:color="C9D1DC" w:sz="4"/>
+              <w:bottom w:val="single" w:color="C9D1DC" w:sz="4"/>
+              <w:right w:val="single" w:color="C9D1DC" w:sz="4"/>
+            </w:tcBorders>
+            <w:shd w:fill="EEF2F7" w:color="auto" w:val="clear"/>
+            <w:tcMar>
+              <w:top w:type="dxa" w:w="80"/>
+              <w:left w:type="dxa" w:w="110"/>
+              <w:bottom w:type="dxa" w:w="80"/>
+              <w:right w:type="dxa" w:w="110"/>
+            </w:tcMar>
+          </w:tcPr>
+          <w:p>
+            <w:pPr>
+              <w:keepNext/>
+            </w:pPr>
+            <w:r>
+              <w:rPr>
+                <w:rFonts w:ascii="Calibri" w:cs="Calibri" w:eastAsia="Calibri" w:hAnsi="Calibri"/>
+                <w:b w:val="false"/>
+                <w:bCs w:val="false"/>
+                <w:sz w:val="19"/>
+                <w:szCs w:val="19"/>
+              </w:rPr>
+              <w:t xml:space="preserve">Ensenada, B.C.</w:t>
+            </w:r>
+          </w:p>
+        </w:tc>
+        <w:tc>
+          <w:tcPr>
+            <w:tcW w:type="dxa" w:w="3860"/>
+            <w:tcBorders>
+              <w:top w:val="single" w:color="C9D1DC" w:sz="4"/>
+              <w:left w:val="single" w:color="C9D1DC" w:sz="4"/>
+              <w:bottom w:val="single" w:color="C9D1DC" w:sz="4"/>
+              <w:right w:val="single" w:color="C9D1DC" w:sz="4"/>
+            </w:tcBorders>
+            <w:shd w:fill="EEF2F7" w:color="auto" w:val="clear"/>
+            <w:tcMar>
+              <w:top w:type="dxa" w:w="80"/>
+              <w:left w:type="dxa" w:w="110"/>
+              <w:bottom w:type="dxa" w:w="80"/>
+              <w:right w:type="dxa" w:w="110"/>
+            </w:tcMar>
+          </w:tcPr>
+          <w:p>
+            <w:pPr>
+              <w:keepNext/>
+            </w:pPr>
+            <w:r>
+              <w:rPr>
+                <w:rFonts w:ascii="Calibri" w:cs="Calibri" w:eastAsia="Calibri" w:hAnsi="Calibri"/>
+                <w:b w:val="false"/>
+                <w:bCs w:val="false"/>
+                <w:sz w:val="19"/>
+                <w:szCs w:val="19"/>
+              </w:rPr>
+              <w:t xml:space="preserve">Paquete completo con serigrafía plana, teñido y lavado; 702 trabajadores</w:t>
+            </w:r>
+          </w:p>
+        </w:tc>
+        <w:tc>
+          <w:tcPr>
+            <w:tcW w:type="dxa" w:w="1800"/>
+            <w:tcBorders>
+              <w:top w:val="single" w:color="C9D1DC" w:sz="4"/>
+              <w:left w:val="single" w:color="C9D1DC" w:sz="4"/>
+              <w:bottom w:val="single" w:color="C9D1DC" w:sz="4"/>
+              <w:right w:val="single" w:color="C9D1DC" w:sz="4"/>
+            </w:tcBorders>
+            <w:shd w:fill="EEF2F7" w:color="auto" w:val="clear"/>
+            <w:tcMar>
+              <w:top w:type="dxa" w:w="80"/>
+              <w:left w:type="dxa" w:w="110"/>
+              <w:bottom w:type="dxa" w:w="80"/>
+              <w:right w:type="dxa" w:w="110"/>
+            </w:tcMar>
+          </w:tcPr>
+          <w:p>
+            <w:pPr>
+              <w:keepNext/>
+            </w:pPr>
+            <w:r>
+              <w:rPr>
+                <w:rFonts w:ascii="Calibri" w:cs="Calibri" w:eastAsia="Calibri" w:hAnsi="Calibri"/>
+                <w:b w:val="false"/>
+                <w:bCs w:val="false"/>
+                <w:sz w:val="19"/>
+                <w:szCs w:val="19"/>
+              </w:rPr>
+              <w:t xml:space="preserve">Columbia, Disney</w:t>
+            </w:r>
+          </w:p>
+        </w:tc>
+      </w:tr>
+      <w:tr>
+        <w:trPr>
+          <w:cantSplit/>
+        </w:trPr>
+        <w:tc>
+          <w:tcPr>
+            <w:tcW w:type="dxa" w:w="2200"/>
+            <w:tcBorders>
+              <w:top w:val="single" w:color="C9D1DC" w:sz="4"/>
+              <w:left w:val="single" w:color="C9D1DC" w:sz="4"/>
+              <w:bottom w:val="single" w:color="C9D1DC" w:sz="4"/>
+              <w:right w:val="single" w:color="C9D1DC" w:sz="4"/>
+            </w:tcBorders>
+            <w:tcMar>
+              <w:top w:type="dxa" w:w="80"/>
+              <w:left w:type="dxa" w:w="110"/>
+              <w:bottom w:type="dxa" w:w="80"/>
+              <w:right w:type="dxa" w:w="110"/>
+            </w:tcMar>
+          </w:tcPr>
+          <w:p>
+            <w:pPr>
+              <w:keepNext/>
+            </w:pPr>
+            <w:r>
+              <w:rPr>
+                <w:rFonts w:ascii="Calibri" w:cs="Calibri" w:eastAsia="Calibri" w:hAnsi="Calibri"/>
+                <w:b/>
+                <w:bCs/>
+                <w:sz w:val="19"/>
+                <w:szCs w:val="19"/>
+              </w:rPr>
+              <w:t xml:space="preserve">Codipsa (San Fernando ScreenPrinting)</w:t>
+            </w:r>
+          </w:p>
+        </w:tc>
+        <w:tc>
+          <w:tcPr>
+            <w:tcW w:type="dxa" w:w="1500"/>
+            <w:tcBorders>
+              <w:top w:val="single" w:color="C9D1DC" w:sz="4"/>
+              <w:left w:val="single" w:color="C9D1DC" w:sz="4"/>
+              <w:bottom w:val="single" w:color="C9D1DC" w:sz="4"/>
+              <w:right w:val="single" w:color="C9D1DC" w:sz="4"/>
+            </w:tcBorders>
+            <w:tcMar>
+              <w:top w:type="dxa" w:w="80"/>
+              <w:left w:type="dxa" w:w="110"/>
+              <w:bottom w:type="dxa" w:w="80"/>
+              <w:right w:type="dxa" w:w="110"/>
+            </w:tcMar>
+          </w:tcPr>
+          <w:p>
+            <w:pPr>
+              <w:keepNext/>
+            </w:pPr>
+            <w:r>
+              <w:rPr>
+                <w:rFonts w:ascii="Calibri" w:cs="Calibri" w:eastAsia="Calibri" w:hAnsi="Calibri"/>
+                <w:b w:val="false"/>
+                <w:bCs w:val="false"/>
+                <w:sz w:val="19"/>
+                <w:szCs w:val="19"/>
+              </w:rPr>
+              <w:t xml:space="preserve">Puebla, Pue.</w:t>
+            </w:r>
+          </w:p>
+        </w:tc>
+        <w:tc>
+          <w:tcPr>
+            <w:tcW w:type="dxa" w:w="3860"/>
+            <w:tcBorders>
+              <w:top w:val="single" w:color="C9D1DC" w:sz="4"/>
+              <w:left w:val="single" w:color="C9D1DC" w:sz="4"/>
+              <w:bottom w:val="single" w:color="C9D1DC" w:sz="4"/>
+              <w:right w:val="single" w:color="C9D1DC" w:sz="4"/>
+            </w:tcBorders>
+            <w:tcMar>
+              <w:top w:type="dxa" w:w="80"/>
+              <w:left w:type="dxa" w:w="110"/>
+              <w:bottom w:type="dxa" w:w="80"/>
+              <w:right w:type="dxa" w:w="110"/>
+            </w:tcMar>
+          </w:tcPr>
+          <w:p>
+            <w:pPr>
+              <w:keepNext/>
+            </w:pPr>
+            <w:r>
+              <w:rPr>
+                <w:rFonts w:ascii="Calibri" w:cs="Calibri" w:eastAsia="Calibri" w:hAnsi="Calibri"/>
+                <w:b w:val="false"/>
+                <w:bCs w:val="false"/>
+                <w:sz w:val="19"/>
+                <w:szCs w:val="19"/>
+              </w:rPr>
+              <w:t xml:space="preserve">Punto vertical (tejido, teñido, acabado y estampado) para fast fashion; 35+ años exportando</w:t>
+            </w:r>
+          </w:p>
+        </w:tc>
+        <w:tc>
+          <w:tcPr>
+            <w:tcW w:type="dxa" w:w="1800"/>
+            <w:tcBorders>
+              <w:top w:val="single" w:color="C9D1DC" w:sz="4"/>
+              <w:left w:val="single" w:color="C9D1DC" w:sz="4"/>
+              <w:bottom w:val="single" w:color="C9D1DC" w:sz="4"/>
+              <w:right w:val="single" w:color="C9D1DC" w:sz="4"/>
+            </w:tcBorders>
+            <w:tcMar>
+              <w:top w:type="dxa" w:w="80"/>
+              <w:left w:type="dxa" w:w="110"/>
+              <w:bottom w:type="dxa" w:w="80"/>
+              <w:right w:type="dxa" w:w="110"/>
+            </w:tcMar>
+          </w:tcPr>
+          <w:p>
+            <w:pPr>
+              <w:keepNext/>
+            </w:pPr>
+            <w:r>
+              <w:rPr>
+                <w:rFonts w:ascii="Calibri" w:cs="Calibri" w:eastAsia="Calibri" w:hAnsi="Calibri"/>
+                <w:b w:val="false"/>
+                <w:bCs w:val="false"/>
+                <w:sz w:val="19"/>
+                <w:szCs w:val="19"/>
+              </w:rPr>
+              <w:t xml:space="preserve">Puma, Gap, Hot Topic, Macy's, Disney</w:t>
+            </w:r>
+          </w:p>
+        </w:tc>
+      </w:tr>
+      <w:tr>
+        <w:trPr>
+          <w:cantSplit/>
+        </w:trPr>
+        <w:tc>
+          <w:tcPr>
+            <w:tcW w:type="dxa" w:w="2200"/>
+            <w:tcBorders>
+              <w:top w:val="single" w:color="C9D1DC" w:sz="4"/>
+              <w:left w:val="single" w:color="C9D1DC" w:sz="4"/>
+              <w:bottom w:val="single" w:color="C9D1DC" w:sz="4"/>
+              <w:right w:val="single" w:color="C9D1DC" w:sz="4"/>
+            </w:tcBorders>
+            <w:shd w:fill="EEF2F7" w:color="auto" w:val="clear"/>
+            <w:tcMar>
+              <w:top w:type="dxa" w:w="80"/>
+              <w:left w:type="dxa" w:w="110"/>
+              <w:bottom w:type="dxa" w:w="80"/>
+              <w:right w:type="dxa" w:w="110"/>
+            </w:tcMar>
+          </w:tcPr>
+          <w:p>
+            <w:pPr>
+              <w:keepNext w:val="false"/>
+            </w:pPr>
+            <w:r>
+              <w:rPr>
+                <w:rFonts w:ascii="Calibri" w:cs="Calibri" w:eastAsia="Calibri" w:hAnsi="Calibri"/>
+                <w:b/>
+                <w:bCs/>
+                <w:sz w:val="19"/>
+                <w:szCs w:val="19"/>
+              </w:rPr>
+              <w:t xml:space="preserve">RMC de México</w:t>
+            </w:r>
+          </w:p>
+        </w:tc>
+        <w:tc>
+          <w:tcPr>
+            <w:tcW w:type="dxa" w:w="1500"/>
+            <w:tcBorders>
+              <w:top w:val="single" w:color="C9D1DC" w:sz="4"/>
+              <w:left w:val="single" w:color="C9D1DC" w:sz="4"/>
+              <w:bottom w:val="single" w:color="C9D1DC" w:sz="4"/>
+              <w:right w:val="single" w:color="C9D1DC" w:sz="4"/>
+            </w:tcBorders>
+            <w:shd w:fill="EEF2F7" w:color="auto" w:val="clear"/>
+            <w:tcMar>
+              <w:top w:type="dxa" w:w="80"/>
+              <w:left w:type="dxa" w:w="110"/>
+              <w:bottom w:type="dxa" w:w="80"/>
+              <w:right w:type="dxa" w:w="110"/>
+            </w:tcMar>
+          </w:tcPr>
+          <w:p>
+            <w:pPr>
+              <w:keepNext w:val="false"/>
+            </w:pPr>
+            <w:r>
+              <w:rPr>
+                <w:rFonts w:ascii="Calibri" w:cs="Calibri" w:eastAsia="Calibri" w:hAnsi="Calibri"/>
+                <w:b w:val="false"/>
+                <w:bCs w:val="false"/>
+                <w:sz w:val="19"/>
+                <w:szCs w:val="19"/>
+              </w:rPr>
+              <w:t xml:space="preserve">Linares, N.L.</w:t>
+            </w:r>
+          </w:p>
+        </w:tc>
+        <w:tc>
+          <w:tcPr>
+            <w:tcW w:type="dxa" w:w="3860"/>
+            <w:tcBorders>
+              <w:top w:val="single" w:color="C9D1DC" w:sz="4"/>
+              <w:left w:val="single" w:color="C9D1DC" w:sz="4"/>
+              <w:bottom w:val="single" w:color="C9D1DC" w:sz="4"/>
+              <w:right w:val="single" w:color="C9D1DC" w:sz="4"/>
+            </w:tcBorders>
+            <w:shd w:fill="EEF2F7" w:color="auto" w:val="clear"/>
+            <w:tcMar>
+              <w:top w:type="dxa" w:w="80"/>
+              <w:left w:type="dxa" w:w="110"/>
+              <w:bottom w:type="dxa" w:w="80"/>
+              <w:right w:type="dxa" w:w="110"/>
+            </w:tcMar>
+          </w:tcPr>
+          <w:p>
+            <w:pPr>
+              <w:keepNext w:val="false"/>
+            </w:pPr>
+            <w:r>
+              <w:rPr>
+                <w:rFonts w:ascii="Calibri" w:cs="Calibri" w:eastAsia="Calibri" w:hAnsi="Calibri"/>
+                <w:b w:val="false"/>
+                <w:bCs w:val="false"/>
+                <w:sz w:val="19"/>
+                <w:szCs w:val="19"/>
+              </w:rPr>
+              <w:t xml:space="preserve">Planta vertical con estampado, sublimación, bordado, corte y costura; 336 trabajadores</w:t>
+            </w:r>
+          </w:p>
+        </w:tc>
+        <w:tc>
+          <w:tcPr>
+            <w:tcW w:type="dxa" w:w="1800"/>
+            <w:tcBorders>
+              <w:top w:val="single" w:color="C9D1DC" w:sz="4"/>
+              <w:left w:val="single" w:color="C9D1DC" w:sz="4"/>
+              <w:bottom w:val="single" w:color="C9D1DC" w:sz="4"/>
+              <w:right w:val="single" w:color="C9D1DC" w:sz="4"/>
+            </w:tcBorders>
+            <w:shd w:fill="EEF2F7" w:color="auto" w:val="clear"/>
+            <w:tcMar>
+              <w:top w:type="dxa" w:w="80"/>
+              <w:left w:type="dxa" w:w="110"/>
+              <w:bottom w:type="dxa" w:w="80"/>
+              <w:right w:type="dxa" w:w="110"/>
+            </w:tcMar>
+          </w:tcPr>
+          <w:p>
+            <w:pPr>
+              <w:keepNext w:val="false"/>
+            </w:pPr>
+            <w:r>
+              <w:rPr>
+                <w:rFonts w:ascii="Calibri" w:cs="Calibri" w:eastAsia="Calibri" w:hAnsi="Calibri"/>
+                <w:b w:val="false"/>
+                <w:bCs w:val="false"/>
+                <w:sz w:val="19"/>
+                <w:szCs w:val="19"/>
+              </w:rPr>
+              <w:t xml:space="preserve">Under Armour, Nordstrom</w:t>
+            </w:r>
+          </w:p>
+        </w:tc>
+      </w:tr>
+    </w:tbl>
+    <w:p>
+      <w:pPr>
+        <w:spacing w:after="120"/>
+      </w:pPr>
+    </w:p>
+    <w:p>
+      <w:pPr>
+        <w:spacing w:after="160"/>
+      </w:pPr>
+      <w:r>
+        <w:t xml:space="preserve">Siguiente nivel (OEM): Grumax / BEX Bordados y Estampados (Xalapa), California Cutting &amp; Sewing (Puebla), Confecciones Clabeck / JHK (Tlalnepantla; auditada por Inditex y C&amp;A), Private Label Tehuacán (PVH, J.Crew, L.L.Bean), Industrias Manufactureras MYR (adidas, Puma; jerseys de la Selección Mexicana), Augusta Sportswear de México (Fanatics), Zentrix (Nike, Lululemon) y Baja Skiva Screen Printing (Disney).</w:t>
+      </w:r>
+    </w:p>
+    <w:p>
+      <w:pPr>
+        <w:spacing w:after="200" w:before="80"/>
+      </w:pPr>
+      <w:r>
+        <w:rPr>
+          <w:i/>
+          <w:iCs/>
+          <w:color w:val="555555"/>
+          <w:sz w:val="18"/>
+          <w:szCs w:val="18"/>
+        </w:rPr>
+        <w:t xml:space="preserve">Fuentes: sitios web de cada empresa, Open Supply Hub y directorios industriales. Marcas y clientes según fuentes públicas; confirmar en la primera visita.</w:t>
       </w:r>
     </w:p>
     <w:p>
@@ -11490,7 +14274,7 @@
         <w:spacing w:after="160"/>
       </w:pPr>
       <w:r>
-        <w:t xml:space="preserve">Fotografías tomadas por el equipo TID / VSP en el stand de CLT en PRINTING United 2026 (Las Vegas) y de muestras de producción de CLT.</w:t>
+        <w:t xml:space="preserve">Fotografías del stand de CLT en PRINTING United 2026 (Las Vegas), tomadas por VSP Printing durante su reunión con CLT, y de muestras de producción de CLT.</w:t>
       </w:r>
     </w:p>
     <w:tbl>

--- a/propuesta-clt/Propuesta_Distribucion_CLT_Mexico_ES.docx
+++ b/propuesta-clt/Propuesta_Distribucion_CLT_Mexico_ES.docx
@@ -7925,7 +7925,7 @@
                 <w:sz w:val="19"/>
                 <w:szCs w:val="19"/>
               </w:rPr>
-              <w:t xml:space="preserve">ScreenTec (Siltex) y distribuidores locales</w:t>
+              <w:t xml:space="preserve">ScreenTec (Siltex), Avient (Wilflex, Rutland), Matsui y marcas económicas</w:t>
             </w:r>
           </w:p>
         </w:tc>
@@ -8069,6 +8069,3116 @@
       <w:pPr>
         <w:spacing w:after="120"/>
       </w:pPr>
+    </w:p>
+    <w:p>
+      <w:pPr>
+        <w:pStyle w:val="Heading2"/>
+      </w:pPr>
+      <w:r>
+        <w:t xml:space="preserve">Competidores en tintas, pastas y siliconas</w:t>
+      </w:r>
+    </w:p>
+    <w:tbl>
+      <w:tblPr>
+        <w:tblW w:type="dxa" w:w="9360"/>
+        <w:tblBorders>
+          <w:top w:val="single" w:color="auto" w:sz="4"/>
+          <w:left w:val="single" w:color="auto" w:sz="4"/>
+          <w:bottom w:val="single" w:color="auto" w:sz="4"/>
+          <w:right w:val="single" w:color="auto" w:sz="4"/>
+          <w:insideH w:val="single" w:color="auto" w:sz="4"/>
+          <w:insideV w:val="single" w:color="auto" w:sz="4"/>
+        </w:tblBorders>
+      </w:tblPr>
+      <w:tblGrid>
+        <w:gridCol w:w="2500"/>
+        <w:gridCol w:w="2500"/>
+        <w:gridCol w:w="2700"/>
+        <w:gridCol w:w="1660"/>
+      </w:tblGrid>
+      <w:tr>
+        <w:trPr>
+          <w:cantSplit/>
+          <w:tblHeader/>
+        </w:trPr>
+        <w:tc>
+          <w:tcPr>
+            <w:tcW w:type="dxa" w:w="2500"/>
+            <w:tcBorders>
+              <w:top w:val="single" w:color="C9D1DC" w:sz="4"/>
+              <w:left w:val="single" w:color="C9D1DC" w:sz="4"/>
+              <w:bottom w:val="single" w:color="C9D1DC" w:sz="4"/>
+              <w:right w:val="single" w:color="C9D1DC" w:sz="4"/>
+            </w:tcBorders>
+            <w:shd w:fill="1B1F3B" w:color="auto" w:val="clear"/>
+            <w:tcMar>
+              <w:top w:type="dxa" w:w="80"/>
+              <w:left w:type="dxa" w:w="110"/>
+              <w:bottom w:type="dxa" w:w="80"/>
+              <w:right w:type="dxa" w:w="110"/>
+            </w:tcMar>
+          </w:tcPr>
+          <w:p>
+            <w:pPr>
+              <w:keepNext/>
+            </w:pPr>
+            <w:r>
+              <w:rPr>
+                <w:rFonts w:ascii="Calibri" w:cs="Calibri" w:eastAsia="Calibri" w:hAnsi="Calibri"/>
+                <w:b/>
+                <w:bCs/>
+                <w:color w:val="FFFFFF"/>
+                <w:sz w:val="19"/>
+                <w:szCs w:val="19"/>
+              </w:rPr>
+              <w:t xml:space="preserve">Marca (origen)</w:t>
+            </w:r>
+          </w:p>
+        </w:tc>
+        <w:tc>
+          <w:tcPr>
+            <w:tcW w:type="dxa" w:w="2500"/>
+            <w:tcBorders>
+              <w:top w:val="single" w:color="C9D1DC" w:sz="4"/>
+              <w:left w:val="single" w:color="C9D1DC" w:sz="4"/>
+              <w:bottom w:val="single" w:color="C9D1DC" w:sz="4"/>
+              <w:right w:val="single" w:color="C9D1DC" w:sz="4"/>
+            </w:tcBorders>
+            <w:shd w:fill="1B1F3B" w:color="auto" w:val="clear"/>
+            <w:tcMar>
+              <w:top w:type="dxa" w:w="80"/>
+              <w:left w:type="dxa" w:w="110"/>
+              <w:bottom w:type="dxa" w:w="80"/>
+              <w:right w:type="dxa" w:w="110"/>
+            </w:tcMar>
+          </w:tcPr>
+          <w:p>
+            <w:pPr>
+              <w:keepNext/>
+            </w:pPr>
+            <w:r>
+              <w:rPr>
+                <w:rFonts w:ascii="Calibri" w:cs="Calibri" w:eastAsia="Calibri" w:hAnsi="Calibri"/>
+                <w:b/>
+                <w:bCs/>
+                <w:color w:val="FFFFFF"/>
+                <w:sz w:val="19"/>
+                <w:szCs w:val="19"/>
+              </w:rPr>
+              <w:t xml:space="preserve">Presencia en México</w:t>
+            </w:r>
+          </w:p>
+        </w:tc>
+        <w:tc>
+          <w:tcPr>
+            <w:tcW w:type="dxa" w:w="2700"/>
+            <w:tcBorders>
+              <w:top w:val="single" w:color="C9D1DC" w:sz="4"/>
+              <w:left w:val="single" w:color="C9D1DC" w:sz="4"/>
+              <w:bottom w:val="single" w:color="C9D1DC" w:sz="4"/>
+              <w:right w:val="single" w:color="C9D1DC" w:sz="4"/>
+            </w:tcBorders>
+            <w:shd w:fill="1B1F3B" w:color="auto" w:val="clear"/>
+            <w:tcMar>
+              <w:top w:type="dxa" w:w="80"/>
+              <w:left w:type="dxa" w:w="110"/>
+              <w:bottom w:type="dxa" w:w="80"/>
+              <w:right w:type="dxa" w:w="110"/>
+            </w:tcMar>
+          </w:tcPr>
+          <w:p>
+            <w:pPr>
+              <w:keepNext/>
+            </w:pPr>
+            <w:r>
+              <w:rPr>
+                <w:rFonts w:ascii="Calibri" w:cs="Calibri" w:eastAsia="Calibri" w:hAnsi="Calibri"/>
+                <w:b/>
+                <w:bCs/>
+                <w:color w:val="FFFFFF"/>
+                <w:sz w:val="19"/>
+                <w:szCs w:val="19"/>
+              </w:rPr>
+              <w:t xml:space="preserve">Precio de referencia</w:t>
+            </w:r>
+          </w:p>
+        </w:tc>
+        <w:tc>
+          <w:tcPr>
+            <w:tcW w:type="dxa" w:w="1660"/>
+            <w:tcBorders>
+              <w:top w:val="single" w:color="C9D1DC" w:sz="4"/>
+              <w:left w:val="single" w:color="C9D1DC" w:sz="4"/>
+              <w:bottom w:val="single" w:color="C9D1DC" w:sz="4"/>
+              <w:right w:val="single" w:color="C9D1DC" w:sz="4"/>
+            </w:tcBorders>
+            <w:shd w:fill="1B1F3B" w:color="auto" w:val="clear"/>
+            <w:tcMar>
+              <w:top w:type="dxa" w:w="80"/>
+              <w:left w:type="dxa" w:w="110"/>
+              <w:bottom w:type="dxa" w:w="80"/>
+              <w:right w:type="dxa" w:w="110"/>
+            </w:tcMar>
+          </w:tcPr>
+          <w:p>
+            <w:pPr>
+              <w:keepNext/>
+            </w:pPr>
+            <w:r>
+              <w:rPr>
+                <w:rFonts w:ascii="Calibri" w:cs="Calibri" w:eastAsia="Calibri" w:hAnsi="Calibri"/>
+                <w:b/>
+                <w:bCs/>
+                <w:color w:val="FFFFFF"/>
+                <w:sz w:val="19"/>
+                <w:szCs w:val="19"/>
+              </w:rPr>
+              <w:t xml:space="preserve">Amenaza</w:t>
+            </w:r>
+          </w:p>
+        </w:tc>
+      </w:tr>
+      <w:tr>
+        <w:trPr>
+          <w:cantSplit/>
+        </w:trPr>
+        <w:tc>
+          <w:tcPr>
+            <w:tcW w:type="dxa" w:w="2500"/>
+            <w:tcBorders>
+              <w:top w:val="single" w:color="C9D1DC" w:sz="4"/>
+              <w:left w:val="single" w:color="C9D1DC" w:sz="4"/>
+              <w:bottom w:val="single" w:color="C9D1DC" w:sz="4"/>
+              <w:right w:val="single" w:color="C9D1DC" w:sz="4"/>
+            </w:tcBorders>
+            <w:tcMar>
+              <w:top w:type="dxa" w:w="80"/>
+              <w:left w:type="dxa" w:w="110"/>
+              <w:bottom w:type="dxa" w:w="80"/>
+              <w:right w:type="dxa" w:w="110"/>
+            </w:tcMar>
+          </w:tcPr>
+          <w:p>
+            <w:pPr>
+              <w:keepNext/>
+            </w:pPr>
+            <w:r>
+              <w:rPr>
+                <w:rFonts w:ascii="Calibri" w:cs="Calibri" w:eastAsia="Calibri" w:hAnsi="Calibri"/>
+                <w:b/>
+                <w:bCs/>
+                <w:sz w:val="19"/>
+                <w:szCs w:val="19"/>
+              </w:rPr>
+              <w:t xml:space="preserve">Avient: Wilflex, Rutland, Union Ink, Printop (EE. UU.)</w:t>
+            </w:r>
+          </w:p>
+        </w:tc>
+        <w:tc>
+          <w:tcPr>
+            <w:tcW w:type="dxa" w:w="2500"/>
+            <w:tcBorders>
+              <w:top w:val="single" w:color="C9D1DC" w:sz="4"/>
+              <w:left w:val="single" w:color="C9D1DC" w:sz="4"/>
+              <w:bottom w:val="single" w:color="C9D1DC" w:sz="4"/>
+              <w:right w:val="single" w:color="C9D1DC" w:sz="4"/>
+            </w:tcBorders>
+            <w:tcMar>
+              <w:top w:type="dxa" w:w="80"/>
+              <w:left w:type="dxa" w:w="110"/>
+              <w:bottom w:type="dxa" w:w="80"/>
+              <w:right w:type="dxa" w:w="110"/>
+            </w:tcMar>
+          </w:tcPr>
+          <w:p>
+            <w:pPr>
+              <w:keepNext/>
+            </w:pPr>
+            <w:r>
+              <w:rPr>
+                <w:rFonts w:ascii="Calibri" w:cs="Calibri" w:eastAsia="Calibri" w:hAnsi="Calibri"/>
+                <w:b w:val="false"/>
+                <w:bCs w:val="false"/>
+                <w:sz w:val="19"/>
+                <w:szCs w:val="19"/>
+              </w:rPr>
+              <w:t xml:space="preserve">Casa Díaz y distribuidores; estándar en maquila de exportación</w:t>
+            </w:r>
+          </w:p>
+        </w:tc>
+        <w:tc>
+          <w:tcPr>
+            <w:tcW w:type="dxa" w:w="2700"/>
+            <w:tcBorders>
+              <w:top w:val="single" w:color="C9D1DC" w:sz="4"/>
+              <w:left w:val="single" w:color="C9D1DC" w:sz="4"/>
+              <w:bottom w:val="single" w:color="C9D1DC" w:sz="4"/>
+              <w:right w:val="single" w:color="C9D1DC" w:sz="4"/>
+            </w:tcBorders>
+            <w:tcMar>
+              <w:top w:type="dxa" w:w="80"/>
+              <w:left w:type="dxa" w:w="110"/>
+              <w:bottom w:type="dxa" w:w="80"/>
+              <w:right w:type="dxa" w:w="110"/>
+            </w:tcMar>
+          </w:tcPr>
+          <w:p>
+            <w:pPr>
+              <w:keepNext/>
+            </w:pPr>
+            <w:r>
+              <w:rPr>
+                <w:rFonts w:ascii="Calibri" w:cs="Calibri" w:eastAsia="Calibri" w:hAnsi="Calibri"/>
+                <w:b w:val="false"/>
+                <w:bCs w:val="false"/>
+                <w:sz w:val="19"/>
+                <w:szCs w:val="19"/>
+              </w:rPr>
+              <w:t xml:space="preserve">Alto: ~US$40–60/galón en colores de mezcla; especialidades US$90–310/galón (tiendas de EE. UU.)</w:t>
+            </w:r>
+          </w:p>
+        </w:tc>
+        <w:tc>
+          <w:tcPr>
+            <w:tcW w:type="dxa" w:w="1660"/>
+            <w:tcBorders>
+              <w:top w:val="single" w:color="C9D1DC" w:sz="4"/>
+              <w:left w:val="single" w:color="C9D1DC" w:sz="4"/>
+              <w:bottom w:val="single" w:color="C9D1DC" w:sz="4"/>
+              <w:right w:val="single" w:color="C9D1DC" w:sz="4"/>
+            </w:tcBorders>
+            <w:tcMar>
+              <w:top w:type="dxa" w:w="80"/>
+              <w:left w:type="dxa" w:w="110"/>
+              <w:bottom w:type="dxa" w:w="80"/>
+              <w:right w:type="dxa" w:w="110"/>
+            </w:tcMar>
+          </w:tcPr>
+          <w:p>
+            <w:pPr>
+              <w:keepNext/>
+            </w:pPr>
+            <w:r>
+              <w:rPr>
+                <w:rFonts w:ascii="Calibri" w:cs="Calibri" w:eastAsia="Calibri" w:hAnsi="Calibri"/>
+                <w:b w:val="false"/>
+                <w:bCs w:val="false"/>
+                <w:sz w:val="19"/>
+                <w:szCs w:val="19"/>
+              </w:rPr>
+              <w:t xml:space="preserve">Alta en OEM</w:t>
+            </w:r>
+          </w:p>
+        </w:tc>
+      </w:tr>
+      <w:tr>
+        <w:trPr>
+          <w:cantSplit/>
+        </w:trPr>
+        <w:tc>
+          <w:tcPr>
+            <w:tcW w:type="dxa" w:w="2500"/>
+            <w:tcBorders>
+              <w:top w:val="single" w:color="C9D1DC" w:sz="4"/>
+              <w:left w:val="single" w:color="C9D1DC" w:sz="4"/>
+              <w:bottom w:val="single" w:color="C9D1DC" w:sz="4"/>
+              <w:right w:val="single" w:color="C9D1DC" w:sz="4"/>
+            </w:tcBorders>
+            <w:shd w:fill="EEF2F7" w:color="auto" w:val="clear"/>
+            <w:tcMar>
+              <w:top w:type="dxa" w:w="80"/>
+              <w:left w:type="dxa" w:w="110"/>
+              <w:bottom w:type="dxa" w:w="80"/>
+              <w:right w:type="dxa" w:w="110"/>
+            </w:tcMar>
+          </w:tcPr>
+          <w:p>
+            <w:pPr>
+              <w:keepNext/>
+            </w:pPr>
+            <w:r>
+              <w:rPr>
+                <w:rFonts w:ascii="Calibri" w:cs="Calibri" w:eastAsia="Calibri" w:hAnsi="Calibri"/>
+                <w:b/>
+                <w:bCs/>
+                <w:sz w:val="19"/>
+                <w:szCs w:val="19"/>
+              </w:rPr>
+              <w:t xml:space="preserve">Grupo Sánchez / ScreenTec: Seritex, Aquatex, Siltex (México)</w:t>
+            </w:r>
+          </w:p>
+        </w:tc>
+        <w:tc>
+          <w:tcPr>
+            <w:tcW w:type="dxa" w:w="2500"/>
+            <w:tcBorders>
+              <w:top w:val="single" w:color="C9D1DC" w:sz="4"/>
+              <w:left w:val="single" w:color="C9D1DC" w:sz="4"/>
+              <w:bottom w:val="single" w:color="C9D1DC" w:sz="4"/>
+              <w:right w:val="single" w:color="C9D1DC" w:sz="4"/>
+            </w:tcBorders>
+            <w:shd w:fill="EEF2F7" w:color="auto" w:val="clear"/>
+            <w:tcMar>
+              <w:top w:type="dxa" w:w="80"/>
+              <w:left w:type="dxa" w:w="110"/>
+              <w:bottom w:type="dxa" w:w="80"/>
+              <w:right w:type="dxa" w:w="110"/>
+            </w:tcMar>
+          </w:tcPr>
+          <w:p>
+            <w:pPr>
+              <w:keepNext/>
+            </w:pPr>
+            <w:r>
+              <w:rPr>
+                <w:rFonts w:ascii="Calibri" w:cs="Calibri" w:eastAsia="Calibri" w:hAnsi="Calibri"/>
+                <w:b w:val="false"/>
+                <w:bCs w:val="false"/>
+                <w:sz w:val="19"/>
+                <w:szCs w:val="19"/>
+              </w:rPr>
+              <w:t xml:space="preserve">Fabricante nacional con red de distribuidores</w:t>
+            </w:r>
+          </w:p>
+        </w:tc>
+        <w:tc>
+          <w:tcPr>
+            <w:tcW w:type="dxa" w:w="2700"/>
+            <w:tcBorders>
+              <w:top w:val="single" w:color="C9D1DC" w:sz="4"/>
+              <w:left w:val="single" w:color="C9D1DC" w:sz="4"/>
+              <w:bottom w:val="single" w:color="C9D1DC" w:sz="4"/>
+              <w:right w:val="single" w:color="C9D1DC" w:sz="4"/>
+            </w:tcBorders>
+            <w:shd w:fill="EEF2F7" w:color="auto" w:val="clear"/>
+            <w:tcMar>
+              <w:top w:type="dxa" w:w="80"/>
+              <w:left w:type="dxa" w:w="110"/>
+              <w:bottom w:type="dxa" w:w="80"/>
+              <w:right w:type="dxa" w:w="110"/>
+            </w:tcMar>
+          </w:tcPr>
+          <w:p>
+            <w:pPr>
+              <w:keepNext/>
+            </w:pPr>
+            <w:r>
+              <w:rPr>
+                <w:rFonts w:ascii="Calibri" w:cs="Calibri" w:eastAsia="Calibri" w:hAnsi="Calibri"/>
+                <w:b w:val="false"/>
+                <w:bCs w:val="false"/>
+                <w:sz w:val="19"/>
+                <w:szCs w:val="19"/>
+              </w:rPr>
+              <w:t xml:space="preserve">Bajo: MXN 159–217/kg al menudeo (Seritex)</w:t>
+            </w:r>
+          </w:p>
+        </w:tc>
+        <w:tc>
+          <w:tcPr>
+            <w:tcW w:type="dxa" w:w="1660"/>
+            <w:tcBorders>
+              <w:top w:val="single" w:color="C9D1DC" w:sz="4"/>
+              <w:left w:val="single" w:color="C9D1DC" w:sz="4"/>
+              <w:bottom w:val="single" w:color="C9D1DC" w:sz="4"/>
+              <w:right w:val="single" w:color="C9D1DC" w:sz="4"/>
+            </w:tcBorders>
+            <w:shd w:fill="EEF2F7" w:color="auto" w:val="clear"/>
+            <w:tcMar>
+              <w:top w:type="dxa" w:w="80"/>
+              <w:left w:type="dxa" w:w="110"/>
+              <w:bottom w:type="dxa" w:w="80"/>
+              <w:right w:type="dxa" w:w="110"/>
+            </w:tcMar>
+          </w:tcPr>
+          <w:p>
+            <w:pPr>
+              <w:keepNext/>
+            </w:pPr>
+            <w:r>
+              <w:rPr>
+                <w:rFonts w:ascii="Calibri" w:cs="Calibri" w:eastAsia="Calibri" w:hAnsi="Calibri"/>
+                <w:b w:val="false"/>
+                <w:bCs w:val="false"/>
+                <w:sz w:val="19"/>
+                <w:szCs w:val="19"/>
+              </w:rPr>
+              <w:t xml:space="preserve">Alta en talleres</w:t>
+            </w:r>
+          </w:p>
+        </w:tc>
+      </w:tr>
+      <w:tr>
+        <w:trPr>
+          <w:cantSplit/>
+        </w:trPr>
+        <w:tc>
+          <w:tcPr>
+            <w:tcW w:type="dxa" w:w="2500"/>
+            <w:tcBorders>
+              <w:top w:val="single" w:color="C9D1DC" w:sz="4"/>
+              <w:left w:val="single" w:color="C9D1DC" w:sz="4"/>
+              <w:bottom w:val="single" w:color="C9D1DC" w:sz="4"/>
+              <w:right w:val="single" w:color="C9D1DC" w:sz="4"/>
+            </w:tcBorders>
+            <w:tcMar>
+              <w:top w:type="dxa" w:w="80"/>
+              <w:left w:type="dxa" w:w="110"/>
+              <w:bottom w:type="dxa" w:w="80"/>
+              <w:right w:type="dxa" w:w="110"/>
+            </w:tcMar>
+          </w:tcPr>
+          <w:p>
+            <w:pPr>
+              <w:keepNext/>
+            </w:pPr>
+            <w:r>
+              <w:rPr>
+                <w:rFonts w:ascii="Calibri" w:cs="Calibri" w:eastAsia="Calibri" w:hAnsi="Calibri"/>
+                <w:b/>
+                <w:bCs/>
+                <w:sz w:val="19"/>
+                <w:szCs w:val="19"/>
+              </w:rPr>
+              <w:t xml:space="preserve">Matsui (Japón)</w:t>
+            </w:r>
+          </w:p>
+        </w:tc>
+        <w:tc>
+          <w:tcPr>
+            <w:tcW w:type="dxa" w:w="2500"/>
+            <w:tcBorders>
+              <w:top w:val="single" w:color="C9D1DC" w:sz="4"/>
+              <w:left w:val="single" w:color="C9D1DC" w:sz="4"/>
+              <w:bottom w:val="single" w:color="C9D1DC" w:sz="4"/>
+              <w:right w:val="single" w:color="C9D1DC" w:sz="4"/>
+            </w:tcBorders>
+            <w:tcMar>
+              <w:top w:type="dxa" w:w="80"/>
+              <w:left w:type="dxa" w:w="110"/>
+              <w:bottom w:type="dxa" w:w="80"/>
+              <w:right w:type="dxa" w:w="110"/>
+            </w:tcMar>
+          </w:tcPr>
+          <w:p>
+            <w:pPr>
+              <w:keepNext/>
+            </w:pPr>
+            <w:r>
+              <w:rPr>
+                <w:rFonts w:ascii="Calibri" w:cs="Calibri" w:eastAsia="Calibri" w:hAnsi="Calibri"/>
+                <w:b w:val="false"/>
+                <w:bCs w:val="false"/>
+                <w:sz w:val="19"/>
+                <w:szCs w:val="19"/>
+              </w:rPr>
+              <w:t xml:space="preserve">Casa Díaz; referencia en base agua y descarga</w:t>
+            </w:r>
+          </w:p>
+        </w:tc>
+        <w:tc>
+          <w:tcPr>
+            <w:tcW w:type="dxa" w:w="2700"/>
+            <w:tcBorders>
+              <w:top w:val="single" w:color="C9D1DC" w:sz="4"/>
+              <w:left w:val="single" w:color="C9D1DC" w:sz="4"/>
+              <w:bottom w:val="single" w:color="C9D1DC" w:sz="4"/>
+              <w:right w:val="single" w:color="C9D1DC" w:sz="4"/>
+            </w:tcBorders>
+            <w:tcMar>
+              <w:top w:type="dxa" w:w="80"/>
+              <w:left w:type="dxa" w:w="110"/>
+              <w:bottom w:type="dxa" w:w="80"/>
+              <w:right w:type="dxa" w:w="110"/>
+            </w:tcMar>
+          </w:tcPr>
+          <w:p>
+            <w:pPr>
+              <w:keepNext/>
+            </w:pPr>
+            <w:r>
+              <w:rPr>
+                <w:rFonts w:ascii="Calibri" w:cs="Calibri" w:eastAsia="Calibri" w:hAnsi="Calibri"/>
+                <w:b w:val="false"/>
+                <w:bCs w:val="false"/>
+                <w:sz w:val="19"/>
+                <w:szCs w:val="19"/>
+              </w:rPr>
+              <w:t xml:space="preserve">Medio-alto; bases desde ~US$8–9/kg en Centroamérica</w:t>
+            </w:r>
+          </w:p>
+        </w:tc>
+        <w:tc>
+          <w:tcPr>
+            <w:tcW w:type="dxa" w:w="1660"/>
+            <w:tcBorders>
+              <w:top w:val="single" w:color="C9D1DC" w:sz="4"/>
+              <w:left w:val="single" w:color="C9D1DC" w:sz="4"/>
+              <w:bottom w:val="single" w:color="C9D1DC" w:sz="4"/>
+              <w:right w:val="single" w:color="C9D1DC" w:sz="4"/>
+            </w:tcBorders>
+            <w:tcMar>
+              <w:top w:type="dxa" w:w="80"/>
+              <w:left w:type="dxa" w:w="110"/>
+              <w:bottom w:type="dxa" w:w="80"/>
+              <w:right w:type="dxa" w:w="110"/>
+            </w:tcMar>
+          </w:tcPr>
+          <w:p>
+            <w:pPr>
+              <w:keepNext/>
+            </w:pPr>
+            <w:r>
+              <w:rPr>
+                <w:rFonts w:ascii="Calibri" w:cs="Calibri" w:eastAsia="Calibri" w:hAnsi="Calibri"/>
+                <w:b w:val="false"/>
+                <w:bCs w:val="false"/>
+                <w:sz w:val="19"/>
+                <w:szCs w:val="19"/>
+              </w:rPr>
+              <w:t xml:space="preserve">Media-alta</w:t>
+            </w:r>
+          </w:p>
+        </w:tc>
+      </w:tr>
+      <w:tr>
+        <w:trPr>
+          <w:cantSplit/>
+        </w:trPr>
+        <w:tc>
+          <w:tcPr>
+            <w:tcW w:type="dxa" w:w="2500"/>
+            <w:tcBorders>
+              <w:top w:val="single" w:color="C9D1DC" w:sz="4"/>
+              <w:left w:val="single" w:color="C9D1DC" w:sz="4"/>
+              <w:bottom w:val="single" w:color="C9D1DC" w:sz="4"/>
+              <w:right w:val="single" w:color="C9D1DC" w:sz="4"/>
+            </w:tcBorders>
+            <w:shd w:fill="EEF2F7" w:color="auto" w:val="clear"/>
+            <w:tcMar>
+              <w:top w:type="dxa" w:w="80"/>
+              <w:left w:type="dxa" w:w="110"/>
+              <w:bottom w:type="dxa" w:w="80"/>
+              <w:right w:type="dxa" w:w="110"/>
+            </w:tcMar>
+          </w:tcPr>
+          <w:p>
+            <w:pPr>
+              <w:keepNext/>
+            </w:pPr>
+            <w:r>
+              <w:rPr>
+                <w:rFonts w:ascii="Calibri" w:cs="Calibri" w:eastAsia="Calibri" w:hAnsi="Calibri"/>
+                <w:b/>
+                <w:bCs/>
+                <w:sz w:val="19"/>
+                <w:szCs w:val="19"/>
+              </w:rPr>
+              <w:t xml:space="preserve">International Coatings (EE. UU.)</w:t>
+            </w:r>
+          </w:p>
+        </w:tc>
+        <w:tc>
+          <w:tcPr>
+            <w:tcW w:type="dxa" w:w="2500"/>
+            <w:tcBorders>
+              <w:top w:val="single" w:color="C9D1DC" w:sz="4"/>
+              <w:left w:val="single" w:color="C9D1DC" w:sz="4"/>
+              <w:bottom w:val="single" w:color="C9D1DC" w:sz="4"/>
+              <w:right w:val="single" w:color="C9D1DC" w:sz="4"/>
+            </w:tcBorders>
+            <w:shd w:fill="EEF2F7" w:color="auto" w:val="clear"/>
+            <w:tcMar>
+              <w:top w:type="dxa" w:w="80"/>
+              <w:left w:type="dxa" w:w="110"/>
+              <w:bottom w:type="dxa" w:w="80"/>
+              <w:right w:type="dxa" w:w="110"/>
+            </w:tcMar>
+          </w:tcPr>
+          <w:p>
+            <w:pPr>
+              <w:keepNext/>
+            </w:pPr>
+            <w:r>
+              <w:rPr>
+                <w:rFonts w:ascii="Calibri" w:cs="Calibri" w:eastAsia="Calibri" w:hAnsi="Calibri"/>
+                <w:b w:val="false"/>
+                <w:bCs w:val="false"/>
+                <w:sz w:val="19"/>
+                <w:szCs w:val="19"/>
+              </w:rPr>
+              <w:t xml:space="preserve">Importación vía distribuidores de EE. UU.</w:t>
+            </w:r>
+          </w:p>
+        </w:tc>
+        <w:tc>
+          <w:tcPr>
+            <w:tcW w:type="dxa" w:w="2700"/>
+            <w:tcBorders>
+              <w:top w:val="single" w:color="C9D1DC" w:sz="4"/>
+              <w:left w:val="single" w:color="C9D1DC" w:sz="4"/>
+              <w:bottom w:val="single" w:color="C9D1DC" w:sz="4"/>
+              <w:right w:val="single" w:color="C9D1DC" w:sz="4"/>
+            </w:tcBorders>
+            <w:shd w:fill="EEF2F7" w:color="auto" w:val="clear"/>
+            <w:tcMar>
+              <w:top w:type="dxa" w:w="80"/>
+              <w:left w:type="dxa" w:w="110"/>
+              <w:bottom w:type="dxa" w:w="80"/>
+              <w:right w:type="dxa" w:w="110"/>
+            </w:tcMar>
+          </w:tcPr>
+          <w:p>
+            <w:pPr>
+              <w:keepNext/>
+            </w:pPr>
+            <w:r>
+              <w:rPr>
+                <w:rFonts w:ascii="Calibri" w:cs="Calibri" w:eastAsia="Calibri" w:hAnsi="Calibri"/>
+                <w:b w:val="false"/>
+                <w:bCs w:val="false"/>
+                <w:sz w:val="19"/>
+                <w:szCs w:val="19"/>
+              </w:rPr>
+              <w:t xml:space="preserve">Medio</w:t>
+            </w:r>
+          </w:p>
+        </w:tc>
+        <w:tc>
+          <w:tcPr>
+            <w:tcW w:type="dxa" w:w="1660"/>
+            <w:tcBorders>
+              <w:top w:val="single" w:color="C9D1DC" w:sz="4"/>
+              <w:left w:val="single" w:color="C9D1DC" w:sz="4"/>
+              <w:bottom w:val="single" w:color="C9D1DC" w:sz="4"/>
+              <w:right w:val="single" w:color="C9D1DC" w:sz="4"/>
+            </w:tcBorders>
+            <w:shd w:fill="EEF2F7" w:color="auto" w:val="clear"/>
+            <w:tcMar>
+              <w:top w:type="dxa" w:w="80"/>
+              <w:left w:type="dxa" w:w="110"/>
+              <w:bottom w:type="dxa" w:w="80"/>
+              <w:right w:type="dxa" w:w="110"/>
+            </w:tcMar>
+          </w:tcPr>
+          <w:p>
+            <w:pPr>
+              <w:keepNext/>
+            </w:pPr>
+            <w:r>
+              <w:rPr>
+                <w:rFonts w:ascii="Calibri" w:cs="Calibri" w:eastAsia="Calibri" w:hAnsi="Calibri"/>
+                <w:b w:val="false"/>
+                <w:bCs w:val="false"/>
+                <w:sz w:val="19"/>
+                <w:szCs w:val="19"/>
+              </w:rPr>
+              <w:t xml:space="preserve">Media</w:t>
+            </w:r>
+          </w:p>
+        </w:tc>
+      </w:tr>
+      <w:tr>
+        <w:trPr>
+          <w:cantSplit/>
+        </w:trPr>
+        <w:tc>
+          <w:tcPr>
+            <w:tcW w:type="dxa" w:w="2500"/>
+            <w:tcBorders>
+              <w:top w:val="single" w:color="C9D1DC" w:sz="4"/>
+              <w:left w:val="single" w:color="C9D1DC" w:sz="4"/>
+              <w:bottom w:val="single" w:color="C9D1DC" w:sz="4"/>
+              <w:right w:val="single" w:color="C9D1DC" w:sz="4"/>
+            </w:tcBorders>
+            <w:tcMar>
+              <w:top w:type="dxa" w:w="80"/>
+              <w:left w:type="dxa" w:w="110"/>
+              <w:bottom w:type="dxa" w:w="80"/>
+              <w:right w:type="dxa" w:w="110"/>
+            </w:tcMar>
+          </w:tcPr>
+          <w:p>
+            <w:pPr>
+              <w:keepNext/>
+            </w:pPr>
+            <w:r>
+              <w:rPr>
+                <w:rFonts w:ascii="Calibri" w:cs="Calibri" w:eastAsia="Calibri" w:hAnsi="Calibri"/>
+                <w:b/>
+                <w:bCs/>
+                <w:sz w:val="19"/>
+                <w:szCs w:val="19"/>
+              </w:rPr>
+              <w:t xml:space="preserve">Marabu (Alemania)</w:t>
+            </w:r>
+          </w:p>
+        </w:tc>
+        <w:tc>
+          <w:tcPr>
+            <w:tcW w:type="dxa" w:w="2500"/>
+            <w:tcBorders>
+              <w:top w:val="single" w:color="C9D1DC" w:sz="4"/>
+              <w:left w:val="single" w:color="C9D1DC" w:sz="4"/>
+              <w:bottom w:val="single" w:color="C9D1DC" w:sz="4"/>
+              <w:right w:val="single" w:color="C9D1DC" w:sz="4"/>
+            </w:tcBorders>
+            <w:tcMar>
+              <w:top w:type="dxa" w:w="80"/>
+              <w:left w:type="dxa" w:w="110"/>
+              <w:bottom w:type="dxa" w:w="80"/>
+              <w:right w:type="dxa" w:w="110"/>
+            </w:tcMar>
+          </w:tcPr>
+          <w:p>
+            <w:pPr>
+              <w:keepNext/>
+            </w:pPr>
+            <w:r>
+              <w:rPr>
+                <w:rFonts w:ascii="Calibri" w:cs="Calibri" w:eastAsia="Calibri" w:hAnsi="Calibri"/>
+                <w:b w:val="false"/>
+                <w:bCs w:val="false"/>
+                <w:sz w:val="19"/>
+                <w:szCs w:val="19"/>
+              </w:rPr>
+              <w:t xml:space="preserve">Graficolor y otros; fuerte en gráfica, tampografía y digital</w:t>
+            </w:r>
+          </w:p>
+        </w:tc>
+        <w:tc>
+          <w:tcPr>
+            <w:tcW w:type="dxa" w:w="2700"/>
+            <w:tcBorders>
+              <w:top w:val="single" w:color="C9D1DC" w:sz="4"/>
+              <w:left w:val="single" w:color="C9D1DC" w:sz="4"/>
+              <w:bottom w:val="single" w:color="C9D1DC" w:sz="4"/>
+              <w:right w:val="single" w:color="C9D1DC" w:sz="4"/>
+            </w:tcBorders>
+            <w:tcMar>
+              <w:top w:type="dxa" w:w="80"/>
+              <w:left w:type="dxa" w:w="110"/>
+              <w:bottom w:type="dxa" w:w="80"/>
+              <w:right w:type="dxa" w:w="110"/>
+            </w:tcMar>
+          </w:tcPr>
+          <w:p>
+            <w:pPr>
+              <w:keepNext/>
+            </w:pPr>
+            <w:r>
+              <w:rPr>
+                <w:rFonts w:ascii="Calibri" w:cs="Calibri" w:eastAsia="Calibri" w:hAnsi="Calibri"/>
+                <w:b w:val="false"/>
+                <w:bCs w:val="false"/>
+                <w:sz w:val="19"/>
+                <w:szCs w:val="19"/>
+              </w:rPr>
+              <w:t xml:space="preserve">Alto</w:t>
+            </w:r>
+          </w:p>
+        </w:tc>
+        <w:tc>
+          <w:tcPr>
+            <w:tcW w:type="dxa" w:w="1660"/>
+            <w:tcBorders>
+              <w:top w:val="single" w:color="C9D1DC" w:sz="4"/>
+              <w:left w:val="single" w:color="C9D1DC" w:sz="4"/>
+              <w:bottom w:val="single" w:color="C9D1DC" w:sz="4"/>
+              <w:right w:val="single" w:color="C9D1DC" w:sz="4"/>
+            </w:tcBorders>
+            <w:tcMar>
+              <w:top w:type="dxa" w:w="80"/>
+              <w:left w:type="dxa" w:w="110"/>
+              <w:bottom w:type="dxa" w:w="80"/>
+              <w:right w:type="dxa" w:w="110"/>
+            </w:tcMar>
+          </w:tcPr>
+          <w:p>
+            <w:pPr>
+              <w:keepNext/>
+            </w:pPr>
+            <w:r>
+              <w:rPr>
+                <w:rFonts w:ascii="Calibri" w:cs="Calibri" w:eastAsia="Calibri" w:hAnsi="Calibri"/>
+                <w:b w:val="false"/>
+                <w:bCs w:val="false"/>
+                <w:sz w:val="19"/>
+                <w:szCs w:val="19"/>
+              </w:rPr>
+              <w:t xml:space="preserve">Baja: textil limitado (nylon, sintéticos)</w:t>
+            </w:r>
+          </w:p>
+        </w:tc>
+      </w:tr>
+      <w:tr>
+        <w:trPr>
+          <w:cantSplit/>
+        </w:trPr>
+        <w:tc>
+          <w:tcPr>
+            <w:tcW w:type="dxa" w:w="2500"/>
+            <w:tcBorders>
+              <w:top w:val="single" w:color="C9D1DC" w:sz="4"/>
+              <w:left w:val="single" w:color="C9D1DC" w:sz="4"/>
+              <w:bottom w:val="single" w:color="C9D1DC" w:sz="4"/>
+              <w:right w:val="single" w:color="C9D1DC" w:sz="4"/>
+            </w:tcBorders>
+            <w:shd w:fill="EEF2F7" w:color="auto" w:val="clear"/>
+            <w:tcMar>
+              <w:top w:type="dxa" w:w="80"/>
+              <w:left w:type="dxa" w:w="110"/>
+              <w:bottom w:type="dxa" w:w="80"/>
+              <w:right w:type="dxa" w:w="110"/>
+            </w:tcMar>
+          </w:tcPr>
+          <w:p>
+            <w:pPr>
+              <w:keepNext/>
+            </w:pPr>
+            <w:r>
+              <w:rPr>
+                <w:rFonts w:ascii="Calibri" w:cs="Calibri" w:eastAsia="Calibri" w:hAnsi="Calibri"/>
+                <w:b/>
+                <w:bCs/>
+                <w:sz w:val="19"/>
+                <w:szCs w:val="19"/>
+              </w:rPr>
+              <w:t xml:space="preserve">RUCO / RUCOINX (Alemania)</w:t>
+            </w:r>
+          </w:p>
+        </w:tc>
+        <w:tc>
+          <w:tcPr>
+            <w:tcW w:type="dxa" w:w="2500"/>
+            <w:tcBorders>
+              <w:top w:val="single" w:color="C9D1DC" w:sz="4"/>
+              <w:left w:val="single" w:color="C9D1DC" w:sz="4"/>
+              <w:bottom w:val="single" w:color="C9D1DC" w:sz="4"/>
+              <w:right w:val="single" w:color="C9D1DC" w:sz="4"/>
+            </w:tcBorders>
+            <w:shd w:fill="EEF2F7" w:color="auto" w:val="clear"/>
+            <w:tcMar>
+              <w:top w:type="dxa" w:w="80"/>
+              <w:left w:type="dxa" w:w="110"/>
+              <w:bottom w:type="dxa" w:w="80"/>
+              <w:right w:type="dxa" w:w="110"/>
+            </w:tcMar>
+          </w:tcPr>
+          <w:p>
+            <w:pPr>
+              <w:keepNext/>
+            </w:pPr>
+            <w:r>
+              <w:rPr>
+                <w:rFonts w:ascii="Calibri" w:cs="Calibri" w:eastAsia="Calibri" w:hAnsi="Calibri"/>
+                <w:b w:val="false"/>
+                <w:bCs w:val="false"/>
+                <w:sz w:val="19"/>
+                <w:szCs w:val="19"/>
+              </w:rPr>
+              <w:t xml:space="preserve">Tampomex (distribuidor)</w:t>
+            </w:r>
+          </w:p>
+        </w:tc>
+        <w:tc>
+          <w:tcPr>
+            <w:tcW w:type="dxa" w:w="2700"/>
+            <w:tcBorders>
+              <w:top w:val="single" w:color="C9D1DC" w:sz="4"/>
+              <w:left w:val="single" w:color="C9D1DC" w:sz="4"/>
+              <w:bottom w:val="single" w:color="C9D1DC" w:sz="4"/>
+              <w:right w:val="single" w:color="C9D1DC" w:sz="4"/>
+            </w:tcBorders>
+            <w:shd w:fill="EEF2F7" w:color="auto" w:val="clear"/>
+            <w:tcMar>
+              <w:top w:type="dxa" w:w="80"/>
+              <w:left w:type="dxa" w:w="110"/>
+              <w:bottom w:type="dxa" w:w="80"/>
+              <w:right w:type="dxa" w:w="110"/>
+            </w:tcMar>
+          </w:tcPr>
+          <w:p>
+            <w:pPr>
+              <w:keepNext/>
+            </w:pPr>
+            <w:r>
+              <w:rPr>
+                <w:rFonts w:ascii="Calibri" w:cs="Calibri" w:eastAsia="Calibri" w:hAnsi="Calibri"/>
+                <w:b w:val="false"/>
+                <w:bCs w:val="false"/>
+                <w:sz w:val="19"/>
+                <w:szCs w:val="19"/>
+              </w:rPr>
+              <w:t xml:space="preserve">Alto</w:t>
+            </w:r>
+          </w:p>
+        </w:tc>
+        <w:tc>
+          <w:tcPr>
+            <w:tcW w:type="dxa" w:w="1660"/>
+            <w:tcBorders>
+              <w:top w:val="single" w:color="C9D1DC" w:sz="4"/>
+              <w:left w:val="single" w:color="C9D1DC" w:sz="4"/>
+              <w:bottom w:val="single" w:color="C9D1DC" w:sz="4"/>
+              <w:right w:val="single" w:color="C9D1DC" w:sz="4"/>
+            </w:tcBorders>
+            <w:shd w:fill="EEF2F7" w:color="auto" w:val="clear"/>
+            <w:tcMar>
+              <w:top w:type="dxa" w:w="80"/>
+              <w:left w:type="dxa" w:w="110"/>
+              <w:bottom w:type="dxa" w:w="80"/>
+              <w:right w:type="dxa" w:w="110"/>
+            </w:tcMar>
+          </w:tcPr>
+          <w:p>
+            <w:pPr>
+              <w:keepNext/>
+            </w:pPr>
+            <w:r>
+              <w:rPr>
+                <w:rFonts w:ascii="Calibri" w:cs="Calibri" w:eastAsia="Calibri" w:hAnsi="Calibri"/>
+                <w:b w:val="false"/>
+                <w:bCs w:val="false"/>
+                <w:sz w:val="19"/>
+                <w:szCs w:val="19"/>
+              </w:rPr>
+              <w:t xml:space="preserve">Baja: tintas industriales para plástico, vidrio y metal</w:t>
+            </w:r>
+          </w:p>
+        </w:tc>
+      </w:tr>
+      <w:tr>
+        <w:trPr>
+          <w:cantSplit/>
+        </w:trPr>
+        <w:tc>
+          <w:tcPr>
+            <w:tcW w:type="dxa" w:w="2500"/>
+            <w:tcBorders>
+              <w:top w:val="single" w:color="C9D1DC" w:sz="4"/>
+              <w:left w:val="single" w:color="C9D1DC" w:sz="4"/>
+              <w:bottom w:val="single" w:color="C9D1DC" w:sz="4"/>
+              <w:right w:val="single" w:color="C9D1DC" w:sz="4"/>
+            </w:tcBorders>
+            <w:tcMar>
+              <w:top w:type="dxa" w:w="80"/>
+              <w:left w:type="dxa" w:w="110"/>
+              <w:bottom w:type="dxa" w:w="80"/>
+              <w:right w:type="dxa" w:w="110"/>
+            </w:tcMar>
+          </w:tcPr>
+          <w:p>
+            <w:pPr>
+              <w:keepNext/>
+            </w:pPr>
+            <w:r>
+              <w:rPr>
+                <w:rFonts w:ascii="Calibri" w:cs="Calibri" w:eastAsia="Calibri" w:hAnsi="Calibri"/>
+                <w:b/>
+                <w:bCs/>
+                <w:sz w:val="19"/>
+                <w:szCs w:val="19"/>
+              </w:rPr>
+              <w:t xml:space="preserve">Tampoprint (Alemania)</w:t>
+            </w:r>
+          </w:p>
+        </w:tc>
+        <w:tc>
+          <w:tcPr>
+            <w:tcW w:type="dxa" w:w="2500"/>
+            <w:tcBorders>
+              <w:top w:val="single" w:color="C9D1DC" w:sz="4"/>
+              <w:left w:val="single" w:color="C9D1DC" w:sz="4"/>
+              <w:bottom w:val="single" w:color="C9D1DC" w:sz="4"/>
+              <w:right w:val="single" w:color="C9D1DC" w:sz="4"/>
+            </w:tcBorders>
+            <w:tcMar>
+              <w:top w:type="dxa" w:w="80"/>
+              <w:left w:type="dxa" w:w="110"/>
+              <w:bottom w:type="dxa" w:w="80"/>
+              <w:right w:type="dxa" w:w="110"/>
+            </w:tcMar>
+          </w:tcPr>
+          <w:p>
+            <w:pPr>
+              <w:keepNext/>
+            </w:pPr>
+            <w:r>
+              <w:rPr>
+                <w:rFonts w:ascii="Calibri" w:cs="Calibri" w:eastAsia="Calibri" w:hAnsi="Calibri"/>
+                <w:b w:val="false"/>
+                <w:bCs w:val="false"/>
+                <w:sz w:val="19"/>
+                <w:szCs w:val="19"/>
+              </w:rPr>
+              <w:t xml:space="preserve">Filial en México; máquinas y tintas de tampografía</w:t>
+            </w:r>
+          </w:p>
+        </w:tc>
+        <w:tc>
+          <w:tcPr>
+            <w:tcW w:type="dxa" w:w="2700"/>
+            <w:tcBorders>
+              <w:top w:val="single" w:color="C9D1DC" w:sz="4"/>
+              <w:left w:val="single" w:color="C9D1DC" w:sz="4"/>
+              <w:bottom w:val="single" w:color="C9D1DC" w:sz="4"/>
+              <w:right w:val="single" w:color="C9D1DC" w:sz="4"/>
+            </w:tcBorders>
+            <w:tcMar>
+              <w:top w:type="dxa" w:w="80"/>
+              <w:left w:type="dxa" w:w="110"/>
+              <w:bottom w:type="dxa" w:w="80"/>
+              <w:right w:type="dxa" w:w="110"/>
+            </w:tcMar>
+          </w:tcPr>
+          <w:p>
+            <w:pPr>
+              <w:keepNext/>
+            </w:pPr>
+            <w:r>
+              <w:rPr>
+                <w:rFonts w:ascii="Calibri" w:cs="Calibri" w:eastAsia="Calibri" w:hAnsi="Calibri"/>
+                <w:b w:val="false"/>
+                <w:bCs w:val="false"/>
+                <w:sz w:val="19"/>
+                <w:szCs w:val="19"/>
+              </w:rPr>
+              <w:t xml:space="preserve">Alto</w:t>
+            </w:r>
+          </w:p>
+        </w:tc>
+        <w:tc>
+          <w:tcPr>
+            <w:tcW w:type="dxa" w:w="1660"/>
+            <w:tcBorders>
+              <w:top w:val="single" w:color="C9D1DC" w:sz="4"/>
+              <w:left w:val="single" w:color="C9D1DC" w:sz="4"/>
+              <w:bottom w:val="single" w:color="C9D1DC" w:sz="4"/>
+              <w:right w:val="single" w:color="C9D1DC" w:sz="4"/>
+            </w:tcBorders>
+            <w:tcMar>
+              <w:top w:type="dxa" w:w="80"/>
+              <w:left w:type="dxa" w:w="110"/>
+              <w:bottom w:type="dxa" w:w="80"/>
+              <w:right w:type="dxa" w:w="110"/>
+            </w:tcMar>
+          </w:tcPr>
+          <w:p>
+            <w:pPr>
+              <w:keepNext/>
+            </w:pPr>
+            <w:r>
+              <w:rPr>
+                <w:rFonts w:ascii="Calibri" w:cs="Calibri" w:eastAsia="Calibri" w:hAnsi="Calibri"/>
+                <w:b w:val="false"/>
+                <w:bCs w:val="false"/>
+                <w:sz w:val="19"/>
+                <w:szCs w:val="19"/>
+              </w:rPr>
+              <w:t xml:space="preserve">Baja: solo etiquetas sin costura (tagless)</w:t>
+            </w:r>
+          </w:p>
+        </w:tc>
+      </w:tr>
+      <w:tr>
+        <w:trPr>
+          <w:cantSplit/>
+        </w:trPr>
+        <w:tc>
+          <w:tcPr>
+            <w:tcW w:type="dxa" w:w="2500"/>
+            <w:tcBorders>
+              <w:top w:val="single" w:color="C9D1DC" w:sz="4"/>
+              <w:left w:val="single" w:color="C9D1DC" w:sz="4"/>
+              <w:bottom w:val="single" w:color="C9D1DC" w:sz="4"/>
+              <w:right w:val="single" w:color="C9D1DC" w:sz="4"/>
+            </w:tcBorders>
+            <w:shd w:fill="EEF2F7" w:color="auto" w:val="clear"/>
+            <w:tcMar>
+              <w:top w:type="dxa" w:w="80"/>
+              <w:left w:type="dxa" w:w="110"/>
+              <w:bottom w:type="dxa" w:w="80"/>
+              <w:right w:type="dxa" w:w="110"/>
+            </w:tcMar>
+          </w:tcPr>
+          <w:p>
+            <w:pPr>
+              <w:keepNext/>
+            </w:pPr>
+            <w:r>
+              <w:rPr>
+                <w:rFonts w:ascii="Calibri" w:cs="Calibri" w:eastAsia="Calibri" w:hAnsi="Calibri"/>
+                <w:b/>
+                <w:bCs/>
+                <w:sz w:val="19"/>
+                <w:szCs w:val="19"/>
+              </w:rPr>
+              <w:t xml:space="preserve">Marcas nacionales económicas: Dyssa, Celi Colors, Quitexa, De la Rana</w:t>
+            </w:r>
+          </w:p>
+        </w:tc>
+        <w:tc>
+          <w:tcPr>
+            <w:tcW w:type="dxa" w:w="2500"/>
+            <w:tcBorders>
+              <w:top w:val="single" w:color="C9D1DC" w:sz="4"/>
+              <w:left w:val="single" w:color="C9D1DC" w:sz="4"/>
+              <w:bottom w:val="single" w:color="C9D1DC" w:sz="4"/>
+              <w:right w:val="single" w:color="C9D1DC" w:sz="4"/>
+            </w:tcBorders>
+            <w:shd w:fill="EEF2F7" w:color="auto" w:val="clear"/>
+            <w:tcMar>
+              <w:top w:type="dxa" w:w="80"/>
+              <w:left w:type="dxa" w:w="110"/>
+              <w:bottom w:type="dxa" w:w="80"/>
+              <w:right w:type="dxa" w:w="110"/>
+            </w:tcMar>
+          </w:tcPr>
+          <w:p>
+            <w:pPr>
+              <w:keepNext/>
+            </w:pPr>
+            <w:r>
+              <w:rPr>
+                <w:rFonts w:ascii="Calibri" w:cs="Calibri" w:eastAsia="Calibri" w:hAnsi="Calibri"/>
+                <w:b w:val="false"/>
+                <w:bCs w:val="false"/>
+                <w:sz w:val="19"/>
+                <w:szCs w:val="19"/>
+              </w:rPr>
+              <w:t xml:space="preserve">Menudeo, Mercado Libre, tiendas de serigrafía</w:t>
+            </w:r>
+          </w:p>
+        </w:tc>
+        <w:tc>
+          <w:tcPr>
+            <w:tcW w:type="dxa" w:w="2700"/>
+            <w:tcBorders>
+              <w:top w:val="single" w:color="C9D1DC" w:sz="4"/>
+              <w:left w:val="single" w:color="C9D1DC" w:sz="4"/>
+              <w:bottom w:val="single" w:color="C9D1DC" w:sz="4"/>
+              <w:right w:val="single" w:color="C9D1DC" w:sz="4"/>
+            </w:tcBorders>
+            <w:shd w:fill="EEF2F7" w:color="auto" w:val="clear"/>
+            <w:tcMar>
+              <w:top w:type="dxa" w:w="80"/>
+              <w:left w:type="dxa" w:w="110"/>
+              <w:bottom w:type="dxa" w:w="80"/>
+              <w:right w:type="dxa" w:w="110"/>
+            </w:tcMar>
+          </w:tcPr>
+          <w:p>
+            <w:pPr>
+              <w:keepNext/>
+            </w:pPr>
+            <w:r>
+              <w:rPr>
+                <w:rFonts w:ascii="Calibri" w:cs="Calibri" w:eastAsia="Calibri" w:hAnsi="Calibri"/>
+                <w:b w:val="false"/>
+                <w:bCs w:val="false"/>
+                <w:sz w:val="19"/>
+                <w:szCs w:val="19"/>
+              </w:rPr>
+              <w:t xml:space="preserve">Muy bajo: galón de blanco plastisol ~MXN 790</w:t>
+            </w:r>
+          </w:p>
+        </w:tc>
+        <w:tc>
+          <w:tcPr>
+            <w:tcW w:type="dxa" w:w="1660"/>
+            <w:tcBorders>
+              <w:top w:val="single" w:color="C9D1DC" w:sz="4"/>
+              <w:left w:val="single" w:color="C9D1DC" w:sz="4"/>
+              <w:bottom w:val="single" w:color="C9D1DC" w:sz="4"/>
+              <w:right w:val="single" w:color="C9D1DC" w:sz="4"/>
+            </w:tcBorders>
+            <w:shd w:fill="EEF2F7" w:color="auto" w:val="clear"/>
+            <w:tcMar>
+              <w:top w:type="dxa" w:w="80"/>
+              <w:left w:type="dxa" w:w="110"/>
+              <w:bottom w:type="dxa" w:w="80"/>
+              <w:right w:type="dxa" w:w="110"/>
+            </w:tcMar>
+          </w:tcPr>
+          <w:p>
+            <w:pPr>
+              <w:keepNext/>
+            </w:pPr>
+            <w:r>
+              <w:rPr>
+                <w:rFonts w:ascii="Calibri" w:cs="Calibri" w:eastAsia="Calibri" w:hAnsi="Calibri"/>
+                <w:b w:val="false"/>
+                <w:bCs w:val="false"/>
+                <w:sz w:val="19"/>
+                <w:szCs w:val="19"/>
+              </w:rPr>
+              <w:t xml:space="preserve">Media en talleres chicos</w:t>
+            </w:r>
+          </w:p>
+        </w:tc>
+      </w:tr>
+      <w:tr>
+        <w:trPr>
+          <w:cantSplit/>
+        </w:trPr>
+        <w:tc>
+          <w:tcPr>
+            <w:tcW w:type="dxa" w:w="2500"/>
+            <w:tcBorders>
+              <w:top w:val="single" w:color="C9D1DC" w:sz="4"/>
+              <w:left w:val="single" w:color="C9D1DC" w:sz="4"/>
+              <w:bottom w:val="single" w:color="C9D1DC" w:sz="4"/>
+              <w:right w:val="single" w:color="C9D1DC" w:sz="4"/>
+            </w:tcBorders>
+            <w:tcMar>
+              <w:top w:type="dxa" w:w="80"/>
+              <w:left w:type="dxa" w:w="110"/>
+              <w:bottom w:type="dxa" w:w="80"/>
+              <w:right w:type="dxa" w:w="110"/>
+            </w:tcMar>
+          </w:tcPr>
+          <w:p>
+            <w:pPr>
+              <w:keepNext w:val="false"/>
+            </w:pPr>
+            <w:r>
+              <w:rPr>
+                <w:rFonts w:ascii="Calibri" w:cs="Calibri" w:eastAsia="Calibri" w:hAnsi="Calibri"/>
+                <w:b/>
+                <w:bCs/>
+                <w:sz w:val="19"/>
+                <w:szCs w:val="19"/>
+              </w:rPr>
+              <w:t xml:space="preserve">Proveedores chinos directos (Alibaba)</w:t>
+            </w:r>
+          </w:p>
+        </w:tc>
+        <w:tc>
+          <w:tcPr>
+            <w:tcW w:type="dxa" w:w="2500"/>
+            <w:tcBorders>
+              <w:top w:val="single" w:color="C9D1DC" w:sz="4"/>
+              <w:left w:val="single" w:color="C9D1DC" w:sz="4"/>
+              <w:bottom w:val="single" w:color="C9D1DC" w:sz="4"/>
+              <w:right w:val="single" w:color="C9D1DC" w:sz="4"/>
+            </w:tcBorders>
+            <w:tcMar>
+              <w:top w:type="dxa" w:w="80"/>
+              <w:left w:type="dxa" w:w="110"/>
+              <w:bottom w:type="dxa" w:w="80"/>
+              <w:right w:type="dxa" w:w="110"/>
+            </w:tcMar>
+          </w:tcPr>
+          <w:p>
+            <w:pPr>
+              <w:keepNext w:val="false"/>
+            </w:pPr>
+            <w:r>
+              <w:rPr>
+                <w:rFonts w:ascii="Calibri" w:cs="Calibri" w:eastAsia="Calibri" w:hAnsi="Calibri"/>
+                <w:b w:val="false"/>
+                <w:bCs w:val="false"/>
+                <w:sz w:val="19"/>
+                <w:szCs w:val="19"/>
+              </w:rPr>
+              <w:t xml:space="preserve">Venta en línea sin servicio local</w:t>
+            </w:r>
+          </w:p>
+        </w:tc>
+        <w:tc>
+          <w:tcPr>
+            <w:tcW w:type="dxa" w:w="2700"/>
+            <w:tcBorders>
+              <w:top w:val="single" w:color="C9D1DC" w:sz="4"/>
+              <w:left w:val="single" w:color="C9D1DC" w:sz="4"/>
+              <w:bottom w:val="single" w:color="C9D1DC" w:sz="4"/>
+              <w:right w:val="single" w:color="C9D1DC" w:sz="4"/>
+            </w:tcBorders>
+            <w:tcMar>
+              <w:top w:type="dxa" w:w="80"/>
+              <w:left w:type="dxa" w:w="110"/>
+              <w:bottom w:type="dxa" w:w="80"/>
+              <w:right w:type="dxa" w:w="110"/>
+            </w:tcMar>
+          </w:tcPr>
+          <w:p>
+            <w:pPr>
+              <w:keepNext w:val="false"/>
+            </w:pPr>
+            <w:r>
+              <w:rPr>
+                <w:rFonts w:ascii="Calibri" w:cs="Calibri" w:eastAsia="Calibri" w:hAnsi="Calibri"/>
+                <w:b w:val="false"/>
+                <w:bCs w:val="false"/>
+                <w:sz w:val="19"/>
+                <w:szCs w:val="19"/>
+              </w:rPr>
+              <w:t xml:space="preserve">Muy bajo: silicona ~€3.5–5.2/kg</w:t>
+            </w:r>
+          </w:p>
+        </w:tc>
+        <w:tc>
+          <w:tcPr>
+            <w:tcW w:type="dxa" w:w="1660"/>
+            <w:tcBorders>
+              <w:top w:val="single" w:color="C9D1DC" w:sz="4"/>
+              <w:left w:val="single" w:color="C9D1DC" w:sz="4"/>
+              <w:bottom w:val="single" w:color="C9D1DC" w:sz="4"/>
+              <w:right w:val="single" w:color="C9D1DC" w:sz="4"/>
+            </w:tcBorders>
+            <w:tcMar>
+              <w:top w:type="dxa" w:w="80"/>
+              <w:left w:type="dxa" w:w="110"/>
+              <w:bottom w:type="dxa" w:w="80"/>
+              <w:right w:type="dxa" w:w="110"/>
+            </w:tcMar>
+          </w:tcPr>
+          <w:p>
+            <w:pPr>
+              <w:keepNext w:val="false"/>
+            </w:pPr>
+            <w:r>
+              <w:rPr>
+                <w:rFonts w:ascii="Calibri" w:cs="Calibri" w:eastAsia="Calibri" w:hAnsi="Calibri"/>
+                <w:b w:val="false"/>
+                <w:bCs w:val="false"/>
+                <w:sz w:val="19"/>
+                <w:szCs w:val="19"/>
+              </w:rPr>
+              <w:t xml:space="preserve">Media: mismo origen que CLT</w:t>
+            </w:r>
+          </w:p>
+        </w:tc>
+      </w:tr>
+    </w:tbl>
+    <w:p>
+      <w:pPr>
+        <w:spacing w:after="120"/>
+      </w:pPr>
+    </w:p>
+    <w:p>
+      <w:pPr>
+        <w:spacing w:after="200" w:before="80"/>
+      </w:pPr>
+      <w:r>
+        <w:rPr>
+          <w:i/>
+          <w:iCs/>
+          <w:color w:val="555555"/>
+          <w:sz w:val="18"/>
+          <w:szCs w:val="18"/>
+        </w:rPr>
+        <w:t xml:space="preserve">Comex no fabrica tintas para serigrafía textil: es una marca de pinturas arquitectónicas. Precios públicos de octubre de 2026, solo como referencia; el precio de CLT para México está por confirmar.</w:t>
+      </w:r>
+    </w:p>
+    <w:p>
+      <w:pPr>
+        <w:pStyle w:val="Heading2"/>
+      </w:pPr>
+      <w:r>
+        <w:t xml:space="preserve">FODA por competidor</w:t>
+      </w:r>
+    </w:p>
+    <w:tbl>
+      <w:tblPr>
+        <w:tblW w:type="dxa" w:w="9360"/>
+        <w:tblBorders>
+          <w:top w:val="single" w:color="auto" w:sz="4"/>
+          <w:left w:val="single" w:color="auto" w:sz="4"/>
+          <w:bottom w:val="single" w:color="auto" w:sz="4"/>
+          <w:right w:val="single" w:color="auto" w:sz="4"/>
+          <w:insideH w:val="single" w:color="auto" w:sz="4"/>
+          <w:insideV w:val="single" w:color="auto" w:sz="4"/>
+        </w:tblBorders>
+      </w:tblPr>
+      <w:tblGrid>
+        <w:gridCol w:w="1560"/>
+        <w:gridCol w:w="1950"/>
+        <w:gridCol w:w="1950"/>
+        <w:gridCol w:w="1950"/>
+        <w:gridCol w:w="1950"/>
+      </w:tblGrid>
+      <w:tr>
+        <w:trPr>
+          <w:cantSplit/>
+          <w:tblHeader/>
+        </w:trPr>
+        <w:tc>
+          <w:tcPr>
+            <w:tcW w:type="dxa" w:w="1560"/>
+            <w:tcBorders>
+              <w:top w:val="single" w:color="C9D1DC" w:sz="4"/>
+              <w:left w:val="single" w:color="C9D1DC" w:sz="4"/>
+              <w:bottom w:val="single" w:color="C9D1DC" w:sz="4"/>
+              <w:right w:val="single" w:color="C9D1DC" w:sz="4"/>
+            </w:tcBorders>
+            <w:shd w:fill="1B1F3B" w:color="auto" w:val="clear"/>
+            <w:tcMar>
+              <w:top w:type="dxa" w:w="80"/>
+              <w:left w:type="dxa" w:w="110"/>
+              <w:bottom w:type="dxa" w:w="80"/>
+              <w:right w:type="dxa" w:w="110"/>
+            </w:tcMar>
+          </w:tcPr>
+          <w:p>
+            <w:pPr>
+              <w:keepNext/>
+            </w:pPr>
+            <w:r>
+              <w:rPr>
+                <w:rFonts w:ascii="Calibri" w:cs="Calibri" w:eastAsia="Calibri" w:hAnsi="Calibri"/>
+                <w:b/>
+                <w:bCs/>
+                <w:color w:val="FFFFFF"/>
+                <w:sz w:val="19"/>
+                <w:szCs w:val="19"/>
+              </w:rPr>
+              <w:t xml:space="preserve">Competidor</w:t>
+            </w:r>
+          </w:p>
+        </w:tc>
+        <w:tc>
+          <w:tcPr>
+            <w:tcW w:type="dxa" w:w="1950"/>
+            <w:tcBorders>
+              <w:top w:val="single" w:color="C9D1DC" w:sz="4"/>
+              <w:left w:val="single" w:color="C9D1DC" w:sz="4"/>
+              <w:bottom w:val="single" w:color="C9D1DC" w:sz="4"/>
+              <w:right w:val="single" w:color="C9D1DC" w:sz="4"/>
+            </w:tcBorders>
+            <w:shd w:fill="1B1F3B" w:color="auto" w:val="clear"/>
+            <w:tcMar>
+              <w:top w:type="dxa" w:w="80"/>
+              <w:left w:type="dxa" w:w="110"/>
+              <w:bottom w:type="dxa" w:w="80"/>
+              <w:right w:type="dxa" w:w="110"/>
+            </w:tcMar>
+          </w:tcPr>
+          <w:p>
+            <w:pPr>
+              <w:keepNext/>
+            </w:pPr>
+            <w:r>
+              <w:rPr>
+                <w:rFonts w:ascii="Calibri" w:cs="Calibri" w:eastAsia="Calibri" w:hAnsi="Calibri"/>
+                <w:b/>
+                <w:bCs/>
+                <w:color w:val="FFFFFF"/>
+                <w:sz w:val="19"/>
+                <w:szCs w:val="19"/>
+              </w:rPr>
+              <w:t xml:space="preserve">Fortalezas</w:t>
+            </w:r>
+          </w:p>
+        </w:tc>
+        <w:tc>
+          <w:tcPr>
+            <w:tcW w:type="dxa" w:w="1950"/>
+            <w:tcBorders>
+              <w:top w:val="single" w:color="C9D1DC" w:sz="4"/>
+              <w:left w:val="single" w:color="C9D1DC" w:sz="4"/>
+              <w:bottom w:val="single" w:color="C9D1DC" w:sz="4"/>
+              <w:right w:val="single" w:color="C9D1DC" w:sz="4"/>
+            </w:tcBorders>
+            <w:shd w:fill="1B1F3B" w:color="auto" w:val="clear"/>
+            <w:tcMar>
+              <w:top w:type="dxa" w:w="80"/>
+              <w:left w:type="dxa" w:w="110"/>
+              <w:bottom w:type="dxa" w:w="80"/>
+              <w:right w:type="dxa" w:w="110"/>
+            </w:tcMar>
+          </w:tcPr>
+          <w:p>
+            <w:pPr>
+              <w:keepNext/>
+            </w:pPr>
+            <w:r>
+              <w:rPr>
+                <w:rFonts w:ascii="Calibri" w:cs="Calibri" w:eastAsia="Calibri" w:hAnsi="Calibri"/>
+                <w:b/>
+                <w:bCs/>
+                <w:color w:val="FFFFFF"/>
+                <w:sz w:val="19"/>
+                <w:szCs w:val="19"/>
+              </w:rPr>
+              <w:t xml:space="preserve">Debilidades</w:t>
+            </w:r>
+          </w:p>
+        </w:tc>
+        <w:tc>
+          <w:tcPr>
+            <w:tcW w:type="dxa" w:w="1950"/>
+            <w:tcBorders>
+              <w:top w:val="single" w:color="C9D1DC" w:sz="4"/>
+              <w:left w:val="single" w:color="C9D1DC" w:sz="4"/>
+              <w:bottom w:val="single" w:color="C9D1DC" w:sz="4"/>
+              <w:right w:val="single" w:color="C9D1DC" w:sz="4"/>
+            </w:tcBorders>
+            <w:shd w:fill="1B1F3B" w:color="auto" w:val="clear"/>
+            <w:tcMar>
+              <w:top w:type="dxa" w:w="80"/>
+              <w:left w:type="dxa" w:w="110"/>
+              <w:bottom w:type="dxa" w:w="80"/>
+              <w:right w:type="dxa" w:w="110"/>
+            </w:tcMar>
+          </w:tcPr>
+          <w:p>
+            <w:pPr>
+              <w:keepNext/>
+            </w:pPr>
+            <w:r>
+              <w:rPr>
+                <w:rFonts w:ascii="Calibri" w:cs="Calibri" w:eastAsia="Calibri" w:hAnsi="Calibri"/>
+                <w:b/>
+                <w:bCs/>
+                <w:color w:val="FFFFFF"/>
+                <w:sz w:val="19"/>
+                <w:szCs w:val="19"/>
+              </w:rPr>
+              <w:t xml:space="preserve">Oportunidad para CLT</w:t>
+            </w:r>
+          </w:p>
+        </w:tc>
+        <w:tc>
+          <w:tcPr>
+            <w:tcW w:type="dxa" w:w="1950"/>
+            <w:tcBorders>
+              <w:top w:val="single" w:color="C9D1DC" w:sz="4"/>
+              <w:left w:val="single" w:color="C9D1DC" w:sz="4"/>
+              <w:bottom w:val="single" w:color="C9D1DC" w:sz="4"/>
+              <w:right w:val="single" w:color="C9D1DC" w:sz="4"/>
+            </w:tcBorders>
+            <w:shd w:fill="1B1F3B" w:color="auto" w:val="clear"/>
+            <w:tcMar>
+              <w:top w:type="dxa" w:w="80"/>
+              <w:left w:type="dxa" w:w="110"/>
+              <w:bottom w:type="dxa" w:w="80"/>
+              <w:right w:type="dxa" w:w="110"/>
+            </w:tcMar>
+          </w:tcPr>
+          <w:p>
+            <w:pPr>
+              <w:keepNext/>
+            </w:pPr>
+            <w:r>
+              <w:rPr>
+                <w:rFonts w:ascii="Calibri" w:cs="Calibri" w:eastAsia="Calibri" w:hAnsi="Calibri"/>
+                <w:b/>
+                <w:bCs/>
+                <w:color w:val="FFFFFF"/>
+                <w:sz w:val="19"/>
+                <w:szCs w:val="19"/>
+              </w:rPr>
+              <w:t xml:space="preserve">Amenaza para CLT</w:t>
+            </w:r>
+          </w:p>
+        </w:tc>
+      </w:tr>
+      <w:tr>
+        <w:trPr>
+          <w:cantSplit/>
+        </w:trPr>
+        <w:tc>
+          <w:tcPr>
+            <w:tcW w:type="dxa" w:w="1560"/>
+            <w:tcBorders>
+              <w:top w:val="single" w:color="C9D1DC" w:sz="4"/>
+              <w:left w:val="single" w:color="C9D1DC" w:sz="4"/>
+              <w:bottom w:val="single" w:color="C9D1DC" w:sz="4"/>
+              <w:right w:val="single" w:color="C9D1DC" w:sz="4"/>
+            </w:tcBorders>
+            <w:tcMar>
+              <w:top w:type="dxa" w:w="80"/>
+              <w:left w:type="dxa" w:w="110"/>
+              <w:bottom w:type="dxa" w:w="80"/>
+              <w:right w:type="dxa" w:w="110"/>
+            </w:tcMar>
+          </w:tcPr>
+          <w:p>
+            <w:pPr>
+              <w:keepNext/>
+            </w:pPr>
+            <w:r>
+              <w:rPr>
+                <w:rFonts w:ascii="Calibri" w:cs="Calibri" w:eastAsia="Calibri" w:hAnsi="Calibri"/>
+                <w:b/>
+                <w:bCs/>
+                <w:sz w:val="19"/>
+                <w:szCs w:val="19"/>
+              </w:rPr>
+              <w:t xml:space="preserve">Avient (Wilflex, Rutland)</w:t>
+            </w:r>
+          </w:p>
+        </w:tc>
+        <w:tc>
+          <w:tcPr>
+            <w:tcW w:type="dxa" w:w="1950"/>
+            <w:tcBorders>
+              <w:top w:val="single" w:color="C9D1DC" w:sz="4"/>
+              <w:left w:val="single" w:color="C9D1DC" w:sz="4"/>
+              <w:bottom w:val="single" w:color="C9D1DC" w:sz="4"/>
+              <w:right w:val="single" w:color="C9D1DC" w:sz="4"/>
+            </w:tcBorders>
+            <w:tcMar>
+              <w:top w:type="dxa" w:w="80"/>
+              <w:left w:type="dxa" w:w="110"/>
+              <w:bottom w:type="dxa" w:w="80"/>
+              <w:right w:type="dxa" w:w="110"/>
+            </w:tcMar>
+          </w:tcPr>
+          <w:p>
+            <w:pPr>
+              <w:keepNext/>
+            </w:pPr>
+            <w:r>
+              <w:rPr>
+                <w:rFonts w:ascii="Calibri" w:cs="Calibri" w:eastAsia="Calibri" w:hAnsi="Calibri"/>
+                <w:b w:val="false"/>
+                <w:bCs w:val="false"/>
+                <w:sz w:val="19"/>
+                <w:szCs w:val="19"/>
+              </w:rPr>
+              <w:t xml:space="preserve">Marca global; tintas certificadas y aprobadas por marcas; gama completa</w:t>
+            </w:r>
+          </w:p>
+        </w:tc>
+        <w:tc>
+          <w:tcPr>
+            <w:tcW w:type="dxa" w:w="1950"/>
+            <w:tcBorders>
+              <w:top w:val="single" w:color="C9D1DC" w:sz="4"/>
+              <w:left w:val="single" w:color="C9D1DC" w:sz="4"/>
+              <w:bottom w:val="single" w:color="C9D1DC" w:sz="4"/>
+              <w:right w:val="single" w:color="C9D1DC" w:sz="4"/>
+            </w:tcBorders>
+            <w:tcMar>
+              <w:top w:type="dxa" w:w="80"/>
+              <w:left w:type="dxa" w:w="110"/>
+              <w:bottom w:type="dxa" w:w="80"/>
+              <w:right w:type="dxa" w:w="110"/>
+            </w:tcMar>
+          </w:tcPr>
+          <w:p>
+            <w:pPr>
+              <w:keepNext/>
+            </w:pPr>
+            <w:r>
+              <w:rPr>
+                <w:rFonts w:ascii="Calibri" w:cs="Calibri" w:eastAsia="Calibri" w:hAnsi="Calibri"/>
+                <w:b w:val="false"/>
+                <w:bCs w:val="false"/>
+                <w:sz w:val="19"/>
+                <w:szCs w:val="19"/>
+              </w:rPr>
+              <w:t xml:space="preserve">Precio alto; importado; especialidades muy caras</w:t>
+            </w:r>
+          </w:p>
+        </w:tc>
+        <w:tc>
+          <w:tcPr>
+            <w:tcW w:type="dxa" w:w="1950"/>
+            <w:tcBorders>
+              <w:top w:val="single" w:color="C9D1DC" w:sz="4"/>
+              <w:left w:val="single" w:color="C9D1DC" w:sz="4"/>
+              <w:bottom w:val="single" w:color="C9D1DC" w:sz="4"/>
+              <w:right w:val="single" w:color="C9D1DC" w:sz="4"/>
+            </w:tcBorders>
+            <w:tcMar>
+              <w:top w:type="dxa" w:w="80"/>
+              <w:left w:type="dxa" w:w="110"/>
+              <w:bottom w:type="dxa" w:w="80"/>
+              <w:right w:type="dxa" w:w="110"/>
+            </w:tcMar>
+          </w:tcPr>
+          <w:p>
+            <w:pPr>
+              <w:keepNext/>
+            </w:pPr>
+            <w:r>
+              <w:rPr>
+                <w:rFonts w:ascii="Calibri" w:cs="Calibri" w:eastAsia="Calibri" w:hAnsi="Calibri"/>
+                <w:b w:val="false"/>
+                <w:bCs w:val="false"/>
+                <w:sz w:val="19"/>
+                <w:szCs w:val="19"/>
+              </w:rPr>
+              <w:t xml:space="preserve">Siliconas y efectos especiales a menor precio; base agua</w:t>
+            </w:r>
+          </w:p>
+        </w:tc>
+        <w:tc>
+          <w:tcPr>
+            <w:tcW w:type="dxa" w:w="1950"/>
+            <w:tcBorders>
+              <w:top w:val="single" w:color="C9D1DC" w:sz="4"/>
+              <w:left w:val="single" w:color="C9D1DC" w:sz="4"/>
+              <w:bottom w:val="single" w:color="C9D1DC" w:sz="4"/>
+              <w:right w:val="single" w:color="C9D1DC" w:sz="4"/>
+            </w:tcBorders>
+            <w:tcMar>
+              <w:top w:type="dxa" w:w="80"/>
+              <w:left w:type="dxa" w:w="110"/>
+              <w:bottom w:type="dxa" w:w="80"/>
+              <w:right w:type="dxa" w:w="110"/>
+            </w:tcMar>
+          </w:tcPr>
+          <w:p>
+            <w:pPr>
+              <w:keepNext/>
+            </w:pPr>
+            <w:r>
+              <w:rPr>
+                <w:rFonts w:ascii="Calibri" w:cs="Calibri" w:eastAsia="Calibri" w:hAnsi="Calibri"/>
+                <w:b w:val="false"/>
+                <w:bCs w:val="false"/>
+                <w:sz w:val="19"/>
+                <w:szCs w:val="19"/>
+              </w:rPr>
+              <w:t xml:space="preserve">Las marcas de exportación ya tienen tintas aprobadas: cambiar es lento</w:t>
+            </w:r>
+          </w:p>
+        </w:tc>
+      </w:tr>
+      <w:tr>
+        <w:trPr>
+          <w:cantSplit/>
+        </w:trPr>
+        <w:tc>
+          <w:tcPr>
+            <w:tcW w:type="dxa" w:w="1560"/>
+            <w:tcBorders>
+              <w:top w:val="single" w:color="C9D1DC" w:sz="4"/>
+              <w:left w:val="single" w:color="C9D1DC" w:sz="4"/>
+              <w:bottom w:val="single" w:color="C9D1DC" w:sz="4"/>
+              <w:right w:val="single" w:color="C9D1DC" w:sz="4"/>
+            </w:tcBorders>
+            <w:shd w:fill="EEF2F7" w:color="auto" w:val="clear"/>
+            <w:tcMar>
+              <w:top w:type="dxa" w:w="80"/>
+              <w:left w:type="dxa" w:w="110"/>
+              <w:bottom w:type="dxa" w:w="80"/>
+              <w:right w:type="dxa" w:w="110"/>
+            </w:tcMar>
+          </w:tcPr>
+          <w:p>
+            <w:pPr>
+              <w:keepNext/>
+            </w:pPr>
+            <w:r>
+              <w:rPr>
+                <w:rFonts w:ascii="Calibri" w:cs="Calibri" w:eastAsia="Calibri" w:hAnsi="Calibri"/>
+                <w:b/>
+                <w:bCs/>
+                <w:sz w:val="19"/>
+                <w:szCs w:val="19"/>
+              </w:rPr>
+              <w:t xml:space="preserve">Grupo Sánchez / ScreenTec</w:t>
+            </w:r>
+          </w:p>
+        </w:tc>
+        <w:tc>
+          <w:tcPr>
+            <w:tcW w:type="dxa" w:w="1950"/>
+            <w:tcBorders>
+              <w:top w:val="single" w:color="C9D1DC" w:sz="4"/>
+              <w:left w:val="single" w:color="C9D1DC" w:sz="4"/>
+              <w:bottom w:val="single" w:color="C9D1DC" w:sz="4"/>
+              <w:right w:val="single" w:color="C9D1DC" w:sz="4"/>
+            </w:tcBorders>
+            <w:shd w:fill="EEF2F7" w:color="auto" w:val="clear"/>
+            <w:tcMar>
+              <w:top w:type="dxa" w:w="80"/>
+              <w:left w:type="dxa" w:w="110"/>
+              <w:bottom w:type="dxa" w:w="80"/>
+              <w:right w:type="dxa" w:w="110"/>
+            </w:tcMar>
+          </w:tcPr>
+          <w:p>
+            <w:pPr>
+              <w:keepNext/>
+            </w:pPr>
+            <w:r>
+              <w:rPr>
+                <w:rFonts w:ascii="Calibri" w:cs="Calibri" w:eastAsia="Calibri" w:hAnsi="Calibri"/>
+                <w:b w:val="false"/>
+                <w:bCs w:val="false"/>
+                <w:sz w:val="19"/>
+                <w:szCs w:val="19"/>
+              </w:rPr>
+              <w:t xml:space="preserve">Fabricante nacional; precio bajo; red de distribución; siliconas Siltex</w:t>
+            </w:r>
+          </w:p>
+        </w:tc>
+        <w:tc>
+          <w:tcPr>
+            <w:tcW w:type="dxa" w:w="1950"/>
+            <w:tcBorders>
+              <w:top w:val="single" w:color="C9D1DC" w:sz="4"/>
+              <w:left w:val="single" w:color="C9D1DC" w:sz="4"/>
+              <w:bottom w:val="single" w:color="C9D1DC" w:sz="4"/>
+              <w:right w:val="single" w:color="C9D1DC" w:sz="4"/>
+            </w:tcBorders>
+            <w:shd w:fill="EEF2F7" w:color="auto" w:val="clear"/>
+            <w:tcMar>
+              <w:top w:type="dxa" w:w="80"/>
+              <w:left w:type="dxa" w:w="110"/>
+              <w:bottom w:type="dxa" w:w="80"/>
+              <w:right w:type="dxa" w:w="110"/>
+            </w:tcMar>
+          </w:tcPr>
+          <w:p>
+            <w:pPr>
+              <w:keepNext/>
+            </w:pPr>
+            <w:r>
+              <w:rPr>
+                <w:rFonts w:ascii="Calibri" w:cs="Calibri" w:eastAsia="Calibri" w:hAnsi="Calibri"/>
+                <w:b w:val="false"/>
+                <w:bCs w:val="false"/>
+                <w:sz w:val="19"/>
+                <w:szCs w:val="19"/>
+              </w:rPr>
+              <w:t xml:space="preserve">No vende máquinas ni línea híbrida; enfoque en mercado nacional</w:t>
+            </w:r>
+          </w:p>
+        </w:tc>
+        <w:tc>
+          <w:tcPr>
+            <w:tcW w:type="dxa" w:w="1950"/>
+            <w:tcBorders>
+              <w:top w:val="single" w:color="C9D1DC" w:sz="4"/>
+              <w:left w:val="single" w:color="C9D1DC" w:sz="4"/>
+              <w:bottom w:val="single" w:color="C9D1DC" w:sz="4"/>
+              <w:right w:val="single" w:color="C9D1DC" w:sz="4"/>
+            </w:tcBorders>
+            <w:shd w:fill="EEF2F7" w:color="auto" w:val="clear"/>
+            <w:tcMar>
+              <w:top w:type="dxa" w:w="80"/>
+              <w:left w:type="dxa" w:w="110"/>
+              <w:bottom w:type="dxa" w:w="80"/>
+              <w:right w:type="dxa" w:w="110"/>
+            </w:tcMar>
+          </w:tcPr>
+          <w:p>
+            <w:pPr>
+              <w:keepNext/>
+            </w:pPr>
+            <w:r>
+              <w:rPr>
+                <w:rFonts w:ascii="Calibri" w:cs="Calibri" w:eastAsia="Calibri" w:hAnsi="Calibri"/>
+                <w:b w:val="false"/>
+                <w:bCs w:val="false"/>
+                <w:sz w:val="19"/>
+                <w:szCs w:val="19"/>
+              </w:rPr>
+              <w:t xml:space="preserve">Paquete llave en mano: máquina + química + servicio</w:t>
+            </w:r>
+          </w:p>
+        </w:tc>
+        <w:tc>
+          <w:tcPr>
+            <w:tcW w:type="dxa" w:w="1950"/>
+            <w:tcBorders>
+              <w:top w:val="single" w:color="C9D1DC" w:sz="4"/>
+              <w:left w:val="single" w:color="C9D1DC" w:sz="4"/>
+              <w:bottom w:val="single" w:color="C9D1DC" w:sz="4"/>
+              <w:right w:val="single" w:color="C9D1DC" w:sz="4"/>
+            </w:tcBorders>
+            <w:shd w:fill="EEF2F7" w:color="auto" w:val="clear"/>
+            <w:tcMar>
+              <w:top w:type="dxa" w:w="80"/>
+              <w:left w:type="dxa" w:w="110"/>
+              <w:bottom w:type="dxa" w:w="80"/>
+              <w:right w:type="dxa" w:w="110"/>
+            </w:tcMar>
+          </w:tcPr>
+          <w:p>
+            <w:pPr>
+              <w:keepNext/>
+            </w:pPr>
+            <w:r>
+              <w:rPr>
+                <w:rFonts w:ascii="Calibri" w:cs="Calibri" w:eastAsia="Calibri" w:hAnsi="Calibri"/>
+                <w:b w:val="false"/>
+                <w:bCs w:val="false"/>
+                <w:sz w:val="19"/>
+                <w:szCs w:val="19"/>
+              </w:rPr>
+              <w:t xml:space="preserve">Guerra de precios en consumibles</w:t>
+            </w:r>
+          </w:p>
+        </w:tc>
+      </w:tr>
+      <w:tr>
+        <w:trPr>
+          <w:cantSplit/>
+        </w:trPr>
+        <w:tc>
+          <w:tcPr>
+            <w:tcW w:type="dxa" w:w="1560"/>
+            <w:tcBorders>
+              <w:top w:val="single" w:color="C9D1DC" w:sz="4"/>
+              <w:left w:val="single" w:color="C9D1DC" w:sz="4"/>
+              <w:bottom w:val="single" w:color="C9D1DC" w:sz="4"/>
+              <w:right w:val="single" w:color="C9D1DC" w:sz="4"/>
+            </w:tcBorders>
+            <w:tcMar>
+              <w:top w:type="dxa" w:w="80"/>
+              <w:left w:type="dxa" w:w="110"/>
+              <w:bottom w:type="dxa" w:w="80"/>
+              <w:right w:type="dxa" w:w="110"/>
+            </w:tcMar>
+          </w:tcPr>
+          <w:p>
+            <w:pPr>
+              <w:keepNext/>
+            </w:pPr>
+            <w:r>
+              <w:rPr>
+                <w:rFonts w:ascii="Calibri" w:cs="Calibri" w:eastAsia="Calibri" w:hAnsi="Calibri"/>
+                <w:b/>
+                <w:bCs/>
+                <w:sz w:val="19"/>
+                <w:szCs w:val="19"/>
+              </w:rPr>
+              <w:t xml:space="preserve">Matsui</w:t>
+            </w:r>
+          </w:p>
+        </w:tc>
+        <w:tc>
+          <w:tcPr>
+            <w:tcW w:type="dxa" w:w="1950"/>
+            <w:tcBorders>
+              <w:top w:val="single" w:color="C9D1DC" w:sz="4"/>
+              <w:left w:val="single" w:color="C9D1DC" w:sz="4"/>
+              <w:bottom w:val="single" w:color="C9D1DC" w:sz="4"/>
+              <w:right w:val="single" w:color="C9D1DC" w:sz="4"/>
+            </w:tcBorders>
+            <w:tcMar>
+              <w:top w:type="dxa" w:w="80"/>
+              <w:left w:type="dxa" w:w="110"/>
+              <w:bottom w:type="dxa" w:w="80"/>
+              <w:right w:type="dxa" w:w="110"/>
+            </w:tcMar>
+          </w:tcPr>
+          <w:p>
+            <w:pPr>
+              <w:keepNext/>
+            </w:pPr>
+            <w:r>
+              <w:rPr>
+                <w:rFonts w:ascii="Calibri" w:cs="Calibri" w:eastAsia="Calibri" w:hAnsi="Calibri"/>
+                <w:b w:val="false"/>
+                <w:bCs w:val="false"/>
+                <w:sz w:val="19"/>
+                <w:szCs w:val="19"/>
+              </w:rPr>
+              <w:t xml:space="preserve">Referencia en base agua, descarga y especialidades</w:t>
+            </w:r>
+          </w:p>
+        </w:tc>
+        <w:tc>
+          <w:tcPr>
+            <w:tcW w:type="dxa" w:w="1950"/>
+            <w:tcBorders>
+              <w:top w:val="single" w:color="C9D1DC" w:sz="4"/>
+              <w:left w:val="single" w:color="C9D1DC" w:sz="4"/>
+              <w:bottom w:val="single" w:color="C9D1DC" w:sz="4"/>
+              <w:right w:val="single" w:color="C9D1DC" w:sz="4"/>
+            </w:tcBorders>
+            <w:tcMar>
+              <w:top w:type="dxa" w:w="80"/>
+              <w:left w:type="dxa" w:w="110"/>
+              <w:bottom w:type="dxa" w:w="80"/>
+              <w:right w:type="dxa" w:w="110"/>
+            </w:tcMar>
+          </w:tcPr>
+          <w:p>
+            <w:pPr>
+              <w:keepNext/>
+            </w:pPr>
+            <w:r>
+              <w:rPr>
+                <w:rFonts w:ascii="Calibri" w:cs="Calibri" w:eastAsia="Calibri" w:hAnsi="Calibri"/>
+                <w:b w:val="false"/>
+                <w:bCs w:val="false"/>
+                <w:sz w:val="19"/>
+                <w:szCs w:val="19"/>
+              </w:rPr>
+              <w:t xml:space="preserve">Importado; precio medio-alto</w:t>
+            </w:r>
+          </w:p>
+        </w:tc>
+        <w:tc>
+          <w:tcPr>
+            <w:tcW w:type="dxa" w:w="1950"/>
+            <w:tcBorders>
+              <w:top w:val="single" w:color="C9D1DC" w:sz="4"/>
+              <w:left w:val="single" w:color="C9D1DC" w:sz="4"/>
+              <w:bottom w:val="single" w:color="C9D1DC" w:sz="4"/>
+              <w:right w:val="single" w:color="C9D1DC" w:sz="4"/>
+            </w:tcBorders>
+            <w:tcMar>
+              <w:top w:type="dxa" w:w="80"/>
+              <w:left w:type="dxa" w:w="110"/>
+              <w:bottom w:type="dxa" w:w="80"/>
+              <w:right w:type="dxa" w:w="110"/>
+            </w:tcMar>
+          </w:tcPr>
+          <w:p>
+            <w:pPr>
+              <w:keepNext/>
+            </w:pPr>
+            <w:r>
+              <w:rPr>
+                <w:rFonts w:ascii="Calibri" w:cs="Calibri" w:eastAsia="Calibri" w:hAnsi="Calibri"/>
+                <w:b w:val="false"/>
+                <w:bCs w:val="false"/>
+                <w:sz w:val="19"/>
+                <w:szCs w:val="19"/>
+              </w:rPr>
+              <w:t xml:space="preserve">Las pastas base agua son el 54% de las ventas de CLT</w:t>
+            </w:r>
+          </w:p>
+        </w:tc>
+        <w:tc>
+          <w:tcPr>
+            <w:tcW w:type="dxa" w:w="1950"/>
+            <w:tcBorders>
+              <w:top w:val="single" w:color="C9D1DC" w:sz="4"/>
+              <w:left w:val="single" w:color="C9D1DC" w:sz="4"/>
+              <w:bottom w:val="single" w:color="C9D1DC" w:sz="4"/>
+              <w:right w:val="single" w:color="C9D1DC" w:sz="4"/>
+            </w:tcBorders>
+            <w:tcMar>
+              <w:top w:type="dxa" w:w="80"/>
+              <w:left w:type="dxa" w:w="110"/>
+              <w:bottom w:type="dxa" w:w="80"/>
+              <w:right w:type="dxa" w:w="110"/>
+            </w:tcMar>
+          </w:tcPr>
+          <w:p>
+            <w:pPr>
+              <w:keepNext/>
+            </w:pPr>
+            <w:r>
+              <w:rPr>
+                <w:rFonts w:ascii="Calibri" w:cs="Calibri" w:eastAsia="Calibri" w:hAnsi="Calibri"/>
+                <w:b w:val="false"/>
+                <w:bCs w:val="false"/>
+                <w:sz w:val="19"/>
+                <w:szCs w:val="19"/>
+              </w:rPr>
+              <w:t xml:space="preserve">Ya está dentro de maquilas y talleres grandes</w:t>
+            </w:r>
+          </w:p>
+        </w:tc>
+      </w:tr>
+      <w:tr>
+        <w:trPr>
+          <w:cantSplit/>
+        </w:trPr>
+        <w:tc>
+          <w:tcPr>
+            <w:tcW w:type="dxa" w:w="1560"/>
+            <w:tcBorders>
+              <w:top w:val="single" w:color="C9D1DC" w:sz="4"/>
+              <w:left w:val="single" w:color="C9D1DC" w:sz="4"/>
+              <w:bottom w:val="single" w:color="C9D1DC" w:sz="4"/>
+              <w:right w:val="single" w:color="C9D1DC" w:sz="4"/>
+            </w:tcBorders>
+            <w:shd w:fill="EEF2F7" w:color="auto" w:val="clear"/>
+            <w:tcMar>
+              <w:top w:type="dxa" w:w="80"/>
+              <w:left w:type="dxa" w:w="110"/>
+              <w:bottom w:type="dxa" w:w="80"/>
+              <w:right w:type="dxa" w:w="110"/>
+            </w:tcMar>
+          </w:tcPr>
+          <w:p>
+            <w:pPr>
+              <w:keepNext/>
+            </w:pPr>
+            <w:r>
+              <w:rPr>
+                <w:rFonts w:ascii="Calibri" w:cs="Calibri" w:eastAsia="Calibri" w:hAnsi="Calibri"/>
+                <w:b/>
+                <w:bCs/>
+                <w:sz w:val="19"/>
+                <w:szCs w:val="19"/>
+              </w:rPr>
+              <w:t xml:space="preserve">Marabu, RUCO, Tampoprint</w:t>
+            </w:r>
+          </w:p>
+        </w:tc>
+        <w:tc>
+          <w:tcPr>
+            <w:tcW w:type="dxa" w:w="1950"/>
+            <w:tcBorders>
+              <w:top w:val="single" w:color="C9D1DC" w:sz="4"/>
+              <w:left w:val="single" w:color="C9D1DC" w:sz="4"/>
+              <w:bottom w:val="single" w:color="C9D1DC" w:sz="4"/>
+              <w:right w:val="single" w:color="C9D1DC" w:sz="4"/>
+            </w:tcBorders>
+            <w:shd w:fill="EEF2F7" w:color="auto" w:val="clear"/>
+            <w:tcMar>
+              <w:top w:type="dxa" w:w="80"/>
+              <w:left w:type="dxa" w:w="110"/>
+              <w:bottom w:type="dxa" w:w="80"/>
+              <w:right w:type="dxa" w:w="110"/>
+            </w:tcMar>
+          </w:tcPr>
+          <w:p>
+            <w:pPr>
+              <w:keepNext/>
+            </w:pPr>
+            <w:r>
+              <w:rPr>
+                <w:rFonts w:ascii="Calibri" w:cs="Calibri" w:eastAsia="Calibri" w:hAnsi="Calibri"/>
+                <w:b w:val="false"/>
+                <w:bCs w:val="false"/>
+                <w:sz w:val="19"/>
+                <w:szCs w:val="19"/>
+              </w:rPr>
+              <w:t xml:space="preserve">Calidad alemana; fuertes en gráfica, tampografía e industria</w:t>
+            </w:r>
+          </w:p>
+        </w:tc>
+        <w:tc>
+          <w:tcPr>
+            <w:tcW w:type="dxa" w:w="1950"/>
+            <w:tcBorders>
+              <w:top w:val="single" w:color="C9D1DC" w:sz="4"/>
+              <w:left w:val="single" w:color="C9D1DC" w:sz="4"/>
+              <w:bottom w:val="single" w:color="C9D1DC" w:sz="4"/>
+              <w:right w:val="single" w:color="C9D1DC" w:sz="4"/>
+            </w:tcBorders>
+            <w:shd w:fill="EEF2F7" w:color="auto" w:val="clear"/>
+            <w:tcMar>
+              <w:top w:type="dxa" w:w="80"/>
+              <w:left w:type="dxa" w:w="110"/>
+              <w:bottom w:type="dxa" w:w="80"/>
+              <w:right w:type="dxa" w:w="110"/>
+            </w:tcMar>
+          </w:tcPr>
+          <w:p>
+            <w:pPr>
+              <w:keepNext/>
+            </w:pPr>
+            <w:r>
+              <w:rPr>
+                <w:rFonts w:ascii="Calibri" w:cs="Calibri" w:eastAsia="Calibri" w:hAnsi="Calibri"/>
+                <w:b w:val="false"/>
+                <w:bCs w:val="false"/>
+                <w:sz w:val="19"/>
+                <w:szCs w:val="19"/>
+              </w:rPr>
+              <w:t xml:space="preserve">Poca oferta para estampado de prenda</w:t>
+            </w:r>
+          </w:p>
+        </w:tc>
+        <w:tc>
+          <w:tcPr>
+            <w:tcW w:type="dxa" w:w="1950"/>
+            <w:tcBorders>
+              <w:top w:val="single" w:color="C9D1DC" w:sz="4"/>
+              <w:left w:val="single" w:color="C9D1DC" w:sz="4"/>
+              <w:bottom w:val="single" w:color="C9D1DC" w:sz="4"/>
+              <w:right w:val="single" w:color="C9D1DC" w:sz="4"/>
+            </w:tcBorders>
+            <w:shd w:fill="EEF2F7" w:color="auto" w:val="clear"/>
+            <w:tcMar>
+              <w:top w:type="dxa" w:w="80"/>
+              <w:left w:type="dxa" w:w="110"/>
+              <w:bottom w:type="dxa" w:w="80"/>
+              <w:right w:type="dxa" w:w="110"/>
+            </w:tcMar>
+          </w:tcPr>
+          <w:p>
+            <w:pPr>
+              <w:keepNext/>
+            </w:pPr>
+            <w:r>
+              <w:rPr>
+                <w:rFonts w:ascii="Calibri" w:cs="Calibri" w:eastAsia="Calibri" w:hAnsi="Calibri"/>
+                <w:b w:val="false"/>
+                <w:bCs w:val="false"/>
+                <w:sz w:val="19"/>
+                <w:szCs w:val="19"/>
+              </w:rPr>
+              <w:t xml:space="preserve">No compiten de frente en ropa</w:t>
+            </w:r>
+          </w:p>
+        </w:tc>
+        <w:tc>
+          <w:tcPr>
+            <w:tcW w:type="dxa" w:w="1950"/>
+            <w:tcBorders>
+              <w:top w:val="single" w:color="C9D1DC" w:sz="4"/>
+              <w:left w:val="single" w:color="C9D1DC" w:sz="4"/>
+              <w:bottom w:val="single" w:color="C9D1DC" w:sz="4"/>
+              <w:right w:val="single" w:color="C9D1DC" w:sz="4"/>
+            </w:tcBorders>
+            <w:shd w:fill="EEF2F7" w:color="auto" w:val="clear"/>
+            <w:tcMar>
+              <w:top w:type="dxa" w:w="80"/>
+              <w:left w:type="dxa" w:w="110"/>
+              <w:bottom w:type="dxa" w:w="80"/>
+              <w:right w:type="dxa" w:w="110"/>
+            </w:tcMar>
+          </w:tcPr>
+          <w:p>
+            <w:pPr>
+              <w:keepNext/>
+            </w:pPr>
+            <w:r>
+              <w:rPr>
+                <w:rFonts w:ascii="Calibri" w:cs="Calibri" w:eastAsia="Calibri" w:hAnsi="Calibri"/>
+                <w:b w:val="false"/>
+                <w:bCs w:val="false"/>
+                <w:sz w:val="19"/>
+                <w:szCs w:val="19"/>
+              </w:rPr>
+              <w:t xml:space="preserve">Nicho de etiquetas sin costura y sintéticos</w:t>
+            </w:r>
+          </w:p>
+        </w:tc>
+      </w:tr>
+      <w:tr>
+        <w:trPr>
+          <w:cantSplit/>
+        </w:trPr>
+        <w:tc>
+          <w:tcPr>
+            <w:tcW w:type="dxa" w:w="1560"/>
+            <w:tcBorders>
+              <w:top w:val="single" w:color="C9D1DC" w:sz="4"/>
+              <w:left w:val="single" w:color="C9D1DC" w:sz="4"/>
+              <w:bottom w:val="single" w:color="C9D1DC" w:sz="4"/>
+              <w:right w:val="single" w:color="C9D1DC" w:sz="4"/>
+            </w:tcBorders>
+            <w:tcMar>
+              <w:top w:type="dxa" w:w="80"/>
+              <w:left w:type="dxa" w:w="110"/>
+              <w:bottom w:type="dxa" w:w="80"/>
+              <w:right w:type="dxa" w:w="110"/>
+            </w:tcMar>
+          </w:tcPr>
+          <w:p>
+            <w:pPr>
+              <w:keepNext/>
+            </w:pPr>
+            <w:r>
+              <w:rPr>
+                <w:rFonts w:ascii="Calibri" w:cs="Calibri" w:eastAsia="Calibri" w:hAnsi="Calibri"/>
+                <w:b/>
+                <w:bCs/>
+                <w:sz w:val="19"/>
+                <w:szCs w:val="19"/>
+              </w:rPr>
+              <w:t xml:space="preserve">Marcas económicas nacionales</w:t>
+            </w:r>
+          </w:p>
+        </w:tc>
+        <w:tc>
+          <w:tcPr>
+            <w:tcW w:type="dxa" w:w="1950"/>
+            <w:tcBorders>
+              <w:top w:val="single" w:color="C9D1DC" w:sz="4"/>
+              <w:left w:val="single" w:color="C9D1DC" w:sz="4"/>
+              <w:bottom w:val="single" w:color="C9D1DC" w:sz="4"/>
+              <w:right w:val="single" w:color="C9D1DC" w:sz="4"/>
+            </w:tcBorders>
+            <w:tcMar>
+              <w:top w:type="dxa" w:w="80"/>
+              <w:left w:type="dxa" w:w="110"/>
+              <w:bottom w:type="dxa" w:w="80"/>
+              <w:right w:type="dxa" w:w="110"/>
+            </w:tcMar>
+          </w:tcPr>
+          <w:p>
+            <w:pPr>
+              <w:keepNext/>
+            </w:pPr>
+            <w:r>
+              <w:rPr>
+                <w:rFonts w:ascii="Calibri" w:cs="Calibri" w:eastAsia="Calibri" w:hAnsi="Calibri"/>
+                <w:b w:val="false"/>
+                <w:bCs w:val="false"/>
+                <w:sz w:val="19"/>
+                <w:szCs w:val="19"/>
+              </w:rPr>
+              <w:t xml:space="preserve">Precio muy bajo; disponibles en cualquier tienda</w:t>
+            </w:r>
+          </w:p>
+        </w:tc>
+        <w:tc>
+          <w:tcPr>
+            <w:tcW w:type="dxa" w:w="1950"/>
+            <w:tcBorders>
+              <w:top w:val="single" w:color="C9D1DC" w:sz="4"/>
+              <w:left w:val="single" w:color="C9D1DC" w:sz="4"/>
+              <w:bottom w:val="single" w:color="C9D1DC" w:sz="4"/>
+              <w:right w:val="single" w:color="C9D1DC" w:sz="4"/>
+            </w:tcBorders>
+            <w:tcMar>
+              <w:top w:type="dxa" w:w="80"/>
+              <w:left w:type="dxa" w:w="110"/>
+              <w:bottom w:type="dxa" w:w="80"/>
+              <w:right w:type="dxa" w:w="110"/>
+            </w:tcMar>
+          </w:tcPr>
+          <w:p>
+            <w:pPr>
+              <w:keepNext/>
+            </w:pPr>
+            <w:r>
+              <w:rPr>
+                <w:rFonts w:ascii="Calibri" w:cs="Calibri" w:eastAsia="Calibri" w:hAnsi="Calibri"/>
+                <w:b w:val="false"/>
+                <w:bCs w:val="false"/>
+                <w:sz w:val="19"/>
+                <w:szCs w:val="19"/>
+              </w:rPr>
+              <w:t xml:space="preserve">Calidad variable; sin certificaciones ni soporte técnico</w:t>
+            </w:r>
+          </w:p>
+        </w:tc>
+        <w:tc>
+          <w:tcPr>
+            <w:tcW w:type="dxa" w:w="1950"/>
+            <w:tcBorders>
+              <w:top w:val="single" w:color="C9D1DC" w:sz="4"/>
+              <w:left w:val="single" w:color="C9D1DC" w:sz="4"/>
+              <w:bottom w:val="single" w:color="C9D1DC" w:sz="4"/>
+              <w:right w:val="single" w:color="C9D1DC" w:sz="4"/>
+            </w:tcBorders>
+            <w:tcMar>
+              <w:top w:type="dxa" w:w="80"/>
+              <w:left w:type="dxa" w:w="110"/>
+              <w:bottom w:type="dxa" w:w="80"/>
+              <w:right w:type="dxa" w:w="110"/>
+            </w:tcMar>
+          </w:tcPr>
+          <w:p>
+            <w:pPr>
+              <w:keepNext/>
+            </w:pPr>
+            <w:r>
+              <w:rPr>
+                <w:rFonts w:ascii="Calibri" w:cs="Calibri" w:eastAsia="Calibri" w:hAnsi="Calibri"/>
+                <w:b w:val="false"/>
+                <w:bCs w:val="false"/>
+                <w:sz w:val="19"/>
+                <w:szCs w:val="19"/>
+              </w:rPr>
+              <w:t xml:space="preserve">Talleres que crecen y necesitan calidad constante</w:t>
+            </w:r>
+          </w:p>
+        </w:tc>
+        <w:tc>
+          <w:tcPr>
+            <w:tcW w:type="dxa" w:w="1950"/>
+            <w:tcBorders>
+              <w:top w:val="single" w:color="C9D1DC" w:sz="4"/>
+              <w:left w:val="single" w:color="C9D1DC" w:sz="4"/>
+              <w:bottom w:val="single" w:color="C9D1DC" w:sz="4"/>
+              <w:right w:val="single" w:color="C9D1DC" w:sz="4"/>
+            </w:tcBorders>
+            <w:tcMar>
+              <w:top w:type="dxa" w:w="80"/>
+              <w:left w:type="dxa" w:w="110"/>
+              <w:bottom w:type="dxa" w:w="80"/>
+              <w:right w:type="dxa" w:w="110"/>
+            </w:tcMar>
+          </w:tcPr>
+          <w:p>
+            <w:pPr>
+              <w:keepNext/>
+            </w:pPr>
+            <w:r>
+              <w:rPr>
+                <w:rFonts w:ascii="Calibri" w:cs="Calibri" w:eastAsia="Calibri" w:hAnsi="Calibri"/>
+                <w:b w:val="false"/>
+                <w:bCs w:val="false"/>
+                <w:sz w:val="19"/>
+                <w:szCs w:val="19"/>
+              </w:rPr>
+              <w:t xml:space="preserve">Guerra de precios en talleres chicos</w:t>
+            </w:r>
+          </w:p>
+        </w:tc>
+      </w:tr>
+      <w:tr>
+        <w:trPr>
+          <w:cantSplit/>
+        </w:trPr>
+        <w:tc>
+          <w:tcPr>
+            <w:tcW w:type="dxa" w:w="1560"/>
+            <w:tcBorders>
+              <w:top w:val="single" w:color="C9D1DC" w:sz="4"/>
+              <w:left w:val="single" w:color="C9D1DC" w:sz="4"/>
+              <w:bottom w:val="single" w:color="C9D1DC" w:sz="4"/>
+              <w:right w:val="single" w:color="C9D1DC" w:sz="4"/>
+            </w:tcBorders>
+            <w:shd w:fill="EEF2F7" w:color="auto" w:val="clear"/>
+            <w:tcMar>
+              <w:top w:type="dxa" w:w="80"/>
+              <w:left w:type="dxa" w:w="110"/>
+              <w:bottom w:type="dxa" w:w="80"/>
+              <w:right w:type="dxa" w:w="110"/>
+            </w:tcMar>
+          </w:tcPr>
+          <w:p>
+            <w:pPr>
+              <w:keepNext w:val="false"/>
+            </w:pPr>
+            <w:r>
+              <w:rPr>
+                <w:rFonts w:ascii="Calibri" w:cs="Calibri" w:eastAsia="Calibri" w:hAnsi="Calibri"/>
+                <w:b/>
+                <w:bCs/>
+                <w:sz w:val="19"/>
+                <w:szCs w:val="19"/>
+              </w:rPr>
+              <w:t xml:space="preserve">Proveedores chinos directos</w:t>
+            </w:r>
+          </w:p>
+        </w:tc>
+        <w:tc>
+          <w:tcPr>
+            <w:tcW w:type="dxa" w:w="1950"/>
+            <w:tcBorders>
+              <w:top w:val="single" w:color="C9D1DC" w:sz="4"/>
+              <w:left w:val="single" w:color="C9D1DC" w:sz="4"/>
+              <w:bottom w:val="single" w:color="C9D1DC" w:sz="4"/>
+              <w:right w:val="single" w:color="C9D1DC" w:sz="4"/>
+            </w:tcBorders>
+            <w:shd w:fill="EEF2F7" w:color="auto" w:val="clear"/>
+            <w:tcMar>
+              <w:top w:type="dxa" w:w="80"/>
+              <w:left w:type="dxa" w:w="110"/>
+              <w:bottom w:type="dxa" w:w="80"/>
+              <w:right w:type="dxa" w:w="110"/>
+            </w:tcMar>
+          </w:tcPr>
+          <w:p>
+            <w:pPr>
+              <w:keepNext w:val="false"/>
+            </w:pPr>
+            <w:r>
+              <w:rPr>
+                <w:rFonts w:ascii="Calibri" w:cs="Calibri" w:eastAsia="Calibri" w:hAnsi="Calibri"/>
+                <w:b w:val="false"/>
+                <w:bCs w:val="false"/>
+                <w:sz w:val="19"/>
+                <w:szCs w:val="19"/>
+              </w:rPr>
+              <w:t xml:space="preserve">Precio más bajo</w:t>
+            </w:r>
+          </w:p>
+        </w:tc>
+        <w:tc>
+          <w:tcPr>
+            <w:tcW w:type="dxa" w:w="1950"/>
+            <w:tcBorders>
+              <w:top w:val="single" w:color="C9D1DC" w:sz="4"/>
+              <w:left w:val="single" w:color="C9D1DC" w:sz="4"/>
+              <w:bottom w:val="single" w:color="C9D1DC" w:sz="4"/>
+              <w:right w:val="single" w:color="C9D1DC" w:sz="4"/>
+            </w:tcBorders>
+            <w:shd w:fill="EEF2F7" w:color="auto" w:val="clear"/>
+            <w:tcMar>
+              <w:top w:type="dxa" w:w="80"/>
+              <w:left w:type="dxa" w:w="110"/>
+              <w:bottom w:type="dxa" w:w="80"/>
+              <w:right w:type="dxa" w:w="110"/>
+            </w:tcMar>
+          </w:tcPr>
+          <w:p>
+            <w:pPr>
+              <w:keepNext w:val="false"/>
+            </w:pPr>
+            <w:r>
+              <w:rPr>
+                <w:rFonts w:ascii="Calibri" w:cs="Calibri" w:eastAsia="Calibri" w:hAnsi="Calibri"/>
+                <w:b w:val="false"/>
+                <w:bCs w:val="false"/>
+                <w:sz w:val="19"/>
+                <w:szCs w:val="19"/>
+              </w:rPr>
+              <w:t xml:space="preserve">Sin servicio, sin inventario local, sin garantía</w:t>
+            </w:r>
+          </w:p>
+        </w:tc>
+        <w:tc>
+          <w:tcPr>
+            <w:tcW w:type="dxa" w:w="1950"/>
+            <w:tcBorders>
+              <w:top w:val="single" w:color="C9D1DC" w:sz="4"/>
+              <w:left w:val="single" w:color="C9D1DC" w:sz="4"/>
+              <w:bottom w:val="single" w:color="C9D1DC" w:sz="4"/>
+              <w:right w:val="single" w:color="C9D1DC" w:sz="4"/>
+            </w:tcBorders>
+            <w:shd w:fill="EEF2F7" w:color="auto" w:val="clear"/>
+            <w:tcMar>
+              <w:top w:type="dxa" w:w="80"/>
+              <w:left w:type="dxa" w:w="110"/>
+              <w:bottom w:type="dxa" w:w="80"/>
+              <w:right w:type="dxa" w:w="110"/>
+            </w:tcMar>
+          </w:tcPr>
+          <w:p>
+            <w:pPr>
+              <w:keepNext w:val="false"/>
+            </w:pPr>
+            <w:r>
+              <w:rPr>
+                <w:rFonts w:ascii="Calibri" w:cs="Calibri" w:eastAsia="Calibri" w:hAnsi="Calibri"/>
+                <w:b w:val="false"/>
+                <w:bCs w:val="false"/>
+                <w:sz w:val="19"/>
+                <w:szCs w:val="19"/>
+              </w:rPr>
+              <w:t xml:space="preserve">Servicio local, inventario y técnicos en español</w:t>
+            </w:r>
+          </w:p>
+        </w:tc>
+        <w:tc>
+          <w:tcPr>
+            <w:tcW w:type="dxa" w:w="1950"/>
+            <w:tcBorders>
+              <w:top w:val="single" w:color="C9D1DC" w:sz="4"/>
+              <w:left w:val="single" w:color="C9D1DC" w:sz="4"/>
+              <w:bottom w:val="single" w:color="C9D1DC" w:sz="4"/>
+              <w:right w:val="single" w:color="C9D1DC" w:sz="4"/>
+            </w:tcBorders>
+            <w:shd w:fill="EEF2F7" w:color="auto" w:val="clear"/>
+            <w:tcMar>
+              <w:top w:type="dxa" w:w="80"/>
+              <w:left w:type="dxa" w:w="110"/>
+              <w:bottom w:type="dxa" w:w="80"/>
+              <w:right w:type="dxa" w:w="110"/>
+            </w:tcMar>
+          </w:tcPr>
+          <w:p>
+            <w:pPr>
+              <w:keepNext w:val="false"/>
+            </w:pPr>
+            <w:r>
+              <w:rPr>
+                <w:rFonts w:ascii="Calibri" w:cs="Calibri" w:eastAsia="Calibri" w:hAnsi="Calibri"/>
+                <w:b w:val="false"/>
+                <w:bCs w:val="false"/>
+                <w:sz w:val="19"/>
+                <w:szCs w:val="19"/>
+              </w:rPr>
+              <w:t xml:space="preserve">Mismo origen: el cliente compara precio contra CLT</w:t>
+            </w:r>
+          </w:p>
+        </w:tc>
+      </w:tr>
+    </w:tbl>
+    <w:p>
+      <w:pPr>
+        <w:spacing w:after="120"/>
+      </w:pPr>
+    </w:p>
+    <w:p>
+      <w:pPr>
+        <w:pStyle w:val="Heading2"/>
+      </w:pPr>
+      <w:r>
+        <w:t xml:space="preserve">FODA de nuestra posición frente a la competencia (CLT + TID · VSP · CEB)</w:t>
+      </w:r>
+    </w:p>
+    <w:tbl>
+      <w:tblPr>
+        <w:tblW w:type="dxa" w:w="9360"/>
+        <w:tblBorders>
+          <w:top w:val="single" w:color="auto" w:sz="4"/>
+          <w:left w:val="single" w:color="auto" w:sz="4"/>
+          <w:bottom w:val="single" w:color="auto" w:sz="4"/>
+          <w:right w:val="single" w:color="auto" w:sz="4"/>
+          <w:insideH w:val="single" w:color="auto" w:sz="4"/>
+          <w:insideV w:val="single" w:color="auto" w:sz="4"/>
+        </w:tblBorders>
+      </w:tblPr>
+      <w:tblGrid>
+        <w:gridCol w:w="4680"/>
+        <w:gridCol w:w="4680"/>
+      </w:tblGrid>
+      <w:tr>
+        <w:trPr>
+          <w:cantSplit/>
+          <w:tblHeader/>
+        </w:trPr>
+        <w:tc>
+          <w:tcPr>
+            <w:tcW w:type="dxa" w:w="4680"/>
+            <w:tcBorders>
+              <w:top w:val="single" w:color="C9D1DC" w:sz="4"/>
+              <w:left w:val="single" w:color="C9D1DC" w:sz="4"/>
+              <w:bottom w:val="single" w:color="C9D1DC" w:sz="4"/>
+              <w:right w:val="single" w:color="C9D1DC" w:sz="4"/>
+            </w:tcBorders>
+            <w:shd w:fill="1B1F3B" w:color="auto" w:val="clear"/>
+            <w:tcMar>
+              <w:top w:type="dxa" w:w="80"/>
+              <w:left w:type="dxa" w:w="110"/>
+              <w:bottom w:type="dxa" w:w="80"/>
+              <w:right w:type="dxa" w:w="110"/>
+            </w:tcMar>
+          </w:tcPr>
+          <w:p>
+            <w:pPr>
+              <w:keepNext/>
+            </w:pPr>
+            <w:r>
+              <w:rPr>
+                <w:rFonts w:ascii="Calibri" w:cs="Calibri" w:eastAsia="Calibri" w:hAnsi="Calibri"/>
+                <w:b/>
+                <w:bCs/>
+                <w:color w:val="FFFFFF"/>
+                <w:sz w:val="19"/>
+                <w:szCs w:val="19"/>
+              </w:rPr>
+              <w:t xml:space="preserve">Fortalezas</w:t>
+            </w:r>
+          </w:p>
+        </w:tc>
+        <w:tc>
+          <w:tcPr>
+            <w:tcW w:type="dxa" w:w="4680"/>
+            <w:tcBorders>
+              <w:top w:val="single" w:color="C9D1DC" w:sz="4"/>
+              <w:left w:val="single" w:color="C9D1DC" w:sz="4"/>
+              <w:bottom w:val="single" w:color="C9D1DC" w:sz="4"/>
+              <w:right w:val="single" w:color="C9D1DC" w:sz="4"/>
+            </w:tcBorders>
+            <w:shd w:fill="1B1F3B" w:color="auto" w:val="clear"/>
+            <w:tcMar>
+              <w:top w:type="dxa" w:w="80"/>
+              <w:left w:type="dxa" w:w="110"/>
+              <w:bottom w:type="dxa" w:w="80"/>
+              <w:right w:type="dxa" w:w="110"/>
+            </w:tcMar>
+          </w:tcPr>
+          <w:p>
+            <w:pPr>
+              <w:keepNext/>
+            </w:pPr>
+            <w:r>
+              <w:rPr>
+                <w:rFonts w:ascii="Calibri" w:cs="Calibri" w:eastAsia="Calibri" w:hAnsi="Calibri"/>
+                <w:b/>
+                <w:bCs/>
+                <w:color w:val="FFFFFF"/>
+                <w:sz w:val="19"/>
+                <w:szCs w:val="19"/>
+              </w:rPr>
+              <w:t xml:space="preserve">Debilidades</w:t>
+            </w:r>
+          </w:p>
+        </w:tc>
+      </w:tr>
+      <w:tr>
+        <w:trPr>
+          <w:cantSplit/>
+        </w:trPr>
+        <w:tc>
+          <w:tcPr>
+            <w:tcW w:type="dxa" w:w="4680"/>
+            <w:tcBorders>
+              <w:top w:val="single" w:color="C9D1DC" w:sz="4"/>
+              <w:left w:val="single" w:color="C9D1DC" w:sz="4"/>
+              <w:bottom w:val="single" w:color="C9D1DC" w:sz="4"/>
+              <w:right w:val="single" w:color="C9D1DC" w:sz="4"/>
+            </w:tcBorders>
+            <w:tcMar>
+              <w:top w:type="dxa" w:w="80"/>
+              <w:left w:type="dxa" w:w="110"/>
+              <w:bottom w:type="dxa" w:w="80"/>
+              <w:right w:type="dxa" w:w="110"/>
+            </w:tcMar>
+          </w:tcPr>
+          <w:p>
+            <w:pPr>
+              <w:keepNext w:val="false"/>
+              <w:spacing w:after="60"/>
+            </w:pPr>
+            <w:r>
+              <w:rPr>
+                <w:rFonts w:ascii="Calibri" w:cs="Calibri" w:eastAsia="Calibri" w:hAnsi="Calibri"/>
+                <w:b/>
+                <w:bCs/>
+                <w:sz w:val="19"/>
+                <w:szCs w:val="19"/>
+              </w:rPr>
+              <w:t xml:space="preserve">• Única oferta llave en mano: máquina híbrida + química + servicio</w:t>
+            </w:r>
+          </w:p>
+          <w:p>
+            <w:pPr>
+              <w:keepNext w:val="false"/>
+              <w:spacing w:after="60"/>
+            </w:pPr>
+            <w:r>
+              <w:rPr>
+                <w:rFonts w:ascii="Calibri" w:cs="Calibri" w:eastAsia="Calibri" w:hAnsi="Calibri"/>
+                <w:b/>
+                <w:bCs/>
+                <w:sz w:val="19"/>
+                <w:szCs w:val="19"/>
+              </w:rPr>
+              <w:t xml:space="preserve">• Química CLT de menor precio que las marcas premium</w:t>
+            </w:r>
+          </w:p>
+          <w:p>
+            <w:pPr>
+              <w:keepNext w:val="false"/>
+              <w:spacing w:after="60"/>
+            </w:pPr>
+            <w:r>
+              <w:rPr>
+                <w:rFonts w:ascii="Calibri" w:cs="Calibri" w:eastAsia="Calibri" w:hAnsi="Calibri"/>
+                <w:b/>
+                <w:bCs/>
+                <w:sz w:val="19"/>
+                <w:szCs w:val="19"/>
+              </w:rPr>
+              <w:t xml:space="preserve">• Servicio en México y EE. UU.; importación propia (CEB)</w:t>
+            </w:r>
+          </w:p>
+        </w:tc>
+        <w:tc>
+          <w:tcPr>
+            <w:tcW w:type="dxa" w:w="4680"/>
+            <w:tcBorders>
+              <w:top w:val="single" w:color="C9D1DC" w:sz="4"/>
+              <w:left w:val="single" w:color="C9D1DC" w:sz="4"/>
+              <w:bottom w:val="single" w:color="C9D1DC" w:sz="4"/>
+              <w:right w:val="single" w:color="C9D1DC" w:sz="4"/>
+            </w:tcBorders>
+            <w:tcMar>
+              <w:top w:type="dxa" w:w="80"/>
+              <w:left w:type="dxa" w:w="110"/>
+              <w:bottom w:type="dxa" w:w="80"/>
+              <w:right w:type="dxa" w:w="110"/>
+            </w:tcMar>
+          </w:tcPr>
+          <w:p>
+            <w:pPr>
+              <w:keepNext w:val="false"/>
+              <w:spacing w:after="60"/>
+            </w:pPr>
+            <w:r>
+              <w:rPr>
+                <w:rFonts w:ascii="Calibri" w:cs="Calibri" w:eastAsia="Calibri" w:hAnsi="Calibri"/>
+                <w:b w:val="false"/>
+                <w:bCs w:val="false"/>
+                <w:sz w:val="19"/>
+                <w:szCs w:val="19"/>
+              </w:rPr>
+              <w:t xml:space="preserve">• Marca CLT poco conocida en México</w:t>
+            </w:r>
+          </w:p>
+          <w:p>
+            <w:pPr>
+              <w:keepNext w:val="false"/>
+              <w:spacing w:after="60"/>
+            </w:pPr>
+            <w:r>
+              <w:rPr>
+                <w:rFonts w:ascii="Calibri" w:cs="Calibri" w:eastAsia="Calibri" w:hAnsi="Calibri"/>
+                <w:b w:val="false"/>
+                <w:bCs w:val="false"/>
+                <w:sz w:val="19"/>
+                <w:szCs w:val="19"/>
+              </w:rPr>
+              <w:t xml:space="preserve">• Sin aprobaciones de marcas de exportación todavía</w:t>
+            </w:r>
+          </w:p>
+          <w:p>
+            <w:pPr>
+              <w:keepNext w:val="false"/>
+              <w:spacing w:after="60"/>
+            </w:pPr>
+            <w:r>
+              <w:rPr>
+                <w:rFonts w:ascii="Calibri" w:cs="Calibri" w:eastAsia="Calibri" w:hAnsi="Calibri"/>
+                <w:b w:val="false"/>
+                <w:bCs w:val="false"/>
+                <w:sz w:val="19"/>
+                <w:szCs w:val="19"/>
+              </w:rPr>
+              <w:t xml:space="preserve">• Equipo textil por formar</w:t>
+            </w:r>
+          </w:p>
+        </w:tc>
+      </w:tr>
+    </w:tbl>
+    <w:p>
+      <w:pPr>
+        <w:spacing w:after="120"/>
+      </w:pPr>
+    </w:p>
+    <w:tbl>
+      <w:tblPr>
+        <w:tblW w:type="dxa" w:w="9360"/>
+        <w:tblBorders>
+          <w:top w:val="single" w:color="auto" w:sz="4"/>
+          <w:left w:val="single" w:color="auto" w:sz="4"/>
+          <w:bottom w:val="single" w:color="auto" w:sz="4"/>
+          <w:right w:val="single" w:color="auto" w:sz="4"/>
+          <w:insideH w:val="single" w:color="auto" w:sz="4"/>
+          <w:insideV w:val="single" w:color="auto" w:sz="4"/>
+        </w:tblBorders>
+      </w:tblPr>
+      <w:tblGrid>
+        <w:gridCol w:w="4680"/>
+        <w:gridCol w:w="4680"/>
+      </w:tblGrid>
+      <w:tr>
+        <w:trPr>
+          <w:cantSplit/>
+          <w:tblHeader/>
+        </w:trPr>
+        <w:tc>
+          <w:tcPr>
+            <w:tcW w:type="dxa" w:w="4680"/>
+            <w:tcBorders>
+              <w:top w:val="single" w:color="C9D1DC" w:sz="4"/>
+              <w:left w:val="single" w:color="C9D1DC" w:sz="4"/>
+              <w:bottom w:val="single" w:color="C9D1DC" w:sz="4"/>
+              <w:right w:val="single" w:color="C9D1DC" w:sz="4"/>
+            </w:tcBorders>
+            <w:shd w:fill="1B1F3B" w:color="auto" w:val="clear"/>
+            <w:tcMar>
+              <w:top w:type="dxa" w:w="80"/>
+              <w:left w:type="dxa" w:w="110"/>
+              <w:bottom w:type="dxa" w:w="80"/>
+              <w:right w:type="dxa" w:w="110"/>
+            </w:tcMar>
+          </w:tcPr>
+          <w:p>
+            <w:pPr>
+              <w:keepNext/>
+            </w:pPr>
+            <w:r>
+              <w:rPr>
+                <w:rFonts w:ascii="Calibri" w:cs="Calibri" w:eastAsia="Calibri" w:hAnsi="Calibri"/>
+                <w:b/>
+                <w:bCs/>
+                <w:color w:val="FFFFFF"/>
+                <w:sz w:val="19"/>
+                <w:szCs w:val="19"/>
+              </w:rPr>
+              <w:t xml:space="preserve">Oportunidades</w:t>
+            </w:r>
+          </w:p>
+        </w:tc>
+        <w:tc>
+          <w:tcPr>
+            <w:tcW w:type="dxa" w:w="4680"/>
+            <w:tcBorders>
+              <w:top w:val="single" w:color="C9D1DC" w:sz="4"/>
+              <w:left w:val="single" w:color="C9D1DC" w:sz="4"/>
+              <w:bottom w:val="single" w:color="C9D1DC" w:sz="4"/>
+              <w:right w:val="single" w:color="C9D1DC" w:sz="4"/>
+            </w:tcBorders>
+            <w:shd w:fill="1B1F3B" w:color="auto" w:val="clear"/>
+            <w:tcMar>
+              <w:top w:type="dxa" w:w="80"/>
+              <w:left w:type="dxa" w:w="110"/>
+              <w:bottom w:type="dxa" w:w="80"/>
+              <w:right w:type="dxa" w:w="110"/>
+            </w:tcMar>
+          </w:tcPr>
+          <w:p>
+            <w:pPr>
+              <w:keepNext/>
+            </w:pPr>
+            <w:r>
+              <w:rPr>
+                <w:rFonts w:ascii="Calibri" w:cs="Calibri" w:eastAsia="Calibri" w:hAnsi="Calibri"/>
+                <w:b/>
+                <w:bCs/>
+                <w:color w:val="FFFFFF"/>
+                <w:sz w:val="19"/>
+                <w:szCs w:val="19"/>
+              </w:rPr>
+              <w:t xml:space="preserve">Amenazas</w:t>
+            </w:r>
+          </w:p>
+        </w:tc>
+      </w:tr>
+      <w:tr>
+        <w:trPr>
+          <w:cantSplit/>
+        </w:trPr>
+        <w:tc>
+          <w:tcPr>
+            <w:tcW w:type="dxa" w:w="4680"/>
+            <w:tcBorders>
+              <w:top w:val="single" w:color="C9D1DC" w:sz="4"/>
+              <w:left w:val="single" w:color="C9D1DC" w:sz="4"/>
+              <w:bottom w:val="single" w:color="C9D1DC" w:sz="4"/>
+              <w:right w:val="single" w:color="C9D1DC" w:sz="4"/>
+            </w:tcBorders>
+            <w:tcMar>
+              <w:top w:type="dxa" w:w="80"/>
+              <w:left w:type="dxa" w:w="110"/>
+              <w:bottom w:type="dxa" w:w="80"/>
+              <w:right w:type="dxa" w:w="110"/>
+            </w:tcMar>
+          </w:tcPr>
+          <w:p>
+            <w:pPr>
+              <w:keepNext w:val="false"/>
+              <w:spacing w:after="60"/>
+            </w:pPr>
+            <w:r>
+              <w:rPr>
+                <w:rFonts w:ascii="Calibri" w:cs="Calibri" w:eastAsia="Calibri" w:hAnsi="Calibri"/>
+                <w:b/>
+                <w:bCs/>
+                <w:sz w:val="19"/>
+                <w:szCs w:val="19"/>
+              </w:rPr>
+              <w:t xml:space="preserve">• Aranceles 2026 a China en prendas: más producción local</w:t>
+            </w:r>
+          </w:p>
+          <w:p>
+            <w:pPr>
+              <w:keepNext w:val="false"/>
+              <w:spacing w:after="60"/>
+            </w:pPr>
+            <w:r>
+              <w:rPr>
+                <w:rFonts w:ascii="Calibri" w:cs="Calibri" w:eastAsia="Calibri" w:hAnsi="Calibri"/>
+                <w:b/>
+                <w:bCs/>
+                <w:sz w:val="19"/>
+                <w:szCs w:val="19"/>
+              </w:rPr>
+              <w:t xml:space="preserve">• OEM de exportación buscan efectos de alto valor</w:t>
+            </w:r>
+          </w:p>
+          <w:p>
+            <w:pPr>
+              <w:keepNext w:val="false"/>
+              <w:spacing w:after="60"/>
+            </w:pPr>
+            <w:r>
+              <w:rPr>
+                <w:rFonts w:ascii="Calibri" w:cs="Calibri" w:eastAsia="Calibri" w:hAnsi="Calibri"/>
+                <w:b/>
+                <w:bCs/>
+                <w:sz w:val="19"/>
+                <w:szCs w:val="19"/>
+              </w:rPr>
+              <w:t xml:space="preserve">• Siliconas y efectos especiales con poca oferta local</w:t>
+            </w:r>
+          </w:p>
+        </w:tc>
+        <w:tc>
+          <w:tcPr>
+            <w:tcW w:type="dxa" w:w="4680"/>
+            <w:tcBorders>
+              <w:top w:val="single" w:color="C9D1DC" w:sz="4"/>
+              <w:left w:val="single" w:color="C9D1DC" w:sz="4"/>
+              <w:bottom w:val="single" w:color="C9D1DC" w:sz="4"/>
+              <w:right w:val="single" w:color="C9D1DC" w:sz="4"/>
+            </w:tcBorders>
+            <w:tcMar>
+              <w:top w:type="dxa" w:w="80"/>
+              <w:left w:type="dxa" w:w="110"/>
+              <w:bottom w:type="dxa" w:w="80"/>
+              <w:right w:type="dxa" w:w="110"/>
+            </w:tcMar>
+          </w:tcPr>
+          <w:p>
+            <w:pPr>
+              <w:keepNext w:val="false"/>
+              <w:spacing w:after="60"/>
+            </w:pPr>
+            <w:r>
+              <w:rPr>
+                <w:rFonts w:ascii="Calibri" w:cs="Calibri" w:eastAsia="Calibri" w:hAnsi="Calibri"/>
+                <w:b w:val="false"/>
+                <w:bCs w:val="false"/>
+                <w:sz w:val="19"/>
+                <w:szCs w:val="19"/>
+              </w:rPr>
+              <w:t xml:space="preserve">• Avient atado a las listas de tintas aprobadas de las marcas</w:t>
+            </w:r>
+          </w:p>
+          <w:p>
+            <w:pPr>
+              <w:keepNext w:val="false"/>
+              <w:spacing w:after="60"/>
+            </w:pPr>
+            <w:r>
+              <w:rPr>
+                <w:rFonts w:ascii="Calibri" w:cs="Calibri" w:eastAsia="Calibri" w:hAnsi="Calibri"/>
+                <w:b w:val="false"/>
+                <w:bCs w:val="false"/>
+                <w:sz w:val="19"/>
+                <w:szCs w:val="19"/>
+              </w:rPr>
+              <w:t xml:space="preserve">• Precio bajo de ScreenTec y de marcas económicas nacionales</w:t>
+            </w:r>
+          </w:p>
+          <w:p>
+            <w:pPr>
+              <w:keepNext w:val="false"/>
+              <w:spacing w:after="60"/>
+            </w:pPr>
+            <w:r>
+              <w:rPr>
+                <w:rFonts w:ascii="Calibri" w:cs="Calibri" w:eastAsia="Calibri" w:hAnsi="Calibri"/>
+                <w:b w:val="false"/>
+                <w:bCs w:val="false"/>
+                <w:sz w:val="19"/>
+                <w:szCs w:val="19"/>
+              </w:rPr>
+              <w:t xml:space="preserve">• DTF en tirajes cortos</w:t>
+            </w:r>
+          </w:p>
+          <w:p>
+            <w:pPr>
+              <w:keepNext w:val="false"/>
+              <w:spacing w:after="60"/>
+            </w:pPr>
+            <w:r>
+              <w:rPr>
+                <w:rFonts w:ascii="Calibri" w:cs="Calibri" w:eastAsia="Calibri" w:hAnsi="Calibri"/>
+                <w:b w:val="false"/>
+                <w:bCs w:val="false"/>
+                <w:sz w:val="19"/>
+                <w:szCs w:val="19"/>
+              </w:rPr>
+              <w:t xml:space="preserve">• Aranceles a insumos chinos</w:t>
+            </w:r>
+          </w:p>
+        </w:tc>
+      </w:tr>
+    </w:tbl>
+    <w:p>
+      <w:pPr>
+        <w:spacing w:after="120"/>
+      </w:pPr>
+    </w:p>
+    <w:p>
+      <w:pPr>
+        <w:spacing w:after="160"/>
+      </w:pPr>
+      <w:r>
+        <w:t xml:space="preserve">¿Son muy caras para competir? Las marcas premium (Avient, Matsui, Marabu, RUCO) cuestan más que la química china: ahí CLT compite por precio, pero debe ganar las aprobaciones de las marcas para entrar a la maquila. La competencia de precio real está en Grupo Sánchez / ScreenTec, las marcas económicas nacionales y los proveedores chinos directos; contra ellos el argumento es el paquete con máquina, servicio y soporte técnico.</w:t>
+      </w:r>
     </w:p>
     <w:p>
       <w:pPr>
@@ -15191,6 +18301,19 @@
       </w:pPr>
       <w:r>
         <w:t xml:space="preserve">Precios de referencia de equipos: distribuidores públicos en EE. UU. (Texsource / M&amp;R).</w:t>
+      </w:r>
+    </w:p>
+    <w:p>
+      <w:pPr>
+        <w:pStyle w:val="ListParagraph"/>
+        <w:numPr>
+          <w:ilvl w:val="0"/>
+          <w:numId w:val="2"/>
+        </w:numPr>
+        <w:spacing w:after="80"/>
+      </w:pPr>
+      <w:r>
+        <w:t xml:space="preserve">Tintas: avientspecialtyinks.com, screentec.com.mx, sanchez.com.mx, casadiaz.com.mx (Matsui), marabu-tintas.es, ruco-druckfarben.de (distribuidores), tampoprint.com; precios en screenprinting.com, spsi.com, graficosleo.com.mx, Mercado Libre y Alibaba (octubre 2026).</w:t>
       </w:r>
     </w:p>
     <w:sectPr>

--- a/propuesta-clt/Propuesta_Distribucion_CLT_Mexico_ES.docx
+++ b/propuesta-clt/Propuesta_Distribucion_CLT_Mexico_ES.docx
@@ -12960,6 +12960,1196 @@
       </w:pPr>
       <w:r>
         <w:t xml:space="preserve">Ingreso recurrente: consumibles, refacciones y contratos de mantenimiento preventivo.</w:t>
+      </w:r>
+    </w:p>
+    <w:p>
+      <w:pPr>
+        <w:pStyle w:val="Heading2"/>
+      </w:pPr>
+      <w:r>
+        <w:t xml:space="preserve">Plan de marketing (resumen)</w:t>
+      </w:r>
+    </w:p>
+    <w:p>
+      <w:pPr>
+        <w:spacing w:after="160"/>
+      </w:pPr>
+      <w:r>
+        <w:t xml:space="preserve">Objetivo: que en 24 meses CLT sea la marca de referencia en impresión híbrida textil en México y replicar el modelo en Latinoamérica en el año 3. Posicionamiento: «Serigrafía + digital en un solo paso, con química y servicio en México». No vendemos una máquina: vendemos color ilimitado al costo de la serigrafía, efectos que el DTF no logra y un socio técnico local.</w:t>
+      </w:r>
+    </w:p>
+    <w:tbl>
+      <w:tblPr>
+        <w:tblW w:type="dxa" w:w="9360"/>
+        <w:tblBorders>
+          <w:top w:val="single" w:color="auto" w:sz="4"/>
+          <w:left w:val="single" w:color="auto" w:sz="4"/>
+          <w:bottom w:val="single" w:color="auto" w:sz="4"/>
+          <w:right w:val="single" w:color="auto" w:sz="4"/>
+          <w:insideH w:val="single" w:color="auto" w:sz="4"/>
+          <w:insideV w:val="single" w:color="auto" w:sz="4"/>
+        </w:tblBorders>
+      </w:tblPr>
+      <w:tblGrid>
+        <w:gridCol w:w="2300"/>
+        <w:gridCol w:w="7060"/>
+      </w:tblGrid>
+      <w:tr>
+        <w:trPr>
+          <w:cantSplit/>
+          <w:tblHeader/>
+        </w:trPr>
+        <w:tc>
+          <w:tcPr>
+            <w:tcW w:type="dxa" w:w="2300"/>
+            <w:tcBorders>
+              <w:top w:val="single" w:color="C9D1DC" w:sz="4"/>
+              <w:left w:val="single" w:color="C9D1DC" w:sz="4"/>
+              <w:bottom w:val="single" w:color="C9D1DC" w:sz="4"/>
+              <w:right w:val="single" w:color="C9D1DC" w:sz="4"/>
+            </w:tcBorders>
+            <w:shd w:fill="1B1F3B" w:color="auto" w:val="clear"/>
+            <w:tcMar>
+              <w:top w:type="dxa" w:w="80"/>
+              <w:left w:type="dxa" w:w="110"/>
+              <w:bottom w:type="dxa" w:w="80"/>
+              <w:right w:type="dxa" w:w="110"/>
+            </w:tcMar>
+          </w:tcPr>
+          <w:p>
+            <w:pPr>
+              <w:keepNext/>
+            </w:pPr>
+            <w:r>
+              <w:rPr>
+                <w:rFonts w:ascii="Calibri" w:cs="Calibri" w:eastAsia="Calibri" w:hAnsi="Calibri"/>
+                <w:b/>
+                <w:bCs/>
+                <w:color w:val="FFFFFF"/>
+                <w:sz w:val="19"/>
+                <w:szCs w:val="19"/>
+              </w:rPr>
+              <w:t xml:space="preserve">Palanca</w:t>
+            </w:r>
+          </w:p>
+        </w:tc>
+        <w:tc>
+          <w:tcPr>
+            <w:tcW w:type="dxa" w:w="7060"/>
+            <w:tcBorders>
+              <w:top w:val="single" w:color="C9D1DC" w:sz="4"/>
+              <w:left w:val="single" w:color="C9D1DC" w:sz="4"/>
+              <w:bottom w:val="single" w:color="C9D1DC" w:sz="4"/>
+              <w:right w:val="single" w:color="C9D1DC" w:sz="4"/>
+            </w:tcBorders>
+            <w:shd w:fill="1B1F3B" w:color="auto" w:val="clear"/>
+            <w:tcMar>
+              <w:top w:type="dxa" w:w="80"/>
+              <w:left w:type="dxa" w:w="110"/>
+              <w:bottom w:type="dxa" w:w="80"/>
+              <w:right w:type="dxa" w:w="110"/>
+            </w:tcMar>
+          </w:tcPr>
+          <w:p>
+            <w:pPr>
+              <w:keepNext/>
+            </w:pPr>
+            <w:r>
+              <w:rPr>
+                <w:rFonts w:ascii="Calibri" w:cs="Calibri" w:eastAsia="Calibri" w:hAnsi="Calibri"/>
+                <w:b/>
+                <w:bCs/>
+                <w:color w:val="FFFFFF"/>
+                <w:sz w:val="19"/>
+                <w:szCs w:val="19"/>
+              </w:rPr>
+              <w:t xml:space="preserve">Qué haremos</w:t>
+            </w:r>
+          </w:p>
+        </w:tc>
+      </w:tr>
+      <w:tr>
+        <w:trPr>
+          <w:cantSplit/>
+        </w:trPr>
+        <w:tc>
+          <w:tcPr>
+            <w:tcW w:type="dxa" w:w="2300"/>
+            <w:tcBorders>
+              <w:top w:val="single" w:color="C9D1DC" w:sz="4"/>
+              <w:left w:val="single" w:color="C9D1DC" w:sz="4"/>
+              <w:bottom w:val="single" w:color="C9D1DC" w:sz="4"/>
+              <w:right w:val="single" w:color="C9D1DC" w:sz="4"/>
+            </w:tcBorders>
+            <w:tcMar>
+              <w:top w:type="dxa" w:w="80"/>
+              <w:left w:type="dxa" w:w="110"/>
+              <w:bottom w:type="dxa" w:w="80"/>
+              <w:right w:type="dxa" w:w="110"/>
+            </w:tcMar>
+          </w:tcPr>
+          <w:p>
+            <w:pPr>
+              <w:keepNext/>
+            </w:pPr>
+            <w:r>
+              <w:rPr>
+                <w:rFonts w:ascii="Calibri" w:cs="Calibri" w:eastAsia="Calibri" w:hAnsi="Calibri"/>
+                <w:b/>
+                <w:bCs/>
+                <w:sz w:val="19"/>
+                <w:szCs w:val="19"/>
+              </w:rPr>
+              <w:t xml:space="preserve">Marketing por cuentas</w:t>
+            </w:r>
+          </w:p>
+        </w:tc>
+        <w:tc>
+          <w:tcPr>
+            <w:tcW w:type="dxa" w:w="7060"/>
+            <w:tcBorders>
+              <w:top w:val="single" w:color="C9D1DC" w:sz="4"/>
+              <w:left w:val="single" w:color="C9D1DC" w:sz="4"/>
+              <w:bottom w:val="single" w:color="C9D1DC" w:sz="4"/>
+              <w:right w:val="single" w:color="C9D1DC" w:sz="4"/>
+            </w:tcBorders>
+            <w:tcMar>
+              <w:top w:type="dxa" w:w="80"/>
+              <w:left w:type="dxa" w:w="110"/>
+              <w:bottom w:type="dxa" w:w="80"/>
+              <w:right w:type="dxa" w:w="110"/>
+            </w:tcMar>
+          </w:tcPr>
+          <w:p>
+            <w:pPr>
+              <w:keepNext/>
+            </w:pPr>
+            <w:r>
+              <w:rPr>
+                <w:rFonts w:ascii="Calibri" w:cs="Calibri" w:eastAsia="Calibri" w:hAnsi="Calibri"/>
+                <w:b w:val="false"/>
+                <w:bCs w:val="false"/>
+                <w:sz w:val="19"/>
+                <w:szCs w:val="19"/>
+              </w:rPr>
+              <w:t xml:space="preserve">Muestra con el diseño de cada una de las 17 cuentas 80/20, calculadora de retorno, demo y prueba piloto en su tela</w:t>
+            </w:r>
+          </w:p>
+        </w:tc>
+      </w:tr>
+      <w:tr>
+        <w:trPr>
+          <w:cantSplit/>
+        </w:trPr>
+        <w:tc>
+          <w:tcPr>
+            <w:tcW w:type="dxa" w:w="2300"/>
+            <w:tcBorders>
+              <w:top w:val="single" w:color="C9D1DC" w:sz="4"/>
+              <w:left w:val="single" w:color="C9D1DC" w:sz="4"/>
+              <w:bottom w:val="single" w:color="C9D1DC" w:sz="4"/>
+              <w:right w:val="single" w:color="C9D1DC" w:sz="4"/>
+            </w:tcBorders>
+            <w:shd w:fill="EEF2F7" w:color="auto" w:val="clear"/>
+            <w:tcMar>
+              <w:top w:type="dxa" w:w="80"/>
+              <w:left w:type="dxa" w:w="110"/>
+              <w:bottom w:type="dxa" w:w="80"/>
+              <w:right w:type="dxa" w:w="110"/>
+            </w:tcMar>
+          </w:tcPr>
+          <w:p>
+            <w:pPr>
+              <w:keepNext/>
+            </w:pPr>
+            <w:r>
+              <w:rPr>
+                <w:rFonts w:ascii="Calibri" w:cs="Calibri" w:eastAsia="Calibri" w:hAnsi="Calibri"/>
+                <w:b/>
+                <w:bCs/>
+                <w:sz w:val="19"/>
+                <w:szCs w:val="19"/>
+              </w:rPr>
+              <w:t xml:space="preserve">Sala de demostración</w:t>
+            </w:r>
+          </w:p>
+        </w:tc>
+        <w:tc>
+          <w:tcPr>
+            <w:tcW w:type="dxa" w:w="7060"/>
+            <w:tcBorders>
+              <w:top w:val="single" w:color="C9D1DC" w:sz="4"/>
+              <w:left w:val="single" w:color="C9D1DC" w:sz="4"/>
+              <w:bottom w:val="single" w:color="C9D1DC" w:sz="4"/>
+              <w:right w:val="single" w:color="C9D1DC" w:sz="4"/>
+            </w:tcBorders>
+            <w:shd w:fill="EEF2F7" w:color="auto" w:val="clear"/>
+            <w:tcMar>
+              <w:top w:type="dxa" w:w="80"/>
+              <w:left w:type="dxa" w:w="110"/>
+              <w:bottom w:type="dxa" w:w="80"/>
+              <w:right w:type="dxa" w:w="110"/>
+            </w:tcMar>
+          </w:tcPr>
+          <w:p>
+            <w:pPr>
+              <w:keepNext/>
+            </w:pPr>
+            <w:r>
+              <w:rPr>
+                <w:rFonts w:ascii="Calibri" w:cs="Calibri" w:eastAsia="Calibri" w:hAnsi="Calibri"/>
+                <w:b w:val="false"/>
+                <w:bCs w:val="false"/>
+                <w:sz w:val="19"/>
+                <w:szCs w:val="19"/>
+              </w:rPr>
+              <w:t xml:space="preserve">Querétaro como motor de ventas: demos, talleres de efectos y Academia Híbrida CLT (certificación de operadores)</w:t>
+            </w:r>
+          </w:p>
+        </w:tc>
+      </w:tr>
+      <w:tr>
+        <w:trPr>
+          <w:cantSplit/>
+        </w:trPr>
+        <w:tc>
+          <w:tcPr>
+            <w:tcW w:type="dxa" w:w="2300"/>
+            <w:tcBorders>
+              <w:top w:val="single" w:color="C9D1DC" w:sz="4"/>
+              <w:left w:val="single" w:color="C9D1DC" w:sz="4"/>
+              <w:bottom w:val="single" w:color="C9D1DC" w:sz="4"/>
+              <w:right w:val="single" w:color="C9D1DC" w:sz="4"/>
+            </w:tcBorders>
+            <w:tcMar>
+              <w:top w:type="dxa" w:w="80"/>
+              <w:left w:type="dxa" w:w="110"/>
+              <w:bottom w:type="dxa" w:w="80"/>
+              <w:right w:type="dxa" w:w="110"/>
+            </w:tcMar>
+          </w:tcPr>
+          <w:p>
+            <w:pPr>
+              <w:keepNext/>
+            </w:pPr>
+            <w:r>
+              <w:rPr>
+                <w:rFonts w:ascii="Calibri" w:cs="Calibri" w:eastAsia="Calibri" w:hAnsi="Calibri"/>
+                <w:b/>
+                <w:bCs/>
+                <w:sz w:val="19"/>
+                <w:szCs w:val="19"/>
+              </w:rPr>
+              <w:t xml:space="preserve">Contenido y digital</w:t>
+            </w:r>
+          </w:p>
+        </w:tc>
+        <w:tc>
+          <w:tcPr>
+            <w:tcW w:type="dxa" w:w="7060"/>
+            <w:tcBorders>
+              <w:top w:val="single" w:color="C9D1DC" w:sz="4"/>
+              <w:left w:val="single" w:color="C9D1DC" w:sz="4"/>
+              <w:bottom w:val="single" w:color="C9D1DC" w:sz="4"/>
+              <w:right w:val="single" w:color="C9D1DC" w:sz="4"/>
+            </w:tcBorders>
+            <w:tcMar>
+              <w:top w:type="dxa" w:w="80"/>
+              <w:left w:type="dxa" w:w="110"/>
+              <w:bottom w:type="dxa" w:w="80"/>
+              <w:right w:type="dxa" w:w="110"/>
+            </w:tcMar>
+          </w:tcPr>
+          <w:p>
+            <w:pPr>
+              <w:keepNext/>
+            </w:pPr>
+            <w:r>
+              <w:rPr>
+                <w:rFonts w:ascii="Calibri" w:cs="Calibri" w:eastAsia="Calibri" w:hAnsi="Calibri"/>
+                <w:b w:val="false"/>
+                <w:bCs w:val="false"/>
+                <w:sz w:val="19"/>
+                <w:szCs w:val="19"/>
+              </w:rPr>
+              <w:t xml:space="preserve">Reels de efectos (vidrio, bordado, 3D), casos de clientes, LinkedIn para OEM, WhatsApp para consumibles</w:t>
+            </w:r>
+          </w:p>
+        </w:tc>
+      </w:tr>
+      <w:tr>
+        <w:trPr>
+          <w:cantSplit/>
+        </w:trPr>
+        <w:tc>
+          <w:tcPr>
+            <w:tcW w:type="dxa" w:w="2300"/>
+            <w:tcBorders>
+              <w:top w:val="single" w:color="C9D1DC" w:sz="4"/>
+              <w:left w:val="single" w:color="C9D1DC" w:sz="4"/>
+              <w:bottom w:val="single" w:color="C9D1DC" w:sz="4"/>
+              <w:right w:val="single" w:color="C9D1DC" w:sz="4"/>
+            </w:tcBorders>
+            <w:shd w:fill="EEF2F7" w:color="auto" w:val="clear"/>
+            <w:tcMar>
+              <w:top w:type="dxa" w:w="80"/>
+              <w:left w:type="dxa" w:w="110"/>
+              <w:bottom w:type="dxa" w:w="80"/>
+              <w:right w:type="dxa" w:w="110"/>
+            </w:tcMar>
+          </w:tcPr>
+          <w:p>
+            <w:pPr>
+              <w:keepNext/>
+            </w:pPr>
+            <w:r>
+              <w:rPr>
+                <w:rFonts w:ascii="Calibri" w:cs="Calibri" w:eastAsia="Calibri" w:hAnsi="Calibri"/>
+                <w:b/>
+                <w:bCs/>
+                <w:sz w:val="19"/>
+                <w:szCs w:val="19"/>
+              </w:rPr>
+              <w:t xml:space="preserve">Eventos</w:t>
+            </w:r>
+          </w:p>
+        </w:tc>
+        <w:tc>
+          <w:tcPr>
+            <w:tcW w:type="dxa" w:w="7060"/>
+            <w:tcBorders>
+              <w:top w:val="single" w:color="C9D1DC" w:sz="4"/>
+              <w:left w:val="single" w:color="C9D1DC" w:sz="4"/>
+              <w:bottom w:val="single" w:color="C9D1DC" w:sz="4"/>
+              <w:right w:val="single" w:color="C9D1DC" w:sz="4"/>
+            </w:tcBorders>
+            <w:shd w:fill="EEF2F7" w:color="auto" w:val="clear"/>
+            <w:tcMar>
+              <w:top w:type="dxa" w:w="80"/>
+              <w:left w:type="dxa" w:w="110"/>
+              <w:bottom w:type="dxa" w:w="80"/>
+              <w:right w:type="dxa" w:w="110"/>
+            </w:tcMar>
+          </w:tcPr>
+          <w:p>
+            <w:pPr>
+              <w:keepNext/>
+            </w:pPr>
+            <w:r>
+              <w:rPr>
+                <w:rFonts w:ascii="Calibri" w:cs="Calibri" w:eastAsia="Calibri" w:hAnsi="Calibri"/>
+                <w:b w:val="false"/>
+                <w:bCs w:val="false"/>
+                <w:sz w:val="19"/>
+                <w:szCs w:val="19"/>
+              </w:rPr>
+              <w:t xml:space="preserve">FESPA México, inauguración de la sala demo, «Días Híbridos» en 6 ciudades y PRINTING United con VSP</w:t>
+            </w:r>
+          </w:p>
+        </w:tc>
+      </w:tr>
+      <w:tr>
+        <w:trPr>
+          <w:cantSplit/>
+        </w:trPr>
+        <w:tc>
+          <w:tcPr>
+            <w:tcW w:type="dxa" w:w="2300"/>
+            <w:tcBorders>
+              <w:top w:val="single" w:color="C9D1DC" w:sz="4"/>
+              <w:left w:val="single" w:color="C9D1DC" w:sz="4"/>
+              <w:bottom w:val="single" w:color="C9D1DC" w:sz="4"/>
+              <w:right w:val="single" w:color="C9D1DC" w:sz="4"/>
+            </w:tcBorders>
+            <w:tcMar>
+              <w:top w:type="dxa" w:w="80"/>
+              <w:left w:type="dxa" w:w="110"/>
+              <w:bottom w:type="dxa" w:w="80"/>
+              <w:right w:type="dxa" w:w="110"/>
+            </w:tcMar>
+          </w:tcPr>
+          <w:p>
+            <w:pPr>
+              <w:keepNext w:val="false"/>
+            </w:pPr>
+            <w:r>
+              <w:rPr>
+                <w:rFonts w:ascii="Calibri" w:cs="Calibri" w:eastAsia="Calibri" w:hAnsi="Calibri"/>
+                <w:b/>
+                <w:bCs/>
+                <w:sz w:val="19"/>
+                <w:szCs w:val="19"/>
+              </w:rPr>
+              <w:t xml:space="preserve">Oferta</w:t>
+            </w:r>
+          </w:p>
+        </w:tc>
+        <w:tc>
+          <w:tcPr>
+            <w:tcW w:type="dxa" w:w="7060"/>
+            <w:tcBorders>
+              <w:top w:val="single" w:color="C9D1DC" w:sz="4"/>
+              <w:left w:val="single" w:color="C9D1DC" w:sz="4"/>
+              <w:bottom w:val="single" w:color="C9D1DC" w:sz="4"/>
+              <w:right w:val="single" w:color="C9D1DC" w:sz="4"/>
+            </w:tcBorders>
+            <w:tcMar>
+              <w:top w:type="dxa" w:w="80"/>
+              <w:left w:type="dxa" w:w="110"/>
+              <w:bottom w:type="dxa" w:w="80"/>
+              <w:right w:type="dxa" w:w="110"/>
+            </w:tcMar>
+          </w:tcPr>
+          <w:p>
+            <w:pPr>
+              <w:keepNext w:val="false"/>
+            </w:pPr>
+            <w:r>
+              <w:rPr>
+                <w:rFonts w:ascii="Calibri" w:cs="Calibri" w:eastAsia="Calibri" w:hAnsi="Calibri"/>
+                <w:b w:val="false"/>
+                <w:bCs w:val="false"/>
+                <w:sz w:val="19"/>
+                <w:szCs w:val="19"/>
+              </w:rPr>
+              <w:t xml:space="preserve">Paquetes Inicio, Pro y Completo; programa «Clientes fundadores» para los primeros 5 compradores; consumibles como puerta de entrada</w:t>
+            </w:r>
+          </w:p>
+        </w:tc>
+      </w:tr>
+    </w:tbl>
+    <w:p>
+      <w:pPr>
+        <w:spacing w:after="120"/>
+      </w:pPr>
+    </w:p>
+    <w:tbl>
+      <w:tblPr>
+        <w:tblW w:type="dxa" w:w="9360"/>
+        <w:tblBorders>
+          <w:top w:val="single" w:color="auto" w:sz="4"/>
+          <w:left w:val="single" w:color="auto" w:sz="4"/>
+          <w:bottom w:val="single" w:color="auto" w:sz="4"/>
+          <w:right w:val="single" w:color="auto" w:sz="4"/>
+          <w:insideH w:val="single" w:color="auto" w:sz="4"/>
+          <w:insideV w:val="single" w:color="auto" w:sz="4"/>
+        </w:tblBorders>
+      </w:tblPr>
+      <w:tblGrid>
+        <w:gridCol w:w="3960"/>
+        <w:gridCol w:w="1800"/>
+        <w:gridCol w:w="1800"/>
+        <w:gridCol w:w="1800"/>
+      </w:tblGrid>
+      <w:tr>
+        <w:trPr>
+          <w:cantSplit/>
+          <w:tblHeader/>
+        </w:trPr>
+        <w:tc>
+          <w:tcPr>
+            <w:tcW w:type="dxa" w:w="3960"/>
+            <w:tcBorders>
+              <w:top w:val="single" w:color="C9D1DC" w:sz="4"/>
+              <w:left w:val="single" w:color="C9D1DC" w:sz="4"/>
+              <w:bottom w:val="single" w:color="C9D1DC" w:sz="4"/>
+              <w:right w:val="single" w:color="C9D1DC" w:sz="4"/>
+            </w:tcBorders>
+            <w:shd w:fill="1B1F3B" w:color="auto" w:val="clear"/>
+            <w:tcMar>
+              <w:top w:type="dxa" w:w="80"/>
+              <w:left w:type="dxa" w:w="110"/>
+              <w:bottom w:type="dxa" w:w="80"/>
+              <w:right w:type="dxa" w:w="110"/>
+            </w:tcMar>
+          </w:tcPr>
+          <w:p>
+            <w:pPr>
+              <w:keepNext/>
+            </w:pPr>
+            <w:r>
+              <w:rPr>
+                <w:rFonts w:ascii="Calibri" w:cs="Calibri" w:eastAsia="Calibri" w:hAnsi="Calibri"/>
+                <w:b/>
+                <w:bCs/>
+                <w:color w:val="FFFFFF"/>
+                <w:sz w:val="19"/>
+                <w:szCs w:val="19"/>
+              </w:rPr>
+              <w:t xml:space="preserve">Meta y presupuesto</w:t>
+            </w:r>
+          </w:p>
+        </w:tc>
+        <w:tc>
+          <w:tcPr>
+            <w:tcW w:type="dxa" w:w="1800"/>
+            <w:tcBorders>
+              <w:top w:val="single" w:color="C9D1DC" w:sz="4"/>
+              <w:left w:val="single" w:color="C9D1DC" w:sz="4"/>
+              <w:bottom w:val="single" w:color="C9D1DC" w:sz="4"/>
+              <w:right w:val="single" w:color="C9D1DC" w:sz="4"/>
+            </w:tcBorders>
+            <w:shd w:fill="1B1F3B" w:color="auto" w:val="clear"/>
+            <w:tcMar>
+              <w:top w:type="dxa" w:w="80"/>
+              <w:left w:type="dxa" w:w="110"/>
+              <w:bottom w:type="dxa" w:w="80"/>
+              <w:right w:type="dxa" w:w="110"/>
+            </w:tcMar>
+          </w:tcPr>
+          <w:p>
+            <w:pPr>
+              <w:keepNext/>
+            </w:pPr>
+            <w:r>
+              <w:rPr>
+                <w:rFonts w:ascii="Calibri" w:cs="Calibri" w:eastAsia="Calibri" w:hAnsi="Calibri"/>
+                <w:b/>
+                <w:bCs/>
+                <w:color w:val="FFFFFF"/>
+                <w:sz w:val="19"/>
+                <w:szCs w:val="19"/>
+              </w:rPr>
+              <w:t xml:space="preserve">Año 1</w:t>
+            </w:r>
+          </w:p>
+        </w:tc>
+        <w:tc>
+          <w:tcPr>
+            <w:tcW w:type="dxa" w:w="1800"/>
+            <w:tcBorders>
+              <w:top w:val="single" w:color="C9D1DC" w:sz="4"/>
+              <w:left w:val="single" w:color="C9D1DC" w:sz="4"/>
+              <w:bottom w:val="single" w:color="C9D1DC" w:sz="4"/>
+              <w:right w:val="single" w:color="C9D1DC" w:sz="4"/>
+            </w:tcBorders>
+            <w:shd w:fill="1B1F3B" w:color="auto" w:val="clear"/>
+            <w:tcMar>
+              <w:top w:type="dxa" w:w="80"/>
+              <w:left w:type="dxa" w:w="110"/>
+              <w:bottom w:type="dxa" w:w="80"/>
+              <w:right w:type="dxa" w:w="110"/>
+            </w:tcMar>
+          </w:tcPr>
+          <w:p>
+            <w:pPr>
+              <w:keepNext/>
+            </w:pPr>
+            <w:r>
+              <w:rPr>
+                <w:rFonts w:ascii="Calibri" w:cs="Calibri" w:eastAsia="Calibri" w:hAnsi="Calibri"/>
+                <w:b/>
+                <w:bCs/>
+                <w:color w:val="FFFFFF"/>
+                <w:sz w:val="19"/>
+                <w:szCs w:val="19"/>
+              </w:rPr>
+              <w:t xml:space="preserve">Año 2</w:t>
+            </w:r>
+          </w:p>
+        </w:tc>
+        <w:tc>
+          <w:tcPr>
+            <w:tcW w:type="dxa" w:w="1800"/>
+            <w:tcBorders>
+              <w:top w:val="single" w:color="C9D1DC" w:sz="4"/>
+              <w:left w:val="single" w:color="C9D1DC" w:sz="4"/>
+              <w:bottom w:val="single" w:color="C9D1DC" w:sz="4"/>
+              <w:right w:val="single" w:color="C9D1DC" w:sz="4"/>
+            </w:tcBorders>
+            <w:shd w:fill="1B1F3B" w:color="auto" w:val="clear"/>
+            <w:tcMar>
+              <w:top w:type="dxa" w:w="80"/>
+              <w:left w:type="dxa" w:w="110"/>
+              <w:bottom w:type="dxa" w:w="80"/>
+              <w:right w:type="dxa" w:w="110"/>
+            </w:tcMar>
+          </w:tcPr>
+          <w:p>
+            <w:pPr>
+              <w:keepNext/>
+            </w:pPr>
+            <w:r>
+              <w:rPr>
+                <w:rFonts w:ascii="Calibri" w:cs="Calibri" w:eastAsia="Calibri" w:hAnsi="Calibri"/>
+                <w:b/>
+                <w:bCs/>
+                <w:color w:val="FFFFFF"/>
+                <w:sz w:val="19"/>
+                <w:szCs w:val="19"/>
+              </w:rPr>
+              <w:t xml:space="preserve">Año 3</w:t>
+            </w:r>
+          </w:p>
+        </w:tc>
+      </w:tr>
+      <w:tr>
+        <w:trPr>
+          <w:cantSplit/>
+        </w:trPr>
+        <w:tc>
+          <w:tcPr>
+            <w:tcW w:type="dxa" w:w="3960"/>
+            <w:tcBorders>
+              <w:top w:val="single" w:color="C9D1DC" w:sz="4"/>
+              <w:left w:val="single" w:color="C9D1DC" w:sz="4"/>
+              <w:bottom w:val="single" w:color="C9D1DC" w:sz="4"/>
+              <w:right w:val="single" w:color="C9D1DC" w:sz="4"/>
+            </w:tcBorders>
+            <w:tcMar>
+              <w:top w:type="dxa" w:w="80"/>
+              <w:left w:type="dxa" w:w="110"/>
+              <w:bottom w:type="dxa" w:w="80"/>
+              <w:right w:type="dxa" w:w="110"/>
+            </w:tcMar>
+          </w:tcPr>
+          <w:p>
+            <w:pPr>
+              <w:keepNext/>
+            </w:pPr>
+            <w:r>
+              <w:rPr>
+                <w:rFonts w:ascii="Calibri" w:cs="Calibri" w:eastAsia="Calibri" w:hAnsi="Calibri"/>
+                <w:b/>
+                <w:bCs/>
+                <w:sz w:val="19"/>
+                <w:szCs w:val="19"/>
+              </w:rPr>
+              <w:t xml:space="preserve">Leads calificados</w:t>
+            </w:r>
+          </w:p>
+        </w:tc>
+        <w:tc>
+          <w:tcPr>
+            <w:tcW w:type="dxa" w:w="1800"/>
+            <w:tcBorders>
+              <w:top w:val="single" w:color="C9D1DC" w:sz="4"/>
+              <w:left w:val="single" w:color="C9D1DC" w:sz="4"/>
+              <w:bottom w:val="single" w:color="C9D1DC" w:sz="4"/>
+              <w:right w:val="single" w:color="C9D1DC" w:sz="4"/>
+            </w:tcBorders>
+            <w:tcMar>
+              <w:top w:type="dxa" w:w="80"/>
+              <w:left w:type="dxa" w:w="110"/>
+              <w:bottom w:type="dxa" w:w="80"/>
+              <w:right w:type="dxa" w:w="110"/>
+            </w:tcMar>
+          </w:tcPr>
+          <w:p>
+            <w:pPr>
+              <w:keepNext/>
+            </w:pPr>
+            <w:r>
+              <w:rPr>
+                <w:rFonts w:ascii="Calibri" w:cs="Calibri" w:eastAsia="Calibri" w:hAnsi="Calibri"/>
+                <w:b w:val="false"/>
+                <w:bCs w:val="false"/>
+                <w:sz w:val="19"/>
+                <w:szCs w:val="19"/>
+              </w:rPr>
+              <w:t xml:space="preserve">300</w:t>
+            </w:r>
+          </w:p>
+        </w:tc>
+        <w:tc>
+          <w:tcPr>
+            <w:tcW w:type="dxa" w:w="1800"/>
+            <w:tcBorders>
+              <w:top w:val="single" w:color="C9D1DC" w:sz="4"/>
+              <w:left w:val="single" w:color="C9D1DC" w:sz="4"/>
+              <w:bottom w:val="single" w:color="C9D1DC" w:sz="4"/>
+              <w:right w:val="single" w:color="C9D1DC" w:sz="4"/>
+            </w:tcBorders>
+            <w:tcMar>
+              <w:top w:type="dxa" w:w="80"/>
+              <w:left w:type="dxa" w:w="110"/>
+              <w:bottom w:type="dxa" w:w="80"/>
+              <w:right w:type="dxa" w:w="110"/>
+            </w:tcMar>
+          </w:tcPr>
+          <w:p>
+            <w:pPr>
+              <w:keepNext/>
+            </w:pPr>
+            <w:r>
+              <w:rPr>
+                <w:rFonts w:ascii="Calibri" w:cs="Calibri" w:eastAsia="Calibri" w:hAnsi="Calibri"/>
+                <w:b w:val="false"/>
+                <w:bCs w:val="false"/>
+                <w:sz w:val="19"/>
+                <w:szCs w:val="19"/>
+              </w:rPr>
+              <w:t xml:space="preserve">600</w:t>
+            </w:r>
+          </w:p>
+        </w:tc>
+        <w:tc>
+          <w:tcPr>
+            <w:tcW w:type="dxa" w:w="1800"/>
+            <w:tcBorders>
+              <w:top w:val="single" w:color="C9D1DC" w:sz="4"/>
+              <w:left w:val="single" w:color="C9D1DC" w:sz="4"/>
+              <w:bottom w:val="single" w:color="C9D1DC" w:sz="4"/>
+              <w:right w:val="single" w:color="C9D1DC" w:sz="4"/>
+            </w:tcBorders>
+            <w:tcMar>
+              <w:top w:type="dxa" w:w="80"/>
+              <w:left w:type="dxa" w:w="110"/>
+              <w:bottom w:type="dxa" w:w="80"/>
+              <w:right w:type="dxa" w:w="110"/>
+            </w:tcMar>
+          </w:tcPr>
+          <w:p>
+            <w:pPr>
+              <w:keepNext/>
+            </w:pPr>
+            <w:r>
+              <w:rPr>
+                <w:rFonts w:ascii="Calibri" w:cs="Calibri" w:eastAsia="Calibri" w:hAnsi="Calibri"/>
+                <w:b w:val="false"/>
+                <w:bCs w:val="false"/>
+                <w:sz w:val="19"/>
+                <w:szCs w:val="19"/>
+              </w:rPr>
+              <w:t xml:space="preserve">900</w:t>
+            </w:r>
+          </w:p>
+        </w:tc>
+      </w:tr>
+      <w:tr>
+        <w:trPr>
+          <w:cantSplit/>
+        </w:trPr>
+        <w:tc>
+          <w:tcPr>
+            <w:tcW w:type="dxa" w:w="3960"/>
+            <w:tcBorders>
+              <w:top w:val="single" w:color="C9D1DC" w:sz="4"/>
+              <w:left w:val="single" w:color="C9D1DC" w:sz="4"/>
+              <w:bottom w:val="single" w:color="C9D1DC" w:sz="4"/>
+              <w:right w:val="single" w:color="C9D1DC" w:sz="4"/>
+            </w:tcBorders>
+            <w:shd w:fill="EEF2F7" w:color="auto" w:val="clear"/>
+            <w:tcMar>
+              <w:top w:type="dxa" w:w="80"/>
+              <w:left w:type="dxa" w:w="110"/>
+              <w:bottom w:type="dxa" w:w="80"/>
+              <w:right w:type="dxa" w:w="110"/>
+            </w:tcMar>
+          </w:tcPr>
+          <w:p>
+            <w:pPr>
+              <w:keepNext/>
+            </w:pPr>
+            <w:r>
+              <w:rPr>
+                <w:rFonts w:ascii="Calibri" w:cs="Calibri" w:eastAsia="Calibri" w:hAnsi="Calibri"/>
+                <w:b/>
+                <w:bCs/>
+                <w:sz w:val="19"/>
+                <w:szCs w:val="19"/>
+              </w:rPr>
+              <w:t xml:space="preserve">Demostraciones</w:t>
+            </w:r>
+          </w:p>
+        </w:tc>
+        <w:tc>
+          <w:tcPr>
+            <w:tcW w:type="dxa" w:w="1800"/>
+            <w:tcBorders>
+              <w:top w:val="single" w:color="C9D1DC" w:sz="4"/>
+              <w:left w:val="single" w:color="C9D1DC" w:sz="4"/>
+              <w:bottom w:val="single" w:color="C9D1DC" w:sz="4"/>
+              <w:right w:val="single" w:color="C9D1DC" w:sz="4"/>
+            </w:tcBorders>
+            <w:shd w:fill="EEF2F7" w:color="auto" w:val="clear"/>
+            <w:tcMar>
+              <w:top w:type="dxa" w:w="80"/>
+              <w:left w:type="dxa" w:w="110"/>
+              <w:bottom w:type="dxa" w:w="80"/>
+              <w:right w:type="dxa" w:w="110"/>
+            </w:tcMar>
+          </w:tcPr>
+          <w:p>
+            <w:pPr>
+              <w:keepNext/>
+            </w:pPr>
+            <w:r>
+              <w:rPr>
+                <w:rFonts w:ascii="Calibri" w:cs="Calibri" w:eastAsia="Calibri" w:hAnsi="Calibri"/>
+                <w:b w:val="false"/>
+                <w:bCs w:val="false"/>
+                <w:sz w:val="19"/>
+                <w:szCs w:val="19"/>
+              </w:rPr>
+              <w:t xml:space="preserve">40</w:t>
+            </w:r>
+          </w:p>
+        </w:tc>
+        <w:tc>
+          <w:tcPr>
+            <w:tcW w:type="dxa" w:w="1800"/>
+            <w:tcBorders>
+              <w:top w:val="single" w:color="C9D1DC" w:sz="4"/>
+              <w:left w:val="single" w:color="C9D1DC" w:sz="4"/>
+              <w:bottom w:val="single" w:color="C9D1DC" w:sz="4"/>
+              <w:right w:val="single" w:color="C9D1DC" w:sz="4"/>
+            </w:tcBorders>
+            <w:shd w:fill="EEF2F7" w:color="auto" w:val="clear"/>
+            <w:tcMar>
+              <w:top w:type="dxa" w:w="80"/>
+              <w:left w:type="dxa" w:w="110"/>
+              <w:bottom w:type="dxa" w:w="80"/>
+              <w:right w:type="dxa" w:w="110"/>
+            </w:tcMar>
+          </w:tcPr>
+          <w:p>
+            <w:pPr>
+              <w:keepNext/>
+            </w:pPr>
+            <w:r>
+              <w:rPr>
+                <w:rFonts w:ascii="Calibri" w:cs="Calibri" w:eastAsia="Calibri" w:hAnsi="Calibri"/>
+                <w:b w:val="false"/>
+                <w:bCs w:val="false"/>
+                <w:sz w:val="19"/>
+                <w:szCs w:val="19"/>
+              </w:rPr>
+              <w:t xml:space="preserve">80</w:t>
+            </w:r>
+          </w:p>
+        </w:tc>
+        <w:tc>
+          <w:tcPr>
+            <w:tcW w:type="dxa" w:w="1800"/>
+            <w:tcBorders>
+              <w:top w:val="single" w:color="C9D1DC" w:sz="4"/>
+              <w:left w:val="single" w:color="C9D1DC" w:sz="4"/>
+              <w:bottom w:val="single" w:color="C9D1DC" w:sz="4"/>
+              <w:right w:val="single" w:color="C9D1DC" w:sz="4"/>
+            </w:tcBorders>
+            <w:shd w:fill="EEF2F7" w:color="auto" w:val="clear"/>
+            <w:tcMar>
+              <w:top w:type="dxa" w:w="80"/>
+              <w:left w:type="dxa" w:w="110"/>
+              <w:bottom w:type="dxa" w:w="80"/>
+              <w:right w:type="dxa" w:w="110"/>
+            </w:tcMar>
+          </w:tcPr>
+          <w:p>
+            <w:pPr>
+              <w:keepNext/>
+            </w:pPr>
+            <w:r>
+              <w:rPr>
+                <w:rFonts w:ascii="Calibri" w:cs="Calibri" w:eastAsia="Calibri" w:hAnsi="Calibri"/>
+                <w:b w:val="false"/>
+                <w:bCs w:val="false"/>
+                <w:sz w:val="19"/>
+                <w:szCs w:val="19"/>
+              </w:rPr>
+              <w:t xml:space="preserve">120</w:t>
+            </w:r>
+          </w:p>
+        </w:tc>
+      </w:tr>
+      <w:tr>
+        <w:trPr>
+          <w:cantSplit/>
+        </w:trPr>
+        <w:tc>
+          <w:tcPr>
+            <w:tcW w:type="dxa" w:w="3960"/>
+            <w:tcBorders>
+              <w:top w:val="single" w:color="C9D1DC" w:sz="4"/>
+              <w:left w:val="single" w:color="C9D1DC" w:sz="4"/>
+              <w:bottom w:val="single" w:color="C9D1DC" w:sz="4"/>
+              <w:right w:val="single" w:color="C9D1DC" w:sz="4"/>
+            </w:tcBorders>
+            <w:tcMar>
+              <w:top w:type="dxa" w:w="80"/>
+              <w:left w:type="dxa" w:w="110"/>
+              <w:bottom w:type="dxa" w:w="80"/>
+              <w:right w:type="dxa" w:w="110"/>
+            </w:tcMar>
+          </w:tcPr>
+          <w:p>
+            <w:pPr>
+              <w:keepNext/>
+            </w:pPr>
+            <w:r>
+              <w:rPr>
+                <w:rFonts w:ascii="Calibri" w:cs="Calibri" w:eastAsia="Calibri" w:hAnsi="Calibri"/>
+                <w:b/>
+                <w:bCs/>
+                <w:sz w:val="19"/>
+                <w:szCs w:val="19"/>
+              </w:rPr>
+              <w:t xml:space="preserve">Talleres con consumibles CLT</w:t>
+            </w:r>
+          </w:p>
+        </w:tc>
+        <w:tc>
+          <w:tcPr>
+            <w:tcW w:type="dxa" w:w="1800"/>
+            <w:tcBorders>
+              <w:top w:val="single" w:color="C9D1DC" w:sz="4"/>
+              <w:left w:val="single" w:color="C9D1DC" w:sz="4"/>
+              <w:bottom w:val="single" w:color="C9D1DC" w:sz="4"/>
+              <w:right w:val="single" w:color="C9D1DC" w:sz="4"/>
+            </w:tcBorders>
+            <w:tcMar>
+              <w:top w:type="dxa" w:w="80"/>
+              <w:left w:type="dxa" w:w="110"/>
+              <w:bottom w:type="dxa" w:w="80"/>
+              <w:right w:type="dxa" w:w="110"/>
+            </w:tcMar>
+          </w:tcPr>
+          <w:p>
+            <w:pPr>
+              <w:keepNext/>
+            </w:pPr>
+            <w:r>
+              <w:rPr>
+                <w:rFonts w:ascii="Calibri" w:cs="Calibri" w:eastAsia="Calibri" w:hAnsi="Calibri"/>
+                <w:b w:val="false"/>
+                <w:bCs w:val="false"/>
+                <w:sz w:val="19"/>
+                <w:szCs w:val="19"/>
+              </w:rPr>
+              <w:t xml:space="preserve">30</w:t>
+            </w:r>
+          </w:p>
+        </w:tc>
+        <w:tc>
+          <w:tcPr>
+            <w:tcW w:type="dxa" w:w="1800"/>
+            <w:tcBorders>
+              <w:top w:val="single" w:color="C9D1DC" w:sz="4"/>
+              <w:left w:val="single" w:color="C9D1DC" w:sz="4"/>
+              <w:bottom w:val="single" w:color="C9D1DC" w:sz="4"/>
+              <w:right w:val="single" w:color="C9D1DC" w:sz="4"/>
+            </w:tcBorders>
+            <w:tcMar>
+              <w:top w:type="dxa" w:w="80"/>
+              <w:left w:type="dxa" w:w="110"/>
+              <w:bottom w:type="dxa" w:w="80"/>
+              <w:right w:type="dxa" w:w="110"/>
+            </w:tcMar>
+          </w:tcPr>
+          <w:p>
+            <w:pPr>
+              <w:keepNext/>
+            </w:pPr>
+            <w:r>
+              <w:rPr>
+                <w:rFonts w:ascii="Calibri" w:cs="Calibri" w:eastAsia="Calibri" w:hAnsi="Calibri"/>
+                <w:b w:val="false"/>
+                <w:bCs w:val="false"/>
+                <w:sz w:val="19"/>
+                <w:szCs w:val="19"/>
+              </w:rPr>
+              <w:t xml:space="preserve">70</w:t>
+            </w:r>
+          </w:p>
+        </w:tc>
+        <w:tc>
+          <w:tcPr>
+            <w:tcW w:type="dxa" w:w="1800"/>
+            <w:tcBorders>
+              <w:top w:val="single" w:color="C9D1DC" w:sz="4"/>
+              <w:left w:val="single" w:color="C9D1DC" w:sz="4"/>
+              <w:bottom w:val="single" w:color="C9D1DC" w:sz="4"/>
+              <w:right w:val="single" w:color="C9D1DC" w:sz="4"/>
+            </w:tcBorders>
+            <w:tcMar>
+              <w:top w:type="dxa" w:w="80"/>
+              <w:left w:type="dxa" w:w="110"/>
+              <w:bottom w:type="dxa" w:w="80"/>
+              <w:right w:type="dxa" w:w="110"/>
+            </w:tcMar>
+          </w:tcPr>
+          <w:p>
+            <w:pPr>
+              <w:keepNext/>
+            </w:pPr>
+            <w:r>
+              <w:rPr>
+                <w:rFonts w:ascii="Calibri" w:cs="Calibri" w:eastAsia="Calibri" w:hAnsi="Calibri"/>
+                <w:b w:val="false"/>
+                <w:bCs w:val="false"/>
+                <w:sz w:val="19"/>
+                <w:szCs w:val="19"/>
+              </w:rPr>
+              <w:t xml:space="preserve">120</w:t>
+            </w:r>
+          </w:p>
+        </w:tc>
+      </w:tr>
+      <w:tr>
+        <w:trPr>
+          <w:cantSplit/>
+        </w:trPr>
+        <w:tc>
+          <w:tcPr>
+            <w:tcW w:type="dxa" w:w="3960"/>
+            <w:tcBorders>
+              <w:top w:val="single" w:color="C9D1DC" w:sz="4"/>
+              <w:left w:val="single" w:color="C9D1DC" w:sz="4"/>
+              <w:bottom w:val="single" w:color="C9D1DC" w:sz="4"/>
+              <w:right w:val="single" w:color="C9D1DC" w:sz="4"/>
+            </w:tcBorders>
+            <w:shd w:fill="EEF2F7" w:color="auto" w:val="clear"/>
+            <w:tcMar>
+              <w:top w:type="dxa" w:w="80"/>
+              <w:left w:type="dxa" w:w="110"/>
+              <w:bottom w:type="dxa" w:w="80"/>
+              <w:right w:type="dxa" w:w="110"/>
+            </w:tcMar>
+          </w:tcPr>
+          <w:p>
+            <w:pPr>
+              <w:keepNext w:val="false"/>
+            </w:pPr>
+            <w:r>
+              <w:rPr>
+                <w:rFonts w:ascii="Calibri" w:cs="Calibri" w:eastAsia="Calibri" w:hAnsi="Calibri"/>
+                <w:b/>
+                <w:bCs/>
+                <w:sz w:val="19"/>
+                <w:szCs w:val="19"/>
+              </w:rPr>
+              <w:t xml:space="preserve">Presupuesto de marketing</w:t>
+            </w:r>
+          </w:p>
+        </w:tc>
+        <w:tc>
+          <w:tcPr>
+            <w:tcW w:type="dxa" w:w="1800"/>
+            <w:tcBorders>
+              <w:top w:val="single" w:color="C9D1DC" w:sz="4"/>
+              <w:left w:val="single" w:color="C9D1DC" w:sz="4"/>
+              <w:bottom w:val="single" w:color="C9D1DC" w:sz="4"/>
+              <w:right w:val="single" w:color="C9D1DC" w:sz="4"/>
+            </w:tcBorders>
+            <w:shd w:fill="EEF2F7" w:color="auto" w:val="clear"/>
+            <w:tcMar>
+              <w:top w:type="dxa" w:w="80"/>
+              <w:left w:type="dxa" w:w="110"/>
+              <w:bottom w:type="dxa" w:w="80"/>
+              <w:right w:type="dxa" w:w="110"/>
+            </w:tcMar>
+          </w:tcPr>
+          <w:p>
+            <w:pPr>
+              <w:keepNext w:val="false"/>
+            </w:pPr>
+            <w:r>
+              <w:rPr>
+                <w:rFonts w:ascii="Calibri" w:cs="Calibri" w:eastAsia="Calibri" w:hAnsi="Calibri"/>
+                <w:b w:val="false"/>
+                <w:bCs w:val="false"/>
+                <w:sz w:val="19"/>
+                <w:szCs w:val="19"/>
+              </w:rPr>
+              <w:t xml:space="preserve">US$50k</w:t>
+            </w:r>
+          </w:p>
+        </w:tc>
+        <w:tc>
+          <w:tcPr>
+            <w:tcW w:type="dxa" w:w="1800"/>
+            <w:tcBorders>
+              <w:top w:val="single" w:color="C9D1DC" w:sz="4"/>
+              <w:left w:val="single" w:color="C9D1DC" w:sz="4"/>
+              <w:bottom w:val="single" w:color="C9D1DC" w:sz="4"/>
+              <w:right w:val="single" w:color="C9D1DC" w:sz="4"/>
+            </w:tcBorders>
+            <w:shd w:fill="EEF2F7" w:color="auto" w:val="clear"/>
+            <w:tcMar>
+              <w:top w:type="dxa" w:w="80"/>
+              <w:left w:type="dxa" w:w="110"/>
+              <w:bottom w:type="dxa" w:w="80"/>
+              <w:right w:type="dxa" w:w="110"/>
+            </w:tcMar>
+          </w:tcPr>
+          <w:p>
+            <w:pPr>
+              <w:keepNext w:val="false"/>
+            </w:pPr>
+            <w:r>
+              <w:rPr>
+                <w:rFonts w:ascii="Calibri" w:cs="Calibri" w:eastAsia="Calibri" w:hAnsi="Calibri"/>
+                <w:b w:val="false"/>
+                <w:bCs w:val="false"/>
+                <w:sz w:val="19"/>
+                <w:szCs w:val="19"/>
+              </w:rPr>
+              <w:t xml:space="preserve">US$65k</w:t>
+            </w:r>
+          </w:p>
+        </w:tc>
+        <w:tc>
+          <w:tcPr>
+            <w:tcW w:type="dxa" w:w="1800"/>
+            <w:tcBorders>
+              <w:top w:val="single" w:color="C9D1DC" w:sz="4"/>
+              <w:left w:val="single" w:color="C9D1DC" w:sz="4"/>
+              <w:bottom w:val="single" w:color="C9D1DC" w:sz="4"/>
+              <w:right w:val="single" w:color="C9D1DC" w:sz="4"/>
+            </w:tcBorders>
+            <w:shd w:fill="EEF2F7" w:color="auto" w:val="clear"/>
+            <w:tcMar>
+              <w:top w:type="dxa" w:w="80"/>
+              <w:left w:type="dxa" w:w="110"/>
+              <w:bottom w:type="dxa" w:w="80"/>
+              <w:right w:type="dxa" w:w="110"/>
+            </w:tcMar>
+          </w:tcPr>
+          <w:p>
+            <w:pPr>
+              <w:keepNext w:val="false"/>
+            </w:pPr>
+            <w:r>
+              <w:rPr>
+                <w:rFonts w:ascii="Calibri" w:cs="Calibri" w:eastAsia="Calibri" w:hAnsi="Calibri"/>
+                <w:b w:val="false"/>
+                <w:bCs w:val="false"/>
+                <w:sz w:val="19"/>
+                <w:szCs w:val="19"/>
+              </w:rPr>
+              <w:t xml:space="preserve">US$80k</w:t>
+            </w:r>
+          </w:p>
+        </w:tc>
+      </w:tr>
+    </w:tbl>
+    <w:p>
+      <w:pPr>
+        <w:spacing w:after="120"/>
+      </w:pPr>
+    </w:p>
+    <w:p>
+      <w:pPr>
+        <w:spacing w:after="160"/>
+      </w:pPr>
+      <w:r>
+        <w:t xml:space="preserve">Latinoamérica: ola 1 en El Salvador, Honduras y Guatemala (años 2–3), ola 2 en Perú y Colombia (año 3), con México como condición (5 líneas y casos documentados). Pedimos a CLT un fondo cooperativo de marketing del 3–5% de las compras, material de marca en español y apoyo de un ingeniero en el lanzamiento. Plan completo con calendario, presupuesto y tablero de indicadores en el Excel adjunto.</w:t>
+      </w:r>
+    </w:p>
+    <w:p>
+      <w:pPr>
+        <w:spacing w:after="200" w:before="80"/>
+      </w:pPr>
+      <w:r>
+        <w:rPr>
+          <w:i/>
+          <w:iCs/>
+          <w:color w:val="555555"/>
+          <w:sz w:val="18"/>
+          <w:szCs w:val="18"/>
+        </w:rPr>
+        <w:t xml:space="preserve">Metas y presupuesto: estimación a validar con CLT.</w:t>
       </w:r>
     </w:p>
     <w:p>

--- a/propuesta-clt/Propuesta_Distribucion_CLT_Mexico_ES.docx
+++ b/propuesta-clt/Propuesta_Distribucion_CLT_Mexico_ES.docx
@@ -7287,7 +7287,7 @@
                 <w:sz w:val="19"/>
                 <w:szCs w:val="19"/>
               </w:rPr>
-              <w:t xml:space="preserve">RMC de México</w:t>
+              <w:t xml:space="preserve">Industrias Manufactureras MYR</w:t>
             </w:r>
           </w:p>
         </w:tc>
@@ -7320,7 +7320,7 @@
                 <w:sz w:val="19"/>
                 <w:szCs w:val="19"/>
               </w:rPr>
-              <w:t xml:space="preserve">Linares, N.L.</w:t>
+              <w:t xml:space="preserve">Irapuato, Gto.</w:t>
             </w:r>
           </w:p>
         </w:tc>
@@ -7353,7 +7353,7 @@
                 <w:sz w:val="19"/>
                 <w:szCs w:val="19"/>
               </w:rPr>
-              <w:t xml:space="preserve">Planta vertical con estampado, sublimación, bordado, corte y costura; 336 trabajadores</w:t>
+              <w:t xml:space="preserve">Jerseys de la Selección Mexicana, Liga MX y MLS; 1,658 trabajadores; exporta a EE. UU. y Sudamérica</w:t>
             </w:r>
           </w:p>
         </w:tc>
@@ -7386,7 +7386,7 @@
                 <w:sz w:val="19"/>
                 <w:szCs w:val="19"/>
               </w:rPr>
-              <w:t xml:space="preserve">Under Armour, Nordstrom</w:t>
+              <w:t xml:space="preserve">adidas, Puma</w:t>
             </w:r>
           </w:p>
         </w:tc>
@@ -7402,7 +7402,7 @@
         <w:spacing w:after="160"/>
       </w:pPr>
       <w:r>
-        <w:t xml:space="preserve">Siguiente nivel (OEM): Grumax / BEX Bordados y Estampados (Xalapa), California Cutting &amp; Sewing (Puebla), Confecciones Clabeck / JHK (Tlalnepantla; auditada por Inditex y C&amp;A), Private Label Tehuacán (PVH, J.Crew, L.L.Bean), Industrias Manufactureras MYR (adidas, Puma; jerseys de la Selección Mexicana), Augusta Sportswear de México (Fanatics), Zentrix (Nike, Lululemon) y Baja Skiva Screen Printing (Disney).</w:t>
+        <w:t xml:space="preserve">Siguiente nivel (OEM): Grumax / BEX Bordados y Estampados (Xalapa), California Cutting &amp; Sewing (Puebla), Confecciones Clabeck / JHK (Tlalnepantla; auditada por Inditex y C&amp;A), Private Label Tehuacán (PVH, J.Crew, L.L.Bean), Augusta Sportswear de México (Fanatics), Zentrix (Nike, Lululemon) y Baja Skiva Screen Printing (Disney).</w:t>
       </w:r>
     </w:p>
     <w:p>

--- a/propuesta-clt/Propuesta_Distribucion_CLT_Mexico_ES.docx
+++ b/propuesta-clt/Propuesta_Distribucion_CLT_Mexico_ES.docx
@@ -3969,6 +3969,812 @@
       </w:pPr>
       <w:r>
         <w:t xml:space="preserve">Referencia de precio de la competencia: pulpo automático M&amp;R Cobra 10 estaciones / 8 colores, ~US$88 mil en EE. UU.</w:t>
+      </w:r>
+    </w:p>
+    <w:p>
+      <w:pPr>
+        <w:pStyle w:val="Heading2"/>
+      </w:pPr>
+      <w:r>
+        <w:t xml:space="preserve">Mercado en valor: impresión textil digital en México</w:t>
+      </w:r>
+    </w:p>
+    <w:tbl>
+      <w:tblPr>
+        <w:tblW w:type="dxa" w:w="9360"/>
+        <w:tblBorders>
+          <w:top w:val="single" w:color="auto" w:sz="4"/>
+          <w:left w:val="single" w:color="auto" w:sz="4"/>
+          <w:bottom w:val="single" w:color="auto" w:sz="4"/>
+          <w:right w:val="single" w:color="auto" w:sz="4"/>
+          <w:insideH w:val="single" w:color="auto" w:sz="4"/>
+          <w:insideV w:val="single" w:color="auto" w:sz="4"/>
+        </w:tblBorders>
+      </w:tblPr>
+      <w:tblGrid>
+        <w:gridCol w:w="3000"/>
+        <w:gridCol w:w="3960"/>
+        <w:gridCol w:w="2400"/>
+      </w:tblGrid>
+      <w:tr>
+        <w:trPr>
+          <w:cantSplit/>
+          <w:tblHeader/>
+        </w:trPr>
+        <w:tc>
+          <w:tcPr>
+            <w:tcW w:type="dxa" w:w="3000"/>
+            <w:tcBorders>
+              <w:top w:val="single" w:color="C9D1DC" w:sz="4"/>
+              <w:left w:val="single" w:color="C9D1DC" w:sz="4"/>
+              <w:bottom w:val="single" w:color="C9D1DC" w:sz="4"/>
+              <w:right w:val="single" w:color="C9D1DC" w:sz="4"/>
+            </w:tcBorders>
+            <w:shd w:fill="1B1F3B" w:color="auto" w:val="clear"/>
+            <w:tcMar>
+              <w:top w:type="dxa" w:w="80"/>
+              <w:left w:type="dxa" w:w="110"/>
+              <w:bottom w:type="dxa" w:w="80"/>
+              <w:right w:type="dxa" w:w="110"/>
+            </w:tcMar>
+          </w:tcPr>
+          <w:p>
+            <w:pPr>
+              <w:keepNext/>
+            </w:pPr>
+            <w:r>
+              <w:rPr>
+                <w:rFonts w:ascii="Calibri" w:cs="Calibri" w:eastAsia="Calibri" w:hAnsi="Calibri"/>
+                <w:b/>
+                <w:bCs/>
+                <w:color w:val="FFFFFF"/>
+                <w:sz w:val="19"/>
+                <w:szCs w:val="19"/>
+              </w:rPr>
+              <w:t xml:space="preserve">Indicador</w:t>
+            </w:r>
+          </w:p>
+        </w:tc>
+        <w:tc>
+          <w:tcPr>
+            <w:tcW w:type="dxa" w:w="3960"/>
+            <w:tcBorders>
+              <w:top w:val="single" w:color="C9D1DC" w:sz="4"/>
+              <w:left w:val="single" w:color="C9D1DC" w:sz="4"/>
+              <w:bottom w:val="single" w:color="C9D1DC" w:sz="4"/>
+              <w:right w:val="single" w:color="C9D1DC" w:sz="4"/>
+            </w:tcBorders>
+            <w:shd w:fill="1B1F3B" w:color="auto" w:val="clear"/>
+            <w:tcMar>
+              <w:top w:type="dxa" w:w="80"/>
+              <w:left w:type="dxa" w:w="110"/>
+              <w:bottom w:type="dxa" w:w="80"/>
+              <w:right w:type="dxa" w:w="110"/>
+            </w:tcMar>
+          </w:tcPr>
+          <w:p>
+            <w:pPr>
+              <w:keepNext/>
+            </w:pPr>
+            <w:r>
+              <w:rPr>
+                <w:rFonts w:ascii="Calibri" w:cs="Calibri" w:eastAsia="Calibri" w:hAnsi="Calibri"/>
+                <w:b/>
+                <w:bCs/>
+                <w:color w:val="FFFFFF"/>
+                <w:sz w:val="19"/>
+                <w:szCs w:val="19"/>
+              </w:rPr>
+              <w:t xml:space="preserve">Dato</w:t>
+            </w:r>
+          </w:p>
+        </w:tc>
+        <w:tc>
+          <w:tcPr>
+            <w:tcW w:type="dxa" w:w="2400"/>
+            <w:tcBorders>
+              <w:top w:val="single" w:color="C9D1DC" w:sz="4"/>
+              <w:left w:val="single" w:color="C9D1DC" w:sz="4"/>
+              <w:bottom w:val="single" w:color="C9D1DC" w:sz="4"/>
+              <w:right w:val="single" w:color="C9D1DC" w:sz="4"/>
+            </w:tcBorders>
+            <w:shd w:fill="1B1F3B" w:color="auto" w:val="clear"/>
+            <w:tcMar>
+              <w:top w:type="dxa" w:w="80"/>
+              <w:left w:type="dxa" w:w="110"/>
+              <w:bottom w:type="dxa" w:w="80"/>
+              <w:right w:type="dxa" w:w="110"/>
+            </w:tcMar>
+          </w:tcPr>
+          <w:p>
+            <w:pPr>
+              <w:keepNext/>
+            </w:pPr>
+            <w:r>
+              <w:rPr>
+                <w:rFonts w:ascii="Calibri" w:cs="Calibri" w:eastAsia="Calibri" w:hAnsi="Calibri"/>
+                <w:b/>
+                <w:bCs/>
+                <w:color w:val="FFFFFF"/>
+                <w:sz w:val="19"/>
+                <w:szCs w:val="19"/>
+              </w:rPr>
+              <w:t xml:space="preserve">Fuente</w:t>
+            </w:r>
+          </w:p>
+        </w:tc>
+      </w:tr>
+      <w:tr>
+        <w:trPr>
+          <w:cantSplit/>
+        </w:trPr>
+        <w:tc>
+          <w:tcPr>
+            <w:tcW w:type="dxa" w:w="3000"/>
+            <w:tcBorders>
+              <w:top w:val="single" w:color="C9D1DC" w:sz="4"/>
+              <w:left w:val="single" w:color="C9D1DC" w:sz="4"/>
+              <w:bottom w:val="single" w:color="C9D1DC" w:sz="4"/>
+              <w:right w:val="single" w:color="C9D1DC" w:sz="4"/>
+            </w:tcBorders>
+            <w:tcMar>
+              <w:top w:type="dxa" w:w="80"/>
+              <w:left w:type="dxa" w:w="110"/>
+              <w:bottom w:type="dxa" w:w="80"/>
+              <w:right w:type="dxa" w:w="110"/>
+            </w:tcMar>
+          </w:tcPr>
+          <w:p>
+            <w:pPr>
+              <w:keepNext/>
+            </w:pPr>
+            <w:r>
+              <w:rPr>
+                <w:rFonts w:ascii="Calibri" w:cs="Calibri" w:eastAsia="Calibri" w:hAnsi="Calibri"/>
+                <w:b/>
+                <w:bCs/>
+                <w:sz w:val="19"/>
+                <w:szCs w:val="19"/>
+              </w:rPr>
+              <w:t xml:space="preserve">Tamaño 2024</w:t>
+            </w:r>
+          </w:p>
+        </w:tc>
+        <w:tc>
+          <w:tcPr>
+            <w:tcW w:type="dxa" w:w="3960"/>
+            <w:tcBorders>
+              <w:top w:val="single" w:color="C9D1DC" w:sz="4"/>
+              <w:left w:val="single" w:color="C9D1DC" w:sz="4"/>
+              <w:bottom w:val="single" w:color="C9D1DC" w:sz="4"/>
+              <w:right w:val="single" w:color="C9D1DC" w:sz="4"/>
+            </w:tcBorders>
+            <w:tcMar>
+              <w:top w:type="dxa" w:w="80"/>
+              <w:left w:type="dxa" w:w="110"/>
+              <w:bottom w:type="dxa" w:w="80"/>
+              <w:right w:type="dxa" w:w="110"/>
+            </w:tcMar>
+          </w:tcPr>
+          <w:p>
+            <w:pPr>
+              <w:keepNext/>
+            </w:pPr>
+            <w:r>
+              <w:rPr>
+                <w:rFonts w:ascii="Calibri" w:cs="Calibri" w:eastAsia="Calibri" w:hAnsi="Calibri"/>
+                <w:b w:val="false"/>
+                <w:bCs w:val="false"/>
+                <w:sz w:val="19"/>
+                <w:szCs w:val="19"/>
+              </w:rPr>
+              <w:t xml:space="preserve">US$116.5 millones (2.0% del mercado mundial)</w:t>
+            </w:r>
+          </w:p>
+        </w:tc>
+        <w:tc>
+          <w:tcPr>
+            <w:tcW w:type="dxa" w:w="2400"/>
+            <w:tcBorders>
+              <w:top w:val="single" w:color="C9D1DC" w:sz="4"/>
+              <w:left w:val="single" w:color="C9D1DC" w:sz="4"/>
+              <w:bottom w:val="single" w:color="C9D1DC" w:sz="4"/>
+              <w:right w:val="single" w:color="C9D1DC" w:sz="4"/>
+            </w:tcBorders>
+            <w:tcMar>
+              <w:top w:type="dxa" w:w="80"/>
+              <w:left w:type="dxa" w:w="110"/>
+              <w:bottom w:type="dxa" w:w="80"/>
+              <w:right w:type="dxa" w:w="110"/>
+            </w:tcMar>
+          </w:tcPr>
+          <w:p>
+            <w:pPr>
+              <w:keepNext/>
+            </w:pPr>
+            <w:r>
+              <w:rPr>
+                <w:rFonts w:ascii="Calibri" w:cs="Calibri" w:eastAsia="Calibri" w:hAnsi="Calibri"/>
+                <w:b w:val="false"/>
+                <w:bCs w:val="false"/>
+                <w:sz w:val="19"/>
+                <w:szCs w:val="19"/>
+              </w:rPr>
+              <w:t xml:space="preserve">Grand View Research</w:t>
+            </w:r>
+          </w:p>
+        </w:tc>
+      </w:tr>
+      <w:tr>
+        <w:trPr>
+          <w:cantSplit/>
+        </w:trPr>
+        <w:tc>
+          <w:tcPr>
+            <w:tcW w:type="dxa" w:w="3000"/>
+            <w:tcBorders>
+              <w:top w:val="single" w:color="C9D1DC" w:sz="4"/>
+              <w:left w:val="single" w:color="C9D1DC" w:sz="4"/>
+              <w:bottom w:val="single" w:color="C9D1DC" w:sz="4"/>
+              <w:right w:val="single" w:color="C9D1DC" w:sz="4"/>
+            </w:tcBorders>
+            <w:shd w:fill="EEF2F7" w:color="auto" w:val="clear"/>
+            <w:tcMar>
+              <w:top w:type="dxa" w:w="80"/>
+              <w:left w:type="dxa" w:w="110"/>
+              <w:bottom w:type="dxa" w:w="80"/>
+              <w:right w:type="dxa" w:w="110"/>
+            </w:tcMar>
+          </w:tcPr>
+          <w:p>
+            <w:pPr>
+              <w:keepNext/>
+            </w:pPr>
+            <w:r>
+              <w:rPr>
+                <w:rFonts w:ascii="Calibri" w:cs="Calibri" w:eastAsia="Calibri" w:hAnsi="Calibri"/>
+                <w:b/>
+                <w:bCs/>
+                <w:sz w:val="19"/>
+                <w:szCs w:val="19"/>
+              </w:rPr>
+              <w:t xml:space="preserve">Proyección 2030</w:t>
+            </w:r>
+          </w:p>
+        </w:tc>
+        <w:tc>
+          <w:tcPr>
+            <w:tcW w:type="dxa" w:w="3960"/>
+            <w:tcBorders>
+              <w:top w:val="single" w:color="C9D1DC" w:sz="4"/>
+              <w:left w:val="single" w:color="C9D1DC" w:sz="4"/>
+              <w:bottom w:val="single" w:color="C9D1DC" w:sz="4"/>
+              <w:right w:val="single" w:color="C9D1DC" w:sz="4"/>
+            </w:tcBorders>
+            <w:shd w:fill="EEF2F7" w:color="auto" w:val="clear"/>
+            <w:tcMar>
+              <w:top w:type="dxa" w:w="80"/>
+              <w:left w:type="dxa" w:w="110"/>
+              <w:bottom w:type="dxa" w:w="80"/>
+              <w:right w:type="dxa" w:w="110"/>
+            </w:tcMar>
+          </w:tcPr>
+          <w:p>
+            <w:pPr>
+              <w:keepNext/>
+            </w:pPr>
+            <w:r>
+              <w:rPr>
+                <w:rFonts w:ascii="Calibri" w:cs="Calibri" w:eastAsia="Calibri" w:hAnsi="Calibri"/>
+                <w:b w:val="false"/>
+                <w:bCs w:val="false"/>
+                <w:sz w:val="19"/>
+                <w:szCs w:val="19"/>
+              </w:rPr>
+              <w:t xml:space="preserve">US$217.6 millones; crecimiento de 11.5% anual (2025–2030)</w:t>
+            </w:r>
+          </w:p>
+        </w:tc>
+        <w:tc>
+          <w:tcPr>
+            <w:tcW w:type="dxa" w:w="2400"/>
+            <w:tcBorders>
+              <w:top w:val="single" w:color="C9D1DC" w:sz="4"/>
+              <w:left w:val="single" w:color="C9D1DC" w:sz="4"/>
+              <w:bottom w:val="single" w:color="C9D1DC" w:sz="4"/>
+              <w:right w:val="single" w:color="C9D1DC" w:sz="4"/>
+            </w:tcBorders>
+            <w:shd w:fill="EEF2F7" w:color="auto" w:val="clear"/>
+            <w:tcMar>
+              <w:top w:type="dxa" w:w="80"/>
+              <w:left w:type="dxa" w:w="110"/>
+              <w:bottom w:type="dxa" w:w="80"/>
+              <w:right w:type="dxa" w:w="110"/>
+            </w:tcMar>
+          </w:tcPr>
+          <w:p>
+            <w:pPr>
+              <w:keepNext/>
+            </w:pPr>
+            <w:r>
+              <w:rPr>
+                <w:rFonts w:ascii="Calibri" w:cs="Calibri" w:eastAsia="Calibri" w:hAnsi="Calibri"/>
+                <w:b w:val="false"/>
+                <w:bCs w:val="false"/>
+                <w:sz w:val="19"/>
+                <w:szCs w:val="19"/>
+              </w:rPr>
+              <w:t xml:space="preserve">Grand View Research</w:t>
+            </w:r>
+          </w:p>
+        </w:tc>
+      </w:tr>
+      <w:tr>
+        <w:trPr>
+          <w:cantSplit/>
+        </w:trPr>
+        <w:tc>
+          <w:tcPr>
+            <w:tcW w:type="dxa" w:w="3000"/>
+            <w:tcBorders>
+              <w:top w:val="single" w:color="C9D1DC" w:sz="4"/>
+              <w:left w:val="single" w:color="C9D1DC" w:sz="4"/>
+              <w:bottom w:val="single" w:color="C9D1DC" w:sz="4"/>
+              <w:right w:val="single" w:color="C9D1DC" w:sz="4"/>
+            </w:tcBorders>
+            <w:tcMar>
+              <w:top w:type="dxa" w:w="80"/>
+              <w:left w:type="dxa" w:w="110"/>
+              <w:bottom w:type="dxa" w:w="80"/>
+              <w:right w:type="dxa" w:w="110"/>
+            </w:tcMar>
+          </w:tcPr>
+          <w:p>
+            <w:pPr>
+              <w:keepNext/>
+            </w:pPr>
+            <w:r>
+              <w:rPr>
+                <w:rFonts w:ascii="Calibri" w:cs="Calibri" w:eastAsia="Calibri" w:hAnsi="Calibri"/>
+                <w:b/>
+                <w:bCs/>
+                <w:sz w:val="19"/>
+                <w:szCs w:val="19"/>
+              </w:rPr>
+              <w:t xml:space="preserve">Proceso dominante</w:t>
+            </w:r>
+          </w:p>
+        </w:tc>
+        <w:tc>
+          <w:tcPr>
+            <w:tcW w:type="dxa" w:w="3960"/>
+            <w:tcBorders>
+              <w:top w:val="single" w:color="C9D1DC" w:sz="4"/>
+              <w:left w:val="single" w:color="C9D1DC" w:sz="4"/>
+              <w:bottom w:val="single" w:color="C9D1DC" w:sz="4"/>
+              <w:right w:val="single" w:color="C9D1DC" w:sz="4"/>
+            </w:tcBorders>
+            <w:tcMar>
+              <w:top w:type="dxa" w:w="80"/>
+              <w:left w:type="dxa" w:w="110"/>
+              <w:bottom w:type="dxa" w:w="80"/>
+              <w:right w:type="dxa" w:w="110"/>
+            </w:tcMar>
+          </w:tcPr>
+          <w:p>
+            <w:pPr>
+              <w:keepNext/>
+            </w:pPr>
+            <w:r>
+              <w:rPr>
+                <w:rFonts w:ascii="Calibri" w:cs="Calibri" w:eastAsia="Calibri" w:hAnsi="Calibri"/>
+                <w:b w:val="false"/>
+                <w:bCs w:val="false"/>
+                <w:sz w:val="19"/>
+                <w:szCs w:val="19"/>
+              </w:rPr>
+              <w:t xml:space="preserve">Directo a tela (rollo): 74% de los ingresos en 2024</w:t>
+            </w:r>
+          </w:p>
+        </w:tc>
+        <w:tc>
+          <w:tcPr>
+            <w:tcW w:type="dxa" w:w="2400"/>
+            <w:tcBorders>
+              <w:top w:val="single" w:color="C9D1DC" w:sz="4"/>
+              <w:left w:val="single" w:color="C9D1DC" w:sz="4"/>
+              <w:bottom w:val="single" w:color="C9D1DC" w:sz="4"/>
+              <w:right w:val="single" w:color="C9D1DC" w:sz="4"/>
+            </w:tcBorders>
+            <w:tcMar>
+              <w:top w:type="dxa" w:w="80"/>
+              <w:left w:type="dxa" w:w="110"/>
+              <w:bottom w:type="dxa" w:w="80"/>
+              <w:right w:type="dxa" w:w="110"/>
+            </w:tcMar>
+          </w:tcPr>
+          <w:p>
+            <w:pPr>
+              <w:keepNext/>
+            </w:pPr>
+            <w:r>
+              <w:rPr>
+                <w:rFonts w:ascii="Calibri" w:cs="Calibri" w:eastAsia="Calibri" w:hAnsi="Calibri"/>
+                <w:b w:val="false"/>
+                <w:bCs w:val="false"/>
+                <w:sz w:val="19"/>
+                <w:szCs w:val="19"/>
+              </w:rPr>
+              <w:t xml:space="preserve">Grand View Research</w:t>
+            </w:r>
+          </w:p>
+        </w:tc>
+      </w:tr>
+      <w:tr>
+        <w:trPr>
+          <w:cantSplit/>
+        </w:trPr>
+        <w:tc>
+          <w:tcPr>
+            <w:tcW w:type="dxa" w:w="3000"/>
+            <w:tcBorders>
+              <w:top w:val="single" w:color="C9D1DC" w:sz="4"/>
+              <w:left w:val="single" w:color="C9D1DC" w:sz="4"/>
+              <w:bottom w:val="single" w:color="C9D1DC" w:sz="4"/>
+              <w:right w:val="single" w:color="C9D1DC" w:sz="4"/>
+            </w:tcBorders>
+            <w:shd w:fill="EEF2F7" w:color="auto" w:val="clear"/>
+            <w:tcMar>
+              <w:top w:type="dxa" w:w="80"/>
+              <w:left w:type="dxa" w:w="110"/>
+              <w:bottom w:type="dxa" w:w="80"/>
+              <w:right w:type="dxa" w:w="110"/>
+            </w:tcMar>
+          </w:tcPr>
+          <w:p>
+            <w:pPr>
+              <w:keepNext/>
+            </w:pPr>
+            <w:r>
+              <w:rPr>
+                <w:rFonts w:ascii="Calibri" w:cs="Calibri" w:eastAsia="Calibri" w:hAnsi="Calibri"/>
+                <w:b/>
+                <w:bCs/>
+                <w:sz w:val="19"/>
+                <w:szCs w:val="19"/>
+              </w:rPr>
+              <w:t xml:space="preserve">Segmento de mayor crecimiento</w:t>
+            </w:r>
+          </w:p>
+        </w:tc>
+        <w:tc>
+          <w:tcPr>
+            <w:tcW w:type="dxa" w:w="3960"/>
+            <w:tcBorders>
+              <w:top w:val="single" w:color="C9D1DC" w:sz="4"/>
+              <w:left w:val="single" w:color="C9D1DC" w:sz="4"/>
+              <w:bottom w:val="single" w:color="C9D1DC" w:sz="4"/>
+              <w:right w:val="single" w:color="C9D1DC" w:sz="4"/>
+            </w:tcBorders>
+            <w:shd w:fill="EEF2F7" w:color="auto" w:val="clear"/>
+            <w:tcMar>
+              <w:top w:type="dxa" w:w="80"/>
+              <w:left w:type="dxa" w:w="110"/>
+              <w:bottom w:type="dxa" w:w="80"/>
+              <w:right w:type="dxa" w:w="110"/>
+            </w:tcMar>
+          </w:tcPr>
+          <w:p>
+            <w:pPr>
+              <w:keepNext/>
+            </w:pPr>
+            <w:r>
+              <w:rPr>
+                <w:rFonts w:ascii="Calibri" w:cs="Calibri" w:eastAsia="Calibri" w:hAnsi="Calibri"/>
+                <w:b w:val="false"/>
+                <w:bCs w:val="false"/>
+                <w:sz w:val="19"/>
+                <w:szCs w:val="19"/>
+              </w:rPr>
+              <w:t xml:space="preserve">Directo a prenda (DTG): el más dinámico y rentable</w:t>
+            </w:r>
+          </w:p>
+        </w:tc>
+        <w:tc>
+          <w:tcPr>
+            <w:tcW w:type="dxa" w:w="2400"/>
+            <w:tcBorders>
+              <w:top w:val="single" w:color="C9D1DC" w:sz="4"/>
+              <w:left w:val="single" w:color="C9D1DC" w:sz="4"/>
+              <w:bottom w:val="single" w:color="C9D1DC" w:sz="4"/>
+              <w:right w:val="single" w:color="C9D1DC" w:sz="4"/>
+            </w:tcBorders>
+            <w:shd w:fill="EEF2F7" w:color="auto" w:val="clear"/>
+            <w:tcMar>
+              <w:top w:type="dxa" w:w="80"/>
+              <w:left w:type="dxa" w:w="110"/>
+              <w:bottom w:type="dxa" w:w="80"/>
+              <w:right w:type="dxa" w:w="110"/>
+            </w:tcMar>
+          </w:tcPr>
+          <w:p>
+            <w:pPr>
+              <w:keepNext/>
+            </w:pPr>
+            <w:r>
+              <w:rPr>
+                <w:rFonts w:ascii="Calibri" w:cs="Calibri" w:eastAsia="Calibri" w:hAnsi="Calibri"/>
+                <w:b w:val="false"/>
+                <w:bCs w:val="false"/>
+                <w:sz w:val="19"/>
+                <w:szCs w:val="19"/>
+              </w:rPr>
+              <w:t xml:space="preserve">Grand View Research</w:t>
+            </w:r>
+          </w:p>
+        </w:tc>
+      </w:tr>
+      <w:tr>
+        <w:trPr>
+          <w:cantSplit/>
+        </w:trPr>
+        <w:tc>
+          <w:tcPr>
+            <w:tcW w:type="dxa" w:w="3000"/>
+            <w:tcBorders>
+              <w:top w:val="single" w:color="C9D1DC" w:sz="4"/>
+              <w:left w:val="single" w:color="C9D1DC" w:sz="4"/>
+              <w:bottom w:val="single" w:color="C9D1DC" w:sz="4"/>
+              <w:right w:val="single" w:color="C9D1DC" w:sz="4"/>
+            </w:tcBorders>
+            <w:tcMar>
+              <w:top w:type="dxa" w:w="80"/>
+              <w:left w:type="dxa" w:w="110"/>
+              <w:bottom w:type="dxa" w:w="80"/>
+              <w:right w:type="dxa" w:w="110"/>
+            </w:tcMar>
+          </w:tcPr>
+          <w:p>
+            <w:pPr>
+              <w:keepNext/>
+            </w:pPr>
+            <w:r>
+              <w:rPr>
+                <w:rFonts w:ascii="Calibri" w:cs="Calibri" w:eastAsia="Calibri" w:hAnsi="Calibri"/>
+                <w:b/>
+                <w:bCs/>
+                <w:sz w:val="19"/>
+                <w:szCs w:val="19"/>
+              </w:rPr>
+              <w:t xml:space="preserve">Latinoamérica</w:t>
+            </w:r>
+          </w:p>
+        </w:tc>
+        <w:tc>
+          <w:tcPr>
+            <w:tcW w:type="dxa" w:w="3960"/>
+            <w:tcBorders>
+              <w:top w:val="single" w:color="C9D1DC" w:sz="4"/>
+              <w:left w:val="single" w:color="C9D1DC" w:sz="4"/>
+              <w:bottom w:val="single" w:color="C9D1DC" w:sz="4"/>
+              <w:right w:val="single" w:color="C9D1DC" w:sz="4"/>
+            </w:tcBorders>
+            <w:tcMar>
+              <w:top w:type="dxa" w:w="80"/>
+              <w:left w:type="dxa" w:w="110"/>
+              <w:bottom w:type="dxa" w:w="80"/>
+              <w:right w:type="dxa" w:w="110"/>
+            </w:tcMar>
+          </w:tcPr>
+          <w:p>
+            <w:pPr>
+              <w:keepNext/>
+            </w:pPr>
+            <w:r>
+              <w:rPr>
+                <w:rFonts w:ascii="Calibri" w:cs="Calibri" w:eastAsia="Calibri" w:hAnsi="Calibri"/>
+                <w:b w:val="false"/>
+                <w:bCs w:val="false"/>
+                <w:sz w:val="19"/>
+                <w:szCs w:val="19"/>
+              </w:rPr>
+              <w:t xml:space="preserve">~11.8% de crecimiento anual hasta 2034; Brasil y México son los mercados líderes</w:t>
+            </w:r>
+          </w:p>
+        </w:tc>
+        <w:tc>
+          <w:tcPr>
+            <w:tcW w:type="dxa" w:w="2400"/>
+            <w:tcBorders>
+              <w:top w:val="single" w:color="C9D1DC" w:sz="4"/>
+              <w:left w:val="single" w:color="C9D1DC" w:sz="4"/>
+              <w:bottom w:val="single" w:color="C9D1DC" w:sz="4"/>
+              <w:right w:val="single" w:color="C9D1DC" w:sz="4"/>
+            </w:tcBorders>
+            <w:tcMar>
+              <w:top w:type="dxa" w:w="80"/>
+              <w:left w:type="dxa" w:w="110"/>
+              <w:bottom w:type="dxa" w:w="80"/>
+              <w:right w:type="dxa" w:w="110"/>
+            </w:tcMar>
+          </w:tcPr>
+          <w:p>
+            <w:pPr>
+              <w:keepNext/>
+            </w:pPr>
+            <w:r>
+              <w:rPr>
+                <w:rFonts w:ascii="Calibri" w:cs="Calibri" w:eastAsia="Calibri" w:hAnsi="Calibri"/>
+                <w:b w:val="false"/>
+                <w:bCs w:val="false"/>
+                <w:sz w:val="19"/>
+                <w:szCs w:val="19"/>
+              </w:rPr>
+              <w:t xml:space="preserve">Cannata Report</w:t>
+            </w:r>
+          </w:p>
+        </w:tc>
+      </w:tr>
+      <w:tr>
+        <w:trPr>
+          <w:cantSplit/>
+        </w:trPr>
+        <w:tc>
+          <w:tcPr>
+            <w:tcW w:type="dxa" w:w="3000"/>
+            <w:tcBorders>
+              <w:top w:val="single" w:color="C9D1DC" w:sz="4"/>
+              <w:left w:val="single" w:color="C9D1DC" w:sz="4"/>
+              <w:bottom w:val="single" w:color="C9D1DC" w:sz="4"/>
+              <w:right w:val="single" w:color="C9D1DC" w:sz="4"/>
+            </w:tcBorders>
+            <w:shd w:fill="EEF2F7" w:color="auto" w:val="clear"/>
+            <w:tcMar>
+              <w:top w:type="dxa" w:w="80"/>
+              <w:left w:type="dxa" w:w="110"/>
+              <w:bottom w:type="dxa" w:w="80"/>
+              <w:right w:type="dxa" w:w="110"/>
+            </w:tcMar>
+          </w:tcPr>
+          <w:p>
+            <w:pPr>
+              <w:keepNext w:val="false"/>
+            </w:pPr>
+            <w:r>
+              <w:rPr>
+                <w:rFonts w:ascii="Calibri" w:cs="Calibri" w:eastAsia="Calibri" w:hAnsi="Calibri"/>
+                <w:b/>
+                <w:bCs/>
+                <w:sz w:val="19"/>
+                <w:szCs w:val="19"/>
+              </w:rPr>
+              <w:t xml:space="preserve">Competidor principal en digital</w:t>
+            </w:r>
+          </w:p>
+        </w:tc>
+        <w:tc>
+          <w:tcPr>
+            <w:tcW w:type="dxa" w:w="3960"/>
+            <w:tcBorders>
+              <w:top w:val="single" w:color="C9D1DC" w:sz="4"/>
+              <w:left w:val="single" w:color="C9D1DC" w:sz="4"/>
+              <w:bottom w:val="single" w:color="C9D1DC" w:sz="4"/>
+              <w:right w:val="single" w:color="C9D1DC" w:sz="4"/>
+            </w:tcBorders>
+            <w:shd w:fill="EEF2F7" w:color="auto" w:val="clear"/>
+            <w:tcMar>
+              <w:top w:type="dxa" w:w="80"/>
+              <w:left w:type="dxa" w:w="110"/>
+              <w:bottom w:type="dxa" w:w="80"/>
+              <w:right w:type="dxa" w:w="110"/>
+            </w:tcMar>
+          </w:tcPr>
+          <w:p>
+            <w:pPr>
+              <w:keepNext w:val="false"/>
+            </w:pPr>
+            <w:r>
+              <w:rPr>
+                <w:rFonts w:ascii="Calibri" w:cs="Calibri" w:eastAsia="Calibri" w:hAnsi="Calibri"/>
+                <w:b w:val="false"/>
+                <w:bCs w:val="false"/>
+                <w:sz w:val="19"/>
+                <w:szCs w:val="19"/>
+              </w:rPr>
+              <w:t xml:space="preserve">Epson declara ~60% del textil digital en México (sin estudio independiente)</w:t>
+            </w:r>
+          </w:p>
+        </w:tc>
+        <w:tc>
+          <w:tcPr>
+            <w:tcW w:type="dxa" w:w="2400"/>
+            <w:tcBorders>
+              <w:top w:val="single" w:color="C9D1DC" w:sz="4"/>
+              <w:left w:val="single" w:color="C9D1DC" w:sz="4"/>
+              <w:bottom w:val="single" w:color="C9D1DC" w:sz="4"/>
+              <w:right w:val="single" w:color="C9D1DC" w:sz="4"/>
+            </w:tcBorders>
+            <w:shd w:fill="EEF2F7" w:color="auto" w:val="clear"/>
+            <w:tcMar>
+              <w:top w:type="dxa" w:w="80"/>
+              <w:left w:type="dxa" w:w="110"/>
+              <w:bottom w:type="dxa" w:w="80"/>
+              <w:right w:type="dxa" w:w="110"/>
+            </w:tcMar>
+          </w:tcPr>
+          <w:p>
+            <w:pPr>
+              <w:keepNext w:val="false"/>
+            </w:pPr>
+            <w:r>
+              <w:rPr>
+                <w:rFonts w:ascii="Calibri" w:cs="Calibri" w:eastAsia="Calibri" w:hAnsi="Calibri"/>
+                <w:b w:val="false"/>
+                <w:bCs w:val="false"/>
+                <w:sz w:val="19"/>
+                <w:szCs w:val="19"/>
+              </w:rPr>
+              <w:t xml:space="preserve">Epson en FESPA, sept. 2026</w:t>
+            </w:r>
+          </w:p>
+        </w:tc>
+      </w:tr>
+    </w:tbl>
+    <w:p>
+      <w:pPr>
+        <w:spacing w:after="120"/>
+      </w:pPr>
+    </w:p>
+    <w:p>
+      <w:pPr>
+        <w:pStyle w:val="ListParagraph"/>
+        <w:numPr>
+          <w:ilvl w:val="0"/>
+          <w:numId w:val="2"/>
+        </w:numPr>
+        <w:spacing w:after="80"/>
+      </w:pPr>
+      <w:r>
+        <w:t xml:space="preserve">Lectura para CLT: el mercado digital es chico (US$116.5 millones) pero crece 11.5% al año, y el segmento que más crece es la impresión directa sobre prenda, donde compite la impresora híbrida.</w:t>
+      </w:r>
+    </w:p>
+    <w:p>
+      <w:pPr>
+        <w:pStyle w:val="ListParagraph"/>
+        <w:numPr>
+          <w:ilvl w:val="0"/>
+          <w:numId w:val="2"/>
+        </w:numPr>
+        <w:spacing w:after="80"/>
+      </w:pPr>
+      <w:r>
+        <w:t xml:space="preserve">Este dato mide solo impresión digital. La oportunidad de CLT es mayor porque la híbrida también reemplaza estaciones de serigrafía y vende química (siliconas y pastas) al mercado de serigrafía, que no entra en esta cifra.</w:t>
+      </w:r>
+    </w:p>
+    <w:p>
+      <w:pPr>
+        <w:pStyle w:val="ListParagraph"/>
+        <w:numPr>
+          <w:ilvl w:val="0"/>
+          <w:numId w:val="2"/>
+        </w:numPr>
+        <w:spacing w:after="80"/>
+      </w:pPr>
+      <w:r>
+        <w:t xml:space="preserve">Escenario: si CLT capta 5–10% del mercado digital en 2030, serían US$11–22 millones al año, en línea con el rango de equipos y consumibles estimado arriba.</w:t>
+      </w:r>
+    </w:p>
+    <w:p>
+      <w:pPr>
+        <w:pStyle w:val="ListParagraph"/>
+        <w:numPr>
+          <w:ilvl w:val="0"/>
+          <w:numId w:val="2"/>
+        </w:numPr>
+        <w:spacing w:after="80"/>
+      </w:pPr>
+      <w:r>
+        <w:t xml:space="preserve">El mercado de sublimación (US$468 millones en 2025) incluye papel, planchas, señalización y artículos promocionales; no es comparable con esta cifra.</w:t>
       </w:r>
     </w:p>
     <w:p>

--- a/propuesta-clt/Propuesta_Distribucion_CLT_Mexico_ES.docx
+++ b/propuesta-clt/Propuesta_Distribucion_CLT_Mexico_ES.docx
@@ -4761,7 +4761,7 @@
         <w:spacing w:after="80"/>
       </w:pPr>
       <w:r>
-        <w:t xml:space="preserve">Escenario: si CLT capta 5–10% del mercado digital en 2030, serían US$11–22 millones al año, en línea con el rango de equipos y consumibles estimado arriba.</w:t>
+        <w:t xml:space="preserve">Contraste con nuestra estimación: la proyección base (sección 14) vende ~US$0.4 millones en el año 1 y ~US$1.8 millones en el año 3 (equipos más consumibles), es decir, ~1% del mercado digital y ~3–4% de la parte de impresión sobre prenda (~26% del total). Con 30–90 líneas instaladas en 5 años, la venta anual llegaría a US$2–8 millones: 1–3.5% del mercado de 2030. Es una meta conservadora y alcanzable.</w:t>
       </w:r>
     </w:p>
     <w:p>
